--- a/src/main/resources/templates/docgen/4/4.-CONTRATO DE PRESTACIÓN DE SERVICIOS.docx
+++ b/src/main/resources/templates/docgen/4/4.-CONTRATO DE PRESTACIÓN DE SERVICIOS.docx
@@ -127,7 +127,48 @@
           <w:szCs w:val="21"/>
           <w:lang w:eastAsia="en-US"/>
         </w:rPr>
-        <w:t>, COMPARECIENDO POR UNA PARTE, LA SOCIEDAD DENOMINADA “MÉDICA LEBEN, S.C.” (EN LO SUCESIVO “</w:t>
+        <w:t xml:space="preserve">, COMPARECIENDO POR UNA PARTE, LA SOCIEDAD DENOMINADA “MÉDICA LEBEN, S.C.” (EN LO SUCESIVO </w:t>
+      </w:r>
+      <w:r>
+        <w:rPr>
+          <w:rFonts w:ascii="Avenir Book" w:hAnsi="Avenir Book"/>
+          <w:b/>
+          <w:bCs/>
+          <w:sz w:val="21"/>
+          <w:szCs w:val="21"/>
+        </w:rPr>
+        <w:t>“</w:t>
+      </w:r>
+      <w:r>
+        <w:rPr>
+          <w:rFonts w:ascii="Avenir Book" w:hAnsi="Avenir Book"/>
+          <w:b/>
+          <w:bCs/>
+          <w:sz w:val="21"/>
+          <w:szCs w:val="21"/>
+        </w:rPr>
+        <w:t>EL PRESTADOR DE SERVICIOS</w:t>
+      </w:r>
+      <w:r>
+        <w:rPr>
+          <w:rFonts w:ascii="Avenir Book" w:hAnsi="Avenir Book"/>
+          <w:b/>
+          <w:bCs/>
+          <w:sz w:val="21"/>
+          <w:szCs w:val="21"/>
+        </w:rPr>
+        <w:t>”</w:t>
+      </w:r>
+      <w:r>
+        <w:rPr>
+          <w:rFonts w:ascii="Avenir Book" w:eastAsia="Times New Roman" w:hAnsi="Avenir Book" w:cs="Times New Roman"/>
+          <w:b/>
+          <w:bCs/>
+          <w:sz w:val="21"/>
+          <w:szCs w:val="21"/>
+          <w:lang w:eastAsia="en-US"/>
+        </w:rPr>
+        <w:t>), REPRESENTADA EN ESTE ACTO POR LA C. MARTHA VERÓNICA BECERRA VALADEZ, Y POR OTRA PARTE POR SU PROPIO DERECHO EL C. LUIS ALFONSO CHALITA KAIM (A QUIEN EN LO SUCESIVO SE LE DENOMINARÁ COMO “</w:t>
       </w:r>
       <w:r>
         <w:rPr>
@@ -139,29 +180,6 @@
           <w:szCs w:val="21"/>
           <w:lang w:eastAsia="en-US"/>
         </w:rPr>
-        <w:t>{{EL_PRESTADOR_DE_SERVICIOS}}</w:t>
-      </w:r>
-      <w:r>
-        <w:rPr>
-          <w:rFonts w:ascii="Avenir Book" w:eastAsia="Times New Roman" w:hAnsi="Avenir Book" w:cs="Times New Roman"/>
-          <w:b/>
-          <w:bCs/>
-          <w:sz w:val="21"/>
-          <w:szCs w:val="21"/>
-          <w:lang w:eastAsia="en-US"/>
-        </w:rPr>
-        <w:t>”), REPRESENTADA EN ESTE ACTO POR LA C. MARTHA VERÓNICA BECERRA VALADEZ, Y POR OTRA PARTE POR SU PROPIO DERECHO EL C. LUIS ALFONSO CHALITA KAIM (A QUIEN EN LO SUCESIVO SE LE DENOMINARÁ COMO “</w:t>
-      </w:r>
-      <w:r>
-        <w:rPr>
-          <w:rFonts w:ascii="Avenir Book" w:eastAsia="Times New Roman" w:hAnsi="Avenir Book" w:cs="Times New Roman"/>
-          <w:b/>
-          <w:bCs/>
-          <w:color w:val="FF0000"/>
-          <w:sz w:val="21"/>
-          <w:szCs w:val="21"/>
-          <w:lang w:eastAsia="en-US"/>
-        </w:rPr>
         <w:t>{{EL_CLIENTE}}</w:t>
       </w:r>
       <w:r>
@@ -275,92 +293,11 @@
       <w:r>
         <w:rPr>
           <w:rFonts w:ascii="Avenir Book" w:eastAsia="Times New Roman" w:hAnsi="Avenir Book" w:cs="Times New Roman"/>
-          <w:color w:val="FF0000"/>
-          <w:sz w:val="21"/>
-          <w:szCs w:val="21"/>
-          <w:lang w:eastAsia="en-US"/>
-        </w:rPr>
-        <w:t>{{</w:t>
-      </w:r>
-      <w:r>
-        <w:rPr>
-          <w:rFonts w:ascii="Avenir Book" w:eastAsia="Times New Roman" w:hAnsi="Avenir Book" w:cs="Times New Roman"/>
-          <w:color w:val="FF0000"/>
-          <w:sz w:val="21"/>
-          <w:szCs w:val="21"/>
-          <w:lang w:eastAsia="en-US"/>
-        </w:rPr>
-        <w:t>EL</w:t>
-      </w:r>
-      <w:r>
-        <w:rPr>
-          <w:rFonts w:ascii="Avenir Book" w:eastAsia="Times New Roman" w:hAnsi="Avenir Book" w:cs="Times New Roman"/>
-          <w:color w:val="FF0000"/>
-          <w:sz w:val="21"/>
-          <w:szCs w:val="21"/>
-          <w:lang w:eastAsia="en-US"/>
-        </w:rPr>
-        <w:t>_</w:t>
-      </w:r>
-      <w:r>
-        <w:rPr>
-          <w:rFonts w:ascii="Avenir Book" w:eastAsia="Times New Roman" w:hAnsi="Avenir Book" w:cs="Times New Roman"/>
-          <w:color w:val="FF0000"/>
-          <w:sz w:val="21"/>
-          <w:szCs w:val="21"/>
-          <w:lang w:eastAsia="en-US"/>
-        </w:rPr>
-        <w:t>PRESTADOR</w:t>
-      </w:r>
-      <w:r>
-        <w:rPr>
-          <w:rFonts w:ascii="Avenir Book" w:eastAsia="Times New Roman" w:hAnsi="Avenir Book" w:cs="Times New Roman"/>
-          <w:color w:val="FF0000"/>
-          <w:sz w:val="21"/>
-          <w:szCs w:val="21"/>
-          <w:lang w:eastAsia="en-US"/>
-        </w:rPr>
-        <w:t>_</w:t>
-      </w:r>
-      <w:r>
-        <w:rPr>
-          <w:rFonts w:ascii="Avenir Book" w:eastAsia="Times New Roman" w:hAnsi="Avenir Book" w:cs="Times New Roman"/>
-          <w:color w:val="FF0000"/>
-          <w:sz w:val="21"/>
-          <w:szCs w:val="21"/>
-          <w:lang w:eastAsia="en-US"/>
-        </w:rPr>
-        <w:t>DE</w:t>
-      </w:r>
-      <w:r>
-        <w:rPr>
-          <w:rFonts w:ascii="Avenir Book" w:eastAsia="Times New Roman" w:hAnsi="Avenir Book" w:cs="Times New Roman"/>
-          <w:color w:val="FF0000"/>
-          <w:sz w:val="21"/>
-          <w:szCs w:val="21"/>
-          <w:lang w:eastAsia="en-US"/>
-        </w:rPr>
-        <w:t>_</w:t>
-      </w:r>
-      <w:r>
-        <w:rPr>
-          <w:rFonts w:ascii="Avenir Book" w:eastAsia="Times New Roman" w:hAnsi="Avenir Book" w:cs="Times New Roman"/>
-          <w:color w:val="FF0000"/>
-          <w:sz w:val="21"/>
-          <w:szCs w:val="21"/>
-          <w:lang w:eastAsia="en-US"/>
-        </w:rPr>
-        <w:t>SERVICIOS</w:t>
-      </w:r>
-      <w:r>
-        <w:rPr>
-          <w:rFonts w:ascii="Avenir Book" w:eastAsia="Times New Roman" w:hAnsi="Avenir Book" w:cs="Times New Roman"/>
-          <w:color w:val="FF0000"/>
-          <w:sz w:val="21"/>
-          <w:szCs w:val="21"/>
-          <w:lang w:eastAsia="en-US"/>
-        </w:rPr>
-        <w:t>}}</w:t>
+          <w:sz w:val="21"/>
+          <w:szCs w:val="21"/>
+          <w:lang w:eastAsia="en-US"/>
+        </w:rPr>
+        <w:t>EL PRESTADOR DE SERVICIOS</w:t>
       </w:r>
       <w:r>
         <w:rPr>
@@ -393,6 +330,7 @@
     <w:p>
       <w:pPr>
         <w:spacing w:after="0" w:line="240" w:lineRule="auto"/>
+        <w:ind w:left="708" w:hanging="708"/>
         <w:jc w:val="both"/>
         <w:rPr>
           <w:rFonts w:ascii="Avenir Book" w:eastAsia="Times New Roman" w:hAnsi="Avenir Book" w:cs="Times New Roman"/>
@@ -860,12 +798,11 @@
       <w:r>
         <w:rPr>
           <w:rFonts w:ascii="Avenir Book" w:eastAsia="Times New Roman" w:hAnsi="Avenir Book" w:cs="Times New Roman"/>
-          <w:color w:val="FF0000"/>
-          <w:sz w:val="21"/>
-          <w:szCs w:val="21"/>
-          <w:lang w:eastAsia="en-US"/>
-        </w:rPr>
-        <w:t>{{EL_PRESTADOR_DE_SERVICIOS}}</w:t>
+          <w:sz w:val="21"/>
+          <w:szCs w:val="21"/>
+          <w:lang w:eastAsia="en-US"/>
+        </w:rPr>
+        <w:t>EL PRESTADOR DE SERVICIOS</w:t>
       </w:r>
       <w:r>
         <w:rPr>
@@ -916,12 +853,11 @@
       <w:r>
         <w:rPr>
           <w:rFonts w:ascii="Avenir Book" w:eastAsia="Times New Roman" w:hAnsi="Avenir Book" w:cs="Times New Roman"/>
-          <w:color w:val="FF0000"/>
-          <w:sz w:val="21"/>
-          <w:szCs w:val="21"/>
-          <w:lang w:eastAsia="en-US"/>
-        </w:rPr>
-        <w:t>{{EL_PRESTADOR_DE_SERVICIOS}}</w:t>
+          <w:sz w:val="21"/>
+          <w:szCs w:val="21"/>
+          <w:lang w:eastAsia="en-US"/>
+        </w:rPr>
+        <w:t>EL PRESTADOR DE SERVICIOS</w:t>
       </w:r>
       <w:r>
         <w:rPr>
@@ -1279,21 +1215,99 @@
       <w:r>
         <w:rPr>
           <w:rFonts w:ascii="Avenir Book" w:eastAsia="Times New Roman" w:hAnsi="Avenir Book" w:cs="Times New Roman"/>
+          <w:sz w:val="21"/>
+          <w:szCs w:val="21"/>
+          <w:lang w:eastAsia="en-US"/>
+        </w:rPr>
+        <w:t>EL PRESTADOR DE SERVICIOS</w:t>
+      </w:r>
+      <w:r>
+        <w:rPr>
+          <w:rFonts w:ascii="Avenir Book" w:eastAsia="Times New Roman" w:hAnsi="Avenir Book" w:cs="Times New Roman"/>
+          <w:sz w:val="21"/>
+          <w:szCs w:val="21"/>
+          <w:lang w:eastAsia="en-US"/>
+        </w:rPr>
+        <w:t>” se obliga a prestar en favor d</w:t>
+      </w:r>
+      <w:r>
+        <w:rPr>
+          <w:rFonts w:ascii="Avenir Book" w:eastAsia="Times New Roman" w:hAnsi="Avenir Book" w:cs="Times New Roman"/>
+          <w:sz w:val="21"/>
+          <w:szCs w:val="21"/>
+          <w:lang w:eastAsia="en-US"/>
+        </w:rPr>
+        <w:t xml:space="preserve">e </w:t>
+      </w:r>
+      <w:r>
+        <w:rPr>
+          <w:rFonts w:ascii="Avenir Book" w:eastAsia="Times New Roman" w:hAnsi="Avenir Book" w:cs="Times New Roman"/>
           <w:color w:val="FF0000"/>
           <w:sz w:val="21"/>
           <w:szCs w:val="21"/>
           <w:lang w:eastAsia="en-US"/>
         </w:rPr>
-        <w:t>{{EL_PRESTADOR_DE_SERVICIOS}}</w:t>
-      </w:r>
-      <w:r>
-        <w:rPr>
-          <w:rFonts w:ascii="Avenir Book" w:eastAsia="Times New Roman" w:hAnsi="Avenir Book" w:cs="Times New Roman"/>
-          <w:sz w:val="21"/>
-          <w:szCs w:val="21"/>
-          <w:lang w:eastAsia="en-US"/>
-        </w:rPr>
-        <w:t>” se obliga a prestar en favor d</w:t>
+        <w:t>{{EL_CLIENTE}}</w:t>
+      </w:r>
+      <w:r>
+        <w:rPr>
+          <w:rFonts w:ascii="Avenir Book" w:eastAsia="Times New Roman" w:hAnsi="Avenir Book" w:cs="Times New Roman"/>
+          <w:sz w:val="21"/>
+          <w:szCs w:val="21"/>
+          <w:lang w:eastAsia="en-US"/>
+        </w:rPr>
+        <w:t xml:space="preserve"> los servicios profesionales que a continuación se señalan en los términos y condiciones que se detallan a continuación: </w:t>
+      </w:r>
+    </w:p>
+    <w:p>
+      <w:pPr>
+        <w:spacing w:after="0" w:line="240" w:lineRule="auto"/>
+        <w:jc w:val="both"/>
+        <w:rPr>
+          <w:rFonts w:ascii="Avenir Book" w:eastAsia="Times New Roman" w:hAnsi="Avenir Book" w:cs="Times New Roman"/>
+          <w:sz w:val="21"/>
+          <w:szCs w:val="21"/>
+          <w:lang w:eastAsia="en-US"/>
+        </w:rPr>
+      </w:pPr>
+    </w:p>
+    <w:p>
+      <w:pPr>
+        <w:spacing w:after="0" w:line="240" w:lineRule="auto"/>
+        <w:jc w:val="both"/>
+        <w:rPr>
+          <w:rFonts w:ascii="Avenir Book" w:eastAsia="Times New Roman" w:hAnsi="Avenir Book" w:cs="Times New Roman"/>
+          <w:sz w:val="21"/>
+          <w:szCs w:val="21"/>
+          <w:lang w:eastAsia="en-US"/>
+        </w:rPr>
+      </w:pPr>
+      <w:r>
+        <w:rPr>
+          <w:rFonts w:ascii="Avenir Book" w:eastAsia="Times New Roman" w:hAnsi="Avenir Book" w:cs="Times New Roman"/>
+          <w:sz w:val="21"/>
+          <w:szCs w:val="21"/>
+          <w:lang w:eastAsia="en-US"/>
+        </w:rPr>
+        <w:t>Como parte inicial de los servicios, "</w:t>
+      </w:r>
+      <w:r>
+        <w:rPr>
+          <w:rFonts w:ascii="Avenir Book" w:eastAsia="Times New Roman" w:hAnsi="Avenir Book" w:cs="Times New Roman"/>
+          <w:sz w:val="21"/>
+          <w:szCs w:val="21"/>
+          <w:lang w:eastAsia="en-US"/>
+        </w:rPr>
+        <w:t>EL PRESTADOR DE SERVICIOS</w:t>
+      </w:r>
+      <w:r>
+        <w:rPr>
+          <w:rFonts w:ascii="Avenir Book" w:eastAsia="Times New Roman" w:hAnsi="Avenir Book" w:cs="Times New Roman"/>
+          <w:sz w:val="21"/>
+          <w:szCs w:val="21"/>
+          <w:lang w:eastAsia="en-US"/>
+        </w:rPr>
+        <w:t>" llevará a cabo una evaluación exhaustiva, utilizando la información proporcionada por "</w:t>
       </w:r>
       <w:r>
         <w:rPr>
@@ -1312,40 +1326,7 @@
           <w:szCs w:val="21"/>
           <w:lang w:eastAsia="en-US"/>
         </w:rPr>
-        <w:t xml:space="preserve"> los servicios profesionales que a continuación se señalan en los términos y condiciones que se detallan a continuación: </w:t>
-      </w:r>
-    </w:p>
-    <w:p>
-      <w:pPr>
-        <w:spacing w:after="0" w:line="240" w:lineRule="auto"/>
-        <w:jc w:val="both"/>
-        <w:rPr>
-          <w:rFonts w:ascii="Avenir Book" w:eastAsia="Times New Roman" w:hAnsi="Avenir Book" w:cs="Times New Roman"/>
-          <w:sz w:val="21"/>
-          <w:szCs w:val="21"/>
-          <w:lang w:eastAsia="en-US"/>
-        </w:rPr>
-      </w:pPr>
-    </w:p>
-    <w:p>
-      <w:pPr>
-        <w:spacing w:after="0" w:line="240" w:lineRule="auto"/>
-        <w:jc w:val="both"/>
-        <w:rPr>
-          <w:rFonts w:ascii="Avenir Book" w:eastAsia="Times New Roman" w:hAnsi="Avenir Book" w:cs="Times New Roman"/>
-          <w:sz w:val="21"/>
-          <w:szCs w:val="21"/>
-          <w:lang w:eastAsia="en-US"/>
-        </w:rPr>
-      </w:pPr>
-      <w:r>
-        <w:rPr>
-          <w:rFonts w:ascii="Avenir Book" w:eastAsia="Times New Roman" w:hAnsi="Avenir Book" w:cs="Times New Roman"/>
-          <w:sz w:val="21"/>
-          <w:szCs w:val="21"/>
-          <w:lang w:eastAsia="en-US"/>
-        </w:rPr>
-        <w:t>Como parte inicial de los servicios, "</w:t>
+        <w:t>" con el objetivo primordial de determinar el nivel de cumplimiento de "</w:t>
       </w:r>
       <w:r>
         <w:rPr>
@@ -1355,16 +1336,67 @@
           <w:szCs w:val="21"/>
           <w:lang w:eastAsia="en-US"/>
         </w:rPr>
-        <w:t>{{EL_PRESTADOR_DE_SERVICIOS}}</w:t>
-      </w:r>
-      <w:r>
-        <w:rPr>
-          <w:rFonts w:ascii="Avenir Book" w:eastAsia="Times New Roman" w:hAnsi="Avenir Book" w:cs="Times New Roman"/>
-          <w:sz w:val="21"/>
-          <w:szCs w:val="21"/>
-          <w:lang w:eastAsia="en-US"/>
-        </w:rPr>
-        <w:t>" llevará a cabo una evaluación exhaustiva, utilizando la información proporcionada por "</w:t>
+        <w:t>{{EL_CLIENTE}}</w:t>
+      </w:r>
+      <w:r>
+        <w:rPr>
+          <w:rFonts w:ascii="Avenir Book" w:eastAsia="Times New Roman" w:hAnsi="Avenir Book" w:cs="Times New Roman"/>
+          <w:sz w:val="21"/>
+          <w:szCs w:val="21"/>
+          <w:lang w:eastAsia="en-US"/>
+        </w:rPr>
+        <w:t>" respecto de las 10 Normas Oficiales Mexicanas emitidas por la Secretaría del Trabajo y Previsión Social en materia de Salud en el Trabajo. Dichas normativas abordan aspectos relacionados con la exposición de los trabajadores a agentes químicos, ruido, radiación ionizante, radiación no ionizante, presiones ambientales anormales, condiciones térmicas elevadas o abatidas, vibraciones, iluminación, riesgo psicosocial y riesgo ergonómico las cuales son NOM-010-STPS-2014, NOM-011-STPS-2001, NOM-012-STPS-2012, NOM-013-STPS-1993, NOM-014-STPS-2000, NOM-015-STPS-2001, NOM-024-STPS-2001, NOM-025-STPS-2008, NOM-035-STPS-2018, NOM-036-STPS-2018.</w:t>
+      </w:r>
+    </w:p>
+    <w:p>
+      <w:pPr>
+        <w:spacing w:after="0" w:line="240" w:lineRule="auto"/>
+        <w:jc w:val="both"/>
+        <w:rPr>
+          <w:rFonts w:ascii="Avenir Book" w:eastAsia="Times New Roman" w:hAnsi="Avenir Book" w:cs="Times New Roman"/>
+          <w:sz w:val="21"/>
+          <w:szCs w:val="21"/>
+          <w:lang w:eastAsia="en-US"/>
+        </w:rPr>
+      </w:pPr>
+    </w:p>
+    <w:p>
+      <w:pPr>
+        <w:spacing w:after="0" w:line="240" w:lineRule="auto"/>
+        <w:jc w:val="both"/>
+        <w:rPr>
+          <w:rFonts w:ascii="Avenir Book" w:eastAsia="Times New Roman" w:hAnsi="Avenir Book" w:cs="Times New Roman"/>
+          <w:sz w:val="21"/>
+          <w:szCs w:val="21"/>
+          <w:lang w:eastAsia="en-US"/>
+        </w:rPr>
+      </w:pPr>
+      <w:r>
+        <w:rPr>
+          <w:rFonts w:ascii="Avenir Book" w:eastAsia="Times New Roman" w:hAnsi="Avenir Book" w:cs="Times New Roman"/>
+          <w:sz w:val="21"/>
+          <w:szCs w:val="21"/>
+          <w:lang w:eastAsia="en-US"/>
+        </w:rPr>
+        <w:t>Durante este proceso de evaluación, "</w:t>
+      </w:r>
+      <w:r>
+        <w:rPr>
+          <w:rFonts w:ascii="Avenir Book" w:eastAsia="Times New Roman" w:hAnsi="Avenir Book" w:cs="Times New Roman"/>
+          <w:sz w:val="21"/>
+          <w:szCs w:val="21"/>
+          <w:lang w:eastAsia="en-US"/>
+        </w:rPr>
+        <w:t>EL PRESTADOR DE SERVICIOS</w:t>
+      </w:r>
+      <w:r>
+        <w:rPr>
+          <w:rFonts w:ascii="Avenir Book" w:eastAsia="Times New Roman" w:hAnsi="Avenir Book" w:cs="Times New Roman"/>
+          <w:sz w:val="21"/>
+          <w:szCs w:val="21"/>
+          <w:lang w:eastAsia="en-US"/>
+        </w:rPr>
+        <w:t>" utilizará los elementos proporcionados por "</w:t>
       </w:r>
       <w:r>
         <w:rPr>
@@ -1383,7 +1415,7 @@
           <w:szCs w:val="21"/>
           <w:lang w:eastAsia="en-US"/>
         </w:rPr>
-        <w:t>" con el objetivo primordial de determinar el nivel de cumplimiento de "</w:t>
+        <w:t>" los cuales se establecen la cláusula tercera del presente Contrato, para realizar un análisis detallado que permita la identificación del grado de cumplimiento de cada norma de salud. Además, se proporcionará una visión integral del nivel de exposición de los trabajadores de "</w:t>
       </w:r>
       <w:r>
         <w:rPr>
@@ -1402,40 +1434,25 @@
           <w:szCs w:val="21"/>
           <w:lang w:eastAsia="en-US"/>
         </w:rPr>
-        <w:t>" respecto de las 10 Normas Oficiales Mexicanas emitidas por la Secretaría del Trabajo y Previsión Social en materia de Salud en el Trabajo. Dichas normativas abordan aspectos relacionados con la exposición de los trabajadores a agentes químicos, ruido, radiación ionizante, radiación no ionizante, presiones ambientales anormales, condiciones térmicas elevadas o abatidas, vibraciones, iluminación, riesgo psicosocial y riesgo ergonómico las cuales son NOM-010-STPS-2014, NOM-011-STPS-2001, NOM-012-STPS-2012, NOM-013-STPS-1993, NOM-014-STPS-2000, NOM-015-STPS-2001, NOM-024-STPS-2001, NOM-025-STPS-2008, NOM-035-STPS-2018, NOM-036-STPS-2018.</w:t>
-      </w:r>
-    </w:p>
-    <w:p>
-      <w:pPr>
-        <w:spacing w:after="0" w:line="240" w:lineRule="auto"/>
-        <w:jc w:val="both"/>
-        <w:rPr>
-          <w:rFonts w:ascii="Avenir Book" w:eastAsia="Times New Roman" w:hAnsi="Avenir Book" w:cs="Times New Roman"/>
-          <w:sz w:val="21"/>
-          <w:szCs w:val="21"/>
-          <w:lang w:eastAsia="en-US"/>
-        </w:rPr>
-      </w:pPr>
-    </w:p>
-    <w:p>
-      <w:pPr>
-        <w:spacing w:after="0" w:line="240" w:lineRule="auto"/>
-        <w:jc w:val="both"/>
-        <w:rPr>
-          <w:rFonts w:ascii="Avenir Book" w:eastAsia="Times New Roman" w:hAnsi="Avenir Book" w:cs="Times New Roman"/>
-          <w:sz w:val="21"/>
-          <w:szCs w:val="21"/>
-          <w:lang w:eastAsia="en-US"/>
-        </w:rPr>
-      </w:pPr>
-      <w:r>
-        <w:rPr>
-          <w:rFonts w:ascii="Avenir Book" w:eastAsia="Times New Roman" w:hAnsi="Avenir Book" w:cs="Times New Roman"/>
-          <w:sz w:val="21"/>
-          <w:szCs w:val="21"/>
-          <w:lang w:eastAsia="en-US"/>
-        </w:rPr>
-        <w:t>Durante este proceso de evaluación, "</w:t>
+        <w:t>" a los diferentes riesgos laborales mencionados. Es fundamental destacar que, aunque "</w:t>
+      </w:r>
+      <w:r>
+        <w:rPr>
+          <w:rFonts w:ascii="Avenir Book" w:eastAsia="Times New Roman" w:hAnsi="Avenir Book" w:cs="Times New Roman"/>
+          <w:sz w:val="21"/>
+          <w:szCs w:val="21"/>
+          <w:lang w:eastAsia="en-US"/>
+        </w:rPr>
+        <w:t>EL PRESTADOR DE SERVICIOS</w:t>
+      </w:r>
+      <w:r>
+        <w:rPr>
+          <w:rFonts w:ascii="Avenir Book" w:eastAsia="Times New Roman" w:hAnsi="Avenir Book" w:cs="Times New Roman"/>
+          <w:sz w:val="21"/>
+          <w:szCs w:val="21"/>
+          <w:lang w:eastAsia="en-US"/>
+        </w:rPr>
+        <w:t>" colabora activamente en este proceso, la responsabilidad última del cumplimiento normativo recae en "</w:t>
       </w:r>
       <w:r>
         <w:rPr>
@@ -1445,16 +1462,49 @@
           <w:szCs w:val="21"/>
           <w:lang w:eastAsia="en-US"/>
         </w:rPr>
-        <w:t>{{EL_PRESTADOR_DE_SERVICIOS}}</w:t>
-      </w:r>
-      <w:r>
-        <w:rPr>
-          <w:rFonts w:ascii="Avenir Book" w:eastAsia="Times New Roman" w:hAnsi="Avenir Book" w:cs="Times New Roman"/>
-          <w:sz w:val="21"/>
-          <w:szCs w:val="21"/>
-          <w:lang w:eastAsia="en-US"/>
-        </w:rPr>
-        <w:t>" utilizará los elementos proporcionados por "</w:t>
+        <w:t>{{EL_CLIENTE}}</w:t>
+      </w:r>
+      <w:r>
+        <w:rPr>
+          <w:rFonts w:ascii="Avenir Book" w:eastAsia="Times New Roman" w:hAnsi="Avenir Book" w:cs="Times New Roman"/>
+          <w:sz w:val="21"/>
+          <w:szCs w:val="21"/>
+          <w:lang w:eastAsia="en-US"/>
+        </w:rPr>
+        <w:t>".</w:t>
+      </w:r>
+    </w:p>
+    <w:p>
+      <w:pPr>
+        <w:spacing w:after="0" w:line="240" w:lineRule="auto"/>
+        <w:jc w:val="both"/>
+        <w:rPr>
+          <w:rFonts w:ascii="Avenir Book" w:eastAsia="Times New Roman" w:hAnsi="Avenir Book" w:cs="Times New Roman"/>
+          <w:sz w:val="21"/>
+          <w:szCs w:val="21"/>
+          <w:lang w:eastAsia="en-US"/>
+        </w:rPr>
+      </w:pPr>
+    </w:p>
+    <w:p>
+      <w:pPr>
+        <w:spacing w:after="0" w:line="240" w:lineRule="auto"/>
+        <w:jc w:val="both"/>
+        <w:rPr>
+          <w:rFonts w:ascii="Avenir Book" w:eastAsia="Times New Roman" w:hAnsi="Avenir Book" w:cs="Times New Roman"/>
+          <w:sz w:val="21"/>
+          <w:szCs w:val="21"/>
+          <w:lang w:eastAsia="en-US"/>
+        </w:rPr>
+      </w:pPr>
+      <w:r>
+        <w:rPr>
+          <w:rFonts w:ascii="Avenir Book" w:eastAsia="Times New Roman" w:hAnsi="Avenir Book" w:cs="Times New Roman"/>
+          <w:sz w:val="21"/>
+          <w:szCs w:val="21"/>
+          <w:lang w:eastAsia="en-US"/>
+        </w:rPr>
+        <w:t>La información resultante de esta evaluación será utilizada para la elaboración de un dictamen. Este dictamen incluirá el grado de cumplimiento, las posibles enfermedades a las que los trabajadores de “</w:t>
       </w:r>
       <w:r>
         <w:rPr>
@@ -1473,7 +1523,77 @@
           <w:szCs w:val="21"/>
           <w:lang w:eastAsia="en-US"/>
         </w:rPr>
-        <w:t>" los cuales se establecen la cláusula tercera del presente Contrato, para realizar un análisis detallado que permita la identificación del grado de cumplimiento de cada norma de salud. Además, se proporcionará una visión integral del nivel de exposición de los trabajadores de "</w:t>
+        <w:t xml:space="preserve">” podrían estar </w:t>
+      </w:r>
+      <w:r>
+        <w:rPr>
+          <w:rFonts w:ascii="Avenir Book" w:eastAsia="Times New Roman" w:hAnsi="Avenir Book" w:cs="Times New Roman"/>
+          <w:sz w:val="21"/>
+          <w:szCs w:val="21"/>
+          <w:lang w:eastAsia="en-US"/>
+        </w:rPr>
+        <w:lastRenderedPageBreak/>
+        <w:t>expuestos debido a diversos riesgos laborales, así como una propuesta de indemnización convencional. Este conjunto de documentos constituirá una carpeta de dictamen que integrará la información proveniente de la dictaminación, la inspección física, la evaluación médica y la evaluación actuarial.</w:t>
+      </w:r>
+    </w:p>
+    <w:p>
+      <w:pPr>
+        <w:spacing w:after="0" w:line="240" w:lineRule="auto"/>
+        <w:jc w:val="both"/>
+        <w:rPr>
+          <w:rFonts w:ascii="Avenir Book" w:eastAsia="Times New Roman" w:hAnsi="Avenir Book" w:cs="Times New Roman"/>
+          <w:sz w:val="21"/>
+          <w:szCs w:val="21"/>
+          <w:lang w:eastAsia="en-US"/>
+        </w:rPr>
+      </w:pPr>
+    </w:p>
+    <w:p>
+      <w:pPr>
+        <w:spacing w:after="0" w:line="240" w:lineRule="auto"/>
+        <w:jc w:val="both"/>
+        <w:rPr>
+          <w:rFonts w:ascii="Avenir Book" w:eastAsia="Times New Roman" w:hAnsi="Avenir Book" w:cs="Times New Roman"/>
+          <w:sz w:val="21"/>
+          <w:szCs w:val="21"/>
+          <w:lang w:eastAsia="en-US"/>
+        </w:rPr>
+      </w:pPr>
+      <w:r>
+        <w:rPr>
+          <w:rFonts w:ascii="Avenir Book" w:eastAsia="Times New Roman" w:hAnsi="Avenir Book" w:cs="Times New Roman"/>
+          <w:sz w:val="21"/>
+          <w:szCs w:val="21"/>
+          <w:lang w:val="es-ES" w:eastAsia="en-US"/>
+        </w:rPr>
+        <w:t>Cabe destacar que la obtención de esta carpeta de dictamen no implica que "</w:t>
+      </w:r>
+      <w:r>
+        <w:rPr>
+          <w:rFonts w:ascii="Avenir Book" w:eastAsia="Times New Roman" w:hAnsi="Avenir Book" w:cs="Times New Roman"/>
+          <w:sz w:val="21"/>
+          <w:szCs w:val="21"/>
+          <w:lang w:val="es-ES" w:eastAsia="en-US"/>
+        </w:rPr>
+        <w:t>EL PRESTADOR DE SERVICIOS</w:t>
+      </w:r>
+      <w:r>
+        <w:rPr>
+          <w:rFonts w:ascii="Avenir Book" w:eastAsia="Times New Roman" w:hAnsi="Avenir Book" w:cs="Times New Roman"/>
+          <w:sz w:val="21"/>
+          <w:szCs w:val="21"/>
+          <w:lang w:val="es-ES" w:eastAsia="en-US"/>
+        </w:rPr>
+        <w:t>" asuma responsabilidad solidaria por el nivel de cumplimiento determinado frente autoridades particulares.</w:t>
+      </w:r>
+      <w:r>
+        <w:rPr>
+          <w:rFonts w:ascii="Avenir Book" w:eastAsia="Times New Roman" w:hAnsi="Avenir Book" w:cs="Times New Roman"/>
+          <w:sz w:val="21"/>
+          <w:szCs w:val="21"/>
+          <w:lang w:eastAsia="en-US"/>
+        </w:rPr>
+        <w:t>El objetivo principal de esta evaluación consiste en identificar y cuantificar el grado de exposición de los trabajadores de "</w:t>
       </w:r>
       <w:r>
         <w:rPr>
@@ -1492,7 +1612,73 @@
           <w:szCs w:val="21"/>
           <w:lang w:eastAsia="en-US"/>
         </w:rPr>
-        <w:t>" a los diferentes riesgos laborales mencionados. Es fundamental destacar que, aunque "</w:t>
+        <w:t>" a diversos riesgos laborales, considerando las especificaciones detalladas en las 10 NOMs emitidas por la Secretaría del Trabajo y Previsión Social en materia de Salud en el Trabajo</w:t>
+      </w:r>
+    </w:p>
+    <w:p>
+      <w:pPr>
+        <w:spacing w:after="0" w:line="240" w:lineRule="auto"/>
+        <w:jc w:val="both"/>
+        <w:rPr>
+          <w:rFonts w:ascii="Avenir Book" w:eastAsia="Times New Roman" w:hAnsi="Avenir Book" w:cs="Times New Roman"/>
+          <w:sz w:val="21"/>
+          <w:szCs w:val="21"/>
+          <w:lang w:eastAsia="en-US"/>
+        </w:rPr>
+      </w:pPr>
+    </w:p>
+    <w:p>
+      <w:pPr>
+        <w:spacing w:after="0" w:line="240" w:lineRule="auto"/>
+        <w:jc w:val="both"/>
+        <w:rPr>
+          <w:rFonts w:ascii="Avenir Book" w:eastAsia="Times New Roman" w:hAnsi="Avenir Book" w:cs="Times New Roman"/>
+          <w:sz w:val="21"/>
+          <w:szCs w:val="21"/>
+          <w:lang w:eastAsia="en-US"/>
+        </w:rPr>
+      </w:pPr>
+      <w:r>
+        <w:rPr>
+          <w:rFonts w:ascii="Avenir Book" w:eastAsia="Times New Roman" w:hAnsi="Avenir Book" w:cs="Times New Roman"/>
+          <w:sz w:val="21"/>
+          <w:szCs w:val="21"/>
+          <w:lang w:eastAsia="en-US"/>
+        </w:rPr>
+        <w:t>La evaluación se centra específicamente en la identificación del nivel de exposición a enfermedades laborales y riesgos de accidentes a los que los trabajadores puedan ser objeto. Esta identificación se realizará en concordancia con los lineamientos establecidos en las 10 diez NOMs de salud correspondientes.</w:t>
+      </w:r>
+    </w:p>
+    <w:p>
+      <w:pPr>
+        <w:spacing w:after="0" w:line="240" w:lineRule="auto"/>
+        <w:jc w:val="both"/>
+        <w:rPr>
+          <w:rFonts w:ascii="Avenir Book" w:eastAsia="Times New Roman" w:hAnsi="Avenir Book" w:cs="Times New Roman"/>
+          <w:sz w:val="21"/>
+          <w:szCs w:val="21"/>
+          <w:lang w:eastAsia="en-US"/>
+        </w:rPr>
+      </w:pPr>
+    </w:p>
+    <w:p>
+      <w:pPr>
+        <w:spacing w:after="0" w:line="240" w:lineRule="auto"/>
+        <w:jc w:val="both"/>
+        <w:rPr>
+          <w:rFonts w:ascii="Avenir Book" w:eastAsia="Times New Roman" w:hAnsi="Avenir Book" w:cs="Times New Roman"/>
+          <w:sz w:val="21"/>
+          <w:szCs w:val="21"/>
+          <w:lang w:eastAsia="en-US"/>
+        </w:rPr>
+      </w:pPr>
+      <w:r>
+        <w:rPr>
+          <w:rFonts w:ascii="Avenir Book" w:eastAsia="Times New Roman" w:hAnsi="Avenir Book" w:cs="Times New Roman"/>
+          <w:sz w:val="21"/>
+          <w:szCs w:val="21"/>
+          <w:lang w:eastAsia="en-US"/>
+        </w:rPr>
+        <w:t>Con esto, se busca que “</w:t>
       </w:r>
       <w:r>
         <w:rPr>
@@ -1502,16 +1688,85 @@
           <w:szCs w:val="21"/>
           <w:lang w:eastAsia="en-US"/>
         </w:rPr>
-        <w:t>{{EL_PRESTADOR_DE_SERVICIOS}}</w:t>
-      </w:r>
-      <w:r>
-        <w:rPr>
-          <w:rFonts w:ascii="Avenir Book" w:eastAsia="Times New Roman" w:hAnsi="Avenir Book" w:cs="Times New Roman"/>
-          <w:sz w:val="21"/>
-          <w:szCs w:val="21"/>
-          <w:lang w:eastAsia="en-US"/>
-        </w:rPr>
-        <w:t>" colabora activamente en este proceso, la responsabilidad última del cumplimiento normativo recae en "</w:t>
+        <w:t>{{EL_CLIENTE}}</w:t>
+      </w:r>
+      <w:r>
+        <w:rPr>
+          <w:rFonts w:ascii="Avenir Book" w:eastAsia="Times New Roman" w:hAnsi="Avenir Book" w:cs="Times New Roman"/>
+          <w:sz w:val="21"/>
+          <w:szCs w:val="21"/>
+          <w:lang w:eastAsia="en-US"/>
+        </w:rPr>
+        <w:t>” cuente con un apoyo legal para lograr el mejor cumplimiento posible respecto de sus obligaciones patronales que tiene a su cargo, contenidas en diversas legislaciones, como lo son la Constitución Política de los Estados Unidos Mexicanos, las Leyes Laborales y las Normas Oficiales Mexicanas que emita la Secretaría del Trabajo y Previsión Social en materia de salud en el trabajo, sin que se considere al “</w:t>
+      </w:r>
+      <w:r>
+        <w:rPr>
+          <w:rFonts w:ascii="Avenir Book" w:eastAsia="Times New Roman" w:hAnsi="Avenir Book" w:cs="Times New Roman"/>
+          <w:sz w:val="21"/>
+          <w:szCs w:val="21"/>
+          <w:lang w:eastAsia="en-US"/>
+        </w:rPr>
+        <w:t>EL PRESTADOR DE SERVICIOS</w:t>
+      </w:r>
+      <w:r>
+        <w:rPr>
+          <w:rFonts w:ascii="Avenir Book" w:eastAsia="Times New Roman" w:hAnsi="Avenir Book" w:cs="Times New Roman"/>
+          <w:sz w:val="21"/>
+          <w:szCs w:val="21"/>
+          <w:lang w:eastAsia="en-US"/>
+        </w:rPr>
+        <w:t>” responsable del cumplimiento frente a una inspección administrativa que verse sobre el cumplimiento de las siguientes: NOM-010-STPS-2014, NOM-011-STPS-2001, NOM-012-STPS-2012, NOM-013-STPS-1993 NOM-014-STPS-2000 NOM-015-STPS-2001 NOM-024-STPS-2001 NOM-025-STPS-2008 NOM-035-STPS-2018 NOM-036-STPS-2018, NOM-030-STPS-2009, El Reglamento Federal De Seguridad Y Salud En El Trabajo, La Ley Federal del Trabajo artículo 132 fracciones XVI y XVII y la Constitución Política de los Estados Unidos Mexicanos en el artículo 123 Apartado A, fracción XV.</w:t>
+      </w:r>
+    </w:p>
+    <w:p>
+      <w:pPr>
+        <w:spacing w:after="0" w:line="240" w:lineRule="auto"/>
+        <w:jc w:val="both"/>
+        <w:rPr>
+          <w:rFonts w:ascii="Avenir Book" w:eastAsia="Times New Roman" w:hAnsi="Avenir Book" w:cs="Times New Roman"/>
+          <w:sz w:val="21"/>
+          <w:szCs w:val="21"/>
+          <w:lang w:eastAsia="en-US"/>
+        </w:rPr>
+      </w:pPr>
+    </w:p>
+    <w:p>
+      <w:pPr>
+        <w:spacing w:after="0" w:line="240" w:lineRule="auto"/>
+        <w:jc w:val="both"/>
+        <w:rPr>
+          <w:rFonts w:ascii="Avenir Book" w:eastAsia="Times New Roman" w:hAnsi="Avenir Book" w:cs="Times New Roman"/>
+          <w:sz w:val="21"/>
+          <w:szCs w:val="21"/>
+          <w:lang w:eastAsia="en-US"/>
+        </w:rPr>
+      </w:pPr>
+      <w:r>
+        <w:rPr>
+          <w:rFonts w:ascii="Avenir Book" w:eastAsia="Times New Roman" w:hAnsi="Avenir Book" w:cs="Times New Roman"/>
+          <w:sz w:val="21"/>
+          <w:szCs w:val="21"/>
+          <w:lang w:eastAsia="en-US"/>
+        </w:rPr>
+        <w:t>“</w:t>
+      </w:r>
+      <w:r>
+        <w:rPr>
+          <w:rFonts w:ascii="Avenir Book" w:eastAsia="Times New Roman" w:hAnsi="Avenir Book" w:cs="Times New Roman"/>
+          <w:sz w:val="21"/>
+          <w:szCs w:val="21"/>
+          <w:lang w:eastAsia="en-US"/>
+        </w:rPr>
+        <w:t>EL PRESTADOR DE SERVICIOS</w:t>
+      </w:r>
+      <w:r>
+        <w:rPr>
+          <w:rFonts w:ascii="Avenir Book" w:eastAsia="Times New Roman" w:hAnsi="Avenir Book" w:cs="Times New Roman"/>
+          <w:sz w:val="21"/>
+          <w:szCs w:val="21"/>
+          <w:lang w:eastAsia="en-US"/>
+        </w:rPr>
+        <w:t>” colaborará estrechamente con “</w:t>
       </w:r>
       <w:r>
         <w:rPr>
@@ -1530,7 +1785,165 @@
           <w:szCs w:val="21"/>
           <w:lang w:eastAsia="en-US"/>
         </w:rPr>
-        <w:t>".</w:t>
+        <w:t>” en la evaluación del grado de cumplimiento de las normas de salud establecidas, las ya mencionadas. Este proceso incluirá la obtención del estado de salud de los trabajadores en relación con sus actividades laborales, el análisis del grado de cumplimiento derivado de la inspección física y la evaluación médica, que identificará posibles enfermedades que podrían afectar la salud de los empleados.</w:t>
+      </w:r>
+    </w:p>
+    <w:p>
+      <w:pPr>
+        <w:spacing w:after="0" w:line="240" w:lineRule="auto"/>
+        <w:jc w:val="both"/>
+        <w:rPr>
+          <w:rFonts w:ascii="Avenir Book" w:eastAsia="Times New Roman" w:hAnsi="Avenir Book" w:cs="Times New Roman"/>
+          <w:sz w:val="21"/>
+          <w:szCs w:val="21"/>
+          <w:lang w:eastAsia="en-US"/>
+        </w:rPr>
+      </w:pPr>
+    </w:p>
+    <w:p>
+      <w:pPr>
+        <w:spacing w:after="0" w:line="240" w:lineRule="auto"/>
+        <w:jc w:val="both"/>
+        <w:rPr>
+          <w:rFonts w:ascii="Avenir Book" w:eastAsia="Times New Roman" w:hAnsi="Avenir Book" w:cs="Times New Roman"/>
+          <w:sz w:val="21"/>
+          <w:szCs w:val="21"/>
+          <w:lang w:eastAsia="en-US"/>
+        </w:rPr>
+      </w:pPr>
+      <w:r>
+        <w:rPr>
+          <w:rFonts w:ascii="Avenir Book" w:eastAsia="Times New Roman" w:hAnsi="Avenir Book" w:cs="Times New Roman"/>
+          <w:sz w:val="21"/>
+          <w:szCs w:val="21"/>
+          <w:lang w:eastAsia="en-US"/>
+        </w:rPr>
+        <w:t>Para ello “</w:t>
+      </w:r>
+      <w:r>
+        <w:rPr>
+          <w:rFonts w:ascii="Avenir Book" w:eastAsia="Times New Roman" w:hAnsi="Avenir Book" w:cs="Times New Roman"/>
+          <w:color w:val="FF0000"/>
+          <w:sz w:val="21"/>
+          <w:szCs w:val="21"/>
+          <w:lang w:eastAsia="en-US"/>
+        </w:rPr>
+        <w:t>{{EL_CLIENTE}}</w:t>
+      </w:r>
+      <w:r>
+        <w:rPr>
+          <w:rFonts w:ascii="Avenir Book" w:eastAsia="Times New Roman" w:hAnsi="Avenir Book" w:cs="Times New Roman"/>
+          <w:sz w:val="21"/>
+          <w:szCs w:val="21"/>
+          <w:lang w:eastAsia="en-US"/>
+        </w:rPr>
+        <w:t>” se obliga a prestar las facilidades necesarias a “</w:t>
+      </w:r>
+      <w:r>
+        <w:rPr>
+          <w:rFonts w:ascii="Avenir Book" w:eastAsia="Times New Roman" w:hAnsi="Avenir Book" w:cs="Times New Roman"/>
+          <w:sz w:val="21"/>
+          <w:szCs w:val="21"/>
+          <w:lang w:eastAsia="en-US"/>
+        </w:rPr>
+        <w:t>EL PRESTADOR DE SERVICIOS</w:t>
+      </w:r>
+      <w:r>
+        <w:rPr>
+          <w:rFonts w:ascii="Avenir Book" w:eastAsia="Times New Roman" w:hAnsi="Avenir Book" w:cs="Times New Roman"/>
+          <w:sz w:val="21"/>
+          <w:szCs w:val="21"/>
+          <w:lang w:eastAsia="en-US"/>
+        </w:rPr>
+        <w:t>” a efectos de que pueda de manera enunciativa más no limitativa: realizar las entrevistas y cuestionarios: por lo que deberá proporcionar acceso a los empleados asignados por “</w:t>
+      </w:r>
+      <w:r>
+        <w:rPr>
+          <w:rFonts w:ascii="Avenir Book" w:eastAsia="Times New Roman" w:hAnsi="Avenir Book" w:cs="Times New Roman"/>
+          <w:sz w:val="21"/>
+          <w:szCs w:val="21"/>
+          <w:lang w:eastAsia="en-US"/>
+        </w:rPr>
+        <w:t>EL PRESTADOR DE SERVICIOS</w:t>
+      </w:r>
+      <w:r>
+        <w:rPr>
+          <w:rFonts w:ascii="Avenir Book" w:eastAsia="Times New Roman" w:hAnsi="Avenir Book" w:cs="Times New Roman"/>
+          <w:sz w:val="21"/>
+          <w:szCs w:val="21"/>
+          <w:lang w:eastAsia="en-US"/>
+        </w:rPr>
+        <w:t>” para llevar a cabo entrevistas y cuestionarios y Facilitar la comunicación para realizar entrevistas presenciales, digitales o mediante videoconferencia., realizar las inspecciones físicas que se requieran: permitiendo el acceso a las instalaciones y áreas de trabajo para llevar a cabo inspecciones físicas y colaborando con la recolección de evidencia (videos, grabación de audio, sonido, entre otros) para lograr la identificación de aspectos de riesgo relacionados con el entorno laboral, condiciones de trabajo, etc. y solicitar los documentos que considere pertinentes: como lo son el suministrar toda la documentación necesaria para respaldar la evaluación y el cumplimiento de las Normas Oficiales Mexicanas y proporcionar la información sobre los contratos del personal y los contratos colectivos con el sindicato lo anterior, a efectos de poder realizar dictámenes sobre cumplimiento y en su caso médicos para determinar si existe derecho de algún trabajador a recibir una compensación / indemnización derivado de lo previsto en las Normas Oficiales antes indicadas.</w:t>
+      </w:r>
+    </w:p>
+    <w:p>
+      <w:pPr>
+        <w:spacing w:after="0" w:line="240" w:lineRule="auto"/>
+        <w:jc w:val="both"/>
+        <w:rPr>
+          <w:rFonts w:ascii="Avenir Book" w:eastAsia="Times New Roman" w:hAnsi="Avenir Book" w:cs="Times New Roman"/>
+          <w:sz w:val="21"/>
+          <w:szCs w:val="21"/>
+          <w:lang w:eastAsia="en-US"/>
+        </w:rPr>
+      </w:pPr>
+    </w:p>
+    <w:p>
+      <w:pPr>
+        <w:spacing w:after="0" w:line="240" w:lineRule="auto"/>
+        <w:jc w:val="both"/>
+        <w:rPr>
+          <w:rFonts w:ascii="Avenir Book" w:eastAsia="Times New Roman" w:hAnsi="Avenir Book" w:cs="Times New Roman"/>
+          <w:sz w:val="21"/>
+          <w:szCs w:val="21"/>
+          <w:lang w:eastAsia="en-US"/>
+        </w:rPr>
+      </w:pPr>
+      <w:r>
+        <w:rPr>
+          <w:rFonts w:ascii="Avenir Book" w:eastAsia="Times New Roman" w:hAnsi="Avenir Book" w:cs="Times New Roman"/>
+          <w:sz w:val="21"/>
+          <w:szCs w:val="21"/>
+          <w:lang w:eastAsia="en-US"/>
+        </w:rPr>
+        <w:t>Si es el caso y “</w:t>
+      </w:r>
+      <w:r>
+        <w:rPr>
+          <w:rFonts w:ascii="Avenir Book" w:eastAsia="Times New Roman" w:hAnsi="Avenir Book" w:cs="Times New Roman"/>
+          <w:color w:val="FF0000"/>
+          <w:sz w:val="21"/>
+          <w:szCs w:val="21"/>
+          <w:lang w:eastAsia="en-US"/>
+        </w:rPr>
+        <w:t>{{EL_CLIENTE}}</w:t>
+      </w:r>
+      <w:r>
+        <w:rPr>
+          <w:rFonts w:ascii="Avenir Book" w:eastAsia="Times New Roman" w:hAnsi="Avenir Book" w:cs="Times New Roman"/>
+          <w:sz w:val="21"/>
+          <w:szCs w:val="21"/>
+          <w:lang w:eastAsia="en-US"/>
+        </w:rPr>
+        <w:t>” cuenta con obligación derivada de alguna ley, contrato colectivo de trabajo y/o contrato ley de compensar y/o indemnizar por este concepto a sus trabajadores, “</w:t>
+      </w:r>
+      <w:r>
+        <w:rPr>
+          <w:rFonts w:ascii="Avenir Book" w:eastAsia="Times New Roman" w:hAnsi="Avenir Book" w:cs="Times New Roman"/>
+          <w:sz w:val="21"/>
+          <w:szCs w:val="21"/>
+          <w:lang w:eastAsia="en-US"/>
+        </w:rPr>
+        <w:t>EL PRESTADOR DE SERVICIOS</w:t>
+      </w:r>
+      <w:r>
+        <w:rPr>
+          <w:rFonts w:ascii="Avenir Book" w:eastAsia="Times New Roman" w:hAnsi="Avenir Book" w:cs="Times New Roman"/>
+          <w:sz w:val="21"/>
+          <w:szCs w:val="21"/>
+          <w:lang w:eastAsia="en-US"/>
+        </w:rPr>
+        <w:t>” con cargo y como parte de los honorarios pactados en el presente Contrato, deberá constituir un fondo para dar cumplimiento a esta obligación en lo que se regulariza de manera definitiva la circunstancia que ocasiona la enfermedad o riesgo de trabajo a los trabajadores.</w:t>
       </w:r>
     </w:p>
     <w:p>
@@ -1564,7 +1977,25 @@
           <w:lang w:eastAsia="en-US"/>
         </w:rPr>
         <w:lastRenderedPageBreak/>
-        <w:t>La información resultante de esta evaluación será utilizada para la elaboración de un dictamen. Este dictamen incluirá el grado de cumplimiento, las posibles enfermedades a las que los trabajadores de “</w:t>
+        <w:t>Para ello “</w:t>
+      </w:r>
+      <w:r>
+        <w:rPr>
+          <w:rFonts w:ascii="Avenir Book" w:eastAsia="Times New Roman" w:hAnsi="Avenir Book" w:cs="Times New Roman"/>
+          <w:sz w:val="21"/>
+          <w:szCs w:val="21"/>
+          <w:lang w:eastAsia="en-US"/>
+        </w:rPr>
+        <w:t>EL PRESTADOR DE SERVICIOS</w:t>
+      </w:r>
+      <w:r>
+        <w:rPr>
+          <w:rFonts w:ascii="Avenir Book" w:eastAsia="Times New Roman" w:hAnsi="Avenir Book" w:cs="Times New Roman"/>
+          <w:sz w:val="21"/>
+          <w:szCs w:val="21"/>
+          <w:lang w:eastAsia="en-US"/>
+        </w:rPr>
+        <w:t>” podrá administrar y aplicar ya sea de manera directa o a través de terceros especializados que al efecto considere necesarios, los recursos para el pago de las compensaciones y/o indemnizaciones por falta de cumplimiento de las Normas Oficiales antes mencionadas en materia de salud de los trabajadores de “</w:t>
       </w:r>
       <w:r>
         <w:rPr>
@@ -1583,40 +2014,25 @@
           <w:szCs w:val="21"/>
           <w:lang w:eastAsia="en-US"/>
         </w:rPr>
-        <w:t>” podrían estar expuestos debido a diversos riesgos laborales, así como una propuesta de indemnización convencional. Este conjunto de documentos constituirá una carpeta de dictamen que integrará la información proveniente de la dictaminación, la inspección física, la evaluación médica y la evaluación actuarial.</w:t>
-      </w:r>
-    </w:p>
-    <w:p>
-      <w:pPr>
-        <w:spacing w:after="0" w:line="240" w:lineRule="auto"/>
-        <w:jc w:val="both"/>
-        <w:rPr>
-          <w:rFonts w:ascii="Avenir Book" w:eastAsia="Times New Roman" w:hAnsi="Avenir Book" w:cs="Times New Roman"/>
-          <w:sz w:val="21"/>
-          <w:szCs w:val="21"/>
-          <w:lang w:eastAsia="en-US"/>
-        </w:rPr>
-      </w:pPr>
-    </w:p>
-    <w:p>
-      <w:pPr>
-        <w:spacing w:after="0" w:line="240" w:lineRule="auto"/>
-        <w:jc w:val="both"/>
-        <w:rPr>
-          <w:rFonts w:ascii="Avenir Book" w:eastAsia="Times New Roman" w:hAnsi="Avenir Book" w:cs="Times New Roman"/>
-          <w:sz w:val="21"/>
-          <w:szCs w:val="21"/>
-          <w:lang w:eastAsia="en-US"/>
-        </w:rPr>
-      </w:pPr>
-      <w:r>
-        <w:rPr>
-          <w:rFonts w:ascii="Avenir Book" w:eastAsia="Times New Roman" w:hAnsi="Avenir Book" w:cs="Times New Roman"/>
-          <w:sz w:val="21"/>
-          <w:szCs w:val="21"/>
-          <w:lang w:val="es-ES" w:eastAsia="en-US"/>
-        </w:rPr>
-        <w:t>Cabe destacar que la obtención de esta carpeta de dictamen no implica que "</w:t>
+        <w:t>”, que al efecto constituya con recursos propios, mismos que serán aportados por “</w:t>
+      </w:r>
+      <w:r>
+        <w:rPr>
+          <w:rFonts w:ascii="Avenir Book" w:eastAsia="Times New Roman" w:hAnsi="Avenir Book" w:cs="Times New Roman"/>
+          <w:sz w:val="21"/>
+          <w:szCs w:val="21"/>
+          <w:lang w:eastAsia="en-US"/>
+        </w:rPr>
+        <w:t>EL PRESTADOR DE SERVICIOS</w:t>
+      </w:r>
+      <w:r>
+        <w:rPr>
+          <w:rFonts w:ascii="Avenir Book" w:eastAsia="Times New Roman" w:hAnsi="Avenir Book" w:cs="Times New Roman"/>
+          <w:sz w:val="21"/>
+          <w:szCs w:val="21"/>
+          <w:lang w:eastAsia="en-US"/>
+        </w:rPr>
+        <w:t>” en cumplimiento a las obligaciones patronales que “</w:t>
       </w:r>
       <w:r>
         <w:rPr>
@@ -1624,27 +2040,69 @@
           <w:color w:val="FF0000"/>
           <w:sz w:val="21"/>
           <w:szCs w:val="21"/>
-          <w:lang w:val="es-ES" w:eastAsia="en-US"/>
-        </w:rPr>
-        <w:t>{{EL_PRESTADOR_DE_SERVICIOS}}</w:t>
-      </w:r>
-      <w:r>
-        <w:rPr>
-          <w:rFonts w:ascii="Avenir Book" w:eastAsia="Times New Roman" w:hAnsi="Avenir Book" w:cs="Times New Roman"/>
-          <w:sz w:val="21"/>
-          <w:szCs w:val="21"/>
-          <w:lang w:val="es-ES" w:eastAsia="en-US"/>
-        </w:rPr>
-        <w:t>" asuma responsabilidad solidaria por el nivel de cumplimiento determinado frente autoridades particulares.</w:t>
-      </w:r>
-      <w:r>
-        <w:rPr>
-          <w:rFonts w:ascii="Avenir Book" w:eastAsia="Times New Roman" w:hAnsi="Avenir Book" w:cs="Times New Roman"/>
-          <w:sz w:val="21"/>
-          <w:szCs w:val="21"/>
-          <w:lang w:eastAsia="en-US"/>
-        </w:rPr>
-        <w:t>El objetivo principal de esta evaluación consiste en identificar y cuantificar el grado de exposición de los trabajadores de "</w:t>
+          <w:lang w:eastAsia="en-US"/>
+        </w:rPr>
+        <w:t>{{EL_CLIENTE}}</w:t>
+      </w:r>
+      <w:r>
+        <w:rPr>
+          <w:rFonts w:ascii="Avenir Book" w:eastAsia="Times New Roman" w:hAnsi="Avenir Book" w:cs="Times New Roman"/>
+          <w:sz w:val="21"/>
+          <w:szCs w:val="21"/>
+          <w:lang w:eastAsia="en-US"/>
+        </w:rPr>
+        <w:t>” tiene a su cargo en sustitución del mismo, contenidas en diversas legislaciones, como lo son la Constitución Política de los Estados Unidos Mexicanos, las Leyes Laborales y las Normas Oficiales Mexicanas que emita la Secretaría del Trabajo y Previsión Social en materia de salud en el trabajo.</w:t>
+      </w:r>
+    </w:p>
+    <w:p>
+      <w:pPr>
+        <w:spacing w:after="0" w:line="240" w:lineRule="auto"/>
+        <w:jc w:val="both"/>
+        <w:rPr>
+          <w:rFonts w:ascii="Avenir Book" w:eastAsia="Times New Roman" w:hAnsi="Avenir Book" w:cs="Times New Roman"/>
+          <w:sz w:val="21"/>
+          <w:szCs w:val="21"/>
+          <w:lang w:eastAsia="en-US"/>
+        </w:rPr>
+      </w:pPr>
+    </w:p>
+    <w:p>
+      <w:pPr>
+        <w:spacing w:after="0" w:line="240" w:lineRule="auto"/>
+        <w:jc w:val="both"/>
+        <w:rPr>
+          <w:rFonts w:ascii="Avenir Book" w:eastAsia="Times New Roman" w:hAnsi="Avenir Book" w:cs="Times New Roman"/>
+          <w:sz w:val="21"/>
+          <w:szCs w:val="21"/>
+          <w:lang w:eastAsia="en-US"/>
+        </w:rPr>
+      </w:pPr>
+      <w:r>
+        <w:rPr>
+          <w:rFonts w:ascii="Avenir Book" w:eastAsia="Times New Roman" w:hAnsi="Avenir Book" w:cs="Times New Roman"/>
+          <w:sz w:val="21"/>
+          <w:szCs w:val="21"/>
+          <w:lang w:eastAsia="en-US"/>
+        </w:rPr>
+        <w:t>Para la aplicación de los recursos destinados al pago de compensaciones y/o indemnizaciones a las que se alude en el párrafo que antecede, “</w:t>
+      </w:r>
+      <w:r>
+        <w:rPr>
+          <w:rFonts w:ascii="Avenir Book" w:eastAsia="Times New Roman" w:hAnsi="Avenir Book" w:cs="Times New Roman"/>
+          <w:sz w:val="21"/>
+          <w:szCs w:val="21"/>
+          <w:lang w:eastAsia="en-US"/>
+        </w:rPr>
+        <w:t>EL PRESTADOR DE SERVICIOS</w:t>
+      </w:r>
+      <w:r>
+        <w:rPr>
+          <w:rFonts w:ascii="Avenir Book" w:eastAsia="Times New Roman" w:hAnsi="Avenir Book" w:cs="Times New Roman"/>
+          <w:sz w:val="21"/>
+          <w:szCs w:val="21"/>
+          <w:lang w:eastAsia="en-US"/>
+        </w:rPr>
+        <w:t>” con la información que le sea brindada por “</w:t>
       </w:r>
       <w:r>
         <w:rPr>
@@ -1663,113 +2121,7 @@
           <w:szCs w:val="21"/>
           <w:lang w:eastAsia="en-US"/>
         </w:rPr>
-        <w:t xml:space="preserve">" a diversos riesgos laborales, considerando las especificaciones detalladas en las 10 </w:t>
-      </w:r>
-      <w:proofErr w:type="spellStart"/>
-      <w:r>
-        <w:rPr>
-          <w:rFonts w:ascii="Avenir Book" w:eastAsia="Times New Roman" w:hAnsi="Avenir Book" w:cs="Times New Roman"/>
-          <w:sz w:val="21"/>
-          <w:szCs w:val="21"/>
-          <w:lang w:eastAsia="en-US"/>
-        </w:rPr>
-        <w:t>NOMs</w:t>
-      </w:r>
-      <w:proofErr w:type="spellEnd"/>
-      <w:r>
-        <w:rPr>
-          <w:rFonts w:ascii="Avenir Book" w:eastAsia="Times New Roman" w:hAnsi="Avenir Book" w:cs="Times New Roman"/>
-          <w:sz w:val="21"/>
-          <w:szCs w:val="21"/>
-          <w:lang w:eastAsia="en-US"/>
-        </w:rPr>
-        <w:t xml:space="preserve"> emitidas por la Secretaría del Trabajo y Previsión Social en materia de Salud en el Trabajo</w:t>
-      </w:r>
-    </w:p>
-    <w:p>
-      <w:pPr>
-        <w:spacing w:after="0" w:line="240" w:lineRule="auto"/>
-        <w:jc w:val="both"/>
-        <w:rPr>
-          <w:rFonts w:ascii="Avenir Book" w:eastAsia="Times New Roman" w:hAnsi="Avenir Book" w:cs="Times New Roman"/>
-          <w:sz w:val="21"/>
-          <w:szCs w:val="21"/>
-          <w:lang w:eastAsia="en-US"/>
-        </w:rPr>
-      </w:pPr>
-    </w:p>
-    <w:p>
-      <w:pPr>
-        <w:spacing w:after="0" w:line="240" w:lineRule="auto"/>
-        <w:jc w:val="both"/>
-        <w:rPr>
-          <w:rFonts w:ascii="Avenir Book" w:eastAsia="Times New Roman" w:hAnsi="Avenir Book" w:cs="Times New Roman"/>
-          <w:sz w:val="21"/>
-          <w:szCs w:val="21"/>
-          <w:lang w:eastAsia="en-US"/>
-        </w:rPr>
-      </w:pPr>
-      <w:r>
-        <w:rPr>
-          <w:rFonts w:ascii="Avenir Book" w:eastAsia="Times New Roman" w:hAnsi="Avenir Book" w:cs="Times New Roman"/>
-          <w:sz w:val="21"/>
-          <w:szCs w:val="21"/>
-          <w:lang w:eastAsia="en-US"/>
-        </w:rPr>
-        <w:t xml:space="preserve">La evaluación se centra específicamente en la identificación del nivel de exposición a enfermedades laborales y riesgos de accidentes a los que los trabajadores puedan ser objeto. Esta identificación se realizará en concordancia con los lineamientos establecidos en las 10 diez </w:t>
-      </w:r>
-      <w:proofErr w:type="spellStart"/>
-      <w:r>
-        <w:rPr>
-          <w:rFonts w:ascii="Avenir Book" w:eastAsia="Times New Roman" w:hAnsi="Avenir Book" w:cs="Times New Roman"/>
-          <w:sz w:val="21"/>
-          <w:szCs w:val="21"/>
-          <w:lang w:eastAsia="en-US"/>
-        </w:rPr>
-        <w:t>NOMs</w:t>
-      </w:r>
-      <w:proofErr w:type="spellEnd"/>
-      <w:r>
-        <w:rPr>
-          <w:rFonts w:ascii="Avenir Book" w:eastAsia="Times New Roman" w:hAnsi="Avenir Book" w:cs="Times New Roman"/>
-          <w:sz w:val="21"/>
-          <w:szCs w:val="21"/>
-          <w:lang w:eastAsia="en-US"/>
-        </w:rPr>
-        <w:t xml:space="preserve"> de salud correspondientes.</w:t>
-      </w:r>
-    </w:p>
-    <w:p>
-      <w:pPr>
-        <w:spacing w:after="0" w:line="240" w:lineRule="auto"/>
-        <w:jc w:val="both"/>
-        <w:rPr>
-          <w:rFonts w:ascii="Avenir Book" w:eastAsia="Times New Roman" w:hAnsi="Avenir Book" w:cs="Times New Roman"/>
-          <w:sz w:val="21"/>
-          <w:szCs w:val="21"/>
-          <w:lang w:eastAsia="en-US"/>
-        </w:rPr>
-      </w:pPr>
-    </w:p>
-    <w:p>
-      <w:pPr>
-        <w:spacing w:after="0" w:line="240" w:lineRule="auto"/>
-        <w:jc w:val="both"/>
-        <w:rPr>
-          <w:rFonts w:ascii="Avenir Book" w:eastAsia="Times New Roman" w:hAnsi="Avenir Book" w:cs="Times New Roman"/>
-          <w:sz w:val="21"/>
-          <w:szCs w:val="21"/>
-          <w:lang w:eastAsia="en-US"/>
-        </w:rPr>
-      </w:pPr>
-      <w:r>
-        <w:rPr>
-          <w:rFonts w:ascii="Avenir Book" w:eastAsia="Times New Roman" w:hAnsi="Avenir Book" w:cs="Times New Roman"/>
-          <w:sz w:val="21"/>
-          <w:szCs w:val="21"/>
-          <w:lang w:eastAsia="en-US"/>
-        </w:rPr>
-        <w:t>Con esto, se busca que “</w:t>
+        <w:t xml:space="preserve">” a través de diversos mecanismos, hará una evaluación con su propio equipo médico y administrativo para identificar diversos aspectos, tales como el ambiente o entorno laboral que existe en el centro de trabajo, los posibles padecimientos y factores de riesgo a los que puedan estar expuestos los trabajadores, etc.; lo anterior, con la finalidad de estar en posibilidades de determinar el monto que deberá de pagarse a los trabajadores por dicho concepto, la cual, deberá de ser pagada por </w:t>
       </w:r>
       <w:r>
         <w:rPr>
@@ -1788,466 +2140,6 @@
           <w:szCs w:val="21"/>
           <w:lang w:eastAsia="en-US"/>
         </w:rPr>
-        <w:t>” cuente con un apoyo legal para lograr el mejor cumplimiento posible respecto de sus obligaciones patronales que tiene a su cargo, contenidas en diversas legislaciones, como lo son la Constitución Política de los Estados Unidos Mexicanos, las Leyes Laborales y las Normas Oficiales Mexicanas que emita la Secretaría del Trabajo y Previsión Social en materia de salud en el trabajo, sin que se considere al “</w:t>
-      </w:r>
-      <w:r>
-        <w:rPr>
-          <w:rFonts w:ascii="Avenir Book" w:eastAsia="Times New Roman" w:hAnsi="Avenir Book" w:cs="Times New Roman"/>
-          <w:color w:val="FF0000"/>
-          <w:sz w:val="21"/>
-          <w:szCs w:val="21"/>
-          <w:lang w:eastAsia="en-US"/>
-        </w:rPr>
-        <w:t>{{EL_PRESTADOR_DE_SERVICIOS}}</w:t>
-      </w:r>
-      <w:r>
-        <w:rPr>
-          <w:rFonts w:ascii="Avenir Book" w:eastAsia="Times New Roman" w:hAnsi="Avenir Book" w:cs="Times New Roman"/>
-          <w:sz w:val="21"/>
-          <w:szCs w:val="21"/>
-          <w:lang w:eastAsia="en-US"/>
-        </w:rPr>
-        <w:t>” responsable del cumplimiento frente a una inspección administrativa que verse sobre el cumplimiento de las siguientes: NOM-010-STPS-2014, NOM-011-STPS-2001, NOM-012-STPS-2012, NOM-013-STPS-1993 NOM-014-STPS-2000 NOM-015-STPS-2001 NOM-024-STPS-2001 NOM-025-STPS-2008 NOM-035-STPS-2018 NOM-036-STPS-2018, NOM-030-STPS-2009, El Reglamento Federal De Seguridad Y Salud En El Trabajo, La Ley Federal del Trabajo artículo 132 fracciones XVI y XVII y la Constitución Política de los Estados Unidos Mexicanos en el artículo 123 Apartado A, fracción XV.</w:t>
-      </w:r>
-    </w:p>
-    <w:p>
-      <w:pPr>
-        <w:spacing w:after="0" w:line="240" w:lineRule="auto"/>
-        <w:jc w:val="both"/>
-        <w:rPr>
-          <w:rFonts w:ascii="Avenir Book" w:eastAsia="Times New Roman" w:hAnsi="Avenir Book" w:cs="Times New Roman"/>
-          <w:sz w:val="21"/>
-          <w:szCs w:val="21"/>
-          <w:lang w:eastAsia="en-US"/>
-        </w:rPr>
-      </w:pPr>
-    </w:p>
-    <w:p>
-      <w:pPr>
-        <w:spacing w:after="0" w:line="240" w:lineRule="auto"/>
-        <w:jc w:val="both"/>
-        <w:rPr>
-          <w:rFonts w:ascii="Avenir Book" w:eastAsia="Times New Roman" w:hAnsi="Avenir Book" w:cs="Times New Roman"/>
-          <w:sz w:val="21"/>
-          <w:szCs w:val="21"/>
-          <w:lang w:eastAsia="en-US"/>
-        </w:rPr>
-      </w:pPr>
-      <w:r>
-        <w:rPr>
-          <w:rFonts w:ascii="Avenir Book" w:eastAsia="Times New Roman" w:hAnsi="Avenir Book" w:cs="Times New Roman"/>
-          <w:sz w:val="21"/>
-          <w:szCs w:val="21"/>
-          <w:lang w:eastAsia="en-US"/>
-        </w:rPr>
-        <w:t>“</w:t>
-      </w:r>
-      <w:r>
-        <w:rPr>
-          <w:rFonts w:ascii="Avenir Book" w:eastAsia="Times New Roman" w:hAnsi="Avenir Book" w:cs="Times New Roman"/>
-          <w:color w:val="FF0000"/>
-          <w:sz w:val="21"/>
-          <w:szCs w:val="21"/>
-          <w:lang w:eastAsia="en-US"/>
-        </w:rPr>
-        <w:t>{{EL_PRESTADOR_DE_SERVICIOS}}</w:t>
-      </w:r>
-      <w:r>
-        <w:rPr>
-          <w:rFonts w:ascii="Avenir Book" w:eastAsia="Times New Roman" w:hAnsi="Avenir Book" w:cs="Times New Roman"/>
-          <w:sz w:val="21"/>
-          <w:szCs w:val="21"/>
-          <w:lang w:eastAsia="en-US"/>
-        </w:rPr>
-        <w:t>” colaborará estrechamente con “</w:t>
-      </w:r>
-      <w:r>
-        <w:rPr>
-          <w:rFonts w:ascii="Avenir Book" w:eastAsia="Times New Roman" w:hAnsi="Avenir Book" w:cs="Times New Roman"/>
-          <w:color w:val="FF0000"/>
-          <w:sz w:val="21"/>
-          <w:szCs w:val="21"/>
-          <w:lang w:eastAsia="en-US"/>
-        </w:rPr>
-        <w:t>{{EL_CLIENTE}}</w:t>
-      </w:r>
-      <w:r>
-        <w:rPr>
-          <w:rFonts w:ascii="Avenir Book" w:eastAsia="Times New Roman" w:hAnsi="Avenir Book" w:cs="Times New Roman"/>
-          <w:sz w:val="21"/>
-          <w:szCs w:val="21"/>
-          <w:lang w:eastAsia="en-US"/>
-        </w:rPr>
-        <w:t>” en la evaluación del grado de cumplimiento de las normas de salud establecidas, las ya mencionadas. Este proceso incluirá la obtención del estado de salud de los trabajadores en relación con sus actividades laborales, el análisis del grado de cumplimiento derivado de la inspección física y la evaluación médica, que identificará posibles enfermedades que podrían afectar la salud de los empleados.</w:t>
-      </w:r>
-    </w:p>
-    <w:p>
-      <w:pPr>
-        <w:spacing w:after="0" w:line="240" w:lineRule="auto"/>
-        <w:jc w:val="both"/>
-        <w:rPr>
-          <w:rFonts w:ascii="Avenir Book" w:eastAsia="Times New Roman" w:hAnsi="Avenir Book" w:cs="Times New Roman"/>
-          <w:sz w:val="21"/>
-          <w:szCs w:val="21"/>
-          <w:lang w:eastAsia="en-US"/>
-        </w:rPr>
-      </w:pPr>
-    </w:p>
-    <w:p>
-      <w:pPr>
-        <w:spacing w:after="0" w:line="240" w:lineRule="auto"/>
-        <w:jc w:val="both"/>
-        <w:rPr>
-          <w:rFonts w:ascii="Avenir Book" w:eastAsia="Times New Roman" w:hAnsi="Avenir Book" w:cs="Times New Roman"/>
-          <w:sz w:val="21"/>
-          <w:szCs w:val="21"/>
-          <w:lang w:eastAsia="en-US"/>
-        </w:rPr>
-      </w:pPr>
-      <w:r>
-        <w:rPr>
-          <w:rFonts w:ascii="Avenir Book" w:eastAsia="Times New Roman" w:hAnsi="Avenir Book" w:cs="Times New Roman"/>
-          <w:sz w:val="21"/>
-          <w:szCs w:val="21"/>
-          <w:lang w:eastAsia="en-US"/>
-        </w:rPr>
-        <w:t>Para ello “</w:t>
-      </w:r>
-      <w:r>
-        <w:rPr>
-          <w:rFonts w:ascii="Avenir Book" w:eastAsia="Times New Roman" w:hAnsi="Avenir Book" w:cs="Times New Roman"/>
-          <w:color w:val="FF0000"/>
-          <w:sz w:val="21"/>
-          <w:szCs w:val="21"/>
-          <w:lang w:eastAsia="en-US"/>
-        </w:rPr>
-        <w:t>{{EL_CLIENTE}}</w:t>
-      </w:r>
-      <w:r>
-        <w:rPr>
-          <w:rFonts w:ascii="Avenir Book" w:eastAsia="Times New Roman" w:hAnsi="Avenir Book" w:cs="Times New Roman"/>
-          <w:sz w:val="21"/>
-          <w:szCs w:val="21"/>
-          <w:lang w:eastAsia="en-US"/>
-        </w:rPr>
-        <w:t>” se obliga a prestar las facilidades necesarias a “</w:t>
-      </w:r>
-      <w:r>
-        <w:rPr>
-          <w:rFonts w:ascii="Avenir Book" w:eastAsia="Times New Roman" w:hAnsi="Avenir Book" w:cs="Times New Roman"/>
-          <w:color w:val="FF0000"/>
-          <w:sz w:val="21"/>
-          <w:szCs w:val="21"/>
-          <w:lang w:eastAsia="en-US"/>
-        </w:rPr>
-        <w:t>{{EL_PRESTADOR_DE_SERVICIOS}}</w:t>
-      </w:r>
-      <w:r>
-        <w:rPr>
-          <w:rFonts w:ascii="Avenir Book" w:eastAsia="Times New Roman" w:hAnsi="Avenir Book" w:cs="Times New Roman"/>
-          <w:sz w:val="21"/>
-          <w:szCs w:val="21"/>
-          <w:lang w:eastAsia="en-US"/>
-        </w:rPr>
-        <w:t>” a efectos de que pueda de manera enunciativa más no limitativa: realizar las entrevistas y cuestionarios: por lo que deberá proporcionar acceso a los empleados asignados por “</w:t>
-      </w:r>
-      <w:r>
-        <w:rPr>
-          <w:rFonts w:ascii="Avenir Book" w:eastAsia="Times New Roman" w:hAnsi="Avenir Book" w:cs="Times New Roman"/>
-          <w:color w:val="FF0000"/>
-          <w:sz w:val="21"/>
-          <w:szCs w:val="21"/>
-          <w:lang w:eastAsia="en-US"/>
-        </w:rPr>
-        <w:t>{{EL_PRESTADOR_DE_SERVICIOS}}</w:t>
-      </w:r>
-      <w:r>
-        <w:rPr>
-          <w:rFonts w:ascii="Avenir Book" w:eastAsia="Times New Roman" w:hAnsi="Avenir Book" w:cs="Times New Roman"/>
-          <w:sz w:val="21"/>
-          <w:szCs w:val="21"/>
-          <w:lang w:eastAsia="en-US"/>
-        </w:rPr>
-        <w:t>” para llevar a cabo entrevistas y cuestionarios y Facilitar la comunicación para realizar entrevistas presenciales, digitales o mediante videoconferencia., realizar las inspecciones físicas que se requieran: permitiendo el acceso a las instalaciones y áreas de trabajo para llevar a cabo inspecciones físicas y colaborando con la recolección de evidencia (videos, grabación de audio, sonido, entre otros) para lograr la identificación de aspectos de riesgo relacionados con el entorno laboral, condiciones de trabajo, etc. y solicitar los documentos que considere pertinentes: como lo son el suministrar toda la documentación necesaria para respaldar la evaluación y el cumplimiento de las Normas Oficiales Mexicanas y proporcionar la información sobre los contratos del personal y los contratos colectivos con el sindicato lo anterior, a efectos de poder realizar dictámenes sobre cumplimiento y en su caso médicos para determinar si existe derecho de algún trabajador a recibir una compensación / indemnización derivado de lo previsto en las Normas Oficiales antes indicadas.</w:t>
-      </w:r>
-    </w:p>
-    <w:p>
-      <w:pPr>
-        <w:spacing w:after="0" w:line="240" w:lineRule="auto"/>
-        <w:jc w:val="both"/>
-        <w:rPr>
-          <w:rFonts w:ascii="Avenir Book" w:eastAsia="Times New Roman" w:hAnsi="Avenir Book" w:cs="Times New Roman"/>
-          <w:sz w:val="21"/>
-          <w:szCs w:val="21"/>
-          <w:lang w:eastAsia="en-US"/>
-        </w:rPr>
-      </w:pPr>
-    </w:p>
-    <w:p>
-      <w:pPr>
-        <w:spacing w:after="0" w:line="240" w:lineRule="auto"/>
-        <w:jc w:val="both"/>
-        <w:rPr>
-          <w:rFonts w:ascii="Avenir Book" w:eastAsia="Times New Roman" w:hAnsi="Avenir Book" w:cs="Times New Roman"/>
-          <w:sz w:val="21"/>
-          <w:szCs w:val="21"/>
-          <w:lang w:eastAsia="en-US"/>
-        </w:rPr>
-      </w:pPr>
-      <w:r>
-        <w:rPr>
-          <w:rFonts w:ascii="Avenir Book" w:eastAsia="Times New Roman" w:hAnsi="Avenir Book" w:cs="Times New Roman"/>
-          <w:sz w:val="21"/>
-          <w:szCs w:val="21"/>
-          <w:lang w:eastAsia="en-US"/>
-        </w:rPr>
-        <w:t>Si es el caso y “</w:t>
-      </w:r>
-      <w:r>
-        <w:rPr>
-          <w:rFonts w:ascii="Avenir Book" w:eastAsia="Times New Roman" w:hAnsi="Avenir Book" w:cs="Times New Roman"/>
-          <w:color w:val="FF0000"/>
-          <w:sz w:val="21"/>
-          <w:szCs w:val="21"/>
-          <w:lang w:eastAsia="en-US"/>
-        </w:rPr>
-        <w:t>{{EL_CLIENTE}}</w:t>
-      </w:r>
-      <w:r>
-        <w:rPr>
-          <w:rFonts w:ascii="Avenir Book" w:eastAsia="Times New Roman" w:hAnsi="Avenir Book" w:cs="Times New Roman"/>
-          <w:sz w:val="21"/>
-          <w:szCs w:val="21"/>
-          <w:lang w:eastAsia="en-US"/>
-        </w:rPr>
-        <w:t>” cuenta con obligación derivada de alguna ley, contrato colectivo de trabajo y/o contrato ley de compensar y/o indemnizar por este concepto a sus trabajadores, “</w:t>
-      </w:r>
-      <w:r>
-        <w:rPr>
-          <w:rFonts w:ascii="Avenir Book" w:eastAsia="Times New Roman" w:hAnsi="Avenir Book" w:cs="Times New Roman"/>
-          <w:color w:val="FF0000"/>
-          <w:sz w:val="21"/>
-          <w:szCs w:val="21"/>
-          <w:lang w:eastAsia="en-US"/>
-        </w:rPr>
-        <w:t>{{EL_PRESTADOR_DE_SERVICIOS}}</w:t>
-      </w:r>
-      <w:r>
-        <w:rPr>
-          <w:rFonts w:ascii="Avenir Book" w:eastAsia="Times New Roman" w:hAnsi="Avenir Book" w:cs="Times New Roman"/>
-          <w:sz w:val="21"/>
-          <w:szCs w:val="21"/>
-          <w:lang w:eastAsia="en-US"/>
-        </w:rPr>
-        <w:t xml:space="preserve">” con cargo y como parte de los honorarios pactados en el presente Contrato, deberá constituir un fondo para dar cumplimiento a </w:t>
-      </w:r>
-      <w:r>
-        <w:rPr>
-          <w:rFonts w:ascii="Avenir Book" w:eastAsia="Times New Roman" w:hAnsi="Avenir Book" w:cs="Times New Roman"/>
-          <w:sz w:val="21"/>
-          <w:szCs w:val="21"/>
-          <w:lang w:eastAsia="en-US"/>
-        </w:rPr>
-        <w:lastRenderedPageBreak/>
-        <w:t>esta obligación en lo que se regulariza de manera definitiva la circunstancia que ocasiona la enfermedad o riesgo de trabajo a los trabajadores.</w:t>
-      </w:r>
-    </w:p>
-    <w:p>
-      <w:pPr>
-        <w:spacing w:after="0" w:line="240" w:lineRule="auto"/>
-        <w:jc w:val="both"/>
-        <w:rPr>
-          <w:rFonts w:ascii="Avenir Book" w:eastAsia="Times New Roman" w:hAnsi="Avenir Book" w:cs="Times New Roman"/>
-          <w:sz w:val="21"/>
-          <w:szCs w:val="21"/>
-          <w:lang w:eastAsia="en-US"/>
-        </w:rPr>
-      </w:pPr>
-    </w:p>
-    <w:p>
-      <w:pPr>
-        <w:spacing w:after="0" w:line="240" w:lineRule="auto"/>
-        <w:jc w:val="both"/>
-        <w:rPr>
-          <w:rFonts w:ascii="Avenir Book" w:eastAsia="Times New Roman" w:hAnsi="Avenir Book" w:cs="Times New Roman"/>
-          <w:sz w:val="21"/>
-          <w:szCs w:val="21"/>
-          <w:lang w:eastAsia="en-US"/>
-        </w:rPr>
-      </w:pPr>
-      <w:r>
-        <w:rPr>
-          <w:rFonts w:ascii="Avenir Book" w:eastAsia="Times New Roman" w:hAnsi="Avenir Book" w:cs="Times New Roman"/>
-          <w:sz w:val="21"/>
-          <w:szCs w:val="21"/>
-          <w:lang w:eastAsia="en-US"/>
-        </w:rPr>
-        <w:t>Para ello “</w:t>
-      </w:r>
-      <w:r>
-        <w:rPr>
-          <w:rFonts w:ascii="Avenir Book" w:eastAsia="Times New Roman" w:hAnsi="Avenir Book" w:cs="Times New Roman"/>
-          <w:color w:val="FF0000"/>
-          <w:sz w:val="21"/>
-          <w:szCs w:val="21"/>
-          <w:lang w:eastAsia="en-US"/>
-        </w:rPr>
-        <w:t>{{EL_PRESTADOR_DE_SERVICIOS}}</w:t>
-      </w:r>
-      <w:r>
-        <w:rPr>
-          <w:rFonts w:ascii="Avenir Book" w:eastAsia="Times New Roman" w:hAnsi="Avenir Book" w:cs="Times New Roman"/>
-          <w:sz w:val="21"/>
-          <w:szCs w:val="21"/>
-          <w:lang w:eastAsia="en-US"/>
-        </w:rPr>
-        <w:t>” podrá administrar y aplicar ya sea de manera directa o a través de terceros especializados que al efecto considere necesarios, los recursos para el pago de las compensaciones y/o indemnizaciones por falta de cumplimiento de las Normas Oficiales antes mencionadas en materia de salud de los trabajadores de “</w:t>
-      </w:r>
-      <w:r>
-        <w:rPr>
-          <w:rFonts w:ascii="Avenir Book" w:eastAsia="Times New Roman" w:hAnsi="Avenir Book" w:cs="Times New Roman"/>
-          <w:color w:val="FF0000"/>
-          <w:sz w:val="21"/>
-          <w:szCs w:val="21"/>
-          <w:lang w:eastAsia="en-US"/>
-        </w:rPr>
-        <w:t>{{EL_CLIENTE}}</w:t>
-      </w:r>
-      <w:r>
-        <w:rPr>
-          <w:rFonts w:ascii="Avenir Book" w:eastAsia="Times New Roman" w:hAnsi="Avenir Book" w:cs="Times New Roman"/>
-          <w:sz w:val="21"/>
-          <w:szCs w:val="21"/>
-          <w:lang w:eastAsia="en-US"/>
-        </w:rPr>
-        <w:t>”, que al efecto constituya con recursos propios, mismos que serán aportados por “</w:t>
-      </w:r>
-      <w:r>
-        <w:rPr>
-          <w:rFonts w:ascii="Avenir Book" w:eastAsia="Times New Roman" w:hAnsi="Avenir Book" w:cs="Times New Roman"/>
-          <w:color w:val="FF0000"/>
-          <w:sz w:val="21"/>
-          <w:szCs w:val="21"/>
-          <w:lang w:eastAsia="en-US"/>
-        </w:rPr>
-        <w:t>{{EL_PRESTADOR_DE_SERVICIOS}}</w:t>
-      </w:r>
-      <w:r>
-        <w:rPr>
-          <w:rFonts w:ascii="Avenir Book" w:eastAsia="Times New Roman" w:hAnsi="Avenir Book" w:cs="Times New Roman"/>
-          <w:sz w:val="21"/>
-          <w:szCs w:val="21"/>
-          <w:lang w:eastAsia="en-US"/>
-        </w:rPr>
-        <w:t>” en cumplimiento a las obligaciones patronales que “</w:t>
-      </w:r>
-      <w:r>
-        <w:rPr>
-          <w:rFonts w:ascii="Avenir Book" w:eastAsia="Times New Roman" w:hAnsi="Avenir Book" w:cs="Times New Roman"/>
-          <w:color w:val="FF0000"/>
-          <w:sz w:val="21"/>
-          <w:szCs w:val="21"/>
-          <w:lang w:eastAsia="en-US"/>
-        </w:rPr>
-        <w:t>{{EL_CLIENTE}}</w:t>
-      </w:r>
-      <w:r>
-        <w:rPr>
-          <w:rFonts w:ascii="Avenir Book" w:eastAsia="Times New Roman" w:hAnsi="Avenir Book" w:cs="Times New Roman"/>
-          <w:sz w:val="21"/>
-          <w:szCs w:val="21"/>
-          <w:lang w:eastAsia="en-US"/>
-        </w:rPr>
-        <w:t>” tiene a su cargo en sustitución del mismo, contenidas en diversas legislaciones, como lo son la Constitución Política de los Estados Unidos Mexicanos, las Leyes Laborales y las Normas Oficiales Mexicanas que emita la Secretaría del Trabajo y Previsión Social en materia de salud en el trabajo.</w:t>
-      </w:r>
-    </w:p>
-    <w:p>
-      <w:pPr>
-        <w:spacing w:after="0" w:line="240" w:lineRule="auto"/>
-        <w:jc w:val="both"/>
-        <w:rPr>
-          <w:rFonts w:ascii="Avenir Book" w:eastAsia="Times New Roman" w:hAnsi="Avenir Book" w:cs="Times New Roman"/>
-          <w:sz w:val="21"/>
-          <w:szCs w:val="21"/>
-          <w:lang w:eastAsia="en-US"/>
-        </w:rPr>
-      </w:pPr>
-    </w:p>
-    <w:p>
-      <w:pPr>
-        <w:spacing w:after="0" w:line="240" w:lineRule="auto"/>
-        <w:jc w:val="both"/>
-        <w:rPr>
-          <w:rFonts w:ascii="Avenir Book" w:eastAsia="Times New Roman" w:hAnsi="Avenir Book" w:cs="Times New Roman"/>
-          <w:sz w:val="21"/>
-          <w:szCs w:val="21"/>
-          <w:lang w:eastAsia="en-US"/>
-        </w:rPr>
-      </w:pPr>
-      <w:r>
-        <w:rPr>
-          <w:rFonts w:ascii="Avenir Book" w:eastAsia="Times New Roman" w:hAnsi="Avenir Book" w:cs="Times New Roman"/>
-          <w:sz w:val="21"/>
-          <w:szCs w:val="21"/>
-          <w:lang w:eastAsia="en-US"/>
-        </w:rPr>
-        <w:t>Para la aplicación de los recursos destinados al pago de compensaciones y/o indemnizaciones a las que se alude en el párrafo que antecede, “</w:t>
-      </w:r>
-      <w:r>
-        <w:rPr>
-          <w:rFonts w:ascii="Avenir Book" w:eastAsia="Times New Roman" w:hAnsi="Avenir Book" w:cs="Times New Roman"/>
-          <w:color w:val="FF0000"/>
-          <w:sz w:val="21"/>
-          <w:szCs w:val="21"/>
-          <w:lang w:eastAsia="en-US"/>
-        </w:rPr>
-        <w:t>{{EL_PRESTADOR_DE_SERVICIOS}}</w:t>
-      </w:r>
-      <w:r>
-        <w:rPr>
-          <w:rFonts w:ascii="Avenir Book" w:eastAsia="Times New Roman" w:hAnsi="Avenir Book" w:cs="Times New Roman"/>
-          <w:sz w:val="21"/>
-          <w:szCs w:val="21"/>
-          <w:lang w:eastAsia="en-US"/>
-        </w:rPr>
-        <w:t>” con la información que le sea brindada por “</w:t>
-      </w:r>
-      <w:r>
-        <w:rPr>
-          <w:rFonts w:ascii="Avenir Book" w:eastAsia="Times New Roman" w:hAnsi="Avenir Book" w:cs="Times New Roman"/>
-          <w:color w:val="FF0000"/>
-          <w:sz w:val="21"/>
-          <w:szCs w:val="21"/>
-          <w:lang w:eastAsia="en-US"/>
-        </w:rPr>
-        <w:t>{{EL_CLIENTE}}</w:t>
-      </w:r>
-      <w:r>
-        <w:rPr>
-          <w:rFonts w:ascii="Avenir Book" w:eastAsia="Times New Roman" w:hAnsi="Avenir Book" w:cs="Times New Roman"/>
-          <w:sz w:val="21"/>
-          <w:szCs w:val="21"/>
-          <w:lang w:eastAsia="en-US"/>
-        </w:rPr>
-        <w:t xml:space="preserve">” a través de diversos mecanismos, hará una evaluación con su propio equipo médico y administrativo para identificar diversos aspectos, tales como el ambiente o entorno laboral que existe en el centro de trabajo, los posibles padecimientos y factores de riesgo a los que puedan estar expuestos los trabajadores, etc.; lo anterior, con la finalidad de estar en posibilidades de determinar el monto que deberá de pagarse a los trabajadores por dicho concepto, la cual, deberá de ser pagada por </w:t>
-      </w:r>
-      <w:r>
-        <w:rPr>
-          <w:rFonts w:ascii="Avenir Book" w:eastAsia="Times New Roman" w:hAnsi="Avenir Book" w:cs="Times New Roman"/>
-          <w:color w:val="FF0000"/>
-          <w:sz w:val="21"/>
-          <w:szCs w:val="21"/>
-          <w:lang w:eastAsia="en-US"/>
-        </w:rPr>
-        <w:t>{{EL_CLIENTE}}</w:t>
-      </w:r>
-      <w:r>
-        <w:rPr>
-          <w:rFonts w:ascii="Avenir Book" w:eastAsia="Times New Roman" w:hAnsi="Avenir Book" w:cs="Times New Roman"/>
-          <w:sz w:val="21"/>
-          <w:szCs w:val="21"/>
-          <w:lang w:eastAsia="en-US"/>
-        </w:rPr>
         <w:t xml:space="preserve"> a los trabajadores a cargo del recurso asignado para compensaciones. </w:t>
       </w:r>
     </w:p>
@@ -2274,12 +2166,11 @@
       <w:r>
         <w:rPr>
           <w:rFonts w:ascii="Avenir Book" w:eastAsia="Times New Roman" w:hAnsi="Avenir Book" w:cs="Times New Roman"/>
-          <w:color w:val="FF0000"/>
-          <w:sz w:val="21"/>
-          <w:szCs w:val="21"/>
-          <w:lang w:eastAsia="en-US"/>
-        </w:rPr>
-        <w:t>{{EL_PRESTADOR_DE_SERVICIOS}}</w:t>
+          <w:sz w:val="21"/>
+          <w:szCs w:val="21"/>
+          <w:lang w:eastAsia="en-US"/>
+        </w:rPr>
+        <w:t>EL PRESTADOR DE SERVICIOS</w:t>
       </w:r>
       <w:r>
         <w:rPr>
@@ -2320,7 +2211,36 @@
           <w:szCs w:val="21"/>
           <w:lang w:eastAsia="en-US"/>
         </w:rPr>
-        <w:t>{{</w:t>
+        <w:t>{{NUMERO_CUENTA_BANCARIA}}</w:t>
+      </w:r>
+      <w:r>
+        <w:rPr>
+          <w:rFonts w:ascii="Avenir Book" w:eastAsia="Times New Roman" w:hAnsi="Avenir Book" w:cs="Times New Roman"/>
+          <w:sz w:val="21"/>
+          <w:szCs w:val="21"/>
+          <w:lang w:eastAsia="en-US"/>
+        </w:rPr>
+        <w:t xml:space="preserve"> </w:t>
+      </w:r>
+      <w:bookmarkEnd w:id="0"/>
+      <w:r>
+        <w:rPr>
+          <w:rFonts w:ascii="Avenir Book" w:eastAsia="Times New Roman" w:hAnsi="Avenir Book" w:cs="Times New Roman"/>
+          <w:sz w:val="21"/>
+          <w:szCs w:val="21"/>
+          <w:lang w:eastAsia="en-US"/>
+        </w:rPr>
+        <w:t>de la institución financiera denominada</w:t>
+      </w:r>
+      <w:r>
+        <w:rPr>
+          <w:rFonts w:ascii="Avenir Book" w:eastAsia="Times New Roman" w:hAnsi="Avenir Book" w:cs="Times New Roman"/>
+          <w:color w:val="FF0000"/>
+          <w:sz w:val="21"/>
+          <w:szCs w:val="21"/>
+          <w:lang w:eastAsia="en-US"/>
+        </w:rPr>
+        <w:t xml:space="preserve"> </w:t>
       </w:r>
       <w:r>
         <w:rPr>
@@ -2332,154 +2252,432 @@
           <w:szCs w:val="21"/>
           <w:lang w:eastAsia="en-US"/>
         </w:rPr>
-        <w:t>NUMERO_CUENTA_BANCARIA</w:t>
-      </w:r>
-      <w:r>
+        <w:t>{{INSTITUCION_FINANCIERA_DENOMINADA}}</w:t>
+      </w:r>
+      <w:r>
+        <w:rPr>
+          <w:rFonts w:ascii="Avenir Book" w:eastAsia="Times New Roman" w:hAnsi="Avenir Book" w:cs="Times New Roman"/>
+          <w:sz w:val="21"/>
+          <w:szCs w:val="21"/>
+          <w:lang w:eastAsia="en-US"/>
+        </w:rPr>
+        <w:t xml:space="preserve"> de la cual es titular “</w:t>
+      </w:r>
+      <w:r>
+        <w:rPr>
+          <w:rFonts w:ascii="Avenir Book" w:eastAsia="Times New Roman" w:hAnsi="Avenir Book" w:cs="Times New Roman"/>
+          <w:sz w:val="21"/>
+          <w:szCs w:val="21"/>
+          <w:lang w:eastAsia="en-US"/>
+        </w:rPr>
+        <w:t>EL PRESTADOR DE SERVICIOS</w:t>
+      </w:r>
+      <w:r>
+        <w:rPr>
+          <w:rFonts w:ascii="Avenir Book" w:eastAsia="Times New Roman" w:hAnsi="Avenir Book" w:cs="Times New Roman"/>
+          <w:sz w:val="21"/>
+          <w:szCs w:val="21"/>
+          <w:lang w:eastAsia="en-US"/>
+        </w:rPr>
+        <w:t xml:space="preserve">”. </w:t>
+      </w:r>
+    </w:p>
+    <w:p>
+      <w:pPr>
+        <w:spacing w:after="0" w:line="240" w:lineRule="auto"/>
+        <w:jc w:val="both"/>
+        <w:rPr>
+          <w:rFonts w:ascii="Avenir Book" w:eastAsia="Times New Roman" w:hAnsi="Avenir Book" w:cs="Times New Roman"/>
+          <w:sz w:val="21"/>
+          <w:szCs w:val="21"/>
+          <w:lang w:eastAsia="en-US"/>
+        </w:rPr>
+      </w:pPr>
+    </w:p>
+    <w:p>
+      <w:pPr>
+        <w:spacing w:after="0" w:line="240" w:lineRule="auto"/>
+        <w:jc w:val="both"/>
+        <w:rPr>
+          <w:rFonts w:ascii="Avenir Book" w:eastAsia="Times New Roman" w:hAnsi="Avenir Book" w:cs="Times New Roman"/>
+          <w:sz w:val="21"/>
+          <w:szCs w:val="21"/>
+          <w:lang w:eastAsia="en-US"/>
+        </w:rPr>
+      </w:pPr>
+      <w:r>
+        <w:rPr>
+          <w:rFonts w:ascii="Avenir Book" w:eastAsia="Times New Roman" w:hAnsi="Avenir Book" w:cs="Times New Roman"/>
+          <w:sz w:val="21"/>
+          <w:szCs w:val="21"/>
+          <w:lang w:eastAsia="en-US"/>
+        </w:rPr>
+        <w:t>Cuando se dé el caso de que se tenga que pagar una compensación y/o indemnización en favor de algún trabajador de “</w:t>
+      </w:r>
+      <w:r>
+        <w:rPr>
+          <w:rFonts w:ascii="Avenir Book" w:eastAsia="Times New Roman" w:hAnsi="Avenir Book" w:cs="Times New Roman"/>
+          <w:color w:val="FF0000"/>
+          <w:sz w:val="21"/>
+          <w:szCs w:val="21"/>
+          <w:lang w:eastAsia="en-US"/>
+        </w:rPr>
+        <w:t>{{EL_CLIENTE}}</w:t>
+      </w:r>
+      <w:r>
+        <w:rPr>
+          <w:rFonts w:ascii="Avenir Book" w:eastAsia="Times New Roman" w:hAnsi="Avenir Book" w:cs="Times New Roman"/>
+          <w:sz w:val="21"/>
+          <w:szCs w:val="21"/>
+          <w:lang w:eastAsia="en-US"/>
+        </w:rPr>
+        <w:t>”, se le dará la información correspondiente a “</w:t>
+      </w:r>
+      <w:r>
+        <w:rPr>
+          <w:rFonts w:ascii="Avenir Book" w:eastAsia="Times New Roman" w:hAnsi="Avenir Book" w:cs="Times New Roman"/>
+          <w:color w:val="FF0000"/>
+          <w:sz w:val="21"/>
+          <w:szCs w:val="21"/>
+          <w:lang w:eastAsia="en-US"/>
+        </w:rPr>
+        <w:t>{{EL_CLIENTE}}</w:t>
+      </w:r>
+      <w:r>
+        <w:rPr>
+          <w:rFonts w:ascii="Avenir Book" w:eastAsia="Times New Roman" w:hAnsi="Avenir Book" w:cs="Times New Roman"/>
+          <w:sz w:val="21"/>
+          <w:szCs w:val="21"/>
+          <w:lang w:eastAsia="en-US"/>
+        </w:rPr>
+        <w:t>” a través de los dictámenes necesarios, a efectos de que genere un formato de instrucción, en el cual deberá constar la aplicación de los recursos económicos de los recursos separados y destinados para cubrir las compensaciones y/o indemnizaciones y deberá de estar soportada por un dictamen médico, con una antelación de cuando menos 48 cuarenta y ocho horas, lo anterior, con el ánimo de que “</w:t>
+      </w:r>
+      <w:r>
+        <w:rPr>
+          <w:rFonts w:ascii="Avenir Book" w:eastAsia="Times New Roman" w:hAnsi="Avenir Book" w:cs="Times New Roman"/>
+          <w:sz w:val="21"/>
+          <w:szCs w:val="21"/>
+          <w:lang w:eastAsia="en-US"/>
+        </w:rPr>
+        <w:t>EL PRESTADOR DE SERVICIOS</w:t>
+      </w:r>
+      <w:r>
+        <w:rPr>
+          <w:rFonts w:ascii="Avenir Book" w:eastAsia="Times New Roman" w:hAnsi="Avenir Book" w:cs="Times New Roman"/>
+          <w:sz w:val="21"/>
+          <w:szCs w:val="21"/>
+          <w:lang w:eastAsia="en-US"/>
+        </w:rPr>
+        <w:t xml:space="preserve">” pueda compensar y/o indemnizar oportunamente.  </w:t>
+      </w:r>
+    </w:p>
+    <w:p>
+      <w:pPr>
+        <w:spacing w:after="0" w:line="240" w:lineRule="auto"/>
+        <w:jc w:val="both"/>
+        <w:rPr>
+          <w:rFonts w:ascii="Avenir Book" w:eastAsia="Times New Roman" w:hAnsi="Avenir Book" w:cs="Times New Roman"/>
+          <w:sz w:val="21"/>
+          <w:szCs w:val="21"/>
+          <w:lang w:eastAsia="en-US"/>
+        </w:rPr>
+      </w:pPr>
+    </w:p>
+    <w:p>
+      <w:pPr>
+        <w:spacing w:after="0" w:line="240" w:lineRule="auto"/>
+        <w:jc w:val="both"/>
+        <w:rPr>
+          <w:rFonts w:ascii="Avenir Book" w:eastAsia="Times New Roman" w:hAnsi="Avenir Book" w:cs="Times New Roman"/>
+          <w:sz w:val="21"/>
+          <w:szCs w:val="21"/>
+          <w:lang w:eastAsia="en-US"/>
+        </w:rPr>
+      </w:pPr>
+      <w:r>
+        <w:rPr>
+          <w:rFonts w:ascii="Avenir Book" w:eastAsia="Times New Roman" w:hAnsi="Avenir Book" w:cs="Times New Roman"/>
+          <w:sz w:val="21"/>
+          <w:szCs w:val="21"/>
+          <w:lang w:eastAsia="en-US"/>
+        </w:rPr>
+        <w:t>Desde este momento se hace la especificación relativa a que “</w:t>
+      </w:r>
+      <w:r>
+        <w:rPr>
+          <w:rFonts w:ascii="Avenir Book" w:eastAsia="Times New Roman" w:hAnsi="Avenir Book" w:cs="Times New Roman"/>
+          <w:sz w:val="21"/>
+          <w:szCs w:val="21"/>
+          <w:lang w:eastAsia="en-US"/>
+        </w:rPr>
+        <w:t>EL PRESTADOR DE SERVICIOS</w:t>
+      </w:r>
+      <w:r>
+        <w:rPr>
+          <w:rFonts w:ascii="Avenir Book" w:eastAsia="Times New Roman" w:hAnsi="Avenir Book" w:cs="Times New Roman"/>
+          <w:sz w:val="21"/>
+          <w:szCs w:val="21"/>
+          <w:lang w:eastAsia="en-US"/>
+        </w:rPr>
+        <w:t>” no pondrá a disposición o en beneficio de “</w:t>
+      </w:r>
+      <w:r>
+        <w:rPr>
+          <w:rFonts w:ascii="Avenir Book" w:eastAsia="Times New Roman" w:hAnsi="Avenir Book" w:cs="Times New Roman"/>
+          <w:color w:val="FF0000"/>
+          <w:sz w:val="21"/>
+          <w:szCs w:val="21"/>
+          <w:lang w:eastAsia="en-US"/>
+        </w:rPr>
+        <w:t>{{EL_CLIENTE}}</w:t>
+      </w:r>
+      <w:r>
+        <w:rPr>
+          <w:rFonts w:ascii="Avenir Book" w:eastAsia="Times New Roman" w:hAnsi="Avenir Book" w:cs="Times New Roman"/>
+          <w:sz w:val="21"/>
+          <w:szCs w:val="21"/>
+          <w:lang w:eastAsia="en-US"/>
+        </w:rPr>
+        <w:t>” trabajadores propios, ya que todas las actividades que resulten necesarias para la debida prestación de los servicios contratados, se realizaran en el domicilio de “</w:t>
+      </w:r>
+      <w:r>
+        <w:rPr>
+          <w:rFonts w:ascii="Avenir Book" w:eastAsia="Times New Roman" w:hAnsi="Avenir Book" w:cs="Times New Roman"/>
+          <w:sz w:val="21"/>
+          <w:szCs w:val="21"/>
+          <w:lang w:eastAsia="en-US"/>
+        </w:rPr>
+        <w:t>EL PRESTADOR DE SERVICIOS</w:t>
+      </w:r>
+      <w:r>
+        <w:rPr>
+          <w:rFonts w:ascii="Avenir Book" w:eastAsia="Times New Roman" w:hAnsi="Avenir Book" w:cs="Times New Roman"/>
+          <w:sz w:val="21"/>
+          <w:szCs w:val="21"/>
+          <w:lang w:eastAsia="en-US"/>
+        </w:rPr>
+        <w:t>” y con personal y recursos propios de este último.</w:t>
+      </w:r>
+    </w:p>
+    <w:p>
+      <w:pPr>
+        <w:spacing w:after="0" w:line="240" w:lineRule="auto"/>
+        <w:jc w:val="both"/>
+        <w:rPr>
+          <w:rFonts w:ascii="Avenir Book" w:eastAsia="Times New Roman" w:hAnsi="Avenir Book" w:cs="Times New Roman"/>
+          <w:sz w:val="21"/>
+          <w:szCs w:val="21"/>
+          <w:lang w:eastAsia="en-US"/>
+        </w:rPr>
+      </w:pPr>
+    </w:p>
+    <w:p>
+      <w:pPr>
+        <w:spacing w:after="0" w:line="240" w:lineRule="auto"/>
+        <w:jc w:val="both"/>
         <w:rPr>
           <w:rFonts w:ascii="Avenir Book" w:eastAsia="Times New Roman" w:hAnsi="Avenir Book" w:cs="Times New Roman"/>
           <w:b/>
           <w:bCs/>
+          <w:sz w:val="21"/>
+          <w:szCs w:val="21"/>
+          <w:lang w:eastAsia="en-US"/>
+        </w:rPr>
+      </w:pPr>
+      <w:r>
+        <w:rPr>
+          <w:rFonts w:ascii="Avenir Book" w:eastAsia="Times New Roman" w:hAnsi="Avenir Book" w:cs="Times New Roman"/>
+          <w:b/>
+          <w:bCs/>
+          <w:sz w:val="21"/>
+          <w:szCs w:val="21"/>
+          <w:lang w:eastAsia="en-US"/>
+        </w:rPr>
+        <w:t xml:space="preserve">SEGUNDA. – LIMITE DEL ALCANCE DEL SERVICIO. </w:t>
+      </w:r>
+    </w:p>
+    <w:p>
+      <w:pPr>
+        <w:spacing w:after="0" w:line="240" w:lineRule="auto"/>
+        <w:jc w:val="both"/>
+        <w:rPr>
+          <w:rFonts w:ascii="Avenir Book" w:eastAsia="Times New Roman" w:hAnsi="Avenir Book" w:cs="Times New Roman"/>
+          <w:sz w:val="21"/>
+          <w:szCs w:val="21"/>
+          <w:lang w:eastAsia="en-US"/>
+        </w:rPr>
+      </w:pPr>
+    </w:p>
+    <w:p>
+      <w:pPr>
+        <w:spacing w:after="0" w:line="240" w:lineRule="auto"/>
+        <w:jc w:val="both"/>
+        <w:rPr>
+          <w:rFonts w:ascii="Avenir Book" w:eastAsia="Times New Roman" w:hAnsi="Avenir Book" w:cs="Times New Roman"/>
+          <w:sz w:val="21"/>
+          <w:szCs w:val="21"/>
+          <w:lang w:eastAsia="en-US"/>
+        </w:rPr>
+      </w:pPr>
+      <w:r>
+        <w:rPr>
+          <w:rFonts w:ascii="Avenir Book" w:eastAsia="Times New Roman" w:hAnsi="Avenir Book" w:cs="Times New Roman"/>
+          <w:sz w:val="21"/>
+          <w:szCs w:val="21"/>
+          <w:lang w:eastAsia="en-US"/>
+        </w:rPr>
+        <w:t>"</w:t>
+      </w:r>
+      <w:r>
+        <w:rPr>
+          <w:rFonts w:ascii="Avenir Book" w:eastAsia="Times New Roman" w:hAnsi="Avenir Book" w:cs="Times New Roman"/>
+          <w:sz w:val="21"/>
+          <w:szCs w:val="21"/>
+          <w:lang w:eastAsia="en-US"/>
+        </w:rPr>
+        <w:t>EL PRESTADOR DE SERVICIOS</w:t>
+      </w:r>
+      <w:r>
+        <w:rPr>
+          <w:rFonts w:ascii="Avenir Book" w:eastAsia="Times New Roman" w:hAnsi="Avenir Book" w:cs="Times New Roman"/>
+          <w:sz w:val="21"/>
+          <w:szCs w:val="21"/>
+          <w:lang w:eastAsia="en-US"/>
+        </w:rPr>
+        <w:t>" acepta de manera exclusiva y con carácter limitado, prestar los servicios detallados en la cláusula anterior. Se establece que el presente contrato es el único documento que regula las relaciones entre las partes, y en virtud de ello, la prestación de servicios se llevará a cabo de acuerdo con los lineamientos establecidos en este contrato, específicamente en relación con el objeto y las estipulaciones aquí contenidas.</w:t>
+      </w:r>
+    </w:p>
+    <w:p>
+      <w:pPr>
+        <w:spacing w:after="0" w:line="240" w:lineRule="auto"/>
+        <w:jc w:val="both"/>
+        <w:rPr>
+          <w:rFonts w:ascii="Avenir Book" w:eastAsia="Times New Roman" w:hAnsi="Avenir Book" w:cs="Times New Roman"/>
+          <w:sz w:val="21"/>
+          <w:szCs w:val="21"/>
+          <w:lang w:eastAsia="en-US"/>
+        </w:rPr>
+      </w:pPr>
+    </w:p>
+    <w:p>
+      <w:pPr>
+        <w:spacing w:after="0" w:line="240" w:lineRule="auto"/>
+        <w:jc w:val="both"/>
+        <w:rPr>
+          <w:rFonts w:ascii="Avenir Book" w:eastAsia="Times New Roman" w:hAnsi="Avenir Book" w:cs="Times New Roman"/>
+          <w:sz w:val="21"/>
+          <w:szCs w:val="21"/>
+          <w:lang w:eastAsia="en-US"/>
+        </w:rPr>
+      </w:pPr>
+      <w:r>
+        <w:rPr>
+          <w:rFonts w:ascii="Avenir Book" w:eastAsia="Times New Roman" w:hAnsi="Avenir Book" w:cs="Times New Roman"/>
+          <w:sz w:val="21"/>
+          <w:szCs w:val="21"/>
+          <w:lang w:eastAsia="en-US"/>
+        </w:rPr>
+        <w:t>Esta limitación implica que las obligaciones y responsabilidades de "</w:t>
+      </w:r>
+      <w:r>
+        <w:rPr>
+          <w:rFonts w:ascii="Avenir Book" w:eastAsia="Times New Roman" w:hAnsi="Avenir Book" w:cs="Times New Roman"/>
+          <w:sz w:val="21"/>
+          <w:szCs w:val="21"/>
+          <w:lang w:eastAsia="en-US"/>
+        </w:rPr>
+        <w:t>EL PRESTADOR DE SERVICIOS</w:t>
+      </w:r>
+      <w:r>
+        <w:rPr>
+          <w:rFonts w:ascii="Avenir Book" w:eastAsia="Times New Roman" w:hAnsi="Avenir Book" w:cs="Times New Roman"/>
+          <w:sz w:val="21"/>
+          <w:szCs w:val="21"/>
+          <w:lang w:eastAsia="en-US"/>
+        </w:rPr>
+        <w:t>" se circunscriben estrictamente a lo acordado en este contrato, excluyendo cualquier otro tipo de compromiso o actividad que no esté expresamente contemplado en el presente instrumento. Asimismo, las partes reconocen que cualquier modificación o ampliación de las obligaciones deberá realizarse mediante acuerdo expreso y por escrito entre ambas partes, de conformidad con las disposiciones establecidas en el presente contrato.</w:t>
+      </w:r>
+    </w:p>
+    <w:p>
+      <w:pPr>
+        <w:spacing w:after="0" w:line="240" w:lineRule="auto"/>
+        <w:jc w:val="both"/>
+        <w:rPr>
+          <w:rFonts w:ascii="Avenir Book" w:eastAsia="Times New Roman" w:hAnsi="Avenir Book" w:cs="Times New Roman"/>
+          <w:sz w:val="21"/>
+          <w:szCs w:val="21"/>
+          <w:lang w:eastAsia="en-US"/>
+        </w:rPr>
+      </w:pPr>
+    </w:p>
+    <w:p>
+      <w:pPr>
+        <w:spacing w:after="0" w:line="240" w:lineRule="auto"/>
+        <w:jc w:val="both"/>
+        <w:rPr>
+          <w:rFonts w:ascii="Avenir Book" w:eastAsia="Times New Roman" w:hAnsi="Avenir Book" w:cs="Times New Roman"/>
+          <w:b/>
+          <w:bCs/>
+          <w:sz w:val="21"/>
+          <w:szCs w:val="21"/>
+          <w:lang w:eastAsia="en-US"/>
+        </w:rPr>
+      </w:pPr>
+      <w:r>
+        <w:rPr>
+          <w:rFonts w:ascii="Avenir Book" w:eastAsia="Times New Roman" w:hAnsi="Avenir Book" w:cs="Times New Roman"/>
+          <w:b/>
+          <w:bCs/>
+          <w:sz w:val="21"/>
+          <w:szCs w:val="21"/>
+          <w:lang w:eastAsia="en-US"/>
+        </w:rPr>
+        <w:t>TERCERA. - FACILITACIÓN DE INFORMACIÓN Y ACCESO.</w:t>
+      </w:r>
+    </w:p>
+    <w:p>
+      <w:pPr>
+        <w:spacing w:after="0" w:line="240" w:lineRule="auto"/>
+        <w:jc w:val="both"/>
+        <w:rPr>
+          <w:rFonts w:ascii="Avenir Book" w:eastAsia="Times New Roman" w:hAnsi="Avenir Book" w:cs="Times New Roman"/>
+          <w:b/>
+          <w:bCs/>
+          <w:sz w:val="21"/>
+          <w:szCs w:val="21"/>
+          <w:lang w:eastAsia="en-US"/>
+        </w:rPr>
+      </w:pPr>
+    </w:p>
+    <w:p>
+      <w:pPr>
+        <w:spacing w:after="0" w:line="240" w:lineRule="auto"/>
+        <w:jc w:val="both"/>
+        <w:rPr>
+          <w:rFonts w:ascii="Avenir Book" w:eastAsia="Times New Roman" w:hAnsi="Avenir Book" w:cs="Times New Roman"/>
+          <w:sz w:val="21"/>
+          <w:szCs w:val="21"/>
+          <w:lang w:eastAsia="en-US"/>
+        </w:rPr>
+      </w:pPr>
+      <w:r>
+        <w:rPr>
+          <w:rFonts w:ascii="Avenir Book" w:eastAsia="Times New Roman" w:hAnsi="Avenir Book" w:cs="Times New Roman"/>
+          <w:sz w:val="21"/>
+          <w:szCs w:val="21"/>
+          <w:lang w:eastAsia="en-US"/>
+        </w:rPr>
+        <w:lastRenderedPageBreak/>
+        <w:t>"</w:t>
+      </w:r>
+      <w:r>
+        <w:rPr>
+          <w:rFonts w:ascii="Avenir Book" w:eastAsia="Times New Roman" w:hAnsi="Avenir Book" w:cs="Times New Roman"/>
           <w:color w:val="FF0000"/>
           <w:sz w:val="21"/>
           <w:szCs w:val="21"/>
           <w:lang w:eastAsia="en-US"/>
         </w:rPr>
-        <w:t>}}</w:t>
-      </w:r>
-      <w:r>
-        <w:rPr>
-          <w:rFonts w:ascii="Avenir Book" w:eastAsia="Times New Roman" w:hAnsi="Avenir Book" w:cs="Times New Roman"/>
-          <w:sz w:val="21"/>
-          <w:szCs w:val="21"/>
-          <w:lang w:eastAsia="en-US"/>
-        </w:rPr>
-        <w:t xml:space="preserve"> </w:t>
-      </w:r>
-      <w:bookmarkEnd w:id="0"/>
-      <w:r>
-        <w:rPr>
-          <w:rFonts w:ascii="Avenir Book" w:eastAsia="Times New Roman" w:hAnsi="Avenir Book" w:cs="Times New Roman"/>
-          <w:sz w:val="21"/>
-          <w:szCs w:val="21"/>
-          <w:lang w:eastAsia="en-US"/>
-        </w:rPr>
-        <w:t>de la institución financiera denominada</w:t>
-      </w:r>
-      <w:r>
-        <w:rPr>
-          <w:rFonts w:ascii="Avenir Book" w:eastAsia="Times New Roman" w:hAnsi="Avenir Book" w:cs="Times New Roman"/>
-          <w:color w:val="FF0000"/>
-          <w:sz w:val="21"/>
-          <w:szCs w:val="21"/>
-          <w:lang w:eastAsia="en-US"/>
-        </w:rPr>
-        <w:t xml:space="preserve"> </w:t>
-      </w:r>
-      <w:r>
-        <w:rPr>
-          <w:rFonts w:ascii="Avenir Book" w:eastAsia="Times New Roman" w:hAnsi="Avenir Book" w:cs="Times New Roman"/>
-          <w:b/>
-          <w:bCs/>
-          <w:color w:val="FF0000"/>
-          <w:sz w:val="21"/>
-          <w:szCs w:val="21"/>
-          <w:lang w:eastAsia="en-US"/>
-        </w:rPr>
-        <w:t>{{</w:t>
-      </w:r>
-      <w:r>
-        <w:rPr>
-          <w:rFonts w:ascii="Avenir Book" w:eastAsia="Times New Roman" w:hAnsi="Avenir Book" w:cs="Times New Roman"/>
-          <w:b/>
-          <w:bCs/>
-          <w:color w:val="FF0000"/>
-          <w:sz w:val="21"/>
-          <w:szCs w:val="21"/>
-          <w:lang w:eastAsia="en-US"/>
-        </w:rPr>
-        <w:t>INSTITUCION_FINANCIERA_DENOMINADA</w:t>
-      </w:r>
-      <w:r>
-        <w:rPr>
-          <w:rFonts w:ascii="Avenir Book" w:eastAsia="Times New Roman" w:hAnsi="Avenir Book" w:cs="Times New Roman"/>
-          <w:b/>
-          <w:bCs/>
-          <w:color w:val="FF0000"/>
-          <w:sz w:val="21"/>
-          <w:szCs w:val="21"/>
-          <w:lang w:eastAsia="en-US"/>
-        </w:rPr>
-        <w:t>}}</w:t>
-      </w:r>
-      <w:r>
-        <w:rPr>
-          <w:rFonts w:ascii="Avenir Book" w:eastAsia="Times New Roman" w:hAnsi="Avenir Book" w:cs="Times New Roman"/>
-          <w:sz w:val="21"/>
-          <w:szCs w:val="21"/>
-          <w:lang w:eastAsia="en-US"/>
-        </w:rPr>
-        <w:t xml:space="preserve"> de la cual es titular “</w:t>
-      </w:r>
-      <w:r>
-        <w:rPr>
-          <w:rFonts w:ascii="Avenir Book" w:eastAsia="Times New Roman" w:hAnsi="Avenir Book" w:cs="Times New Roman"/>
-          <w:color w:val="FF0000"/>
-          <w:sz w:val="21"/>
-          <w:szCs w:val="21"/>
-          <w:lang w:eastAsia="en-US"/>
-        </w:rPr>
-        <w:t>{{EL_PRESTADOR_DE_SERVICIOS}}</w:t>
-      </w:r>
-      <w:r>
-        <w:rPr>
-          <w:rFonts w:ascii="Avenir Book" w:eastAsia="Times New Roman" w:hAnsi="Avenir Book" w:cs="Times New Roman"/>
-          <w:sz w:val="21"/>
-          <w:szCs w:val="21"/>
-          <w:lang w:eastAsia="en-US"/>
-        </w:rPr>
-        <w:t xml:space="preserve">”. </w:t>
-      </w:r>
-    </w:p>
-    <w:p>
-      <w:pPr>
-        <w:spacing w:after="0" w:line="240" w:lineRule="auto"/>
-        <w:jc w:val="both"/>
-        <w:rPr>
-          <w:rFonts w:ascii="Avenir Book" w:eastAsia="Times New Roman" w:hAnsi="Avenir Book" w:cs="Times New Roman"/>
-          <w:sz w:val="21"/>
-          <w:szCs w:val="21"/>
-          <w:lang w:eastAsia="en-US"/>
-        </w:rPr>
-      </w:pPr>
-    </w:p>
-    <w:p>
-      <w:pPr>
-        <w:spacing w:after="0" w:line="240" w:lineRule="auto"/>
-        <w:jc w:val="both"/>
-        <w:rPr>
-          <w:rFonts w:ascii="Avenir Book" w:eastAsia="Times New Roman" w:hAnsi="Avenir Book" w:cs="Times New Roman"/>
-          <w:sz w:val="21"/>
-          <w:szCs w:val="21"/>
-          <w:lang w:eastAsia="en-US"/>
-        </w:rPr>
-      </w:pPr>
-      <w:r>
-        <w:rPr>
-          <w:rFonts w:ascii="Avenir Book" w:eastAsia="Times New Roman" w:hAnsi="Avenir Book" w:cs="Times New Roman"/>
-          <w:sz w:val="21"/>
-          <w:szCs w:val="21"/>
-          <w:lang w:eastAsia="en-US"/>
-        </w:rPr>
-        <w:t>Cuando se dé el caso de que se tenga que pagar una compensación y/o indemnización en favor de algún trabajador de “</w:t>
-      </w:r>
-      <w:r>
-        <w:rPr>
-          <w:rFonts w:ascii="Avenir Book" w:eastAsia="Times New Roman" w:hAnsi="Avenir Book" w:cs="Times New Roman"/>
-          <w:color w:val="FF0000"/>
-          <w:sz w:val="21"/>
-          <w:szCs w:val="21"/>
-          <w:lang w:eastAsia="en-US"/>
-        </w:rPr>
         <w:t>{{EL_CLIENTE}}</w:t>
       </w:r>
       <w:r>
@@ -2489,387 +2687,16 @@
           <w:szCs w:val="21"/>
           <w:lang w:eastAsia="en-US"/>
         </w:rPr>
-        <w:t>”, se le dará la información correspondiente a “</w:t>
-      </w:r>
-      <w:r>
-        <w:rPr>
-          <w:rFonts w:ascii="Avenir Book" w:eastAsia="Times New Roman" w:hAnsi="Avenir Book" w:cs="Times New Roman"/>
-          <w:color w:val="FF0000"/>
-          <w:sz w:val="21"/>
-          <w:szCs w:val="21"/>
-          <w:lang w:eastAsia="en-US"/>
-        </w:rPr>
-        <w:t>{{EL_CLIENTE}}</w:t>
-      </w:r>
-      <w:r>
-        <w:rPr>
-          <w:rFonts w:ascii="Avenir Book" w:eastAsia="Times New Roman" w:hAnsi="Avenir Book" w:cs="Times New Roman"/>
-          <w:sz w:val="21"/>
-          <w:szCs w:val="21"/>
-          <w:lang w:eastAsia="en-US"/>
-        </w:rPr>
-        <w:t>” a través de los dictámenes necesarios, a efectos de que genere un formato de instrucción, en el cual deberá constar la aplicación de los recursos económicos de los recursos separados y destinados para cubrir las compensaciones y/o indemnizaciones y deberá de estar soportada por un dictamen médico, con una antelación de cuando menos 48 cuarenta y ocho horas, lo anterior, con el ánimo de que “</w:t>
-      </w:r>
-      <w:r>
-        <w:rPr>
-          <w:rFonts w:ascii="Avenir Book" w:eastAsia="Times New Roman" w:hAnsi="Avenir Book" w:cs="Times New Roman"/>
-          <w:color w:val="FF0000"/>
-          <w:sz w:val="21"/>
-          <w:szCs w:val="21"/>
-          <w:lang w:eastAsia="en-US"/>
-        </w:rPr>
-        <w:t>{{EL_PRESTADOR_DE_SERVICIOS}}</w:t>
-      </w:r>
-      <w:r>
-        <w:rPr>
-          <w:rFonts w:ascii="Avenir Book" w:eastAsia="Times New Roman" w:hAnsi="Avenir Book" w:cs="Times New Roman"/>
-          <w:sz w:val="21"/>
-          <w:szCs w:val="21"/>
-          <w:lang w:eastAsia="en-US"/>
-        </w:rPr>
-        <w:t xml:space="preserve">” pueda compensar y/o indemnizar oportunamente.  </w:t>
-      </w:r>
-    </w:p>
-    <w:p>
-      <w:pPr>
-        <w:spacing w:after="0" w:line="240" w:lineRule="auto"/>
-        <w:jc w:val="both"/>
-        <w:rPr>
-          <w:rFonts w:ascii="Avenir Book" w:eastAsia="Times New Roman" w:hAnsi="Avenir Book" w:cs="Times New Roman"/>
-          <w:sz w:val="21"/>
-          <w:szCs w:val="21"/>
-          <w:lang w:eastAsia="en-US"/>
-        </w:rPr>
-      </w:pPr>
-    </w:p>
-    <w:p>
-      <w:pPr>
-        <w:spacing w:after="0" w:line="240" w:lineRule="auto"/>
-        <w:jc w:val="both"/>
-        <w:rPr>
-          <w:rFonts w:ascii="Avenir Book" w:eastAsia="Times New Roman" w:hAnsi="Avenir Book" w:cs="Times New Roman"/>
-          <w:sz w:val="21"/>
-          <w:szCs w:val="21"/>
-          <w:lang w:eastAsia="en-US"/>
-        </w:rPr>
-      </w:pPr>
-      <w:r>
-        <w:rPr>
-          <w:rFonts w:ascii="Avenir Book" w:eastAsia="Times New Roman" w:hAnsi="Avenir Book" w:cs="Times New Roman"/>
-          <w:sz w:val="21"/>
-          <w:szCs w:val="21"/>
-          <w:lang w:eastAsia="en-US"/>
-        </w:rPr>
-        <w:t>Desde este momento se hace la especificación relativa a que “</w:t>
-      </w:r>
-      <w:r>
-        <w:rPr>
-          <w:rFonts w:ascii="Avenir Book" w:eastAsia="Times New Roman" w:hAnsi="Avenir Book" w:cs="Times New Roman"/>
-          <w:color w:val="FF0000"/>
-          <w:sz w:val="21"/>
-          <w:szCs w:val="21"/>
-          <w:lang w:eastAsia="en-US"/>
-        </w:rPr>
-        <w:t>{{EL_PRESTADOR_DE_SERVICIOS}}</w:t>
-      </w:r>
-      <w:r>
-        <w:rPr>
-          <w:rFonts w:ascii="Avenir Book" w:eastAsia="Times New Roman" w:hAnsi="Avenir Book" w:cs="Times New Roman"/>
-          <w:sz w:val="21"/>
-          <w:szCs w:val="21"/>
-          <w:lang w:eastAsia="en-US"/>
-        </w:rPr>
-        <w:t>” no pondrá a disposición o en beneficio de “</w:t>
-      </w:r>
-      <w:r>
-        <w:rPr>
-          <w:rFonts w:ascii="Avenir Book" w:eastAsia="Times New Roman" w:hAnsi="Avenir Book" w:cs="Times New Roman"/>
-          <w:color w:val="FF0000"/>
-          <w:sz w:val="21"/>
-          <w:szCs w:val="21"/>
-          <w:lang w:eastAsia="en-US"/>
-        </w:rPr>
-        <w:t>{{EL_CLIENTE}}</w:t>
-      </w:r>
-      <w:r>
-        <w:rPr>
-          <w:rFonts w:ascii="Avenir Book" w:eastAsia="Times New Roman" w:hAnsi="Avenir Book" w:cs="Times New Roman"/>
-          <w:sz w:val="21"/>
-          <w:szCs w:val="21"/>
-          <w:lang w:eastAsia="en-US"/>
-        </w:rPr>
-        <w:t>” trabajadores propios, ya que todas las actividades que resulten necesarias para la debida prestación de los servicios contratados, se realizaran en el domicilio de “</w:t>
-      </w:r>
-      <w:r>
-        <w:rPr>
-          <w:rFonts w:ascii="Avenir Book" w:eastAsia="Times New Roman" w:hAnsi="Avenir Book" w:cs="Times New Roman"/>
-          <w:color w:val="FF0000"/>
-          <w:sz w:val="21"/>
-          <w:szCs w:val="21"/>
-          <w:lang w:eastAsia="en-US"/>
-        </w:rPr>
-        <w:t>{{EL_PRESTADOR_DE_SERVICIOS}}</w:t>
-      </w:r>
-      <w:r>
-        <w:rPr>
-          <w:rFonts w:ascii="Avenir Book" w:eastAsia="Times New Roman" w:hAnsi="Avenir Book" w:cs="Times New Roman"/>
-          <w:sz w:val="21"/>
-          <w:szCs w:val="21"/>
-          <w:lang w:eastAsia="en-US"/>
-        </w:rPr>
-        <w:t>” y con personal y recursos propios de este último.</w:t>
-      </w:r>
-    </w:p>
-    <w:p>
-      <w:pPr>
-        <w:spacing w:after="0" w:line="240" w:lineRule="auto"/>
-        <w:jc w:val="both"/>
-        <w:rPr>
-          <w:rFonts w:ascii="Avenir Book" w:eastAsia="Times New Roman" w:hAnsi="Avenir Book" w:cs="Times New Roman"/>
-          <w:sz w:val="21"/>
-          <w:szCs w:val="21"/>
-          <w:lang w:eastAsia="en-US"/>
-        </w:rPr>
-      </w:pPr>
-    </w:p>
-    <w:p>
-      <w:pPr>
-        <w:spacing w:after="0" w:line="240" w:lineRule="auto"/>
-        <w:jc w:val="both"/>
-        <w:rPr>
-          <w:rFonts w:ascii="Avenir Book" w:eastAsia="Times New Roman" w:hAnsi="Avenir Book" w:cs="Times New Roman"/>
-          <w:b/>
-          <w:bCs/>
-          <w:sz w:val="21"/>
-          <w:szCs w:val="21"/>
-          <w:lang w:eastAsia="en-US"/>
-        </w:rPr>
-      </w:pPr>
-      <w:r>
-        <w:rPr>
-          <w:rFonts w:ascii="Avenir Book" w:eastAsia="Times New Roman" w:hAnsi="Avenir Book" w:cs="Times New Roman"/>
-          <w:b/>
-          <w:bCs/>
-          <w:sz w:val="21"/>
-          <w:szCs w:val="21"/>
-          <w:lang w:eastAsia="en-US"/>
-        </w:rPr>
-        <w:t xml:space="preserve">SEGUNDA. – LIMITE DEL ALCANCE DEL SERVICIO. </w:t>
-      </w:r>
-    </w:p>
-    <w:p>
-      <w:pPr>
-        <w:spacing w:after="0" w:line="240" w:lineRule="auto"/>
-        <w:jc w:val="both"/>
-        <w:rPr>
-          <w:rFonts w:ascii="Avenir Book" w:eastAsia="Times New Roman" w:hAnsi="Avenir Book" w:cs="Times New Roman"/>
-          <w:sz w:val="21"/>
-          <w:szCs w:val="21"/>
-          <w:lang w:eastAsia="en-US"/>
-        </w:rPr>
-      </w:pPr>
-    </w:p>
-    <w:p>
-      <w:pPr>
-        <w:spacing w:after="0" w:line="240" w:lineRule="auto"/>
-        <w:jc w:val="both"/>
-        <w:rPr>
-          <w:rFonts w:ascii="Avenir Book" w:eastAsia="Times New Roman" w:hAnsi="Avenir Book" w:cs="Times New Roman"/>
-          <w:sz w:val="21"/>
-          <w:szCs w:val="21"/>
-          <w:lang w:eastAsia="en-US"/>
-        </w:rPr>
-      </w:pPr>
-      <w:r>
-        <w:rPr>
-          <w:rFonts w:ascii="Avenir Book" w:eastAsia="Times New Roman" w:hAnsi="Avenir Book" w:cs="Times New Roman"/>
-          <w:sz w:val="21"/>
-          <w:szCs w:val="21"/>
-          <w:lang w:eastAsia="en-US"/>
-        </w:rPr>
-        <w:t>"</w:t>
-      </w:r>
-      <w:r>
-        <w:rPr>
-          <w:rFonts w:ascii="Avenir Book" w:eastAsia="Times New Roman" w:hAnsi="Avenir Book" w:cs="Times New Roman"/>
-          <w:color w:val="FF0000"/>
-          <w:sz w:val="21"/>
-          <w:szCs w:val="21"/>
-          <w:lang w:eastAsia="en-US"/>
-        </w:rPr>
-        <w:t>{{EL_PRESTADOR_DE_SERVICIOS}}</w:t>
-      </w:r>
-      <w:r>
-        <w:rPr>
-          <w:rFonts w:ascii="Avenir Book" w:eastAsia="Times New Roman" w:hAnsi="Avenir Book" w:cs="Times New Roman"/>
-          <w:sz w:val="21"/>
-          <w:szCs w:val="21"/>
-          <w:lang w:eastAsia="en-US"/>
-        </w:rPr>
-        <w:t>" acepta de manera exclusiva y con carácter limitado, prestar los servicios detallados en la cláusula anterior. Se establece que el presente contrato es el único documento que regula las relaciones entre las partes, y en virtud de ello, la prestación de servicios se llevará a cabo de acuerdo con los lineamientos establecidos en este contrato, específicamente en relación con el objeto y las estipulaciones aquí contenidas.</w:t>
-      </w:r>
-    </w:p>
-    <w:p>
-      <w:pPr>
-        <w:spacing w:after="0" w:line="240" w:lineRule="auto"/>
-        <w:jc w:val="both"/>
-        <w:rPr>
-          <w:rFonts w:ascii="Avenir Book" w:eastAsia="Times New Roman" w:hAnsi="Avenir Book" w:cs="Times New Roman"/>
-          <w:sz w:val="21"/>
-          <w:szCs w:val="21"/>
-          <w:lang w:eastAsia="en-US"/>
-        </w:rPr>
-      </w:pPr>
-    </w:p>
-    <w:p>
-      <w:pPr>
-        <w:spacing w:after="0" w:line="240" w:lineRule="auto"/>
-        <w:jc w:val="both"/>
-        <w:rPr>
-          <w:rFonts w:ascii="Avenir Book" w:eastAsia="Times New Roman" w:hAnsi="Avenir Book" w:cs="Times New Roman"/>
-          <w:sz w:val="21"/>
-          <w:szCs w:val="21"/>
-          <w:lang w:eastAsia="en-US"/>
-        </w:rPr>
-      </w:pPr>
-      <w:r>
-        <w:rPr>
-          <w:rFonts w:ascii="Avenir Book" w:eastAsia="Times New Roman" w:hAnsi="Avenir Book" w:cs="Times New Roman"/>
-          <w:sz w:val="21"/>
-          <w:szCs w:val="21"/>
-          <w:lang w:eastAsia="en-US"/>
-        </w:rPr>
-        <w:t>Esta limitación implica que las obligaciones y responsabilidades de "</w:t>
-      </w:r>
-      <w:r>
-        <w:rPr>
-          <w:rFonts w:ascii="Avenir Book" w:eastAsia="Times New Roman" w:hAnsi="Avenir Book" w:cs="Times New Roman"/>
-          <w:color w:val="FF0000"/>
-          <w:sz w:val="21"/>
-          <w:szCs w:val="21"/>
-          <w:lang w:eastAsia="en-US"/>
-        </w:rPr>
-        <w:t>{{EL_PRESTADOR_DE_SERVICIOS}}</w:t>
-      </w:r>
-      <w:r>
-        <w:rPr>
-          <w:rFonts w:ascii="Avenir Book" w:eastAsia="Times New Roman" w:hAnsi="Avenir Book" w:cs="Times New Roman"/>
-          <w:sz w:val="21"/>
-          <w:szCs w:val="21"/>
-          <w:lang w:eastAsia="en-US"/>
-        </w:rPr>
-        <w:t xml:space="preserve">" se circunscriben estrictamente a lo acordado en este contrato, excluyendo cualquier otro tipo de compromiso o actividad que no esté expresamente contemplado en el presente instrumento. Asimismo, las partes reconocen que cualquier modificación o </w:t>
-      </w:r>
-      <w:r>
-        <w:rPr>
-          <w:rFonts w:ascii="Avenir Book" w:eastAsia="Times New Roman" w:hAnsi="Avenir Book" w:cs="Times New Roman"/>
-          <w:sz w:val="21"/>
-          <w:szCs w:val="21"/>
-          <w:lang w:eastAsia="en-US"/>
-        </w:rPr>
-        <w:lastRenderedPageBreak/>
-        <w:t>ampliación de las obligaciones deberá realizarse mediante acuerdo expreso y por escrito entre ambas partes, de conformidad con las disposiciones establecidas en el presente contrato.</w:t>
-      </w:r>
-    </w:p>
-    <w:p>
-      <w:pPr>
-        <w:spacing w:after="0" w:line="240" w:lineRule="auto"/>
-        <w:jc w:val="both"/>
-        <w:rPr>
-          <w:rFonts w:ascii="Avenir Book" w:eastAsia="Times New Roman" w:hAnsi="Avenir Book" w:cs="Times New Roman"/>
-          <w:sz w:val="21"/>
-          <w:szCs w:val="21"/>
-          <w:lang w:eastAsia="en-US"/>
-        </w:rPr>
-      </w:pPr>
-    </w:p>
-    <w:p>
-      <w:pPr>
-        <w:spacing w:after="0" w:line="240" w:lineRule="auto"/>
-        <w:jc w:val="both"/>
-        <w:rPr>
-          <w:rFonts w:ascii="Avenir Book" w:eastAsia="Times New Roman" w:hAnsi="Avenir Book" w:cs="Times New Roman"/>
-          <w:b/>
-          <w:bCs/>
-          <w:sz w:val="21"/>
-          <w:szCs w:val="21"/>
-          <w:lang w:eastAsia="en-US"/>
-        </w:rPr>
-      </w:pPr>
-      <w:r>
-        <w:rPr>
-          <w:rFonts w:ascii="Avenir Book" w:eastAsia="Times New Roman" w:hAnsi="Avenir Book" w:cs="Times New Roman"/>
-          <w:b/>
-          <w:bCs/>
-          <w:sz w:val="21"/>
-          <w:szCs w:val="21"/>
-          <w:lang w:eastAsia="en-US"/>
-        </w:rPr>
-        <w:t>TERCERA. - FACILITACIÓN DE INFORMACIÓN Y ACCESO.</w:t>
-      </w:r>
-    </w:p>
-    <w:p>
-      <w:pPr>
-        <w:spacing w:after="0" w:line="240" w:lineRule="auto"/>
-        <w:jc w:val="both"/>
-        <w:rPr>
-          <w:rFonts w:ascii="Avenir Book" w:eastAsia="Times New Roman" w:hAnsi="Avenir Book" w:cs="Times New Roman"/>
-          <w:b/>
-          <w:bCs/>
-          <w:sz w:val="21"/>
-          <w:szCs w:val="21"/>
-          <w:lang w:eastAsia="en-US"/>
-        </w:rPr>
-      </w:pPr>
-    </w:p>
-    <w:p>
-      <w:pPr>
-        <w:spacing w:after="0" w:line="240" w:lineRule="auto"/>
-        <w:jc w:val="both"/>
-        <w:rPr>
-          <w:rFonts w:ascii="Avenir Book" w:eastAsia="Times New Roman" w:hAnsi="Avenir Book" w:cs="Times New Roman"/>
-          <w:sz w:val="21"/>
-          <w:szCs w:val="21"/>
-          <w:lang w:eastAsia="en-US"/>
-        </w:rPr>
-      </w:pPr>
-      <w:r>
-        <w:rPr>
-          <w:rFonts w:ascii="Avenir Book" w:eastAsia="Times New Roman" w:hAnsi="Avenir Book" w:cs="Times New Roman"/>
-          <w:sz w:val="21"/>
-          <w:szCs w:val="21"/>
-          <w:lang w:eastAsia="en-US"/>
-        </w:rPr>
-        <w:t>"</w:t>
-      </w:r>
-      <w:r>
-        <w:rPr>
-          <w:rFonts w:ascii="Avenir Book" w:eastAsia="Times New Roman" w:hAnsi="Avenir Book" w:cs="Times New Roman"/>
-          <w:color w:val="FF0000"/>
-          <w:sz w:val="21"/>
-          <w:szCs w:val="21"/>
-          <w:lang w:eastAsia="en-US"/>
-        </w:rPr>
-        <w:t>{{EL_CLIENTE}}</w:t>
-      </w:r>
-      <w:r>
-        <w:rPr>
-          <w:rFonts w:ascii="Avenir Book" w:eastAsia="Times New Roman" w:hAnsi="Avenir Book" w:cs="Times New Roman"/>
-          <w:sz w:val="21"/>
-          <w:szCs w:val="21"/>
-          <w:lang w:eastAsia="en-US"/>
-        </w:rPr>
         <w:t>" se compromete a proporcionar a "</w:t>
       </w:r>
       <w:r>
         <w:rPr>
           <w:rFonts w:ascii="Avenir Book" w:eastAsia="Times New Roman" w:hAnsi="Avenir Book" w:cs="Times New Roman"/>
-          <w:color w:val="FF0000"/>
-          <w:sz w:val="21"/>
-          <w:szCs w:val="21"/>
-          <w:lang w:eastAsia="en-US"/>
-        </w:rPr>
-        <w:t>{{EL_PRESTADOR_DE_SERVICIOS}}</w:t>
+          <w:sz w:val="21"/>
+          <w:szCs w:val="21"/>
+          <w:lang w:eastAsia="en-US"/>
+        </w:rPr>
+        <w:t>EL PRESTADOR DE SERVICIOS</w:t>
       </w:r>
       <w:r>
         <w:rPr>
@@ -3283,21 +3110,150 @@
       <w:r>
         <w:rPr>
           <w:rFonts w:ascii="Avenir Book" w:eastAsia="Times New Roman" w:hAnsi="Avenir Book" w:cs="Times New Roman"/>
+          <w:sz w:val="21"/>
+          <w:szCs w:val="21"/>
+          <w:lang w:eastAsia="en-US"/>
+        </w:rPr>
+        <w:t>EL PRESTADOR DE SERVICIOS</w:t>
+      </w:r>
+      <w:r>
+        <w:rPr>
+          <w:rFonts w:ascii="Avenir Book" w:eastAsia="Times New Roman" w:hAnsi="Avenir Book" w:cs="Times New Roman"/>
+          <w:sz w:val="21"/>
+          <w:szCs w:val="21"/>
+          <w:lang w:eastAsia="en-US"/>
+        </w:rPr>
+        <w:t>". Esto incluye, pero no se limita a, oficinas, fábricas, almacenes o cualquier otro lugar de trabajo relevante para el objeto del contrato.</w:t>
+      </w:r>
+    </w:p>
+    <w:p>
+      <w:pPr>
+        <w:spacing w:after="0" w:line="240" w:lineRule="auto"/>
+        <w:jc w:val="both"/>
+        <w:rPr>
+          <w:rFonts w:ascii="Avenir Book" w:eastAsia="Times New Roman" w:hAnsi="Avenir Book" w:cs="Times New Roman"/>
+          <w:b/>
+          <w:bCs/>
+          <w:sz w:val="21"/>
+          <w:szCs w:val="21"/>
+          <w:lang w:eastAsia="en-US"/>
+        </w:rPr>
+      </w:pPr>
+    </w:p>
+    <w:p>
+      <w:pPr>
+        <w:spacing w:after="0" w:line="240" w:lineRule="auto"/>
+        <w:jc w:val="both"/>
+        <w:rPr>
+          <w:rFonts w:ascii="Avenir Book" w:eastAsia="Times New Roman" w:hAnsi="Avenir Book" w:cs="Times New Roman"/>
+          <w:sz w:val="21"/>
+          <w:szCs w:val="21"/>
+          <w:lang w:eastAsia="en-US"/>
+        </w:rPr>
+      </w:pPr>
+      <w:r>
+        <w:rPr>
+          <w:rFonts w:ascii="Avenir Book" w:eastAsia="Times New Roman" w:hAnsi="Avenir Book" w:cs="Times New Roman"/>
+          <w:sz w:val="21"/>
+          <w:szCs w:val="21"/>
+          <w:lang w:eastAsia="en-US"/>
+        </w:rPr>
+        <w:t>"</w:t>
+      </w:r>
+      <w:r>
+        <w:rPr>
+          <w:rFonts w:ascii="Avenir Book" w:eastAsia="Times New Roman" w:hAnsi="Avenir Book" w:cs="Times New Roman"/>
           <w:color w:val="FF0000"/>
           <w:sz w:val="21"/>
           <w:szCs w:val="21"/>
           <w:lang w:eastAsia="en-US"/>
         </w:rPr>
-        <w:t>{{EL_PRESTADOR_DE_SERVICIOS}}</w:t>
-      </w:r>
-      <w:r>
-        <w:rPr>
-          <w:rFonts w:ascii="Avenir Book" w:eastAsia="Times New Roman" w:hAnsi="Avenir Book" w:cs="Times New Roman"/>
-          <w:sz w:val="21"/>
-          <w:szCs w:val="21"/>
-          <w:lang w:eastAsia="en-US"/>
-        </w:rPr>
-        <w:t>". Esto incluye, pero no se limita a, oficinas, fábricas, almacenes o cualquier otro lugar de trabajo relevante para el objeto del contrato.</w:t>
+        <w:t>{{EL_CLIENTE}}</w:t>
+      </w:r>
+      <w:r>
+        <w:rPr>
+          <w:rFonts w:ascii="Avenir Book" w:eastAsia="Times New Roman" w:hAnsi="Avenir Book" w:cs="Times New Roman"/>
+          <w:sz w:val="21"/>
+          <w:szCs w:val="21"/>
+          <w:lang w:eastAsia="en-US"/>
+        </w:rPr>
+        <w:t>" autoriza a "</w:t>
+      </w:r>
+      <w:r>
+        <w:rPr>
+          <w:rFonts w:ascii="Avenir Book" w:eastAsia="Times New Roman" w:hAnsi="Avenir Book" w:cs="Times New Roman"/>
+          <w:sz w:val="21"/>
+          <w:szCs w:val="21"/>
+          <w:lang w:eastAsia="en-US"/>
+        </w:rPr>
+        <w:t>EL PRESTADOR DE SERVICIOS</w:t>
+      </w:r>
+      <w:r>
+        <w:rPr>
+          <w:rFonts w:ascii="Avenir Book" w:eastAsia="Times New Roman" w:hAnsi="Avenir Book" w:cs="Times New Roman"/>
+          <w:sz w:val="21"/>
+          <w:szCs w:val="21"/>
+          <w:lang w:eastAsia="en-US"/>
+        </w:rPr>
+        <w:t>" para realizar grabaciones y tomar fotografías durante las inspecciones físicas. Estos registros se utilizarán únicamente con el propósito de respaldar la evaluación y para documentar las condiciones laborales.</w:t>
+      </w:r>
+    </w:p>
+    <w:p>
+      <w:pPr>
+        <w:spacing w:after="0" w:line="240" w:lineRule="auto"/>
+        <w:jc w:val="both"/>
+        <w:rPr>
+          <w:rFonts w:ascii="Avenir Book" w:eastAsia="Times New Roman" w:hAnsi="Avenir Book" w:cs="Times New Roman"/>
+          <w:sz w:val="21"/>
+          <w:szCs w:val="21"/>
+          <w:lang w:eastAsia="en-US"/>
+        </w:rPr>
+      </w:pPr>
+      <w:r>
+        <w:rPr>
+          <w:rFonts w:ascii="Avenir Book" w:eastAsia="Times New Roman" w:hAnsi="Avenir Book" w:cs="Times New Roman"/>
+          <w:sz w:val="21"/>
+          <w:szCs w:val="21"/>
+          <w:lang w:eastAsia="en-US"/>
+        </w:rPr>
+        <w:t>"</w:t>
+      </w:r>
+      <w:r>
+        <w:rPr>
+          <w:rFonts w:ascii="Avenir Book" w:eastAsia="Times New Roman" w:hAnsi="Avenir Book" w:cs="Times New Roman"/>
+          <w:color w:val="FF0000"/>
+          <w:sz w:val="21"/>
+          <w:szCs w:val="21"/>
+          <w:lang w:eastAsia="en-US"/>
+        </w:rPr>
+        <w:t>{{EL_CLIENTE}}</w:t>
+      </w:r>
+      <w:r>
+        <w:rPr>
+          <w:rFonts w:ascii="Avenir Book" w:eastAsia="Times New Roman" w:hAnsi="Avenir Book" w:cs="Times New Roman"/>
+          <w:sz w:val="21"/>
+          <w:szCs w:val="21"/>
+          <w:lang w:eastAsia="en-US"/>
+        </w:rPr>
+        <w:t>” desde este momento otorga todos los permisos necesarios para recolectar la evidencia física requerida para el desarrollo de los servicios contratados. Esto puede incluir la toma de fotografías, grabaciones de video y cualquier otro medio que "</w:t>
+      </w:r>
+      <w:r>
+        <w:rPr>
+          <w:rFonts w:ascii="Avenir Book" w:eastAsia="Times New Roman" w:hAnsi="Avenir Book" w:cs="Times New Roman"/>
+          <w:sz w:val="21"/>
+          <w:szCs w:val="21"/>
+          <w:lang w:eastAsia="en-US"/>
+        </w:rPr>
+        <w:t>EL PRESTADOR DE SERVICIOS</w:t>
+      </w:r>
+      <w:r>
+        <w:rPr>
+          <w:rFonts w:ascii="Avenir Book" w:eastAsia="Times New Roman" w:hAnsi="Avenir Book" w:cs="Times New Roman"/>
+          <w:sz w:val="21"/>
+          <w:szCs w:val="21"/>
+          <w:lang w:eastAsia="en-US"/>
+        </w:rPr>
+        <w:t>" considere necesario para el manejo de la información.</w:t>
       </w:r>
     </w:p>
     <w:p>
@@ -3351,149 +3307,16 @@
           <w:szCs w:val="21"/>
           <w:lang w:eastAsia="en-US"/>
         </w:rPr>
-        <w:t>" autoriza a "</w:t>
-      </w:r>
-      <w:r>
-        <w:rPr>
-          <w:rFonts w:ascii="Avenir Book" w:eastAsia="Times New Roman" w:hAnsi="Avenir Book" w:cs="Times New Roman"/>
-          <w:color w:val="FF0000"/>
-          <w:sz w:val="21"/>
-          <w:szCs w:val="21"/>
-          <w:lang w:eastAsia="en-US"/>
-        </w:rPr>
-        <w:t>{{EL_PRESTADOR_DE_SERVICIOS}}</w:t>
-      </w:r>
-      <w:r>
-        <w:rPr>
-          <w:rFonts w:ascii="Avenir Book" w:eastAsia="Times New Roman" w:hAnsi="Avenir Book" w:cs="Times New Roman"/>
-          <w:sz w:val="21"/>
-          <w:szCs w:val="21"/>
-          <w:lang w:eastAsia="en-US"/>
-        </w:rPr>
-        <w:t>" para realizar grabaciones y tomar fotografías durante las inspecciones físicas. Estos registros se utilizarán únicamente con el propósito de respaldar la evaluación y para documentar las condiciones laborales.</w:t>
-      </w:r>
-    </w:p>
-    <w:p>
-      <w:pPr>
-        <w:spacing w:after="0" w:line="240" w:lineRule="auto"/>
-        <w:jc w:val="both"/>
-        <w:rPr>
-          <w:rFonts w:ascii="Avenir Book" w:eastAsia="Times New Roman" w:hAnsi="Avenir Book" w:cs="Times New Roman"/>
-          <w:sz w:val="21"/>
-          <w:szCs w:val="21"/>
-          <w:lang w:eastAsia="en-US"/>
-        </w:rPr>
-      </w:pPr>
-      <w:r>
-        <w:rPr>
-          <w:rFonts w:ascii="Avenir Book" w:eastAsia="Times New Roman" w:hAnsi="Avenir Book" w:cs="Times New Roman"/>
-          <w:sz w:val="21"/>
-          <w:szCs w:val="21"/>
-          <w:lang w:eastAsia="en-US"/>
-        </w:rPr>
-        <w:t>"</w:t>
-      </w:r>
-      <w:r>
-        <w:rPr>
-          <w:rFonts w:ascii="Avenir Book" w:eastAsia="Times New Roman" w:hAnsi="Avenir Book" w:cs="Times New Roman"/>
-          <w:color w:val="FF0000"/>
-          <w:sz w:val="21"/>
-          <w:szCs w:val="21"/>
-          <w:lang w:eastAsia="en-US"/>
-        </w:rPr>
-        <w:t>{{EL_CLIENTE}}</w:t>
-      </w:r>
-      <w:r>
-        <w:rPr>
-          <w:rFonts w:ascii="Avenir Book" w:eastAsia="Times New Roman" w:hAnsi="Avenir Book" w:cs="Times New Roman"/>
-          <w:sz w:val="21"/>
-          <w:szCs w:val="21"/>
-          <w:lang w:eastAsia="en-US"/>
-        </w:rPr>
-        <w:t>” desde este momento otorga todos los permisos necesarios para recolectar la evidencia física requerida para el desarrollo de los servicios contratados. Esto puede incluir la toma de fotografías, grabaciones de video y cualquier otro medio que "</w:t>
-      </w:r>
-      <w:r>
-        <w:rPr>
-          <w:rFonts w:ascii="Avenir Book" w:eastAsia="Times New Roman" w:hAnsi="Avenir Book" w:cs="Times New Roman"/>
-          <w:color w:val="FF0000"/>
-          <w:sz w:val="21"/>
-          <w:szCs w:val="21"/>
-          <w:lang w:eastAsia="en-US"/>
-        </w:rPr>
-        <w:t>{{EL_PRESTADOR_DE_SERVICIOS}}</w:t>
-      </w:r>
-      <w:r>
-        <w:rPr>
-          <w:rFonts w:ascii="Avenir Book" w:eastAsia="Times New Roman" w:hAnsi="Avenir Book" w:cs="Times New Roman"/>
-          <w:sz w:val="21"/>
-          <w:szCs w:val="21"/>
-          <w:lang w:eastAsia="en-US"/>
-        </w:rPr>
-        <w:t>" considere necesario para el manejo de la información.</w:t>
-      </w:r>
-    </w:p>
-    <w:p>
-      <w:pPr>
-        <w:spacing w:after="0" w:line="240" w:lineRule="auto"/>
-        <w:jc w:val="both"/>
-        <w:rPr>
-          <w:rFonts w:ascii="Avenir Book" w:eastAsia="Times New Roman" w:hAnsi="Avenir Book" w:cs="Times New Roman"/>
-          <w:b/>
-          <w:bCs/>
-          <w:sz w:val="21"/>
-          <w:szCs w:val="21"/>
-          <w:lang w:eastAsia="en-US"/>
-        </w:rPr>
-      </w:pPr>
-    </w:p>
-    <w:p>
-      <w:pPr>
-        <w:spacing w:after="0" w:line="240" w:lineRule="auto"/>
-        <w:jc w:val="both"/>
-        <w:rPr>
-          <w:rFonts w:ascii="Avenir Book" w:eastAsia="Times New Roman" w:hAnsi="Avenir Book" w:cs="Times New Roman"/>
-          <w:sz w:val="21"/>
-          <w:szCs w:val="21"/>
-          <w:lang w:eastAsia="en-US"/>
-        </w:rPr>
-      </w:pPr>
-      <w:r>
-        <w:rPr>
-          <w:rFonts w:ascii="Avenir Book" w:eastAsia="Times New Roman" w:hAnsi="Avenir Book" w:cs="Times New Roman"/>
-          <w:sz w:val="21"/>
-          <w:szCs w:val="21"/>
-          <w:lang w:eastAsia="en-US"/>
-        </w:rPr>
-        <w:t>"</w:t>
-      </w:r>
-      <w:r>
-        <w:rPr>
-          <w:rFonts w:ascii="Avenir Book" w:eastAsia="Times New Roman" w:hAnsi="Avenir Book" w:cs="Times New Roman"/>
-          <w:color w:val="FF0000"/>
-          <w:sz w:val="21"/>
-          <w:szCs w:val="21"/>
-          <w:lang w:eastAsia="en-US"/>
-        </w:rPr>
-        <w:t>{{EL_CLIENTE}}</w:t>
-      </w:r>
-      <w:r>
-        <w:rPr>
-          <w:rFonts w:ascii="Avenir Book" w:eastAsia="Times New Roman" w:hAnsi="Avenir Book" w:cs="Times New Roman"/>
-          <w:sz w:val="21"/>
-          <w:szCs w:val="21"/>
-          <w:lang w:eastAsia="en-US"/>
-        </w:rPr>
         <w:t>" se compromete a colaborar activamente con "</w:t>
       </w:r>
       <w:r>
         <w:rPr>
           <w:rFonts w:ascii="Avenir Book" w:eastAsia="Times New Roman" w:hAnsi="Avenir Book" w:cs="Times New Roman"/>
-          <w:color w:val="FF0000"/>
-          <w:sz w:val="21"/>
-          <w:szCs w:val="21"/>
-          <w:lang w:eastAsia="en-US"/>
-        </w:rPr>
-        <w:t>{{EL_PRESTADOR_DE_SERVICIOS}}</w:t>
+          <w:sz w:val="21"/>
+          <w:szCs w:val="21"/>
+          <w:lang w:eastAsia="en-US"/>
+        </w:rPr>
+        <w:t>EL PRESTADOR DE SERVICIOS</w:t>
       </w:r>
       <w:r>
         <w:rPr>
@@ -3607,23 +3430,315 @@
       <w:r>
         <w:rPr>
           <w:rFonts w:ascii="Avenir Book" w:eastAsia="Times New Roman" w:hAnsi="Avenir Book" w:cs="Times New Roman"/>
+          <w:sz w:val="21"/>
+          <w:szCs w:val="21"/>
+          <w:lang w:eastAsia="en-US"/>
+        </w:rPr>
+        <w:t>EL PRESTADOR DE SERVICIOS</w:t>
+      </w:r>
+      <w:r>
+        <w:rPr>
+          <w:rFonts w:ascii="Avenir Book" w:eastAsia="Times New Roman" w:hAnsi="Avenir Book" w:cs="Times New Roman"/>
+          <w:sz w:val="21"/>
+          <w:szCs w:val="21"/>
+          <w:lang w:eastAsia="en-US"/>
+        </w:rPr>
+        <w:t xml:space="preserve">” las cantidades que se determinen para poder solventar las compensaciones y/o indemnizaciones en caso de determinarse, </w:t>
+      </w:r>
+      <w:r>
+        <w:rPr>
+          <w:rFonts w:ascii="Avenir Book" w:eastAsia="Times New Roman" w:hAnsi="Avenir Book" w:cs="Times New Roman"/>
+          <w:b/>
+          <w:bCs/>
+          <w:sz w:val="21"/>
+          <w:szCs w:val="21"/>
+          <w:lang w:eastAsia="en-US"/>
+        </w:rPr>
+        <w:t>más el 6% (seis por ciento) más IVA</w:t>
+      </w:r>
+      <w:r>
+        <w:rPr>
+          <w:rFonts w:ascii="Avenir Book" w:eastAsia="Times New Roman" w:hAnsi="Avenir Book" w:cs="Times New Roman"/>
+          <w:sz w:val="21"/>
+          <w:szCs w:val="21"/>
+          <w:lang w:eastAsia="en-US"/>
+        </w:rPr>
+        <w:t>, sobre los montos que se determinen por estos conceptos los cuales podrán ser realizados de manera quincenal o mensual, mientras persista algún elemento que repercuta en los trabajadores, mismos que cubrirán los honorarios por las evaluaciones sobre el cumplimiento de las Normas Oficiales Mexicanas en materia de Salud en el Trabajo, así como el manejo y actos de administración respecto de la aplicación de los recursos económicos destinados al pago de compensaciones y/o indemnizaciones, porcentaje que podrá ser revisado de común acuerdo por “LAS PARTES”, con base en incrementos por costos fiscales; desde este momento, se hace la especificación relativa a que todas las cantidades que pague “</w:t>
+      </w:r>
+      <w:r>
+        <w:rPr>
+          <w:rFonts w:ascii="Avenir Book" w:eastAsia="Times New Roman" w:hAnsi="Avenir Book" w:cs="Times New Roman"/>
           <w:color w:val="FF0000"/>
           <w:sz w:val="21"/>
           <w:szCs w:val="21"/>
           <w:lang w:eastAsia="en-US"/>
         </w:rPr>
-        <w:t>{{EL_PRESTADOR_DE_SERVICIOS}}</w:t>
-      </w:r>
-      <w:r>
-        <w:rPr>
-          <w:rFonts w:ascii="Avenir Book" w:eastAsia="Times New Roman" w:hAnsi="Avenir Book" w:cs="Times New Roman"/>
-          <w:sz w:val="21"/>
-          <w:szCs w:val="21"/>
-          <w:lang w:eastAsia="en-US"/>
-        </w:rPr>
-        <w:t xml:space="preserve">” las cantidades que se determinen para poder solventar las compensaciones y/o indemnizaciones en caso de determinarse, </w:t>
-      </w:r>
-      <w:r>
+        <w:t>{{EL_CLIENTE}}</w:t>
+      </w:r>
+      <w:r>
+        <w:rPr>
+          <w:rFonts w:ascii="Avenir Book" w:eastAsia="Times New Roman" w:hAnsi="Avenir Book" w:cs="Times New Roman"/>
+          <w:sz w:val="21"/>
+          <w:szCs w:val="21"/>
+          <w:lang w:eastAsia="en-US"/>
+        </w:rPr>
+        <w:t xml:space="preserve">” causarán el Impuesto al Valor agregado correspondiente. </w:t>
+      </w:r>
+    </w:p>
+    <w:p>
+      <w:pPr>
+        <w:spacing w:after="0" w:line="240" w:lineRule="auto"/>
+        <w:jc w:val="both"/>
+        <w:rPr>
+          <w:rFonts w:ascii="Avenir Book" w:eastAsia="Times New Roman" w:hAnsi="Avenir Book" w:cs="Times New Roman"/>
+          <w:sz w:val="21"/>
+          <w:szCs w:val="21"/>
+          <w:lang w:eastAsia="en-US"/>
+        </w:rPr>
+      </w:pPr>
+    </w:p>
+    <w:p>
+      <w:pPr>
+        <w:spacing w:after="0" w:line="240" w:lineRule="auto"/>
+        <w:jc w:val="both"/>
+        <w:rPr>
+          <w:rFonts w:ascii="Avenir Book" w:eastAsia="Times New Roman" w:hAnsi="Avenir Book" w:cs="Times New Roman"/>
+          <w:sz w:val="21"/>
+          <w:szCs w:val="21"/>
+          <w:lang w:eastAsia="en-US"/>
+        </w:rPr>
+      </w:pPr>
+      <w:r>
+        <w:rPr>
+          <w:rFonts w:ascii="Avenir Book" w:eastAsia="Times New Roman" w:hAnsi="Avenir Book" w:cs="Times New Roman"/>
+          <w:sz w:val="21"/>
+          <w:szCs w:val="21"/>
+          <w:lang w:eastAsia="en-US"/>
+        </w:rPr>
+        <w:t>Los pagos realizados por “</w:t>
+      </w:r>
+      <w:r>
+        <w:rPr>
+          <w:rFonts w:ascii="Avenir Book" w:eastAsia="Times New Roman" w:hAnsi="Avenir Book" w:cs="Times New Roman"/>
+          <w:color w:val="FF0000"/>
+          <w:sz w:val="21"/>
+          <w:szCs w:val="21"/>
+          <w:lang w:eastAsia="en-US"/>
+        </w:rPr>
+        <w:t>{{EL_CLIENTE}}</w:t>
+      </w:r>
+      <w:r>
+        <w:rPr>
+          <w:rFonts w:ascii="Avenir Book" w:eastAsia="Times New Roman" w:hAnsi="Avenir Book" w:cs="Times New Roman"/>
+          <w:sz w:val="21"/>
+          <w:szCs w:val="21"/>
+          <w:lang w:eastAsia="en-US"/>
+        </w:rPr>
+        <w:t>” deberán efectuarse mediante transferencia electrónica a la cuenta que le indique para tal efecto “</w:t>
+      </w:r>
+      <w:r>
+        <w:rPr>
+          <w:rFonts w:ascii="Avenir Book" w:eastAsia="Times New Roman" w:hAnsi="Avenir Book" w:cs="Times New Roman"/>
+          <w:sz w:val="21"/>
+          <w:szCs w:val="21"/>
+          <w:lang w:eastAsia="en-US"/>
+        </w:rPr>
+        <w:t>EL PRESTADOR DE SERVICIOS</w:t>
+      </w:r>
+      <w:r>
+        <w:rPr>
+          <w:rFonts w:ascii="Avenir Book" w:eastAsia="Times New Roman" w:hAnsi="Avenir Book" w:cs="Times New Roman"/>
+          <w:sz w:val="21"/>
+          <w:szCs w:val="21"/>
+          <w:lang w:eastAsia="en-US"/>
+        </w:rPr>
+        <w:t xml:space="preserve">”, o en su defecto, podrán efectuarse mediante cheque nominativo </w:t>
+      </w:r>
+      <w:r>
+        <w:rPr>
+          <w:rFonts w:ascii="Avenir Book" w:eastAsia="Times New Roman" w:hAnsi="Avenir Book" w:cs="Times New Roman"/>
+          <w:sz w:val="21"/>
+          <w:szCs w:val="21"/>
+          <w:lang w:eastAsia="en-US"/>
+        </w:rPr>
+        <w:lastRenderedPageBreak/>
+        <w:t>para abono en cuenta del beneficiario, el cual, deberá de ser entregado por “</w:t>
+      </w:r>
+      <w:r>
+        <w:rPr>
+          <w:rFonts w:ascii="Avenir Book" w:eastAsia="Times New Roman" w:hAnsi="Avenir Book" w:cs="Times New Roman"/>
+          <w:color w:val="FF0000"/>
+          <w:sz w:val="21"/>
+          <w:szCs w:val="21"/>
+          <w:lang w:eastAsia="en-US"/>
+        </w:rPr>
+        <w:t>{{EL_CLIENTE}}</w:t>
+      </w:r>
+      <w:r>
+        <w:rPr>
+          <w:rFonts w:ascii="Avenir Book" w:eastAsia="Times New Roman" w:hAnsi="Avenir Book" w:cs="Times New Roman"/>
+          <w:sz w:val="21"/>
+          <w:szCs w:val="21"/>
+          <w:lang w:eastAsia="en-US"/>
+        </w:rPr>
+        <w:t>” en el domicilio del “</w:t>
+      </w:r>
+      <w:r>
+        <w:rPr>
+          <w:rFonts w:ascii="Avenir Book" w:eastAsia="Times New Roman" w:hAnsi="Avenir Book" w:cs="Times New Roman"/>
+          <w:sz w:val="21"/>
+          <w:szCs w:val="21"/>
+          <w:lang w:eastAsia="en-US"/>
+        </w:rPr>
+        <w:t>EL PRESTADOR DE SERVICIOS</w:t>
+      </w:r>
+      <w:r>
+        <w:rPr>
+          <w:rFonts w:ascii="Avenir Book" w:eastAsia="Times New Roman" w:hAnsi="Avenir Book" w:cs="Times New Roman"/>
+          <w:sz w:val="21"/>
+          <w:szCs w:val="21"/>
+          <w:lang w:eastAsia="en-US"/>
+        </w:rPr>
+        <w:t xml:space="preserve">”. </w:t>
+      </w:r>
+    </w:p>
+    <w:p>
+      <w:pPr>
+        <w:spacing w:after="0" w:line="240" w:lineRule="auto"/>
+        <w:jc w:val="both"/>
+        <w:rPr>
+          <w:rFonts w:ascii="Avenir Book" w:eastAsia="Times New Roman" w:hAnsi="Avenir Book" w:cs="Times New Roman"/>
+          <w:sz w:val="21"/>
+          <w:szCs w:val="21"/>
+          <w:lang w:eastAsia="en-US"/>
+        </w:rPr>
+      </w:pPr>
+    </w:p>
+    <w:p>
+      <w:pPr>
+        <w:spacing w:after="0" w:line="240" w:lineRule="auto"/>
+        <w:jc w:val="both"/>
+        <w:rPr>
+          <w:rFonts w:ascii="Avenir Book" w:eastAsia="Times New Roman" w:hAnsi="Avenir Book" w:cs="Times New Roman"/>
+          <w:sz w:val="21"/>
+          <w:szCs w:val="21"/>
+          <w:lang w:eastAsia="en-US"/>
+        </w:rPr>
+      </w:pPr>
+      <w:r>
+        <w:rPr>
+          <w:rFonts w:ascii="Avenir Book" w:eastAsia="Times New Roman" w:hAnsi="Avenir Book" w:cs="Times New Roman"/>
+          <w:sz w:val="21"/>
+          <w:szCs w:val="21"/>
+          <w:lang w:eastAsia="en-US"/>
+        </w:rPr>
+        <w:t>Como consecuencia de lo anterior, “</w:t>
+      </w:r>
+      <w:r>
+        <w:rPr>
+          <w:rFonts w:ascii="Avenir Book" w:eastAsia="Times New Roman" w:hAnsi="Avenir Book" w:cs="Times New Roman"/>
+          <w:sz w:val="21"/>
+          <w:szCs w:val="21"/>
+          <w:lang w:eastAsia="en-US"/>
+        </w:rPr>
+        <w:t>EL PRESTADOR DE SERVICIOS</w:t>
+      </w:r>
+      <w:r>
+        <w:rPr>
+          <w:rFonts w:ascii="Avenir Book" w:eastAsia="Times New Roman" w:hAnsi="Avenir Book" w:cs="Times New Roman"/>
+          <w:sz w:val="21"/>
+          <w:szCs w:val="21"/>
+          <w:lang w:eastAsia="en-US"/>
+        </w:rPr>
+        <w:t>” deberá de entregar al “CLIENTE” los CFDI (comprobantes fiscales digitales por internet) correspondientes a los pagos que este último erogue, mismos que deberán de contener la totalidad de los requisitos establecidos en el Código Fiscal de la Federación.</w:t>
+      </w:r>
+    </w:p>
+    <w:p>
+      <w:pPr>
+        <w:spacing w:after="0" w:line="240" w:lineRule="auto"/>
+        <w:jc w:val="both"/>
+        <w:rPr>
+          <w:rFonts w:ascii="Avenir Book" w:eastAsia="Times New Roman" w:hAnsi="Avenir Book" w:cs="Times New Roman"/>
+          <w:sz w:val="21"/>
+          <w:szCs w:val="21"/>
+          <w:lang w:eastAsia="en-US"/>
+        </w:rPr>
+      </w:pPr>
+    </w:p>
+    <w:p>
+      <w:pPr>
+        <w:spacing w:after="0" w:line="240" w:lineRule="auto"/>
+        <w:jc w:val="both"/>
+        <w:rPr>
+          <w:rFonts w:ascii="Avenir Book" w:eastAsia="Times New Roman" w:hAnsi="Avenir Book" w:cs="Times New Roman"/>
+          <w:sz w:val="21"/>
+          <w:szCs w:val="21"/>
+          <w:lang w:eastAsia="en-US"/>
+        </w:rPr>
+      </w:pPr>
+      <w:r>
+        <w:rPr>
+          <w:rFonts w:ascii="Avenir Book" w:eastAsia="Times New Roman" w:hAnsi="Avenir Book" w:cs="Times New Roman"/>
+          <w:sz w:val="21"/>
+          <w:szCs w:val="21"/>
+          <w:lang w:eastAsia="en-US"/>
+        </w:rPr>
+        <w:t>En caso de incumplimiento en el pago de la contraprestación aquí pactada, si ya fue generada, dará lugar al pago de un interés moratorio equivalente al 9% (nueve por ciento) anual sobre saldos insolutos. Asimismo, sin necesidad de dar aviso alguno, “</w:t>
+      </w:r>
+      <w:r>
+        <w:rPr>
+          <w:rFonts w:ascii="Avenir Book" w:eastAsia="Times New Roman" w:hAnsi="Avenir Book" w:cs="Times New Roman"/>
+          <w:sz w:val="21"/>
+          <w:szCs w:val="21"/>
+          <w:lang w:eastAsia="en-US"/>
+        </w:rPr>
+        <w:t>EL PRESTADOR DE SERVICIOS</w:t>
+      </w:r>
+      <w:r>
+        <w:rPr>
+          <w:rFonts w:ascii="Avenir Book" w:eastAsia="Times New Roman" w:hAnsi="Avenir Book" w:cs="Times New Roman"/>
+          <w:sz w:val="21"/>
+          <w:szCs w:val="21"/>
+          <w:lang w:eastAsia="en-US"/>
+        </w:rPr>
+        <w:t>” quedará relevado de la obligación de prestar cualquier servicio a que se refiere el presente Contrato, tanto de evaluación como de pago de compensaciones y/o indemnizaciones por cuenta de “</w:t>
+      </w:r>
+      <w:r>
+        <w:rPr>
+          <w:rFonts w:ascii="Avenir Book" w:eastAsia="Times New Roman" w:hAnsi="Avenir Book" w:cs="Times New Roman"/>
+          <w:color w:val="FF0000"/>
+          <w:sz w:val="21"/>
+          <w:szCs w:val="21"/>
+          <w:lang w:eastAsia="en-US"/>
+        </w:rPr>
+        <w:t>{{EL_CLIENTE}}</w:t>
+      </w:r>
+      <w:r>
+        <w:rPr>
+          <w:rFonts w:ascii="Avenir Book" w:eastAsia="Times New Roman" w:hAnsi="Avenir Book" w:cs="Times New Roman"/>
+          <w:sz w:val="21"/>
+          <w:szCs w:val="21"/>
+          <w:lang w:eastAsia="en-US"/>
+        </w:rPr>
+        <w:t>” siendo este último el responsable de los mismos de manera directa frente al sindicato en caso de ser una obligación ante el mismo o frente a los trabajadores en caso de reclamo.</w:t>
+      </w:r>
+    </w:p>
+    <w:p>
+      <w:pPr>
+        <w:spacing w:after="0" w:line="240" w:lineRule="auto"/>
+        <w:jc w:val="both"/>
+        <w:rPr>
+          <w:rFonts w:ascii="Avenir Book" w:eastAsia="Times New Roman" w:hAnsi="Avenir Book" w:cs="Times New Roman"/>
+          <w:sz w:val="21"/>
+          <w:szCs w:val="21"/>
+          <w:lang w:eastAsia="en-US"/>
+        </w:rPr>
+      </w:pPr>
+    </w:p>
+    <w:p>
+      <w:pPr>
+        <w:spacing w:after="0" w:line="240" w:lineRule="auto"/>
+        <w:jc w:val="both"/>
         <w:rPr>
           <w:rFonts w:ascii="Avenir Book" w:eastAsia="Times New Roman" w:hAnsi="Avenir Book" w:cs="Times New Roman"/>
           <w:b/>
@@ -3632,16 +3747,527 @@
           <w:szCs w:val="21"/>
           <w:lang w:eastAsia="en-US"/>
         </w:rPr>
-        <w:t>más el 6% (seis por ciento) más IVA</w:t>
-      </w:r>
-      <w:r>
-        <w:rPr>
-          <w:rFonts w:ascii="Avenir Book" w:eastAsia="Times New Roman" w:hAnsi="Avenir Book" w:cs="Times New Roman"/>
-          <w:sz w:val="21"/>
-          <w:szCs w:val="21"/>
-          <w:lang w:eastAsia="en-US"/>
-        </w:rPr>
-        <w:t xml:space="preserve">, sobre los montos que se determinen por estos conceptos los cuales podrán ser realizados de manera quincenal o mensual, mientras persista algún elemento que repercuta en los trabajadores, mismos que cubrirán los honorarios por las evaluaciones sobre el cumplimiento de las Normas Oficiales Mexicanas en materia de Salud en el Trabajo, así como el manejo y actos de administración respecto de la aplicación de los recursos económicos destinados al pago de </w:t>
+      </w:pPr>
+      <w:r>
+        <w:rPr>
+          <w:rFonts w:ascii="Avenir Book" w:eastAsia="Times New Roman" w:hAnsi="Avenir Book" w:cs="Times New Roman"/>
+          <w:b/>
+          <w:bCs/>
+          <w:sz w:val="21"/>
+          <w:szCs w:val="21"/>
+          <w:lang w:eastAsia="en-US"/>
+        </w:rPr>
+        <w:t>QUINTA. - RESPONSABILIDAD LABORAL.</w:t>
+      </w:r>
+    </w:p>
+    <w:p>
+      <w:pPr>
+        <w:spacing w:after="0" w:line="240" w:lineRule="auto"/>
+        <w:jc w:val="both"/>
+        <w:rPr>
+          <w:rFonts w:ascii="Avenir Book" w:eastAsia="Times New Roman" w:hAnsi="Avenir Book" w:cs="Times New Roman"/>
+          <w:sz w:val="21"/>
+          <w:szCs w:val="21"/>
+          <w:lang w:eastAsia="en-US"/>
+        </w:rPr>
+      </w:pPr>
+    </w:p>
+    <w:p>
+      <w:pPr>
+        <w:spacing w:after="0" w:line="240" w:lineRule="auto"/>
+        <w:jc w:val="both"/>
+        <w:rPr>
+          <w:rFonts w:ascii="Avenir Book" w:eastAsia="Times New Roman" w:hAnsi="Avenir Book" w:cs="Times New Roman"/>
+          <w:sz w:val="21"/>
+          <w:szCs w:val="21"/>
+          <w:lang w:eastAsia="en-US"/>
+        </w:rPr>
+      </w:pPr>
+      <w:r>
+        <w:rPr>
+          <w:rFonts w:ascii="Avenir Book" w:eastAsia="Times New Roman" w:hAnsi="Avenir Book" w:cs="Times New Roman"/>
+          <w:sz w:val="21"/>
+          <w:szCs w:val="21"/>
+          <w:lang w:eastAsia="en-US"/>
+        </w:rPr>
+        <w:t>“</w:t>
+      </w:r>
+      <w:r>
+        <w:rPr>
+          <w:rFonts w:ascii="Avenir Book" w:eastAsia="Times New Roman" w:hAnsi="Avenir Book" w:cs="Times New Roman"/>
+          <w:sz w:val="21"/>
+          <w:szCs w:val="21"/>
+          <w:lang w:eastAsia="en-US"/>
+        </w:rPr>
+        <w:t>EL PRESTADOR DE SERVICIOS</w:t>
+      </w:r>
+      <w:r>
+        <w:rPr>
+          <w:rFonts w:ascii="Avenir Book" w:eastAsia="Times New Roman" w:hAnsi="Avenir Book" w:cs="Times New Roman"/>
+          <w:sz w:val="21"/>
+          <w:szCs w:val="21"/>
+          <w:lang w:eastAsia="en-US"/>
+        </w:rPr>
+        <w:t xml:space="preserve">” queda formalmente obligado al cumplimiento de todas las disposiciones legales vigentes y aplicables al personal que designe o autorice para la realización de los servicios materia del presente Contrato. </w:t>
+      </w:r>
+    </w:p>
+    <w:p>
+      <w:pPr>
+        <w:spacing w:after="0" w:line="240" w:lineRule="auto"/>
+        <w:jc w:val="both"/>
+        <w:rPr>
+          <w:rFonts w:ascii="Avenir Book" w:eastAsia="Times New Roman" w:hAnsi="Avenir Book" w:cs="Times New Roman"/>
+          <w:sz w:val="21"/>
+          <w:szCs w:val="21"/>
+          <w:lang w:eastAsia="en-US"/>
+        </w:rPr>
+      </w:pPr>
+    </w:p>
+    <w:p>
+      <w:pPr>
+        <w:spacing w:after="0" w:line="240" w:lineRule="auto"/>
+        <w:jc w:val="both"/>
+        <w:rPr>
+          <w:rFonts w:ascii="Avenir Book" w:eastAsia="Times New Roman" w:hAnsi="Avenir Book" w:cs="Times New Roman"/>
+          <w:sz w:val="21"/>
+          <w:szCs w:val="21"/>
+          <w:lang w:eastAsia="en-US"/>
+        </w:rPr>
+      </w:pPr>
+      <w:r>
+        <w:rPr>
+          <w:rFonts w:ascii="Avenir Book" w:eastAsia="Times New Roman" w:hAnsi="Avenir Book" w:cs="Times New Roman"/>
+          <w:sz w:val="21"/>
+          <w:szCs w:val="21"/>
+          <w:lang w:eastAsia="en-US"/>
+        </w:rPr>
+        <w:t>En virtud de los anterior, “</w:t>
+      </w:r>
+      <w:r>
+        <w:rPr>
+          <w:rFonts w:ascii="Avenir Book" w:eastAsia="Times New Roman" w:hAnsi="Avenir Book" w:cs="Times New Roman"/>
+          <w:color w:val="FF0000"/>
+          <w:sz w:val="21"/>
+          <w:szCs w:val="21"/>
+          <w:lang w:eastAsia="en-US"/>
+        </w:rPr>
+        <w:t>{{EL_CLIENTE}}</w:t>
+      </w:r>
+      <w:r>
+        <w:rPr>
+          <w:rFonts w:ascii="Avenir Book" w:eastAsia="Times New Roman" w:hAnsi="Avenir Book" w:cs="Times New Roman"/>
+          <w:sz w:val="21"/>
+          <w:szCs w:val="21"/>
+          <w:lang w:eastAsia="en-US"/>
+        </w:rPr>
+        <w:t>” queda eximido de cualquier responsabilidad que se derive de las relaciones que “</w:t>
+      </w:r>
+      <w:r>
+        <w:rPr>
+          <w:rFonts w:ascii="Avenir Book" w:eastAsia="Times New Roman" w:hAnsi="Avenir Book" w:cs="Times New Roman"/>
+          <w:sz w:val="21"/>
+          <w:szCs w:val="21"/>
+          <w:lang w:eastAsia="en-US"/>
+        </w:rPr>
+        <w:t>EL PRESTADOR DE SERVICIOS</w:t>
+      </w:r>
+      <w:r>
+        <w:rPr>
+          <w:rFonts w:ascii="Avenir Book" w:eastAsia="Times New Roman" w:hAnsi="Avenir Book" w:cs="Times New Roman"/>
+          <w:sz w:val="21"/>
+          <w:szCs w:val="21"/>
+          <w:lang w:eastAsia="en-US"/>
+        </w:rPr>
+        <w:t>” mantenga con el personal que designe o autorice para la realización de los servicios ya mencionados, salvo lo estipulado en el supuesto contenido en la cláusula octava del presente contrato.</w:t>
+      </w:r>
+    </w:p>
+    <w:p>
+      <w:pPr>
+        <w:spacing w:after="0" w:line="240" w:lineRule="auto"/>
+        <w:jc w:val="both"/>
+        <w:rPr>
+          <w:rFonts w:ascii="Avenir Book" w:eastAsia="Times New Roman" w:hAnsi="Avenir Book" w:cs="Times New Roman"/>
+          <w:sz w:val="21"/>
+          <w:szCs w:val="21"/>
+          <w:lang w:eastAsia="en-US"/>
+        </w:rPr>
+      </w:pPr>
+    </w:p>
+    <w:p>
+      <w:pPr>
+        <w:spacing w:after="0" w:line="240" w:lineRule="auto"/>
+        <w:jc w:val="both"/>
+        <w:rPr>
+          <w:rFonts w:ascii="Avenir Book" w:eastAsia="Times New Roman" w:hAnsi="Avenir Book" w:cs="Times New Roman"/>
+          <w:sz w:val="21"/>
+          <w:szCs w:val="21"/>
+          <w:lang w:eastAsia="en-US"/>
+        </w:rPr>
+      </w:pPr>
+      <w:r>
+        <w:rPr>
+          <w:rFonts w:ascii="Avenir Book" w:eastAsia="Times New Roman" w:hAnsi="Avenir Book" w:cs="Times New Roman"/>
+          <w:sz w:val="21"/>
+          <w:szCs w:val="21"/>
+          <w:lang w:eastAsia="en-US"/>
+        </w:rPr>
+        <w:t>Bajo protesta de decir verdad “</w:t>
+      </w:r>
+      <w:r>
+        <w:rPr>
+          <w:rFonts w:ascii="Avenir Book" w:eastAsia="Times New Roman" w:hAnsi="Avenir Book" w:cs="Times New Roman"/>
+          <w:sz w:val="21"/>
+          <w:szCs w:val="21"/>
+          <w:lang w:eastAsia="en-US"/>
+        </w:rPr>
+        <w:t>EL PRESTADOR DE SERVICIOS</w:t>
+      </w:r>
+      <w:r>
+        <w:rPr>
+          <w:rFonts w:ascii="Avenir Book" w:eastAsia="Times New Roman" w:hAnsi="Avenir Book" w:cs="Times New Roman"/>
+          <w:sz w:val="21"/>
+          <w:szCs w:val="21"/>
+          <w:lang w:eastAsia="en-US"/>
+        </w:rPr>
+        <w:t>” manifiesta que cuenta con los elementos propios y suficientes para cumplir con las obligaciones que se deriven de la relación con sus trabajadores, por lo que “</w:t>
+      </w:r>
+      <w:r>
+        <w:rPr>
+          <w:rFonts w:ascii="Avenir Book" w:eastAsia="Times New Roman" w:hAnsi="Avenir Book" w:cs="Times New Roman"/>
+          <w:sz w:val="21"/>
+          <w:szCs w:val="21"/>
+          <w:lang w:eastAsia="en-US"/>
+        </w:rPr>
+        <w:t>EL PRESTADOR DE SERVICIOS</w:t>
+      </w:r>
+      <w:r>
+        <w:rPr>
+          <w:rFonts w:ascii="Avenir Book" w:eastAsia="Times New Roman" w:hAnsi="Avenir Book" w:cs="Times New Roman"/>
+          <w:sz w:val="21"/>
+          <w:szCs w:val="21"/>
+          <w:lang w:eastAsia="en-US"/>
+        </w:rPr>
+        <w:t>” se obliga a responder de todas las reclamaciones que sus trabajadores presenten en su contra o en contra de “</w:t>
+      </w:r>
+      <w:r>
+        <w:rPr>
+          <w:rFonts w:ascii="Avenir Book" w:eastAsia="Times New Roman" w:hAnsi="Avenir Book" w:cs="Times New Roman"/>
+          <w:color w:val="FF0000"/>
+          <w:sz w:val="21"/>
+          <w:szCs w:val="21"/>
+          <w:lang w:eastAsia="en-US"/>
+        </w:rPr>
+        <w:t>{{EL_CLIENTE}}</w:t>
+      </w:r>
+      <w:r>
+        <w:rPr>
+          <w:rFonts w:ascii="Avenir Book" w:eastAsia="Times New Roman" w:hAnsi="Avenir Book" w:cs="Times New Roman"/>
+          <w:sz w:val="21"/>
+          <w:szCs w:val="21"/>
+          <w:lang w:eastAsia="en-US"/>
+        </w:rPr>
+        <w:t>”, en relación con lo trabajo materia de este Contrato.</w:t>
+      </w:r>
+    </w:p>
+    <w:p>
+      <w:pPr>
+        <w:spacing w:after="0" w:line="240" w:lineRule="auto"/>
+        <w:jc w:val="both"/>
+        <w:rPr>
+          <w:rFonts w:ascii="Avenir Book" w:eastAsia="Times New Roman" w:hAnsi="Avenir Book" w:cs="Times New Roman"/>
+          <w:sz w:val="21"/>
+          <w:szCs w:val="21"/>
+          <w:lang w:eastAsia="en-US"/>
+        </w:rPr>
+      </w:pPr>
+    </w:p>
+    <w:p>
+      <w:pPr>
+        <w:spacing w:after="0" w:line="240" w:lineRule="auto"/>
+        <w:jc w:val="both"/>
+        <w:rPr>
+          <w:rFonts w:ascii="Avenir Book" w:eastAsia="Times New Roman" w:hAnsi="Avenir Book" w:cs="Times New Roman"/>
+          <w:sz w:val="21"/>
+          <w:szCs w:val="21"/>
+          <w:lang w:eastAsia="en-US"/>
+        </w:rPr>
+      </w:pPr>
+      <w:r>
+        <w:rPr>
+          <w:rFonts w:ascii="Avenir Book" w:eastAsia="Times New Roman" w:hAnsi="Avenir Book" w:cs="Times New Roman"/>
+          <w:sz w:val="21"/>
+          <w:szCs w:val="21"/>
+          <w:lang w:eastAsia="en-US"/>
+        </w:rPr>
+        <w:t>Entre “</w:t>
+      </w:r>
+      <w:r>
+        <w:rPr>
+          <w:rFonts w:ascii="Avenir Book" w:eastAsia="Times New Roman" w:hAnsi="Avenir Book" w:cs="Times New Roman"/>
+          <w:color w:val="FF0000"/>
+          <w:sz w:val="21"/>
+          <w:szCs w:val="21"/>
+          <w:lang w:eastAsia="en-US"/>
+        </w:rPr>
+        <w:t>{{EL_CLIENTE}}</w:t>
+      </w:r>
+      <w:r>
+        <w:rPr>
+          <w:rFonts w:ascii="Avenir Book" w:eastAsia="Times New Roman" w:hAnsi="Avenir Book" w:cs="Times New Roman"/>
+          <w:sz w:val="21"/>
+          <w:szCs w:val="21"/>
+          <w:lang w:eastAsia="en-US"/>
+        </w:rPr>
+        <w:t>”, “</w:t>
+      </w:r>
+      <w:r>
+        <w:rPr>
+          <w:rFonts w:ascii="Avenir Book" w:eastAsia="Times New Roman" w:hAnsi="Avenir Book" w:cs="Times New Roman"/>
+          <w:sz w:val="21"/>
+          <w:szCs w:val="21"/>
+          <w:lang w:eastAsia="en-US"/>
+        </w:rPr>
+        <w:t>EL PRESTADOR DE SERVICIOS</w:t>
+      </w:r>
+      <w:r>
+        <w:rPr>
+          <w:rFonts w:ascii="Avenir Book" w:eastAsia="Times New Roman" w:hAnsi="Avenir Book" w:cs="Times New Roman"/>
+          <w:sz w:val="21"/>
+          <w:szCs w:val="21"/>
+          <w:lang w:eastAsia="en-US"/>
+        </w:rPr>
+        <w:t>” y el personal de este último, no existe ni existirá vínculo laboral de naturaleza alguna, ya que el presente Contrato no implica ningún tipo de relación laboral entre las mismas, toda vez que el “</w:t>
+      </w:r>
+      <w:r>
+        <w:rPr>
+          <w:rFonts w:ascii="Avenir Book" w:eastAsia="Times New Roman" w:hAnsi="Avenir Book" w:cs="Times New Roman"/>
+          <w:sz w:val="21"/>
+          <w:szCs w:val="21"/>
+          <w:lang w:eastAsia="en-US"/>
+        </w:rPr>
+        <w:t>EL PRESTADOR DE SERVICIOS</w:t>
+      </w:r>
+      <w:r>
+        <w:rPr>
+          <w:rFonts w:ascii="Avenir Book" w:eastAsia="Times New Roman" w:hAnsi="Avenir Book" w:cs="Times New Roman"/>
+          <w:sz w:val="21"/>
+          <w:szCs w:val="21"/>
+          <w:lang w:eastAsia="en-US"/>
+        </w:rPr>
+        <w:t>” y sus trabajadores no realizará el amparo de este Contrato ninguna actividad que implique un servicio personal subordinado, toda vez que, en ningún momento “</w:t>
+      </w:r>
+      <w:r>
+        <w:rPr>
+          <w:rFonts w:ascii="Avenir Book" w:eastAsia="Times New Roman" w:hAnsi="Avenir Book" w:cs="Times New Roman"/>
+          <w:color w:val="FF0000"/>
+          <w:sz w:val="21"/>
+          <w:szCs w:val="21"/>
+          <w:lang w:eastAsia="en-US"/>
+        </w:rPr>
+        <w:t>{{EL_CLIENTE}}</w:t>
+      </w:r>
+      <w:r>
+        <w:rPr>
+          <w:rFonts w:ascii="Avenir Book" w:eastAsia="Times New Roman" w:hAnsi="Avenir Book" w:cs="Times New Roman"/>
+          <w:sz w:val="21"/>
+          <w:szCs w:val="21"/>
+          <w:lang w:eastAsia="en-US"/>
+        </w:rPr>
+        <w:t>” detenta poder de mando respecto del personal designado por “</w:t>
+      </w:r>
+      <w:r>
+        <w:rPr>
+          <w:rFonts w:ascii="Avenir Book" w:eastAsia="Times New Roman" w:hAnsi="Avenir Book" w:cs="Times New Roman"/>
+          <w:sz w:val="21"/>
+          <w:szCs w:val="21"/>
+          <w:lang w:eastAsia="en-US"/>
+        </w:rPr>
+        <w:t>EL PRESTADOR DE SERVICIOS</w:t>
+      </w:r>
+      <w:r>
+        <w:rPr>
+          <w:rFonts w:ascii="Avenir Book" w:eastAsia="Times New Roman" w:hAnsi="Avenir Book" w:cs="Times New Roman"/>
+          <w:sz w:val="21"/>
+          <w:szCs w:val="21"/>
+          <w:lang w:eastAsia="en-US"/>
+        </w:rPr>
+        <w:t>”, en virtud de que el señalado personal nunca se pone a disposición de “</w:t>
+      </w:r>
+      <w:r>
+        <w:rPr>
+          <w:rFonts w:ascii="Avenir Book" w:eastAsia="Times New Roman" w:hAnsi="Avenir Book" w:cs="Times New Roman"/>
+          <w:color w:val="FF0000"/>
+          <w:sz w:val="21"/>
+          <w:szCs w:val="21"/>
+          <w:lang w:eastAsia="en-US"/>
+        </w:rPr>
+        <w:t>{{EL_CLIENTE}}</w:t>
+      </w:r>
+      <w:r>
+        <w:rPr>
+          <w:rFonts w:ascii="Avenir Book" w:eastAsia="Times New Roman" w:hAnsi="Avenir Book" w:cs="Times New Roman"/>
+          <w:sz w:val="21"/>
+          <w:szCs w:val="21"/>
+          <w:lang w:eastAsia="en-US"/>
+        </w:rPr>
+        <w:t>”, y este NO aprovecha de manera directa los servicios y/o personal proporcionados por  “</w:t>
+      </w:r>
+      <w:r>
+        <w:rPr>
+          <w:rFonts w:ascii="Avenir Book" w:eastAsia="Times New Roman" w:hAnsi="Avenir Book" w:cs="Times New Roman"/>
+          <w:sz w:val="21"/>
+          <w:szCs w:val="21"/>
+          <w:lang w:eastAsia="en-US"/>
+        </w:rPr>
+        <w:t>EL PRESTADOR DE SERVICIOS</w:t>
+      </w:r>
+      <w:r>
+        <w:rPr>
+          <w:rFonts w:ascii="Avenir Book" w:eastAsia="Times New Roman" w:hAnsi="Avenir Book" w:cs="Times New Roman"/>
+          <w:sz w:val="21"/>
+          <w:szCs w:val="21"/>
+          <w:lang w:eastAsia="en-US"/>
+        </w:rPr>
+        <w:t>”.</w:t>
+      </w:r>
+    </w:p>
+    <w:p>
+      <w:pPr>
+        <w:spacing w:after="0" w:line="240" w:lineRule="auto"/>
+        <w:jc w:val="both"/>
+        <w:rPr>
+          <w:rFonts w:ascii="Avenir Book" w:eastAsia="Times New Roman" w:hAnsi="Avenir Book" w:cs="Times New Roman"/>
+          <w:sz w:val="21"/>
+          <w:szCs w:val="21"/>
+          <w:lang w:eastAsia="en-US"/>
+        </w:rPr>
+      </w:pPr>
+    </w:p>
+    <w:p>
+      <w:pPr>
+        <w:spacing w:after="0" w:line="240" w:lineRule="auto"/>
+        <w:jc w:val="both"/>
+        <w:rPr>
+          <w:rFonts w:ascii="Avenir Book" w:eastAsia="Times New Roman" w:hAnsi="Avenir Book" w:cs="Times New Roman"/>
+          <w:sz w:val="21"/>
+          <w:szCs w:val="21"/>
+          <w:lang w:eastAsia="en-US"/>
+        </w:rPr>
+      </w:pPr>
+      <w:r>
+        <w:rPr>
+          <w:rFonts w:ascii="Avenir Book" w:eastAsia="Times New Roman" w:hAnsi="Avenir Book" w:cs="Times New Roman"/>
+          <w:sz w:val="21"/>
+          <w:szCs w:val="21"/>
+          <w:lang w:eastAsia="en-US"/>
+        </w:rPr>
+        <w:t>“LAS PARTES” no son ni serán responsables de ningún adeudo o acto derivado por ningún concepto, incluyendo enunciativa no limitativamente, cuotas obrero patronales del Instituto Mexicano del Seguro Social (IMSS), Instituto Nacional del Fondo de Vivienda de los Trabajadores (INFONAVIT) u organismo análogo, de los trabajadores de cada uno, siendo “</w:t>
+      </w:r>
+      <w:r>
+        <w:rPr>
+          <w:rFonts w:ascii="Avenir Book" w:eastAsia="Times New Roman" w:hAnsi="Avenir Book" w:cs="Times New Roman"/>
+          <w:sz w:val="21"/>
+          <w:szCs w:val="21"/>
+          <w:lang w:eastAsia="en-US"/>
+        </w:rPr>
+        <w:t>EL PRESTADOR DE SERVICIOS</w:t>
+      </w:r>
+      <w:r>
+        <w:rPr>
+          <w:rFonts w:ascii="Avenir Book" w:eastAsia="Times New Roman" w:hAnsi="Avenir Book" w:cs="Times New Roman"/>
+          <w:sz w:val="21"/>
+          <w:szCs w:val="21"/>
+          <w:lang w:eastAsia="en-US"/>
+        </w:rPr>
+        <w:t>” el único y exclusivo responsable por cualquier personal contratado por el mismo para llevar a cabo la prestación de los servicios incluyendo enunciativa y no limitativamente la relación laboral y las obligaciones que de la misma se deriven por tal motivo con su personal y trabajadores. “</w:t>
+      </w:r>
+      <w:r>
+        <w:rPr>
+          <w:rFonts w:ascii="Avenir Book" w:eastAsia="Times New Roman" w:hAnsi="Avenir Book" w:cs="Times New Roman"/>
+          <w:sz w:val="21"/>
+          <w:szCs w:val="21"/>
+          <w:lang w:eastAsia="en-US"/>
+        </w:rPr>
+        <w:t>EL PRESTADOR DE SERVICIOS</w:t>
+      </w:r>
+      <w:r>
+        <w:rPr>
+          <w:rFonts w:ascii="Avenir Book" w:eastAsia="Times New Roman" w:hAnsi="Avenir Book" w:cs="Times New Roman"/>
+          <w:sz w:val="21"/>
+          <w:szCs w:val="21"/>
+          <w:lang w:eastAsia="en-US"/>
+        </w:rPr>
+        <w:t>” acreditará a petición de “</w:t>
+      </w:r>
+      <w:r>
+        <w:rPr>
+          <w:rFonts w:ascii="Avenir Book" w:eastAsia="Times New Roman" w:hAnsi="Avenir Book" w:cs="Times New Roman"/>
+          <w:color w:val="FF0000"/>
+          <w:sz w:val="21"/>
+          <w:szCs w:val="21"/>
+          <w:lang w:eastAsia="en-US"/>
+        </w:rPr>
+        <w:t>{{EL_CLIENTE}}</w:t>
+      </w:r>
+      <w:r>
+        <w:rPr>
+          <w:rFonts w:ascii="Avenir Book" w:eastAsia="Times New Roman" w:hAnsi="Avenir Book" w:cs="Times New Roman"/>
+          <w:sz w:val="21"/>
+          <w:szCs w:val="21"/>
+          <w:lang w:eastAsia="en-US"/>
+        </w:rPr>
+        <w:t>” certificación de estar al corriente en los pagos correspondientes a las instituciones antes citadas y cualquier otra que sea necesario. “</w:t>
+      </w:r>
+      <w:r>
+        <w:rPr>
+          <w:rFonts w:ascii="Avenir Book" w:eastAsia="Times New Roman" w:hAnsi="Avenir Book" w:cs="Times New Roman"/>
+          <w:sz w:val="21"/>
+          <w:szCs w:val="21"/>
+          <w:lang w:eastAsia="en-US"/>
+        </w:rPr>
+        <w:t>EL PRESTADOR DE SERVICIOS</w:t>
+      </w:r>
+      <w:r>
+        <w:rPr>
+          <w:rFonts w:ascii="Avenir Book" w:eastAsia="Times New Roman" w:hAnsi="Avenir Book" w:cs="Times New Roman"/>
+          <w:sz w:val="21"/>
+          <w:szCs w:val="21"/>
+          <w:lang w:eastAsia="en-US"/>
+        </w:rPr>
+        <w:t>” acepta y reconoce ser el único patrón frente al personal, empleados, contratistas y subcontratistas que contrate directa o indirectamente para la prestación de los servicios objeto de este contrato.</w:t>
+      </w:r>
+    </w:p>
+    <w:p>
+      <w:pPr>
+        <w:spacing w:after="0" w:line="240" w:lineRule="auto"/>
+        <w:jc w:val="both"/>
+        <w:rPr>
+          <w:rFonts w:ascii="Avenir Book" w:eastAsia="Times New Roman" w:hAnsi="Avenir Book" w:cs="Times New Roman"/>
+          <w:sz w:val="21"/>
+          <w:szCs w:val="21"/>
+          <w:lang w:eastAsia="en-US"/>
+        </w:rPr>
+      </w:pPr>
+    </w:p>
+    <w:p>
+      <w:pPr>
+        <w:spacing w:after="0" w:line="240" w:lineRule="auto"/>
+        <w:jc w:val="both"/>
+        <w:rPr>
+          <w:rFonts w:ascii="Avenir Book" w:eastAsia="Times New Roman" w:hAnsi="Avenir Book" w:cs="Times New Roman"/>
+          <w:sz w:val="21"/>
+          <w:szCs w:val="21"/>
+          <w:lang w:eastAsia="en-US"/>
+        </w:rPr>
+      </w:pPr>
+      <w:r>
+        <w:rPr>
+          <w:rFonts w:ascii="Avenir Book" w:eastAsia="Times New Roman" w:hAnsi="Avenir Book" w:cs="Times New Roman"/>
+          <w:sz w:val="21"/>
+          <w:szCs w:val="21"/>
+          <w:lang w:eastAsia="en-US"/>
+        </w:rPr>
+        <w:t xml:space="preserve">“LAS PARTES” declaran que no hay relación laboral alguna entre ellas, por lo que no se creará subordinación de ninguna especie con la parte opuesta. Asumiendo la responsabilidad legal con relación a terceros que contraen, por lo que en ningún supuesto operará la figura jurídica de patrón, patrón solidario o sustituto, debiendo la parte que contrató al </w:t>
       </w:r>
       <w:r>
         <w:rPr>
@@ -3651,7 +4277,76 @@
           <w:lang w:eastAsia="en-US"/>
         </w:rPr>
         <w:lastRenderedPageBreak/>
-        <w:t>compensaciones y/o indemnizaciones, porcentaje que podrá ser revisado de común acuerdo por “LAS PARTES”, con base en incrementos por costos fiscales; desde este momento, se hace la especificación relativa a que todas las cantidades que pague “</w:t>
+        <w:t>trabajador que se trate, liberar de toda responsabilidad a la otra en caso de conflictos laborales provocados por el personal de la primera.</w:t>
+      </w:r>
+    </w:p>
+    <w:p>
+      <w:pPr>
+        <w:spacing w:after="0" w:line="240" w:lineRule="auto"/>
+        <w:jc w:val="both"/>
+        <w:rPr>
+          <w:rFonts w:ascii="Avenir Book" w:eastAsia="Times New Roman" w:hAnsi="Avenir Book" w:cs="Times New Roman"/>
+          <w:sz w:val="21"/>
+          <w:szCs w:val="21"/>
+          <w:lang w:eastAsia="en-US"/>
+        </w:rPr>
+      </w:pPr>
+    </w:p>
+    <w:p>
+      <w:pPr>
+        <w:spacing w:after="0" w:line="240" w:lineRule="auto"/>
+        <w:jc w:val="both"/>
+        <w:rPr>
+          <w:rFonts w:ascii="Avenir Book" w:eastAsia="Times New Roman" w:hAnsi="Avenir Book" w:cs="Times New Roman"/>
+          <w:b/>
+          <w:sz w:val="21"/>
+          <w:szCs w:val="21"/>
+          <w:lang w:eastAsia="en-US"/>
+        </w:rPr>
+      </w:pPr>
+      <w:r>
+        <w:rPr>
+          <w:rFonts w:ascii="Avenir Book" w:eastAsia="Times New Roman" w:hAnsi="Avenir Book" w:cs="Times New Roman"/>
+          <w:b/>
+          <w:sz w:val="21"/>
+          <w:szCs w:val="21"/>
+          <w:lang w:eastAsia="en-US"/>
+        </w:rPr>
+        <w:t>SEXTA. - OBLIGACIÓN DE AFILIACIÓN SINDICAL.</w:t>
+      </w:r>
+    </w:p>
+    <w:p>
+      <w:pPr>
+        <w:spacing w:after="0" w:line="240" w:lineRule="auto"/>
+        <w:jc w:val="both"/>
+        <w:rPr>
+          <w:rFonts w:ascii="Avenir Book" w:eastAsia="Times New Roman" w:hAnsi="Avenir Book" w:cs="Times New Roman"/>
+          <w:b/>
+          <w:sz w:val="21"/>
+          <w:szCs w:val="21"/>
+          <w:lang w:eastAsia="en-US"/>
+        </w:rPr>
+      </w:pPr>
+    </w:p>
+    <w:p>
+      <w:pPr>
+        <w:spacing w:after="0" w:line="240" w:lineRule="auto"/>
+        <w:jc w:val="both"/>
+        <w:rPr>
+          <w:rFonts w:ascii="Avenir Book" w:eastAsia="Times New Roman" w:hAnsi="Avenir Book" w:cs="Times New Roman"/>
+          <w:sz w:val="21"/>
+          <w:szCs w:val="21"/>
+          <w:lang w:eastAsia="en-US"/>
+        </w:rPr>
+      </w:pPr>
+      <w:r>
+        <w:rPr>
+          <w:rFonts w:ascii="Avenir Book" w:eastAsia="Times New Roman" w:hAnsi="Avenir Book" w:cs="Times New Roman"/>
+          <w:sz w:val="21"/>
+          <w:szCs w:val="21"/>
+          <w:lang w:eastAsia="en-US"/>
+        </w:rPr>
+        <w:t>Las Partes acuerdan que para que “</w:t>
       </w:r>
       <w:r>
         <w:rPr>
@@ -3670,40 +4365,129 @@
           <w:szCs w:val="21"/>
           <w:lang w:eastAsia="en-US"/>
         </w:rPr>
-        <w:t xml:space="preserve">” causarán el Impuesto al Valor agregado correspondiente. </w:t>
-      </w:r>
-    </w:p>
-    <w:p>
-      <w:pPr>
-        <w:spacing w:after="0" w:line="240" w:lineRule="auto"/>
-        <w:jc w:val="both"/>
-        <w:rPr>
-          <w:rFonts w:ascii="Avenir Book" w:eastAsia="Times New Roman" w:hAnsi="Avenir Book" w:cs="Times New Roman"/>
-          <w:sz w:val="21"/>
-          <w:szCs w:val="21"/>
-          <w:lang w:eastAsia="en-US"/>
-        </w:rPr>
-      </w:pPr>
-    </w:p>
-    <w:p>
-      <w:pPr>
-        <w:spacing w:after="0" w:line="240" w:lineRule="auto"/>
-        <w:jc w:val="both"/>
-        <w:rPr>
-          <w:rFonts w:ascii="Avenir Book" w:eastAsia="Times New Roman" w:hAnsi="Avenir Book" w:cs="Times New Roman"/>
-          <w:sz w:val="21"/>
-          <w:szCs w:val="21"/>
-          <w:lang w:eastAsia="en-US"/>
-        </w:rPr>
-      </w:pPr>
-      <w:r>
-        <w:rPr>
-          <w:rFonts w:ascii="Avenir Book" w:eastAsia="Times New Roman" w:hAnsi="Avenir Book" w:cs="Times New Roman"/>
-          <w:sz w:val="21"/>
-          <w:szCs w:val="21"/>
-          <w:lang w:eastAsia="en-US"/>
-        </w:rPr>
-        <w:t>Los pagos realizados por “</w:t>
+        <w:t>” pueda utilizar los servicios de administración de recursos tendientes al pago de compensaciones y/o indemnizaciones, el “</w:t>
+      </w:r>
+      <w:r>
+        <w:rPr>
+          <w:rFonts w:ascii="Avenir Book" w:eastAsia="Times New Roman" w:hAnsi="Avenir Book" w:cs="Times New Roman"/>
+          <w:sz w:val="21"/>
+          <w:szCs w:val="21"/>
+          <w:lang w:eastAsia="en-US"/>
+        </w:rPr>
+        <w:t>EL PRESTADOR DE SERVICIOS</w:t>
+      </w:r>
+      <w:r>
+        <w:rPr>
+          <w:rFonts w:ascii="Avenir Book" w:eastAsia="Times New Roman" w:hAnsi="Avenir Book" w:cs="Times New Roman"/>
+          <w:sz w:val="21"/>
+          <w:szCs w:val="21"/>
+          <w:lang w:eastAsia="en-US"/>
+        </w:rPr>
+        <w:t xml:space="preserve">” deberá tener celebrado un contrato colectivo de trabajo con el sindicato de su elección, en el cual haya convenido indemnizar a los trabajadores en caso de incumplimiento a las NOMS señaladas con anterioridad en el presente Contrato, medina una cuantificación extrajudicial derivada de un cálculo actuarial realizado por perito. </w:t>
+      </w:r>
+    </w:p>
+    <w:p>
+      <w:pPr>
+        <w:spacing w:after="0" w:line="240" w:lineRule="auto"/>
+        <w:jc w:val="both"/>
+        <w:rPr>
+          <w:rFonts w:ascii="Avenir Book" w:eastAsia="Times New Roman" w:hAnsi="Avenir Book" w:cs="Times New Roman"/>
+          <w:sz w:val="21"/>
+          <w:szCs w:val="21"/>
+          <w:lang w:eastAsia="en-US"/>
+        </w:rPr>
+      </w:pPr>
+    </w:p>
+    <w:p>
+      <w:pPr>
+        <w:spacing w:after="0" w:line="240" w:lineRule="auto"/>
+        <w:jc w:val="both"/>
+        <w:rPr>
+          <w:rFonts w:ascii="Avenir Book" w:eastAsia="Times New Roman" w:hAnsi="Avenir Book" w:cs="Times New Roman"/>
+          <w:sz w:val="21"/>
+          <w:szCs w:val="21"/>
+          <w:lang w:eastAsia="en-US"/>
+        </w:rPr>
+      </w:pPr>
+      <w:r>
+        <w:rPr>
+          <w:rFonts w:ascii="Avenir Book" w:eastAsia="Times New Roman" w:hAnsi="Avenir Book" w:cs="Times New Roman"/>
+          <w:sz w:val="21"/>
+          <w:szCs w:val="21"/>
+          <w:lang w:eastAsia="en-US"/>
+        </w:rPr>
+        <w:t xml:space="preserve">Asimismo, en dicho contrato deberá estar prevista la obligación de compensar y/o indemnizar a los trabajadores en caso de que exista y persista algún elemento que, conforme a los Normas Oficiales Mexicanas en materia de Salud en el Trabajo, generen o puedan generar un detrimento en la salud de los empleados de manera continuada, designando para la evaluación y administración de los recursos destinados a ellos a </w:t>
+      </w:r>
+      <w:proofErr w:type="spellStart"/>
+      <w:r>
+        <w:rPr>
+          <w:rFonts w:ascii="Avenir Book" w:eastAsia="Times New Roman" w:hAnsi="Avenir Book" w:cs="Times New Roman"/>
+          <w:sz w:val="21"/>
+          <w:szCs w:val="21"/>
+          <w:lang w:eastAsia="en-US"/>
+        </w:rPr>
+        <w:t>el</w:t>
+      </w:r>
+      <w:proofErr w:type="spellEnd"/>
+      <w:r>
+        <w:rPr>
+          <w:rFonts w:ascii="Avenir Book" w:eastAsia="Times New Roman" w:hAnsi="Avenir Book" w:cs="Times New Roman"/>
+          <w:sz w:val="21"/>
+          <w:szCs w:val="21"/>
+          <w:lang w:eastAsia="en-US"/>
+        </w:rPr>
+        <w:t xml:space="preserve"> “</w:t>
+      </w:r>
+      <w:r>
+        <w:rPr>
+          <w:rFonts w:ascii="Avenir Book" w:eastAsia="Times New Roman" w:hAnsi="Avenir Book" w:cs="Times New Roman"/>
+          <w:sz w:val="21"/>
+          <w:szCs w:val="21"/>
+          <w:lang w:eastAsia="en-US"/>
+        </w:rPr>
+        <w:t>EL PRESTADOR DE SERVICIOS</w:t>
+      </w:r>
+      <w:r>
+        <w:rPr>
+          <w:rFonts w:ascii="Avenir Book" w:eastAsia="Times New Roman" w:hAnsi="Avenir Book" w:cs="Times New Roman"/>
+          <w:sz w:val="21"/>
+          <w:szCs w:val="21"/>
+          <w:lang w:eastAsia="en-US"/>
+        </w:rPr>
+        <w:t>” y/o a quien este último designe para tales efectos.</w:t>
+      </w:r>
+    </w:p>
+    <w:p>
+      <w:pPr>
+        <w:spacing w:after="0" w:line="240" w:lineRule="auto"/>
+        <w:jc w:val="both"/>
+        <w:rPr>
+          <w:rFonts w:ascii="Avenir Book" w:eastAsia="Times New Roman" w:hAnsi="Avenir Book" w:cs="Times New Roman"/>
+          <w:sz w:val="21"/>
+          <w:szCs w:val="21"/>
+          <w:lang w:eastAsia="en-US"/>
+        </w:rPr>
+      </w:pPr>
+    </w:p>
+    <w:p>
+      <w:pPr>
+        <w:spacing w:after="0" w:line="240" w:lineRule="auto"/>
+        <w:jc w:val="both"/>
+        <w:rPr>
+          <w:rFonts w:ascii="Avenir Book" w:eastAsia="Times New Roman" w:hAnsi="Avenir Book" w:cs="Times New Roman"/>
+          <w:sz w:val="21"/>
+          <w:szCs w:val="21"/>
+          <w:lang w:eastAsia="en-US"/>
+        </w:rPr>
+      </w:pPr>
+      <w:r>
+        <w:rPr>
+          <w:rFonts w:ascii="Avenir Book" w:eastAsia="Times New Roman" w:hAnsi="Avenir Book" w:cs="Times New Roman"/>
+          <w:sz w:val="21"/>
+          <w:szCs w:val="21"/>
+          <w:lang w:eastAsia="en-US"/>
+        </w:rPr>
+        <w:t>Al efecto, las partes están de acuerdo en acordar de manera conjunta con el sindicato la redacción de dicha cláusula, de manera que exista un equilibrio adecuado entre el patrón, sindicato y trabajadores, en lo que se logra la completa regularización de “</w:t>
       </w:r>
       <w:r>
         <w:rPr>
@@ -3722,7 +4506,109 @@
           <w:szCs w:val="21"/>
           <w:lang w:eastAsia="en-US"/>
         </w:rPr>
-        <w:t>” deberán efectuarse mediante transferencia electrónica a la cuenta que le indique para tal efecto “</w:t>
+        <w:t>” a los requerimientos de las Normas Oficiales Mexicanas multicitadas.</w:t>
+      </w:r>
+    </w:p>
+    <w:p>
+      <w:pPr>
+        <w:spacing w:after="0" w:line="240" w:lineRule="auto"/>
+        <w:jc w:val="both"/>
+        <w:rPr>
+          <w:rFonts w:ascii="Avenir Book" w:eastAsia="Times New Roman" w:hAnsi="Avenir Book" w:cs="Times New Roman"/>
+          <w:b/>
+          <w:sz w:val="21"/>
+          <w:szCs w:val="21"/>
+          <w:lang w:eastAsia="en-US"/>
+        </w:rPr>
+      </w:pPr>
+    </w:p>
+    <w:p>
+      <w:pPr>
+        <w:spacing w:after="0" w:line="240" w:lineRule="auto"/>
+        <w:jc w:val="both"/>
+        <w:rPr>
+          <w:rFonts w:ascii="Avenir Book" w:eastAsia="Times New Roman" w:hAnsi="Avenir Book" w:cs="Times New Roman"/>
+          <w:b/>
+          <w:sz w:val="21"/>
+          <w:szCs w:val="21"/>
+          <w:lang w:eastAsia="en-US"/>
+        </w:rPr>
+      </w:pPr>
+      <w:r>
+        <w:rPr>
+          <w:rFonts w:ascii="Avenir Book" w:eastAsia="Times New Roman" w:hAnsi="Avenir Book" w:cs="Times New Roman"/>
+          <w:b/>
+          <w:sz w:val="21"/>
+          <w:szCs w:val="21"/>
+          <w:lang w:eastAsia="en-US"/>
+        </w:rPr>
+        <w:t>SÉPTIMA. - IMPUESTOS.</w:t>
+      </w:r>
+    </w:p>
+    <w:p>
+      <w:pPr>
+        <w:spacing w:after="0" w:line="240" w:lineRule="auto"/>
+        <w:jc w:val="both"/>
+        <w:rPr>
+          <w:rFonts w:ascii="Avenir Book" w:eastAsia="Times New Roman" w:hAnsi="Avenir Book" w:cs="Times New Roman"/>
+          <w:sz w:val="21"/>
+          <w:szCs w:val="21"/>
+          <w:lang w:eastAsia="en-US"/>
+        </w:rPr>
+      </w:pPr>
+    </w:p>
+    <w:p>
+      <w:pPr>
+        <w:spacing w:after="0" w:line="240" w:lineRule="auto"/>
+        <w:jc w:val="both"/>
+        <w:rPr>
+          <w:rFonts w:ascii="Avenir Book" w:eastAsia="Times New Roman" w:hAnsi="Avenir Book" w:cs="Times New Roman"/>
+          <w:sz w:val="21"/>
+          <w:szCs w:val="21"/>
+          <w:lang w:eastAsia="en-US"/>
+        </w:rPr>
+      </w:pPr>
+      <w:r>
+        <w:rPr>
+          <w:rFonts w:ascii="Avenir Book" w:eastAsia="Times New Roman" w:hAnsi="Avenir Book" w:cs="Times New Roman"/>
+          <w:sz w:val="21"/>
+          <w:szCs w:val="21"/>
+          <w:lang w:eastAsia="en-US"/>
+        </w:rPr>
+        <w:t>Ambas partes acuerdan que cada una será responsable, de acuerdo con la legislación fiscal aplicable, del cumplimiento de sus respectivas obligaciones de carácter fiscal derivadas de la firma y ejecución del presente acuerdo.</w:t>
+      </w:r>
+    </w:p>
+    <w:p>
+      <w:pPr>
+        <w:spacing w:after="0" w:line="240" w:lineRule="auto"/>
+        <w:jc w:val="both"/>
+        <w:rPr>
+          <w:rFonts w:ascii="Avenir Book" w:eastAsia="Times New Roman" w:hAnsi="Avenir Book" w:cs="Times New Roman"/>
+          <w:sz w:val="21"/>
+          <w:szCs w:val="21"/>
+          <w:lang w:eastAsia="en-US"/>
+        </w:rPr>
+      </w:pPr>
+    </w:p>
+    <w:p>
+      <w:pPr>
+        <w:spacing w:after="0" w:line="240" w:lineRule="auto"/>
+        <w:jc w:val="both"/>
+        <w:rPr>
+          <w:rFonts w:ascii="Avenir Book" w:eastAsia="Times New Roman" w:hAnsi="Avenir Book" w:cs="Times New Roman"/>
+          <w:sz w:val="21"/>
+          <w:szCs w:val="21"/>
+          <w:lang w:eastAsia="en-US"/>
+        </w:rPr>
+      </w:pPr>
+      <w:r>
+        <w:rPr>
+          <w:rFonts w:ascii="Avenir Book" w:eastAsia="Times New Roman" w:hAnsi="Avenir Book" w:cs="Times New Roman"/>
+          <w:sz w:val="21"/>
+          <w:szCs w:val="21"/>
+          <w:lang w:eastAsia="en-US"/>
+        </w:rPr>
+        <w:t>"</w:t>
       </w:r>
       <w:r>
         <w:rPr>
@@ -3732,16 +4618,279 @@
           <w:szCs w:val="21"/>
           <w:lang w:eastAsia="en-US"/>
         </w:rPr>
-        <w:t>{{EL_PRESTADOR_DE_SERVICIOS}}</w:t>
-      </w:r>
-      <w:r>
-        <w:rPr>
-          <w:rFonts w:ascii="Avenir Book" w:eastAsia="Times New Roman" w:hAnsi="Avenir Book" w:cs="Times New Roman"/>
-          <w:sz w:val="21"/>
-          <w:szCs w:val="21"/>
-          <w:lang w:eastAsia="en-US"/>
-        </w:rPr>
-        <w:t>”, o en su defecto, podrán efectuarse mediante cheque nominativo para abono en cuenta del beneficiario, el cual, deberá de ser entregado por “</w:t>
+        <w:t>{{EL_CLIENTE}}</w:t>
+      </w:r>
+      <w:r>
+        <w:rPr>
+          <w:rFonts w:ascii="Avenir Book" w:eastAsia="Times New Roman" w:hAnsi="Avenir Book" w:cs="Times New Roman"/>
+          <w:sz w:val="21"/>
+          <w:szCs w:val="21"/>
+          <w:lang w:eastAsia="en-US"/>
+        </w:rPr>
+        <w:t>" se compromete a cumplir con todas las obligaciones fiscales que le correspondan, relacionadas con los servicios prestados por "</w:t>
+      </w:r>
+      <w:r>
+        <w:rPr>
+          <w:rFonts w:ascii="Avenir Book" w:eastAsia="Times New Roman" w:hAnsi="Avenir Book" w:cs="Times New Roman"/>
+          <w:sz w:val="21"/>
+          <w:szCs w:val="21"/>
+          <w:lang w:eastAsia="en-US"/>
+        </w:rPr>
+        <w:t>EL PRESTADOR DE SERVICIOS</w:t>
+      </w:r>
+      <w:r>
+        <w:rPr>
+          <w:rFonts w:ascii="Avenir Book" w:eastAsia="Times New Roman" w:hAnsi="Avenir Book" w:cs="Times New Roman"/>
+          <w:sz w:val="21"/>
+          <w:szCs w:val="21"/>
+          <w:lang w:eastAsia="en-US"/>
+        </w:rPr>
+        <w:t>" en virtud de este contrato.</w:t>
+      </w:r>
+    </w:p>
+    <w:p>
+      <w:pPr>
+        <w:spacing w:after="0" w:line="240" w:lineRule="auto"/>
+        <w:jc w:val="both"/>
+        <w:rPr>
+          <w:rFonts w:ascii="Avenir Book" w:eastAsia="Times New Roman" w:hAnsi="Avenir Book" w:cs="Times New Roman"/>
+          <w:sz w:val="21"/>
+          <w:szCs w:val="21"/>
+          <w:lang w:eastAsia="en-US"/>
+        </w:rPr>
+      </w:pPr>
+    </w:p>
+    <w:p>
+      <w:pPr>
+        <w:spacing w:after="0" w:line="240" w:lineRule="auto"/>
+        <w:jc w:val="both"/>
+        <w:rPr>
+          <w:rFonts w:ascii="Avenir Book" w:eastAsia="Times New Roman" w:hAnsi="Avenir Book" w:cs="Times New Roman"/>
+          <w:sz w:val="21"/>
+          <w:szCs w:val="21"/>
+          <w:lang w:eastAsia="en-US"/>
+        </w:rPr>
+      </w:pPr>
+      <w:r>
+        <w:rPr>
+          <w:rFonts w:ascii="Avenir Book" w:eastAsia="Times New Roman" w:hAnsi="Avenir Book" w:cs="Times New Roman"/>
+          <w:sz w:val="21"/>
+          <w:szCs w:val="21"/>
+          <w:lang w:eastAsia="en-US"/>
+        </w:rPr>
+        <w:t>Del mismo modo, "</w:t>
+      </w:r>
+      <w:r>
+        <w:rPr>
+          <w:rFonts w:ascii="Avenir Book" w:eastAsia="Times New Roman" w:hAnsi="Avenir Book" w:cs="Times New Roman"/>
+          <w:sz w:val="21"/>
+          <w:szCs w:val="21"/>
+          <w:lang w:eastAsia="en-US"/>
+        </w:rPr>
+        <w:t>EL PRESTADOR DE SERVICIOS</w:t>
+      </w:r>
+      <w:r>
+        <w:rPr>
+          <w:rFonts w:ascii="Avenir Book" w:eastAsia="Times New Roman" w:hAnsi="Avenir Book" w:cs="Times New Roman"/>
+          <w:sz w:val="21"/>
+          <w:szCs w:val="21"/>
+          <w:lang w:eastAsia="en-US"/>
+        </w:rPr>
+        <w:t>" asume la responsabilidad de cumplir con todas las obligaciones fiscales que se deriven de los servicios prestados, de acuerdo con la legislación fiscal vigente.</w:t>
+      </w:r>
+    </w:p>
+    <w:p>
+      <w:pPr>
+        <w:spacing w:after="0" w:line="240" w:lineRule="auto"/>
+        <w:jc w:val="both"/>
+        <w:rPr>
+          <w:rFonts w:ascii="Avenir Book" w:eastAsia="Times New Roman" w:hAnsi="Avenir Book" w:cs="Times New Roman"/>
+          <w:sz w:val="21"/>
+          <w:szCs w:val="21"/>
+          <w:lang w:eastAsia="en-US"/>
+        </w:rPr>
+      </w:pPr>
+    </w:p>
+    <w:p>
+      <w:pPr>
+        <w:spacing w:after="0" w:line="240" w:lineRule="auto"/>
+        <w:jc w:val="both"/>
+        <w:rPr>
+          <w:rFonts w:ascii="Avenir Book" w:eastAsia="Times New Roman" w:hAnsi="Avenir Book" w:cs="Times New Roman"/>
+          <w:sz w:val="21"/>
+          <w:szCs w:val="21"/>
+          <w:lang w:eastAsia="en-US"/>
+        </w:rPr>
+      </w:pPr>
+      <w:r>
+        <w:rPr>
+          <w:rFonts w:ascii="Avenir Book" w:eastAsia="Times New Roman" w:hAnsi="Avenir Book" w:cs="Times New Roman"/>
+          <w:sz w:val="21"/>
+          <w:szCs w:val="21"/>
+          <w:lang w:eastAsia="en-US"/>
+        </w:rPr>
+        <w:t>Ambas partes acuerdan colaborar mutuamente para proporcionar la información y documentación necesaria en caso de requerimientos fiscales, auditorías o cualquier otro procedimiento fiscal.</w:t>
+      </w:r>
+    </w:p>
+    <w:p>
+      <w:pPr>
+        <w:spacing w:after="0" w:line="240" w:lineRule="auto"/>
+        <w:jc w:val="both"/>
+        <w:rPr>
+          <w:rFonts w:ascii="Avenir Book" w:eastAsia="Times New Roman" w:hAnsi="Avenir Book" w:cs="Times New Roman"/>
+          <w:sz w:val="21"/>
+          <w:szCs w:val="21"/>
+          <w:lang w:eastAsia="en-US"/>
+        </w:rPr>
+      </w:pPr>
+    </w:p>
+    <w:p>
+      <w:pPr>
+        <w:spacing w:after="0" w:line="240" w:lineRule="auto"/>
+        <w:jc w:val="both"/>
+        <w:rPr>
+          <w:rFonts w:ascii="Avenir Book" w:eastAsia="Times New Roman" w:hAnsi="Avenir Book" w:cs="Times New Roman"/>
+          <w:sz w:val="21"/>
+          <w:szCs w:val="21"/>
+          <w:lang w:eastAsia="en-US"/>
+        </w:rPr>
+      </w:pPr>
+      <w:r>
+        <w:rPr>
+          <w:rFonts w:ascii="Avenir Book" w:eastAsia="Times New Roman" w:hAnsi="Avenir Book" w:cs="Times New Roman"/>
+          <w:sz w:val="21"/>
+          <w:szCs w:val="21"/>
+          <w:lang w:eastAsia="en-US"/>
+        </w:rPr>
+        <w:t>Cualquier modificación en la legislación fiscal que afecte directamente a este contrato será comunicada por ambas partes de manera oportuna, buscando ajustar el cumplimiento a las nuevas disposiciones legales.</w:t>
+      </w:r>
+    </w:p>
+    <w:p>
+      <w:pPr>
+        <w:spacing w:after="0" w:line="240" w:lineRule="auto"/>
+        <w:jc w:val="both"/>
+        <w:rPr>
+          <w:rFonts w:ascii="Avenir Book" w:eastAsia="Times New Roman" w:hAnsi="Avenir Book" w:cs="Times New Roman"/>
+          <w:sz w:val="21"/>
+          <w:szCs w:val="21"/>
+          <w:lang w:eastAsia="en-US"/>
+        </w:rPr>
+      </w:pPr>
+    </w:p>
+    <w:p>
+      <w:pPr>
+        <w:spacing w:after="0" w:line="240" w:lineRule="auto"/>
+        <w:jc w:val="both"/>
+        <w:rPr>
+          <w:rFonts w:ascii="Avenir Book" w:eastAsia="Times New Roman" w:hAnsi="Avenir Book" w:cs="Times New Roman"/>
+          <w:sz w:val="21"/>
+          <w:szCs w:val="21"/>
+          <w:lang w:eastAsia="en-US"/>
+        </w:rPr>
+      </w:pPr>
+    </w:p>
+    <w:p>
+      <w:pPr>
+        <w:spacing w:after="0" w:line="240" w:lineRule="auto"/>
+        <w:jc w:val="both"/>
+        <w:rPr>
+          <w:rFonts w:ascii="Avenir Book" w:eastAsia="Times New Roman" w:hAnsi="Avenir Book" w:cs="Times New Roman"/>
+          <w:sz w:val="21"/>
+          <w:szCs w:val="21"/>
+          <w:lang w:eastAsia="en-US"/>
+        </w:rPr>
+      </w:pPr>
+    </w:p>
+    <w:p>
+      <w:pPr>
+        <w:spacing w:after="0" w:line="240" w:lineRule="auto"/>
+        <w:jc w:val="both"/>
+        <w:rPr>
+          <w:rFonts w:ascii="Avenir Book" w:eastAsia="Times New Roman" w:hAnsi="Avenir Book" w:cs="Times New Roman"/>
+          <w:sz w:val="21"/>
+          <w:szCs w:val="21"/>
+          <w:lang w:eastAsia="en-US"/>
+        </w:rPr>
+      </w:pPr>
+    </w:p>
+    <w:p>
+      <w:pPr>
+        <w:spacing w:after="0" w:line="240" w:lineRule="auto"/>
+        <w:jc w:val="both"/>
+        <w:rPr>
+          <w:rFonts w:ascii="Avenir Book" w:eastAsia="Times New Roman" w:hAnsi="Avenir Book" w:cs="Times New Roman"/>
+          <w:sz w:val="21"/>
+          <w:szCs w:val="21"/>
+          <w:lang w:eastAsia="en-US"/>
+        </w:rPr>
+      </w:pPr>
+    </w:p>
+    <w:p>
+      <w:pPr>
+        <w:spacing w:after="0" w:line="240" w:lineRule="auto"/>
+        <w:jc w:val="both"/>
+        <w:rPr>
+          <w:rFonts w:ascii="Avenir Book" w:eastAsia="Times New Roman" w:hAnsi="Avenir Book" w:cs="Times New Roman"/>
+          <w:sz w:val="21"/>
+          <w:szCs w:val="21"/>
+          <w:lang w:eastAsia="en-US"/>
+        </w:rPr>
+      </w:pPr>
+    </w:p>
+    <w:p>
+      <w:pPr>
+        <w:spacing w:after="0" w:line="240" w:lineRule="auto"/>
+        <w:jc w:val="both"/>
+        <w:rPr>
+          <w:rFonts w:ascii="Avenir Book" w:eastAsia="Times New Roman" w:hAnsi="Avenir Book" w:cs="Times New Roman"/>
+          <w:b/>
+          <w:sz w:val="21"/>
+          <w:szCs w:val="21"/>
+          <w:lang w:eastAsia="en-US"/>
+        </w:rPr>
+      </w:pPr>
+      <w:r>
+        <w:rPr>
+          <w:rFonts w:ascii="Avenir Book" w:eastAsia="Times New Roman" w:hAnsi="Avenir Book" w:cs="Times New Roman"/>
+          <w:b/>
+          <w:sz w:val="21"/>
+          <w:szCs w:val="21"/>
+          <w:lang w:eastAsia="en-US"/>
+        </w:rPr>
+        <w:t xml:space="preserve">OCTAVA. - VIGENCIA. </w:t>
+      </w:r>
+    </w:p>
+    <w:p>
+      <w:pPr>
+        <w:spacing w:after="0" w:line="240" w:lineRule="auto"/>
+        <w:jc w:val="both"/>
+        <w:rPr>
+          <w:rFonts w:ascii="Avenir Book" w:eastAsia="Times New Roman" w:hAnsi="Avenir Book" w:cs="Times New Roman"/>
+          <w:sz w:val="21"/>
+          <w:szCs w:val="21"/>
+          <w:lang w:eastAsia="en-US"/>
+        </w:rPr>
+      </w:pPr>
+    </w:p>
+    <w:p>
+      <w:pPr>
+        <w:spacing w:after="0" w:line="240" w:lineRule="auto"/>
+        <w:jc w:val="both"/>
+        <w:rPr>
+          <w:rFonts w:ascii="Avenir Book" w:eastAsia="Times New Roman" w:hAnsi="Avenir Book" w:cs="Times New Roman"/>
+          <w:sz w:val="21"/>
+          <w:szCs w:val="21"/>
+          <w:lang w:eastAsia="en-US"/>
+        </w:rPr>
+      </w:pPr>
+      <w:r>
+        <w:rPr>
+          <w:rFonts w:ascii="Avenir Book" w:eastAsia="Times New Roman" w:hAnsi="Avenir Book" w:cs="Times New Roman"/>
+          <w:sz w:val="21"/>
+          <w:szCs w:val="21"/>
+          <w:lang w:eastAsia="en-US"/>
+        </w:rPr>
+        <w:t xml:space="preserve">“LAS PARTES” convienen que la duración del presente contrato será de 1 (uno) año el cual iniciará surtiendo sus efectos a partir del día </w:t>
       </w:r>
       <w:r>
         <w:rPr>
@@ -3751,6 +4900,378 @@
           <w:szCs w:val="21"/>
           <w:lang w:eastAsia="en-US"/>
         </w:rPr>
+        <w:t>{{V</w:t>
+      </w:r>
+      <w:r>
+        <w:rPr>
+          <w:rFonts w:ascii="Avenir Book" w:eastAsia="Times New Roman" w:hAnsi="Avenir Book" w:cs="Times New Roman"/>
+          <w:color w:val="FF0000"/>
+          <w:sz w:val="21"/>
+          <w:szCs w:val="21"/>
+          <w:lang w:eastAsia="en-US"/>
+        </w:rPr>
+        <w:t>ID}}</w:t>
+      </w:r>
+      <w:r>
+        <w:rPr>
+          <w:rFonts w:ascii="Avenir Book" w:eastAsia="Times New Roman" w:hAnsi="Avenir Book" w:cs="Times New Roman"/>
+          <w:sz w:val="21"/>
+          <w:szCs w:val="21"/>
+          <w:lang w:eastAsia="en-US"/>
+        </w:rPr>
+        <w:t xml:space="preserve"> de </w:t>
+      </w:r>
+      <w:r>
+        <w:rPr>
+          <w:rFonts w:ascii="Avenir Book" w:eastAsia="Times New Roman" w:hAnsi="Avenir Book" w:cs="Times New Roman"/>
+          <w:color w:val="FF0000"/>
+          <w:sz w:val="21"/>
+          <w:szCs w:val="21"/>
+          <w:lang w:eastAsia="en-US"/>
+        </w:rPr>
+        <w:t>{{VI</w:t>
+      </w:r>
+      <w:r>
+        <w:rPr>
+          <w:rFonts w:ascii="Avenir Book" w:eastAsia="Times New Roman" w:hAnsi="Avenir Book" w:cs="Times New Roman"/>
+          <w:color w:val="FF0000"/>
+          <w:sz w:val="21"/>
+          <w:szCs w:val="21"/>
+          <w:lang w:eastAsia="en-US"/>
+        </w:rPr>
+        <w:t>M</w:t>
+      </w:r>
+      <w:r>
+        <w:rPr>
+          <w:rFonts w:ascii="Avenir Book" w:eastAsia="Times New Roman" w:hAnsi="Avenir Book" w:cs="Times New Roman"/>
+          <w:color w:val="FF0000"/>
+          <w:sz w:val="21"/>
+          <w:szCs w:val="21"/>
+          <w:lang w:eastAsia="en-US"/>
+        </w:rPr>
+        <w:t>}}</w:t>
+      </w:r>
+      <w:r>
+        <w:rPr>
+          <w:rFonts w:ascii="Avenir Book" w:eastAsia="Times New Roman" w:hAnsi="Avenir Book" w:cs="Times New Roman"/>
+          <w:sz w:val="21"/>
+          <w:szCs w:val="21"/>
+          <w:lang w:eastAsia="en-US"/>
+        </w:rPr>
+        <w:t xml:space="preserve"> del año </w:t>
+      </w:r>
+      <w:r>
+        <w:rPr>
+          <w:rFonts w:ascii="Avenir Book" w:eastAsia="Times New Roman" w:hAnsi="Avenir Book" w:cs="Times New Roman"/>
+          <w:color w:val="FF0000"/>
+          <w:sz w:val="21"/>
+          <w:szCs w:val="21"/>
+          <w:lang w:eastAsia="en-US"/>
+        </w:rPr>
+        <w:t>{{VI</w:t>
+      </w:r>
+      <w:r>
+        <w:rPr>
+          <w:rFonts w:ascii="Avenir Book" w:eastAsia="Times New Roman" w:hAnsi="Avenir Book" w:cs="Times New Roman"/>
+          <w:color w:val="FF0000"/>
+          <w:sz w:val="21"/>
+          <w:szCs w:val="21"/>
+          <w:lang w:eastAsia="en-US"/>
+        </w:rPr>
+        <w:t>A</w:t>
+      </w:r>
+      <w:r>
+        <w:rPr>
+          <w:rFonts w:ascii="Avenir Book" w:eastAsia="Times New Roman" w:hAnsi="Avenir Book" w:cs="Times New Roman"/>
+          <w:color w:val="FF0000"/>
+          <w:sz w:val="21"/>
+          <w:szCs w:val="21"/>
+          <w:lang w:eastAsia="en-US"/>
+        </w:rPr>
+        <w:t>}}</w:t>
+      </w:r>
+      <w:r>
+        <w:rPr>
+          <w:rFonts w:ascii="Avenir Book" w:eastAsia="Times New Roman" w:hAnsi="Avenir Book" w:cs="Times New Roman"/>
+          <w:sz w:val="21"/>
+          <w:szCs w:val="21"/>
+          <w:lang w:eastAsia="en-US"/>
+        </w:rPr>
+        <w:t xml:space="preserve"> y terminando precisamente el día </w:t>
+      </w:r>
+      <w:r>
+        <w:rPr>
+          <w:rFonts w:ascii="Avenir Book" w:eastAsia="Times New Roman" w:hAnsi="Avenir Book" w:cs="Times New Roman"/>
+          <w:color w:val="FF0000"/>
+          <w:sz w:val="21"/>
+          <w:szCs w:val="21"/>
+          <w:lang w:eastAsia="en-US"/>
+        </w:rPr>
+        <w:t>{{V</w:t>
+      </w:r>
+      <w:r>
+        <w:rPr>
+          <w:rFonts w:ascii="Avenir Book" w:eastAsia="Times New Roman" w:hAnsi="Avenir Book" w:cs="Times New Roman"/>
+          <w:color w:val="FF0000"/>
+          <w:sz w:val="21"/>
+          <w:szCs w:val="21"/>
+          <w:lang w:eastAsia="en-US"/>
+        </w:rPr>
+        <w:t>T</w:t>
+      </w:r>
+      <w:r>
+        <w:rPr>
+          <w:rFonts w:ascii="Avenir Book" w:eastAsia="Times New Roman" w:hAnsi="Avenir Book" w:cs="Times New Roman"/>
+          <w:color w:val="FF0000"/>
+          <w:sz w:val="21"/>
+          <w:szCs w:val="21"/>
+          <w:lang w:eastAsia="en-US"/>
+        </w:rPr>
+        <w:t>D}}</w:t>
+      </w:r>
+      <w:r>
+        <w:rPr>
+          <w:rFonts w:ascii="Avenir Book" w:eastAsia="Times New Roman" w:hAnsi="Avenir Book" w:cs="Times New Roman"/>
+          <w:sz w:val="21"/>
+          <w:szCs w:val="21"/>
+          <w:lang w:eastAsia="en-US"/>
+        </w:rPr>
+        <w:t xml:space="preserve"> de </w:t>
+      </w:r>
+      <w:r>
+        <w:rPr>
+          <w:rFonts w:ascii="Avenir Book" w:eastAsia="Times New Roman" w:hAnsi="Avenir Book" w:cs="Times New Roman"/>
+          <w:color w:val="FF0000"/>
+          <w:sz w:val="21"/>
+          <w:szCs w:val="21"/>
+          <w:lang w:eastAsia="en-US"/>
+        </w:rPr>
+        <w:t>{{V</w:t>
+      </w:r>
+      <w:r>
+        <w:rPr>
+          <w:rFonts w:ascii="Avenir Book" w:eastAsia="Times New Roman" w:hAnsi="Avenir Book" w:cs="Times New Roman"/>
+          <w:color w:val="FF0000"/>
+          <w:sz w:val="21"/>
+          <w:szCs w:val="21"/>
+          <w:lang w:eastAsia="en-US"/>
+        </w:rPr>
+        <w:t>TM</w:t>
+      </w:r>
+      <w:r>
+        <w:rPr>
+          <w:rFonts w:ascii="Avenir Book" w:eastAsia="Times New Roman" w:hAnsi="Avenir Book" w:cs="Times New Roman"/>
+          <w:color w:val="FF0000"/>
+          <w:sz w:val="21"/>
+          <w:szCs w:val="21"/>
+          <w:lang w:eastAsia="en-US"/>
+        </w:rPr>
+        <w:t>}}</w:t>
+      </w:r>
+      <w:r>
+        <w:rPr>
+          <w:rFonts w:ascii="Avenir Book" w:eastAsia="Times New Roman" w:hAnsi="Avenir Book" w:cs="Times New Roman"/>
+          <w:sz w:val="21"/>
+          <w:szCs w:val="21"/>
+          <w:lang w:eastAsia="en-US"/>
+        </w:rPr>
+        <w:t xml:space="preserve"> del año </w:t>
+      </w:r>
+      <w:r>
+        <w:rPr>
+          <w:rFonts w:ascii="Avenir Book" w:eastAsia="Times New Roman" w:hAnsi="Avenir Book" w:cs="Times New Roman"/>
+          <w:color w:val="FF0000"/>
+          <w:sz w:val="21"/>
+          <w:szCs w:val="21"/>
+          <w:lang w:eastAsia="en-US"/>
+        </w:rPr>
+        <w:t>{{V</w:t>
+      </w:r>
+      <w:r>
+        <w:rPr>
+          <w:rFonts w:ascii="Avenir Book" w:eastAsia="Times New Roman" w:hAnsi="Avenir Book" w:cs="Times New Roman"/>
+          <w:color w:val="FF0000"/>
+          <w:sz w:val="21"/>
+          <w:szCs w:val="21"/>
+          <w:lang w:eastAsia="en-US"/>
+        </w:rPr>
+        <w:t>TA</w:t>
+      </w:r>
+      <w:r>
+        <w:rPr>
+          <w:rFonts w:ascii="Avenir Book" w:eastAsia="Times New Roman" w:hAnsi="Avenir Book" w:cs="Times New Roman"/>
+          <w:color w:val="FF0000"/>
+          <w:sz w:val="21"/>
+          <w:szCs w:val="21"/>
+          <w:lang w:eastAsia="en-US"/>
+        </w:rPr>
+        <w:t>}}</w:t>
+      </w:r>
+      <w:r>
+        <w:rPr>
+          <w:rFonts w:ascii="Avenir Book" w:eastAsia="Times New Roman" w:hAnsi="Avenir Book" w:cs="Times New Roman"/>
+          <w:sz w:val="21"/>
+          <w:szCs w:val="21"/>
+          <w:lang w:eastAsia="en-US"/>
+        </w:rPr>
+        <w:t>.</w:t>
+      </w:r>
+    </w:p>
+    <w:p>
+      <w:pPr>
+        <w:spacing w:after="0" w:line="240" w:lineRule="auto"/>
+        <w:jc w:val="both"/>
+        <w:rPr>
+          <w:rFonts w:ascii="Avenir Book" w:eastAsia="Times New Roman" w:hAnsi="Avenir Book" w:cs="Times New Roman"/>
+          <w:sz w:val="21"/>
+          <w:szCs w:val="21"/>
+          <w:lang w:eastAsia="en-US"/>
+        </w:rPr>
+      </w:pPr>
+    </w:p>
+    <w:p>
+      <w:pPr>
+        <w:spacing w:after="0" w:line="240" w:lineRule="auto"/>
+        <w:jc w:val="both"/>
+        <w:rPr>
+          <w:rFonts w:ascii="Avenir Book" w:eastAsia="Times New Roman" w:hAnsi="Avenir Book" w:cs="Times New Roman"/>
+          <w:sz w:val="21"/>
+          <w:szCs w:val="21"/>
+          <w:lang w:eastAsia="en-US"/>
+        </w:rPr>
+      </w:pPr>
+      <w:r>
+        <w:rPr>
+          <w:rFonts w:ascii="Avenir Book" w:eastAsia="Times New Roman" w:hAnsi="Avenir Book" w:cs="Times New Roman"/>
+          <w:sz w:val="21"/>
+          <w:szCs w:val="21"/>
+          <w:lang w:eastAsia="en-US"/>
+        </w:rPr>
+        <w:t>El presente contrato terminará al momento de que finalice su vigencia, o bien, que alguna de las partes opte por la terminación anticipada del mismo, la cual se detalla en la cláusula inmediata siguiente.</w:t>
+      </w:r>
+    </w:p>
+    <w:p>
+      <w:pPr>
+        <w:spacing w:after="0" w:line="240" w:lineRule="auto"/>
+        <w:jc w:val="both"/>
+        <w:rPr>
+          <w:rFonts w:ascii="Avenir Book" w:eastAsia="Times New Roman" w:hAnsi="Avenir Book" w:cs="Times New Roman"/>
+          <w:sz w:val="21"/>
+          <w:szCs w:val="21"/>
+          <w:lang w:eastAsia="en-US"/>
+        </w:rPr>
+      </w:pPr>
+    </w:p>
+    <w:p>
+      <w:pPr>
+        <w:spacing w:after="0" w:line="240" w:lineRule="auto"/>
+        <w:jc w:val="both"/>
+        <w:rPr>
+          <w:rFonts w:ascii="Avenir Book" w:eastAsia="Times New Roman" w:hAnsi="Avenir Book" w:cs="Times New Roman"/>
+          <w:b/>
+          <w:color w:val="000000"/>
+          <w:sz w:val="21"/>
+          <w:szCs w:val="21"/>
+          <w:lang w:eastAsia="en-US"/>
+        </w:rPr>
+      </w:pPr>
+      <w:r>
+        <w:rPr>
+          <w:rFonts w:ascii="Avenir Book" w:eastAsia="Times New Roman" w:hAnsi="Avenir Book" w:cs="Times New Roman"/>
+          <w:b/>
+          <w:sz w:val="21"/>
+          <w:szCs w:val="21"/>
+          <w:lang w:eastAsia="en-US"/>
+        </w:rPr>
+        <w:t xml:space="preserve">NOVENA. - </w:t>
+      </w:r>
+      <w:r>
+        <w:rPr>
+          <w:rFonts w:ascii="Avenir Book" w:eastAsia="Times New Roman" w:hAnsi="Avenir Book" w:cs="Times New Roman"/>
+          <w:b/>
+          <w:color w:val="000000"/>
+          <w:sz w:val="21"/>
+          <w:szCs w:val="21"/>
+          <w:lang w:eastAsia="en-US"/>
+        </w:rPr>
+        <w:t xml:space="preserve">TERMINACIÓN ANTICIPADA. </w:t>
+      </w:r>
+    </w:p>
+    <w:p>
+      <w:pPr>
+        <w:spacing w:after="0" w:line="240" w:lineRule="auto"/>
+        <w:jc w:val="both"/>
+        <w:rPr>
+          <w:rFonts w:ascii="Avenir Book" w:eastAsia="Times New Roman" w:hAnsi="Avenir Book" w:cs="Times New Roman"/>
+          <w:b/>
+          <w:color w:val="000000"/>
+          <w:sz w:val="21"/>
+          <w:szCs w:val="21"/>
+          <w:lang w:eastAsia="en-US"/>
+        </w:rPr>
+      </w:pPr>
+    </w:p>
+    <w:p>
+      <w:pPr>
+        <w:spacing w:after="0" w:line="240" w:lineRule="auto"/>
+        <w:jc w:val="both"/>
+        <w:rPr>
+          <w:rFonts w:ascii="Avenir Book" w:eastAsia="Times New Roman" w:hAnsi="Avenir Book" w:cs="Times New Roman"/>
+          <w:sz w:val="21"/>
+          <w:szCs w:val="21"/>
+          <w:lang w:eastAsia="en-US"/>
+        </w:rPr>
+      </w:pPr>
+      <w:r>
+        <w:rPr>
+          <w:rFonts w:ascii="Avenir Book" w:eastAsia="Times New Roman" w:hAnsi="Avenir Book" w:cs="Times New Roman"/>
+          <w:sz w:val="21"/>
+          <w:szCs w:val="21"/>
+          <w:lang w:eastAsia="en-US"/>
+        </w:rPr>
+        <w:t xml:space="preserve">Para en caso de que alguna de “LAS PARTES” quisiera dar por terminado el presente contrato antes de la fecha de su terminación, deberá de notificarlo a la otra con por lo menos 60 sesenta días de anticipación a la fecha en la que pretenda dar por concluida la relación contractual. </w:t>
+      </w:r>
+    </w:p>
+    <w:p>
+      <w:pPr>
+        <w:spacing w:after="0" w:line="240" w:lineRule="auto"/>
+        <w:jc w:val="both"/>
+        <w:rPr>
+          <w:rFonts w:ascii="Avenir Book" w:eastAsia="Times New Roman" w:hAnsi="Avenir Book" w:cs="Times New Roman"/>
+          <w:sz w:val="21"/>
+          <w:szCs w:val="21"/>
+          <w:lang w:eastAsia="en-US"/>
+        </w:rPr>
+      </w:pPr>
+    </w:p>
+    <w:p>
+      <w:pPr>
+        <w:spacing w:after="0" w:line="240" w:lineRule="auto"/>
+        <w:jc w:val="both"/>
+        <w:rPr>
+          <w:rFonts w:ascii="Avenir Book" w:eastAsia="Times New Roman" w:hAnsi="Avenir Book" w:cs="Times New Roman"/>
+          <w:sz w:val="21"/>
+          <w:szCs w:val="21"/>
+          <w:lang w:eastAsia="en-US"/>
+        </w:rPr>
+      </w:pPr>
+      <w:r>
+        <w:rPr>
+          <w:rFonts w:ascii="Avenir Book" w:eastAsia="Times New Roman" w:hAnsi="Avenir Book" w:cs="Times New Roman"/>
+          <w:sz w:val="21"/>
+          <w:szCs w:val="21"/>
+          <w:lang w:eastAsia="en-US"/>
+        </w:rPr>
+        <w:t>Adicional a lo anterior, la parte que solicite la terminación anticipada el presente instrumento, deberá de pagar a la parte afectada una pena convencional consistente en la cantidad que resulte de sacar el promedio de la comisión pagada los últimos 6 seis meses, multiplicada por tres, más el correspondiente Impuesto al Valor Agregado; haciéndose la especificación relativa a que dichas cantidades serán independientes a las que en su caso se adeuden por “</w:t>
+      </w:r>
+      <w:r>
+        <w:rPr>
+          <w:rFonts w:ascii="Avenir Book" w:eastAsia="Times New Roman" w:hAnsi="Avenir Book" w:cs="Times New Roman"/>
+          <w:color w:val="FF0000"/>
+          <w:sz w:val="21"/>
+          <w:szCs w:val="21"/>
+          <w:lang w:eastAsia="en-US"/>
+        </w:rPr>
         <w:t>{{EL_CLIENTE}}</w:t>
       </w:r>
       <w:r>
@@ -3760,7 +5281,58 @@
           <w:szCs w:val="21"/>
           <w:lang w:eastAsia="en-US"/>
         </w:rPr>
-        <w:t>” en el domicilio del “</w:t>
+        <w:t>” con motivo de la prestación de los servicios a los que se aluden en la cláusula identificada como PRIMERA del presente acuerdo de voluntades.</w:t>
+      </w:r>
+    </w:p>
+    <w:p>
+      <w:pPr>
+        <w:spacing w:after="0" w:line="240" w:lineRule="auto"/>
+        <w:jc w:val="both"/>
+        <w:rPr>
+          <w:rFonts w:ascii="Avenir Book" w:eastAsia="Times New Roman" w:hAnsi="Avenir Book" w:cs="Times New Roman"/>
+          <w:sz w:val="21"/>
+          <w:szCs w:val="21"/>
+          <w:lang w:eastAsia="en-US"/>
+        </w:rPr>
+      </w:pPr>
+    </w:p>
+    <w:p>
+      <w:pPr>
+        <w:spacing w:after="0" w:line="240" w:lineRule="auto"/>
+        <w:jc w:val="both"/>
+        <w:rPr>
+          <w:rFonts w:ascii="Avenir Book" w:eastAsia="Times New Roman" w:hAnsi="Avenir Book" w:cs="Times New Roman"/>
+          <w:sz w:val="21"/>
+          <w:szCs w:val="21"/>
+          <w:lang w:eastAsia="en-US"/>
+        </w:rPr>
+      </w:pPr>
+      <w:r>
+        <w:rPr>
+          <w:rFonts w:ascii="Avenir Book" w:eastAsia="Times New Roman" w:hAnsi="Avenir Book" w:cs="Times New Roman"/>
+          <w:sz w:val="21"/>
+          <w:szCs w:val="21"/>
+          <w:lang w:eastAsia="en-US"/>
+        </w:rPr>
+        <w:t>Ahora bien, para en caso de que exista un saldo a favor del “CLIENTE” del fondo de compensaciones de salud en el trabajo y opere la terminación anticipada del presente contrato, “</w:t>
+      </w:r>
+      <w:r>
+        <w:rPr>
+          <w:rFonts w:ascii="Avenir Book" w:eastAsia="Times New Roman" w:hAnsi="Avenir Book" w:cs="Times New Roman"/>
+          <w:sz w:val="21"/>
+          <w:szCs w:val="21"/>
+          <w:lang w:eastAsia="en-US"/>
+        </w:rPr>
+        <w:t>EL PRESTADOR DE SERVICIOS</w:t>
+      </w:r>
+      <w:r>
+        <w:rPr>
+          <w:rFonts w:ascii="Avenir Book" w:eastAsia="Times New Roman" w:hAnsi="Avenir Book" w:cs="Times New Roman"/>
+          <w:sz w:val="21"/>
+          <w:szCs w:val="21"/>
+          <w:lang w:eastAsia="en-US"/>
+        </w:rPr>
+        <w:t>” deberá hacer la devolución correspondiente de los recursos al “CLIENTE” en un plazo máximo de 10 diez días hábiles, devolución que se hará a la cuenta bancaria que indique este último para tal efecto; desde este momento, “</w:t>
       </w:r>
       <w:r>
         <w:rPr>
@@ -3770,129 +5342,6 @@
           <w:szCs w:val="21"/>
           <w:lang w:eastAsia="en-US"/>
         </w:rPr>
-        <w:t>{{EL_PRESTADOR_DE_SERVICIOS}}</w:t>
-      </w:r>
-      <w:r>
-        <w:rPr>
-          <w:rFonts w:ascii="Avenir Book" w:eastAsia="Times New Roman" w:hAnsi="Avenir Book" w:cs="Times New Roman"/>
-          <w:sz w:val="21"/>
-          <w:szCs w:val="21"/>
-          <w:lang w:eastAsia="en-US"/>
-        </w:rPr>
-        <w:t xml:space="preserve">”. </w:t>
-      </w:r>
-    </w:p>
-    <w:p>
-      <w:pPr>
-        <w:spacing w:after="0" w:line="240" w:lineRule="auto"/>
-        <w:jc w:val="both"/>
-        <w:rPr>
-          <w:rFonts w:ascii="Avenir Book" w:eastAsia="Times New Roman" w:hAnsi="Avenir Book" w:cs="Times New Roman"/>
-          <w:sz w:val="21"/>
-          <w:szCs w:val="21"/>
-          <w:lang w:eastAsia="en-US"/>
-        </w:rPr>
-      </w:pPr>
-    </w:p>
-    <w:p>
-      <w:pPr>
-        <w:spacing w:after="0" w:line="240" w:lineRule="auto"/>
-        <w:jc w:val="both"/>
-        <w:rPr>
-          <w:rFonts w:ascii="Avenir Book" w:eastAsia="Times New Roman" w:hAnsi="Avenir Book" w:cs="Times New Roman"/>
-          <w:sz w:val="21"/>
-          <w:szCs w:val="21"/>
-          <w:lang w:eastAsia="en-US"/>
-        </w:rPr>
-      </w:pPr>
-      <w:r>
-        <w:rPr>
-          <w:rFonts w:ascii="Avenir Book" w:eastAsia="Times New Roman" w:hAnsi="Avenir Book" w:cs="Times New Roman"/>
-          <w:sz w:val="21"/>
-          <w:szCs w:val="21"/>
-          <w:lang w:eastAsia="en-US"/>
-        </w:rPr>
-        <w:t>Como consecuencia de lo anterior, “</w:t>
-      </w:r>
-      <w:r>
-        <w:rPr>
-          <w:rFonts w:ascii="Avenir Book" w:eastAsia="Times New Roman" w:hAnsi="Avenir Book" w:cs="Times New Roman"/>
-          <w:color w:val="FF0000"/>
-          <w:sz w:val="21"/>
-          <w:szCs w:val="21"/>
-          <w:lang w:eastAsia="en-US"/>
-        </w:rPr>
-        <w:t>{{EL_PRESTADOR_DE_SERVICIOS}}</w:t>
-      </w:r>
-      <w:r>
-        <w:rPr>
-          <w:rFonts w:ascii="Avenir Book" w:eastAsia="Times New Roman" w:hAnsi="Avenir Book" w:cs="Times New Roman"/>
-          <w:sz w:val="21"/>
-          <w:szCs w:val="21"/>
-          <w:lang w:eastAsia="en-US"/>
-        </w:rPr>
-        <w:t>” deberá de entregar al “CLIENTE” los CFDI (comprobantes fiscales digitales por internet) correspondientes a los pagos que este último erogue, mismos que deberán de contener la totalidad de los requisitos establecidos en el Código Fiscal de la Federación.</w:t>
-      </w:r>
-    </w:p>
-    <w:p>
-      <w:pPr>
-        <w:spacing w:after="0" w:line="240" w:lineRule="auto"/>
-        <w:jc w:val="both"/>
-        <w:rPr>
-          <w:rFonts w:ascii="Avenir Book" w:eastAsia="Times New Roman" w:hAnsi="Avenir Book" w:cs="Times New Roman"/>
-          <w:sz w:val="21"/>
-          <w:szCs w:val="21"/>
-          <w:lang w:eastAsia="en-US"/>
-        </w:rPr>
-      </w:pPr>
-    </w:p>
-    <w:p>
-      <w:pPr>
-        <w:spacing w:after="0" w:line="240" w:lineRule="auto"/>
-        <w:jc w:val="both"/>
-        <w:rPr>
-          <w:rFonts w:ascii="Avenir Book" w:eastAsia="Times New Roman" w:hAnsi="Avenir Book" w:cs="Times New Roman"/>
-          <w:sz w:val="21"/>
-          <w:szCs w:val="21"/>
-          <w:lang w:eastAsia="en-US"/>
-        </w:rPr>
-      </w:pPr>
-      <w:r>
-        <w:rPr>
-          <w:rFonts w:ascii="Avenir Book" w:eastAsia="Times New Roman" w:hAnsi="Avenir Book" w:cs="Times New Roman"/>
-          <w:sz w:val="21"/>
-          <w:szCs w:val="21"/>
-          <w:lang w:eastAsia="en-US"/>
-        </w:rPr>
-        <w:t>En caso de incumplimiento en el pago de la contraprestación aquí pactada, si ya fue generada, dará lugar al pago de un interés moratorio equivalente al 9% (nueve por ciento) anual sobre saldos insolutos. Asimismo, sin necesidad de dar aviso alguno, “</w:t>
-      </w:r>
-      <w:r>
-        <w:rPr>
-          <w:rFonts w:ascii="Avenir Book" w:eastAsia="Times New Roman" w:hAnsi="Avenir Book" w:cs="Times New Roman"/>
-          <w:color w:val="FF0000"/>
-          <w:sz w:val="21"/>
-          <w:szCs w:val="21"/>
-          <w:lang w:eastAsia="en-US"/>
-        </w:rPr>
-        <w:t>{{EL_PRESTADOR_DE_SERVICIOS}}</w:t>
-      </w:r>
-      <w:r>
-        <w:rPr>
-          <w:rFonts w:ascii="Avenir Book" w:eastAsia="Times New Roman" w:hAnsi="Avenir Book" w:cs="Times New Roman"/>
-          <w:sz w:val="21"/>
-          <w:szCs w:val="21"/>
-          <w:lang w:eastAsia="en-US"/>
-        </w:rPr>
-        <w:t>” quedará relevado de la obligación de prestar cualquier servicio a que se refiere el presente Contrato, tanto de evaluación como de pago de compensaciones y/o indemnizaciones por cuenta de “</w:t>
-      </w:r>
-      <w:r>
-        <w:rPr>
-          <w:rFonts w:ascii="Avenir Book" w:eastAsia="Times New Roman" w:hAnsi="Avenir Book" w:cs="Times New Roman"/>
-          <w:color w:val="FF0000"/>
-          <w:sz w:val="21"/>
-          <w:szCs w:val="21"/>
-          <w:lang w:eastAsia="en-US"/>
-        </w:rPr>
         <w:t>{{EL_CLIENTE}}</w:t>
       </w:r>
       <w:r>
@@ -3902,52 +5351,69 @@
           <w:szCs w:val="21"/>
           <w:lang w:eastAsia="en-US"/>
         </w:rPr>
-        <w:t>” siendo este último el responsable de los mismos de manera directa frente al sindicato en caso de ser una obligación ante el mismo o frente a los trabajadores en caso de reclamo.</w:t>
-      </w:r>
-    </w:p>
-    <w:p>
-      <w:pPr>
-        <w:spacing w:after="0" w:line="240" w:lineRule="auto"/>
-        <w:jc w:val="both"/>
-        <w:rPr>
-          <w:rFonts w:ascii="Avenir Book" w:eastAsia="Times New Roman" w:hAnsi="Avenir Book" w:cs="Times New Roman"/>
-          <w:sz w:val="21"/>
-          <w:szCs w:val="21"/>
-          <w:lang w:eastAsia="en-US"/>
-        </w:rPr>
-      </w:pPr>
-    </w:p>
-    <w:p>
-      <w:pPr>
-        <w:spacing w:after="0" w:line="240" w:lineRule="auto"/>
-        <w:jc w:val="both"/>
-        <w:rPr>
-          <w:rFonts w:ascii="Avenir Book" w:eastAsia="Times New Roman" w:hAnsi="Avenir Book" w:cs="Times New Roman"/>
-          <w:b/>
-          <w:bCs/>
-          <w:sz w:val="21"/>
-          <w:szCs w:val="21"/>
-          <w:lang w:eastAsia="en-US"/>
-        </w:rPr>
-      </w:pPr>
-      <w:r>
-        <w:rPr>
-          <w:rFonts w:ascii="Avenir Book" w:eastAsia="Times New Roman" w:hAnsi="Avenir Book" w:cs="Times New Roman"/>
-          <w:b/>
-          <w:bCs/>
-          <w:sz w:val="21"/>
-          <w:szCs w:val="21"/>
-          <w:lang w:eastAsia="en-US"/>
-        </w:rPr>
-        <w:t>QUINTA. - RESPONSABILIDAD LABORAL.</w:t>
-      </w:r>
-    </w:p>
-    <w:p>
-      <w:pPr>
-        <w:spacing w:after="0" w:line="240" w:lineRule="auto"/>
-        <w:jc w:val="both"/>
-        <w:rPr>
-          <w:rFonts w:ascii="Avenir Book" w:eastAsia="Times New Roman" w:hAnsi="Avenir Book" w:cs="Times New Roman"/>
+        <w:t>” autoriza al “</w:t>
+      </w:r>
+      <w:r>
+        <w:rPr>
+          <w:rFonts w:ascii="Avenir Book" w:eastAsia="Times New Roman" w:hAnsi="Avenir Book" w:cs="Times New Roman"/>
+          <w:sz w:val="21"/>
+          <w:szCs w:val="21"/>
+          <w:lang w:eastAsia="en-US"/>
+        </w:rPr>
+        <w:t>EL PRESTADOR DE SERVICIOS</w:t>
+      </w:r>
+      <w:r>
+        <w:rPr>
+          <w:rFonts w:ascii="Avenir Book" w:eastAsia="Times New Roman" w:hAnsi="Avenir Book" w:cs="Times New Roman"/>
+          <w:sz w:val="21"/>
+          <w:szCs w:val="21"/>
+          <w:lang w:eastAsia="en-US"/>
+        </w:rPr>
+        <w:t xml:space="preserve">” a descontar del multicitado fondo de compensaciones las cantidades que se encuentren pendientes de pago, ya sea por el pago de los servicios o por alguna penalización procedente. </w:t>
+      </w:r>
+    </w:p>
+    <w:p>
+      <w:pPr>
+        <w:spacing w:after="0" w:line="240" w:lineRule="auto"/>
+        <w:jc w:val="both"/>
+        <w:rPr>
+          <w:rFonts w:ascii="Avenir Book" w:eastAsia="Times New Roman" w:hAnsi="Avenir Book" w:cs="Times New Roman"/>
+          <w:sz w:val="21"/>
+          <w:szCs w:val="21"/>
+          <w:lang w:eastAsia="en-US"/>
+        </w:rPr>
+      </w:pPr>
+    </w:p>
+    <w:p>
+      <w:pPr>
+        <w:spacing w:after="0" w:line="240" w:lineRule="auto"/>
+        <w:jc w:val="both"/>
+        <w:rPr>
+          <w:rFonts w:ascii="Avenir Book" w:eastAsia="Times New Roman" w:hAnsi="Avenir Book" w:cs="Times New Roman"/>
+          <w:b/>
+          <w:sz w:val="21"/>
+          <w:szCs w:val="21"/>
+          <w:lang w:eastAsia="en-US"/>
+        </w:rPr>
+      </w:pPr>
+      <w:r>
+        <w:rPr>
+          <w:rFonts w:ascii="Avenir Book" w:eastAsia="Times New Roman" w:hAnsi="Avenir Book" w:cs="Times New Roman"/>
+          <w:b/>
+          <w:sz w:val="21"/>
+          <w:szCs w:val="21"/>
+          <w:lang w:eastAsia="en-US"/>
+        </w:rPr>
+        <w:t xml:space="preserve">DÉCIMA. - OBLIGACIONES DE LAS PARTES. </w:t>
+      </w:r>
+    </w:p>
+    <w:p>
+      <w:pPr>
+        <w:spacing w:after="0" w:line="240" w:lineRule="auto"/>
+        <w:jc w:val="both"/>
+        <w:rPr>
+          <w:rFonts w:ascii="Avenir Book" w:eastAsia="Times New Roman" w:hAnsi="Avenir Book" w:cs="Times New Roman"/>
+          <w:b/>
           <w:sz w:val="21"/>
           <w:szCs w:val="21"/>
           <w:lang w:eastAsia="en-US"/>
@@ -3977,1678 +5443,11 @@
       <w:r>
         <w:rPr>
           <w:rFonts w:ascii="Avenir Book" w:eastAsia="Times New Roman" w:hAnsi="Avenir Book" w:cs="Times New Roman"/>
-          <w:color w:val="FF0000"/>
-          <w:sz w:val="21"/>
-          <w:szCs w:val="21"/>
-          <w:lang w:eastAsia="en-US"/>
-        </w:rPr>
-        <w:t>{{EL_PRESTADOR_DE_SERVICIOS}}</w:t>
-      </w:r>
-      <w:r>
-        <w:rPr>
-          <w:rFonts w:ascii="Avenir Book" w:eastAsia="Times New Roman" w:hAnsi="Avenir Book" w:cs="Times New Roman"/>
-          <w:sz w:val="21"/>
-          <w:szCs w:val="21"/>
-          <w:lang w:eastAsia="en-US"/>
-        </w:rPr>
-        <w:t xml:space="preserve">” queda formalmente obligado al cumplimiento de todas las disposiciones legales vigentes y aplicables al personal que designe o autorice para la realización de los servicios materia del presente Contrato. </w:t>
-      </w:r>
-    </w:p>
-    <w:p>
-      <w:pPr>
-        <w:spacing w:after="0" w:line="240" w:lineRule="auto"/>
-        <w:jc w:val="both"/>
-        <w:rPr>
-          <w:rFonts w:ascii="Avenir Book" w:eastAsia="Times New Roman" w:hAnsi="Avenir Book" w:cs="Times New Roman"/>
-          <w:sz w:val="21"/>
-          <w:szCs w:val="21"/>
-          <w:lang w:eastAsia="en-US"/>
-        </w:rPr>
-      </w:pPr>
-    </w:p>
-    <w:p>
-      <w:pPr>
-        <w:spacing w:after="0" w:line="240" w:lineRule="auto"/>
-        <w:jc w:val="both"/>
-        <w:rPr>
-          <w:rFonts w:ascii="Avenir Book" w:eastAsia="Times New Roman" w:hAnsi="Avenir Book" w:cs="Times New Roman"/>
-          <w:sz w:val="21"/>
-          <w:szCs w:val="21"/>
-          <w:lang w:eastAsia="en-US"/>
-        </w:rPr>
-      </w:pPr>
-      <w:r>
-        <w:rPr>
-          <w:rFonts w:ascii="Avenir Book" w:eastAsia="Times New Roman" w:hAnsi="Avenir Book" w:cs="Times New Roman"/>
-          <w:sz w:val="21"/>
-          <w:szCs w:val="21"/>
-          <w:lang w:eastAsia="en-US"/>
-        </w:rPr>
-        <w:t>En virtud de los anterior, “</w:t>
-      </w:r>
-      <w:r>
-        <w:rPr>
-          <w:rFonts w:ascii="Avenir Book" w:eastAsia="Times New Roman" w:hAnsi="Avenir Book" w:cs="Times New Roman"/>
-          <w:color w:val="FF0000"/>
-          <w:sz w:val="21"/>
-          <w:szCs w:val="21"/>
-          <w:lang w:eastAsia="en-US"/>
-        </w:rPr>
-        <w:t>{{EL_CLIENTE}}</w:t>
-      </w:r>
-      <w:r>
-        <w:rPr>
-          <w:rFonts w:ascii="Avenir Book" w:eastAsia="Times New Roman" w:hAnsi="Avenir Book" w:cs="Times New Roman"/>
-          <w:sz w:val="21"/>
-          <w:szCs w:val="21"/>
-          <w:lang w:eastAsia="en-US"/>
-        </w:rPr>
-        <w:t>” queda eximido de cualquier responsabilidad que se derive de las relaciones que “</w:t>
-      </w:r>
-      <w:r>
-        <w:rPr>
-          <w:rFonts w:ascii="Avenir Book" w:eastAsia="Times New Roman" w:hAnsi="Avenir Book" w:cs="Times New Roman"/>
-          <w:color w:val="FF0000"/>
-          <w:sz w:val="21"/>
-          <w:szCs w:val="21"/>
-          <w:lang w:eastAsia="en-US"/>
-        </w:rPr>
-        <w:t>{{EL_PRESTADOR_DE_SERVICIOS}}</w:t>
-      </w:r>
-      <w:r>
-        <w:rPr>
-          <w:rFonts w:ascii="Avenir Book" w:eastAsia="Times New Roman" w:hAnsi="Avenir Book" w:cs="Times New Roman"/>
-          <w:sz w:val="21"/>
-          <w:szCs w:val="21"/>
-          <w:lang w:eastAsia="en-US"/>
-        </w:rPr>
-        <w:t>” mantenga con el personal que designe o autorice para la realización de los servicios ya mencionados, salvo lo estipulado en el supuesto contenido en la cláusula octava del presente contrato.</w:t>
-      </w:r>
-    </w:p>
-    <w:p>
-      <w:pPr>
-        <w:spacing w:after="0" w:line="240" w:lineRule="auto"/>
-        <w:jc w:val="both"/>
-        <w:rPr>
-          <w:rFonts w:ascii="Avenir Book" w:eastAsia="Times New Roman" w:hAnsi="Avenir Book" w:cs="Times New Roman"/>
-          <w:sz w:val="21"/>
-          <w:szCs w:val="21"/>
-          <w:lang w:eastAsia="en-US"/>
-        </w:rPr>
-      </w:pPr>
-    </w:p>
-    <w:p>
-      <w:pPr>
-        <w:spacing w:after="0" w:line="240" w:lineRule="auto"/>
-        <w:jc w:val="both"/>
-        <w:rPr>
-          <w:rFonts w:ascii="Avenir Book" w:eastAsia="Times New Roman" w:hAnsi="Avenir Book" w:cs="Times New Roman"/>
-          <w:sz w:val="21"/>
-          <w:szCs w:val="21"/>
-          <w:lang w:eastAsia="en-US"/>
-        </w:rPr>
-      </w:pPr>
-      <w:r>
-        <w:rPr>
-          <w:rFonts w:ascii="Avenir Book" w:eastAsia="Times New Roman" w:hAnsi="Avenir Book" w:cs="Times New Roman"/>
-          <w:sz w:val="21"/>
-          <w:szCs w:val="21"/>
-          <w:lang w:eastAsia="en-US"/>
-        </w:rPr>
-        <w:t>Bajo protesta de decir verdad “</w:t>
-      </w:r>
-      <w:r>
-        <w:rPr>
-          <w:rFonts w:ascii="Avenir Book" w:eastAsia="Times New Roman" w:hAnsi="Avenir Book" w:cs="Times New Roman"/>
-          <w:color w:val="FF0000"/>
-          <w:sz w:val="21"/>
-          <w:szCs w:val="21"/>
-          <w:lang w:eastAsia="en-US"/>
-        </w:rPr>
-        <w:t>{{EL_PRESTADOR_DE_SERVICIOS}}</w:t>
-      </w:r>
-      <w:r>
-        <w:rPr>
-          <w:rFonts w:ascii="Avenir Book" w:eastAsia="Times New Roman" w:hAnsi="Avenir Book" w:cs="Times New Roman"/>
-          <w:sz w:val="21"/>
-          <w:szCs w:val="21"/>
-          <w:lang w:eastAsia="en-US"/>
-        </w:rPr>
-        <w:t>” manifiesta que cuenta con los elementos propios y suficientes para cumplir con las obligaciones que se deriven de la relación con sus trabajadores, por lo que “</w:t>
-      </w:r>
-      <w:r>
-        <w:rPr>
-          <w:rFonts w:ascii="Avenir Book" w:eastAsia="Times New Roman" w:hAnsi="Avenir Book" w:cs="Times New Roman"/>
-          <w:color w:val="FF0000"/>
-          <w:sz w:val="21"/>
-          <w:szCs w:val="21"/>
-          <w:lang w:eastAsia="en-US"/>
-        </w:rPr>
-        <w:t>{{EL_PRESTADOR_DE_SERVICIOS}}</w:t>
-      </w:r>
-      <w:r>
-        <w:rPr>
-          <w:rFonts w:ascii="Avenir Book" w:eastAsia="Times New Roman" w:hAnsi="Avenir Book" w:cs="Times New Roman"/>
-          <w:sz w:val="21"/>
-          <w:szCs w:val="21"/>
-          <w:lang w:eastAsia="en-US"/>
-        </w:rPr>
-        <w:t>” se obliga a responder de todas las reclamaciones que sus trabajadores presenten en su contra o en contra de “</w:t>
-      </w:r>
-      <w:r>
-        <w:rPr>
-          <w:rFonts w:ascii="Avenir Book" w:eastAsia="Times New Roman" w:hAnsi="Avenir Book" w:cs="Times New Roman"/>
-          <w:color w:val="FF0000"/>
-          <w:sz w:val="21"/>
-          <w:szCs w:val="21"/>
-          <w:lang w:eastAsia="en-US"/>
-        </w:rPr>
-        <w:t>{{EL_CLIENTE}}</w:t>
-      </w:r>
-      <w:r>
-        <w:rPr>
-          <w:rFonts w:ascii="Avenir Book" w:eastAsia="Times New Roman" w:hAnsi="Avenir Book" w:cs="Times New Roman"/>
-          <w:sz w:val="21"/>
-          <w:szCs w:val="21"/>
-          <w:lang w:eastAsia="en-US"/>
-        </w:rPr>
-        <w:t>”, en relación con lo trabajo materia de este Contrato.</w:t>
-      </w:r>
-    </w:p>
-    <w:p>
-      <w:pPr>
-        <w:spacing w:after="0" w:line="240" w:lineRule="auto"/>
-        <w:jc w:val="both"/>
-        <w:rPr>
-          <w:rFonts w:ascii="Avenir Book" w:eastAsia="Times New Roman" w:hAnsi="Avenir Book" w:cs="Times New Roman"/>
-          <w:sz w:val="21"/>
-          <w:szCs w:val="21"/>
-          <w:lang w:eastAsia="en-US"/>
-        </w:rPr>
-      </w:pPr>
-    </w:p>
-    <w:p>
-      <w:pPr>
-        <w:spacing w:after="0" w:line="240" w:lineRule="auto"/>
-        <w:jc w:val="both"/>
-        <w:rPr>
-          <w:rFonts w:ascii="Avenir Book" w:eastAsia="Times New Roman" w:hAnsi="Avenir Book" w:cs="Times New Roman"/>
-          <w:sz w:val="21"/>
-          <w:szCs w:val="21"/>
-          <w:lang w:eastAsia="en-US"/>
-        </w:rPr>
-      </w:pPr>
-      <w:r>
-        <w:rPr>
-          <w:rFonts w:ascii="Avenir Book" w:eastAsia="Times New Roman" w:hAnsi="Avenir Book" w:cs="Times New Roman"/>
-          <w:sz w:val="21"/>
-          <w:szCs w:val="21"/>
-          <w:lang w:eastAsia="en-US"/>
-        </w:rPr>
-        <w:t>Entre “</w:t>
-      </w:r>
-      <w:r>
-        <w:rPr>
-          <w:rFonts w:ascii="Avenir Book" w:eastAsia="Times New Roman" w:hAnsi="Avenir Book" w:cs="Times New Roman"/>
-          <w:color w:val="FF0000"/>
-          <w:sz w:val="21"/>
-          <w:szCs w:val="21"/>
-          <w:lang w:eastAsia="en-US"/>
-        </w:rPr>
-        <w:t>{{EL_CLIENTE}}</w:t>
-      </w:r>
-      <w:r>
-        <w:rPr>
-          <w:rFonts w:ascii="Avenir Book" w:eastAsia="Times New Roman" w:hAnsi="Avenir Book" w:cs="Times New Roman"/>
-          <w:sz w:val="21"/>
-          <w:szCs w:val="21"/>
-          <w:lang w:eastAsia="en-US"/>
-        </w:rPr>
-        <w:t>”, “</w:t>
-      </w:r>
-      <w:r>
-        <w:rPr>
-          <w:rFonts w:ascii="Avenir Book" w:eastAsia="Times New Roman" w:hAnsi="Avenir Book" w:cs="Times New Roman"/>
-          <w:color w:val="FF0000"/>
-          <w:sz w:val="21"/>
-          <w:szCs w:val="21"/>
-          <w:lang w:eastAsia="en-US"/>
-        </w:rPr>
-        <w:t>{{EL_PRESTADOR_DE_SERVICIOS}}</w:t>
-      </w:r>
-      <w:r>
-        <w:rPr>
-          <w:rFonts w:ascii="Avenir Book" w:eastAsia="Times New Roman" w:hAnsi="Avenir Book" w:cs="Times New Roman"/>
-          <w:sz w:val="21"/>
-          <w:szCs w:val="21"/>
-          <w:lang w:eastAsia="en-US"/>
-        </w:rPr>
-        <w:t>” y el personal de este último, no existe ni existirá vínculo laboral de naturaleza alguna, ya que el presente Contrato no implica ningún tipo de relación laboral entre las mismas, toda vez que el “</w:t>
-      </w:r>
-      <w:r>
-        <w:rPr>
-          <w:rFonts w:ascii="Avenir Book" w:eastAsia="Times New Roman" w:hAnsi="Avenir Book" w:cs="Times New Roman"/>
-          <w:color w:val="FF0000"/>
-          <w:sz w:val="21"/>
-          <w:szCs w:val="21"/>
-          <w:lang w:eastAsia="en-US"/>
-        </w:rPr>
-        <w:t>{{EL_PRESTADOR_DE_SERVICIOS}}</w:t>
-      </w:r>
-      <w:r>
-        <w:rPr>
-          <w:rFonts w:ascii="Avenir Book" w:eastAsia="Times New Roman" w:hAnsi="Avenir Book" w:cs="Times New Roman"/>
-          <w:sz w:val="21"/>
-          <w:szCs w:val="21"/>
-          <w:lang w:eastAsia="en-US"/>
-        </w:rPr>
-        <w:t>” y sus trabajadores no realizará el amparo de este Contrato ninguna actividad que implique un servicio personal subordinado, toda vez que, en ningún momento “</w:t>
-      </w:r>
-      <w:r>
-        <w:rPr>
-          <w:rFonts w:ascii="Avenir Book" w:eastAsia="Times New Roman" w:hAnsi="Avenir Book" w:cs="Times New Roman"/>
-          <w:color w:val="FF0000"/>
-          <w:sz w:val="21"/>
-          <w:szCs w:val="21"/>
-          <w:lang w:eastAsia="en-US"/>
-        </w:rPr>
-        <w:t>{{EL_CLIENTE}}</w:t>
-      </w:r>
-      <w:r>
-        <w:rPr>
-          <w:rFonts w:ascii="Avenir Book" w:eastAsia="Times New Roman" w:hAnsi="Avenir Book" w:cs="Times New Roman"/>
-          <w:sz w:val="21"/>
-          <w:szCs w:val="21"/>
-          <w:lang w:eastAsia="en-US"/>
-        </w:rPr>
-        <w:t>” detenta poder de mando respecto del personal designado por “</w:t>
-      </w:r>
-      <w:r>
-        <w:rPr>
-          <w:rFonts w:ascii="Avenir Book" w:eastAsia="Times New Roman" w:hAnsi="Avenir Book" w:cs="Times New Roman"/>
-          <w:color w:val="FF0000"/>
-          <w:sz w:val="21"/>
-          <w:szCs w:val="21"/>
-          <w:lang w:eastAsia="en-US"/>
-        </w:rPr>
-        <w:t>{{EL_PRESTADOR_DE_SERVICIOS}}</w:t>
-      </w:r>
-      <w:r>
-        <w:rPr>
-          <w:rFonts w:ascii="Avenir Book" w:eastAsia="Times New Roman" w:hAnsi="Avenir Book" w:cs="Times New Roman"/>
-          <w:sz w:val="21"/>
-          <w:szCs w:val="21"/>
-          <w:lang w:eastAsia="en-US"/>
-        </w:rPr>
-        <w:t>”, en virtud de que el señalado personal nunca se pone a disposición de “</w:t>
-      </w:r>
-      <w:r>
-        <w:rPr>
-          <w:rFonts w:ascii="Avenir Book" w:eastAsia="Times New Roman" w:hAnsi="Avenir Book" w:cs="Times New Roman"/>
-          <w:color w:val="FF0000"/>
-          <w:sz w:val="21"/>
-          <w:szCs w:val="21"/>
-          <w:lang w:eastAsia="en-US"/>
-        </w:rPr>
-        <w:t>{{EL_CLIENTE}}</w:t>
-      </w:r>
-      <w:r>
-        <w:rPr>
-          <w:rFonts w:ascii="Avenir Book" w:eastAsia="Times New Roman" w:hAnsi="Avenir Book" w:cs="Times New Roman"/>
-          <w:sz w:val="21"/>
-          <w:szCs w:val="21"/>
-          <w:lang w:eastAsia="en-US"/>
-        </w:rPr>
-        <w:t>”, y este NO aprovecha de manera directa los servicios y/o personal proporcionados por  “</w:t>
-      </w:r>
-      <w:r>
-        <w:rPr>
-          <w:rFonts w:ascii="Avenir Book" w:eastAsia="Times New Roman" w:hAnsi="Avenir Book" w:cs="Times New Roman"/>
-          <w:color w:val="FF0000"/>
-          <w:sz w:val="21"/>
-          <w:szCs w:val="21"/>
-          <w:lang w:eastAsia="en-US"/>
-        </w:rPr>
-        <w:t>{{EL_PRESTADOR_DE_SERVICIOS}}</w:t>
-      </w:r>
-      <w:r>
-        <w:rPr>
-          <w:rFonts w:ascii="Avenir Book" w:eastAsia="Times New Roman" w:hAnsi="Avenir Book" w:cs="Times New Roman"/>
-          <w:sz w:val="21"/>
-          <w:szCs w:val="21"/>
-          <w:lang w:eastAsia="en-US"/>
-        </w:rPr>
-        <w:t>”.</w:t>
-      </w:r>
-    </w:p>
-    <w:p>
-      <w:pPr>
-        <w:spacing w:after="0" w:line="240" w:lineRule="auto"/>
-        <w:jc w:val="both"/>
-        <w:rPr>
-          <w:rFonts w:ascii="Avenir Book" w:eastAsia="Times New Roman" w:hAnsi="Avenir Book" w:cs="Times New Roman"/>
-          <w:sz w:val="21"/>
-          <w:szCs w:val="21"/>
-          <w:lang w:eastAsia="en-US"/>
-        </w:rPr>
-      </w:pPr>
-    </w:p>
-    <w:p>
-      <w:pPr>
-        <w:spacing w:after="0" w:line="240" w:lineRule="auto"/>
-        <w:jc w:val="both"/>
-        <w:rPr>
-          <w:rFonts w:ascii="Avenir Book" w:eastAsia="Times New Roman" w:hAnsi="Avenir Book" w:cs="Times New Roman"/>
-          <w:sz w:val="21"/>
-          <w:szCs w:val="21"/>
-          <w:lang w:eastAsia="en-US"/>
-        </w:rPr>
-      </w:pPr>
-      <w:r>
-        <w:rPr>
-          <w:rFonts w:ascii="Avenir Book" w:eastAsia="Times New Roman" w:hAnsi="Avenir Book" w:cs="Times New Roman"/>
-          <w:sz w:val="21"/>
-          <w:szCs w:val="21"/>
-          <w:lang w:eastAsia="en-US"/>
-        </w:rPr>
-        <w:t>“LAS PARTES” no son ni serán responsables de ningún adeudo o acto derivado por ningún concepto, incluyendo enunciativa no limitativamente, cuotas obrero patronales del Instituto Mexicano del Seguro Social (IMSS), Instituto Nacional del Fondo de Vivienda de los Trabajadores (INFONAVIT) u organismo análogo, de los trabajadores de cada uno, siendo “</w:t>
-      </w:r>
-      <w:r>
-        <w:rPr>
-          <w:rFonts w:ascii="Avenir Book" w:eastAsia="Times New Roman" w:hAnsi="Avenir Book" w:cs="Times New Roman"/>
-          <w:color w:val="FF0000"/>
-          <w:sz w:val="21"/>
-          <w:szCs w:val="21"/>
-          <w:lang w:eastAsia="en-US"/>
-        </w:rPr>
-        <w:t>{{EL_PRESTADOR_DE_SERVICIOS}}</w:t>
-      </w:r>
-      <w:r>
-        <w:rPr>
-          <w:rFonts w:ascii="Avenir Book" w:eastAsia="Times New Roman" w:hAnsi="Avenir Book" w:cs="Times New Roman"/>
-          <w:sz w:val="21"/>
-          <w:szCs w:val="21"/>
-          <w:lang w:eastAsia="en-US"/>
-        </w:rPr>
-        <w:t>” el único y exclusivo responsable por cualquier personal contratado por el mismo para llevar a cabo la prestación de los servicios incluyendo enunciativa y no limitativamente la relación laboral y las obligaciones que de la misma se deriven por tal motivo con su personal y trabajadores. “</w:t>
-      </w:r>
-      <w:r>
-        <w:rPr>
-          <w:rFonts w:ascii="Avenir Book" w:eastAsia="Times New Roman" w:hAnsi="Avenir Book" w:cs="Times New Roman"/>
-          <w:color w:val="FF0000"/>
-          <w:sz w:val="21"/>
-          <w:szCs w:val="21"/>
-          <w:lang w:eastAsia="en-US"/>
-        </w:rPr>
-        <w:t>{{EL_PRESTADOR_DE_SERVICIOS}}</w:t>
-      </w:r>
-      <w:r>
-        <w:rPr>
-          <w:rFonts w:ascii="Avenir Book" w:eastAsia="Times New Roman" w:hAnsi="Avenir Book" w:cs="Times New Roman"/>
-          <w:sz w:val="21"/>
-          <w:szCs w:val="21"/>
-          <w:lang w:eastAsia="en-US"/>
-        </w:rPr>
-        <w:t>” acreditará a petición de “</w:t>
-      </w:r>
-      <w:r>
-        <w:rPr>
-          <w:rFonts w:ascii="Avenir Book" w:eastAsia="Times New Roman" w:hAnsi="Avenir Book" w:cs="Times New Roman"/>
-          <w:color w:val="FF0000"/>
-          <w:sz w:val="21"/>
-          <w:szCs w:val="21"/>
-          <w:lang w:eastAsia="en-US"/>
-        </w:rPr>
-        <w:t>{{EL_CLIENTE}}</w:t>
-      </w:r>
-      <w:r>
-        <w:rPr>
-          <w:rFonts w:ascii="Avenir Book" w:eastAsia="Times New Roman" w:hAnsi="Avenir Book" w:cs="Times New Roman"/>
-          <w:sz w:val="21"/>
-          <w:szCs w:val="21"/>
-          <w:lang w:eastAsia="en-US"/>
-        </w:rPr>
-        <w:t xml:space="preserve">” certificación de estar al corriente en los </w:t>
-      </w:r>
-      <w:r>
-        <w:rPr>
-          <w:rFonts w:ascii="Avenir Book" w:eastAsia="Times New Roman" w:hAnsi="Avenir Book" w:cs="Times New Roman"/>
-          <w:sz w:val="21"/>
-          <w:szCs w:val="21"/>
-          <w:lang w:eastAsia="en-US"/>
-        </w:rPr>
-        <w:lastRenderedPageBreak/>
-        <w:t>pagos correspondientes a las instituciones antes citadas y cualquier otra que sea necesario. “</w:t>
-      </w:r>
-      <w:r>
-        <w:rPr>
-          <w:rFonts w:ascii="Avenir Book" w:eastAsia="Times New Roman" w:hAnsi="Avenir Book" w:cs="Times New Roman"/>
-          <w:color w:val="FF0000"/>
-          <w:sz w:val="21"/>
-          <w:szCs w:val="21"/>
-          <w:lang w:eastAsia="en-US"/>
-        </w:rPr>
-        <w:t>{{EL_PRESTADOR_DE_SERVICIOS}}</w:t>
-      </w:r>
-      <w:r>
-        <w:rPr>
-          <w:rFonts w:ascii="Avenir Book" w:eastAsia="Times New Roman" w:hAnsi="Avenir Book" w:cs="Times New Roman"/>
-          <w:sz w:val="21"/>
-          <w:szCs w:val="21"/>
-          <w:lang w:eastAsia="en-US"/>
-        </w:rPr>
-        <w:t>” acepta y reconoce ser el único patrón frente al personal, empleados, contratistas y subcontratistas que contrate directa o indirectamente para la prestación de los servicios objeto de este contrato.</w:t>
-      </w:r>
-    </w:p>
-    <w:p>
-      <w:pPr>
-        <w:spacing w:after="0" w:line="240" w:lineRule="auto"/>
-        <w:jc w:val="both"/>
-        <w:rPr>
-          <w:rFonts w:ascii="Avenir Book" w:eastAsia="Times New Roman" w:hAnsi="Avenir Book" w:cs="Times New Roman"/>
-          <w:sz w:val="21"/>
-          <w:szCs w:val="21"/>
-          <w:lang w:eastAsia="en-US"/>
-        </w:rPr>
-      </w:pPr>
-    </w:p>
-    <w:p>
-      <w:pPr>
-        <w:spacing w:after="0" w:line="240" w:lineRule="auto"/>
-        <w:jc w:val="both"/>
-        <w:rPr>
-          <w:rFonts w:ascii="Avenir Book" w:eastAsia="Times New Roman" w:hAnsi="Avenir Book" w:cs="Times New Roman"/>
-          <w:sz w:val="21"/>
-          <w:szCs w:val="21"/>
-          <w:lang w:eastAsia="en-US"/>
-        </w:rPr>
-      </w:pPr>
-      <w:r>
-        <w:rPr>
-          <w:rFonts w:ascii="Avenir Book" w:eastAsia="Times New Roman" w:hAnsi="Avenir Book" w:cs="Times New Roman"/>
-          <w:sz w:val="21"/>
-          <w:szCs w:val="21"/>
-          <w:lang w:eastAsia="en-US"/>
-        </w:rPr>
-        <w:t>“LAS PARTES” declaran que no hay relación laboral alguna entre ellas, por lo que no se creará subordinación de ninguna especie con la parte opuesta. Asumiendo la responsabilidad legal con relación a terceros que contraen, por lo que en ningún supuesto operará la figura jurídica de patrón, patrón solidario o sustituto, debiendo la parte que contrató al trabajador que se trate, liberar de toda responsabilidad a la otra en caso de conflictos laborales provocados por el personal de la primera.</w:t>
-      </w:r>
-    </w:p>
-    <w:p>
-      <w:pPr>
-        <w:spacing w:after="0" w:line="240" w:lineRule="auto"/>
-        <w:jc w:val="both"/>
-        <w:rPr>
-          <w:rFonts w:ascii="Avenir Book" w:eastAsia="Times New Roman" w:hAnsi="Avenir Book" w:cs="Times New Roman"/>
-          <w:sz w:val="21"/>
-          <w:szCs w:val="21"/>
-          <w:lang w:eastAsia="en-US"/>
-        </w:rPr>
-      </w:pPr>
-    </w:p>
-    <w:p>
-      <w:pPr>
-        <w:spacing w:after="0" w:line="240" w:lineRule="auto"/>
-        <w:jc w:val="both"/>
-        <w:rPr>
-          <w:rFonts w:ascii="Avenir Book" w:eastAsia="Times New Roman" w:hAnsi="Avenir Book" w:cs="Times New Roman"/>
-          <w:b/>
-          <w:sz w:val="21"/>
-          <w:szCs w:val="21"/>
-          <w:lang w:eastAsia="en-US"/>
-        </w:rPr>
-      </w:pPr>
-      <w:r>
-        <w:rPr>
-          <w:rFonts w:ascii="Avenir Book" w:eastAsia="Times New Roman" w:hAnsi="Avenir Book" w:cs="Times New Roman"/>
-          <w:b/>
-          <w:sz w:val="21"/>
-          <w:szCs w:val="21"/>
-          <w:lang w:eastAsia="en-US"/>
-        </w:rPr>
-        <w:t>SEXTA. - OBLIGACIÓN DE AFILIACIÓN SINDICAL.</w:t>
-      </w:r>
-    </w:p>
-    <w:p>
-      <w:pPr>
-        <w:spacing w:after="0" w:line="240" w:lineRule="auto"/>
-        <w:jc w:val="both"/>
-        <w:rPr>
-          <w:rFonts w:ascii="Avenir Book" w:eastAsia="Times New Roman" w:hAnsi="Avenir Book" w:cs="Times New Roman"/>
-          <w:b/>
-          <w:sz w:val="21"/>
-          <w:szCs w:val="21"/>
-          <w:lang w:eastAsia="en-US"/>
-        </w:rPr>
-      </w:pPr>
-    </w:p>
-    <w:p>
-      <w:pPr>
-        <w:spacing w:after="0" w:line="240" w:lineRule="auto"/>
-        <w:jc w:val="both"/>
-        <w:rPr>
-          <w:rFonts w:ascii="Avenir Book" w:eastAsia="Times New Roman" w:hAnsi="Avenir Book" w:cs="Times New Roman"/>
-          <w:sz w:val="21"/>
-          <w:szCs w:val="21"/>
-          <w:lang w:eastAsia="en-US"/>
-        </w:rPr>
-      </w:pPr>
-      <w:r>
-        <w:rPr>
-          <w:rFonts w:ascii="Avenir Book" w:eastAsia="Times New Roman" w:hAnsi="Avenir Book" w:cs="Times New Roman"/>
-          <w:sz w:val="21"/>
-          <w:szCs w:val="21"/>
-          <w:lang w:eastAsia="en-US"/>
-        </w:rPr>
-        <w:t>Las Partes acuerdan que para que “</w:t>
-      </w:r>
-      <w:r>
-        <w:rPr>
-          <w:rFonts w:ascii="Avenir Book" w:eastAsia="Times New Roman" w:hAnsi="Avenir Book" w:cs="Times New Roman"/>
-          <w:color w:val="FF0000"/>
-          <w:sz w:val="21"/>
-          <w:szCs w:val="21"/>
-          <w:lang w:eastAsia="en-US"/>
-        </w:rPr>
-        <w:t>{{EL_CLIENTE}}</w:t>
-      </w:r>
-      <w:r>
-        <w:rPr>
-          <w:rFonts w:ascii="Avenir Book" w:eastAsia="Times New Roman" w:hAnsi="Avenir Book" w:cs="Times New Roman"/>
-          <w:sz w:val="21"/>
-          <w:szCs w:val="21"/>
-          <w:lang w:eastAsia="en-US"/>
-        </w:rPr>
-        <w:t>” pueda utilizar los servicios de administración de recursos tendientes al pago de compensaciones y/o indemnizaciones, el “</w:t>
-      </w:r>
-      <w:r>
-        <w:rPr>
-          <w:rFonts w:ascii="Avenir Book" w:eastAsia="Times New Roman" w:hAnsi="Avenir Book" w:cs="Times New Roman"/>
-          <w:color w:val="FF0000"/>
-          <w:sz w:val="21"/>
-          <w:szCs w:val="21"/>
-          <w:lang w:eastAsia="en-US"/>
-        </w:rPr>
-        <w:t>{{EL_PRESTADOR_DE_SERVICIOS}}</w:t>
-      </w:r>
-      <w:r>
-        <w:rPr>
-          <w:rFonts w:ascii="Avenir Book" w:eastAsia="Times New Roman" w:hAnsi="Avenir Book" w:cs="Times New Roman"/>
-          <w:sz w:val="21"/>
-          <w:szCs w:val="21"/>
-          <w:lang w:eastAsia="en-US"/>
-        </w:rPr>
-        <w:t xml:space="preserve">” deberá tener celebrado un contrato colectivo de trabajo con el sindicato de su elección, en el cual haya convenido indemnizar a los trabajadores en caso de incumplimiento a las NOMS señaladas con anterioridad en el presente Contrato, medina una cuantificación extrajudicial derivada de un cálculo actuarial realizado por perito. </w:t>
-      </w:r>
-    </w:p>
-    <w:p>
-      <w:pPr>
-        <w:spacing w:after="0" w:line="240" w:lineRule="auto"/>
-        <w:jc w:val="both"/>
-        <w:rPr>
-          <w:rFonts w:ascii="Avenir Book" w:eastAsia="Times New Roman" w:hAnsi="Avenir Book" w:cs="Times New Roman"/>
-          <w:sz w:val="21"/>
-          <w:szCs w:val="21"/>
-          <w:lang w:eastAsia="en-US"/>
-        </w:rPr>
-      </w:pPr>
-    </w:p>
-    <w:p>
-      <w:pPr>
-        <w:spacing w:after="0" w:line="240" w:lineRule="auto"/>
-        <w:jc w:val="both"/>
-        <w:rPr>
-          <w:rFonts w:ascii="Avenir Book" w:eastAsia="Times New Roman" w:hAnsi="Avenir Book" w:cs="Times New Roman"/>
-          <w:sz w:val="21"/>
-          <w:szCs w:val="21"/>
-          <w:lang w:eastAsia="en-US"/>
-        </w:rPr>
-      </w:pPr>
-      <w:r>
-        <w:rPr>
-          <w:rFonts w:ascii="Avenir Book" w:eastAsia="Times New Roman" w:hAnsi="Avenir Book" w:cs="Times New Roman"/>
-          <w:sz w:val="21"/>
-          <w:szCs w:val="21"/>
-          <w:lang w:eastAsia="en-US"/>
-        </w:rPr>
-        <w:t>Asimismo, en dicho contrato deberá estar prevista la obligación de compensar y/o indemnizar a los trabajadores en caso de que exista y persista algún elemento que, conforme a los Normas Oficiales Mexicanas en materia de Salud en el Trabajo, generen o puedan generar un detrimento en la salud de los empleados de manera continuada, designando para la evaluación y administración de los recursos destinados a ellos a el “</w:t>
-      </w:r>
-      <w:r>
-        <w:rPr>
-          <w:rFonts w:ascii="Avenir Book" w:eastAsia="Times New Roman" w:hAnsi="Avenir Book" w:cs="Times New Roman"/>
-          <w:color w:val="FF0000"/>
-          <w:sz w:val="21"/>
-          <w:szCs w:val="21"/>
-          <w:lang w:eastAsia="en-US"/>
-        </w:rPr>
-        <w:t>{{EL_PRESTADOR_DE_SERVICIOS}}</w:t>
-      </w:r>
-      <w:r>
-        <w:rPr>
-          <w:rFonts w:ascii="Avenir Book" w:eastAsia="Times New Roman" w:hAnsi="Avenir Book" w:cs="Times New Roman"/>
-          <w:sz w:val="21"/>
-          <w:szCs w:val="21"/>
-          <w:lang w:eastAsia="en-US"/>
-        </w:rPr>
-        <w:t>” y/o a quien este último designe para tales efectos.</w:t>
-      </w:r>
-    </w:p>
-    <w:p>
-      <w:pPr>
-        <w:spacing w:after="0" w:line="240" w:lineRule="auto"/>
-        <w:jc w:val="both"/>
-        <w:rPr>
-          <w:rFonts w:ascii="Avenir Book" w:eastAsia="Times New Roman" w:hAnsi="Avenir Book" w:cs="Times New Roman"/>
-          <w:sz w:val="21"/>
-          <w:szCs w:val="21"/>
-          <w:lang w:eastAsia="en-US"/>
-        </w:rPr>
-      </w:pPr>
-    </w:p>
-    <w:p>
-      <w:pPr>
-        <w:spacing w:after="0" w:line="240" w:lineRule="auto"/>
-        <w:jc w:val="both"/>
-        <w:rPr>
-          <w:rFonts w:ascii="Avenir Book" w:eastAsia="Times New Roman" w:hAnsi="Avenir Book" w:cs="Times New Roman"/>
-          <w:sz w:val="21"/>
-          <w:szCs w:val="21"/>
-          <w:lang w:eastAsia="en-US"/>
-        </w:rPr>
-      </w:pPr>
-      <w:r>
-        <w:rPr>
-          <w:rFonts w:ascii="Avenir Book" w:eastAsia="Times New Roman" w:hAnsi="Avenir Book" w:cs="Times New Roman"/>
-          <w:sz w:val="21"/>
-          <w:szCs w:val="21"/>
-          <w:lang w:eastAsia="en-US"/>
-        </w:rPr>
-        <w:t>Al efecto, las partes están de acuerdo en acordar de manera conjunta con el sindicato la redacción de dicha cláusula, de manera que exista un equilibrio adecuado entre el patrón, sindicato y trabajadores, en lo que se logra la completa regularización de “</w:t>
-      </w:r>
-      <w:r>
-        <w:rPr>
-          <w:rFonts w:ascii="Avenir Book" w:eastAsia="Times New Roman" w:hAnsi="Avenir Book" w:cs="Times New Roman"/>
-          <w:color w:val="FF0000"/>
-          <w:sz w:val="21"/>
-          <w:szCs w:val="21"/>
-          <w:lang w:eastAsia="en-US"/>
-        </w:rPr>
-        <w:t>{{EL_CLIENTE}}</w:t>
-      </w:r>
-      <w:r>
-        <w:rPr>
-          <w:rFonts w:ascii="Avenir Book" w:eastAsia="Times New Roman" w:hAnsi="Avenir Book" w:cs="Times New Roman"/>
-          <w:sz w:val="21"/>
-          <w:szCs w:val="21"/>
-          <w:lang w:eastAsia="en-US"/>
-        </w:rPr>
-        <w:t>” a los requerimientos de las Normas Oficiales Mexicanas multicitadas.</w:t>
-      </w:r>
-    </w:p>
-    <w:p>
-      <w:pPr>
-        <w:spacing w:after="0" w:line="240" w:lineRule="auto"/>
-        <w:jc w:val="both"/>
-        <w:rPr>
-          <w:rFonts w:ascii="Avenir Book" w:eastAsia="Times New Roman" w:hAnsi="Avenir Book" w:cs="Times New Roman"/>
-          <w:b/>
-          <w:sz w:val="21"/>
-          <w:szCs w:val="21"/>
-          <w:lang w:eastAsia="en-US"/>
-        </w:rPr>
-      </w:pPr>
-    </w:p>
-    <w:p>
-      <w:pPr>
-        <w:spacing w:after="0" w:line="240" w:lineRule="auto"/>
-        <w:jc w:val="both"/>
-        <w:rPr>
-          <w:rFonts w:ascii="Avenir Book" w:eastAsia="Times New Roman" w:hAnsi="Avenir Book" w:cs="Times New Roman"/>
-          <w:b/>
-          <w:sz w:val="21"/>
-          <w:szCs w:val="21"/>
-          <w:lang w:eastAsia="en-US"/>
-        </w:rPr>
-      </w:pPr>
-      <w:r>
-        <w:rPr>
-          <w:rFonts w:ascii="Avenir Book" w:eastAsia="Times New Roman" w:hAnsi="Avenir Book" w:cs="Times New Roman"/>
-          <w:b/>
-          <w:sz w:val="21"/>
-          <w:szCs w:val="21"/>
-          <w:lang w:eastAsia="en-US"/>
-        </w:rPr>
-        <w:t>SÉPTIMA. - IMPUESTOS.</w:t>
-      </w:r>
-    </w:p>
-    <w:p>
-      <w:pPr>
-        <w:spacing w:after="0" w:line="240" w:lineRule="auto"/>
-        <w:jc w:val="both"/>
-        <w:rPr>
-          <w:rFonts w:ascii="Avenir Book" w:eastAsia="Times New Roman" w:hAnsi="Avenir Book" w:cs="Times New Roman"/>
-          <w:sz w:val="21"/>
-          <w:szCs w:val="21"/>
-          <w:lang w:eastAsia="en-US"/>
-        </w:rPr>
-      </w:pPr>
-    </w:p>
-    <w:p>
-      <w:pPr>
-        <w:spacing w:after="0" w:line="240" w:lineRule="auto"/>
-        <w:jc w:val="both"/>
-        <w:rPr>
-          <w:rFonts w:ascii="Avenir Book" w:eastAsia="Times New Roman" w:hAnsi="Avenir Book" w:cs="Times New Roman"/>
-          <w:sz w:val="21"/>
-          <w:szCs w:val="21"/>
-          <w:lang w:eastAsia="en-US"/>
-        </w:rPr>
-      </w:pPr>
-      <w:r>
-        <w:rPr>
-          <w:rFonts w:ascii="Avenir Book" w:eastAsia="Times New Roman" w:hAnsi="Avenir Book" w:cs="Times New Roman"/>
-          <w:sz w:val="21"/>
-          <w:szCs w:val="21"/>
-          <w:lang w:eastAsia="en-US"/>
-        </w:rPr>
-        <w:t>Ambas partes acuerdan que cada una será responsable, de acuerdo con la legislación fiscal aplicable, del cumplimiento de sus respectivas obligaciones de carácter fiscal derivadas de la firma y ejecución del presente acuerdo.</w:t>
-      </w:r>
-    </w:p>
-    <w:p>
-      <w:pPr>
-        <w:spacing w:after="0" w:line="240" w:lineRule="auto"/>
-        <w:jc w:val="both"/>
-        <w:rPr>
-          <w:rFonts w:ascii="Avenir Book" w:eastAsia="Times New Roman" w:hAnsi="Avenir Book" w:cs="Times New Roman"/>
-          <w:sz w:val="21"/>
-          <w:szCs w:val="21"/>
-          <w:lang w:eastAsia="en-US"/>
-        </w:rPr>
-      </w:pPr>
-    </w:p>
-    <w:p>
-      <w:pPr>
-        <w:spacing w:after="0" w:line="240" w:lineRule="auto"/>
-        <w:jc w:val="both"/>
-        <w:rPr>
-          <w:rFonts w:ascii="Avenir Book" w:eastAsia="Times New Roman" w:hAnsi="Avenir Book" w:cs="Times New Roman"/>
-          <w:sz w:val="21"/>
-          <w:szCs w:val="21"/>
-          <w:lang w:eastAsia="en-US"/>
-        </w:rPr>
-      </w:pPr>
-      <w:r>
-        <w:rPr>
-          <w:rFonts w:ascii="Avenir Book" w:eastAsia="Times New Roman" w:hAnsi="Avenir Book" w:cs="Times New Roman"/>
-          <w:sz w:val="21"/>
-          <w:szCs w:val="21"/>
-          <w:lang w:eastAsia="en-US"/>
-        </w:rPr>
-        <w:t>"</w:t>
-      </w:r>
-      <w:r>
-        <w:rPr>
-          <w:rFonts w:ascii="Avenir Book" w:eastAsia="Times New Roman" w:hAnsi="Avenir Book" w:cs="Times New Roman"/>
-          <w:color w:val="FF0000"/>
-          <w:sz w:val="21"/>
-          <w:szCs w:val="21"/>
-          <w:lang w:eastAsia="en-US"/>
-        </w:rPr>
-        <w:t>{{EL_CLIENTE}}</w:t>
-      </w:r>
-      <w:r>
-        <w:rPr>
-          <w:rFonts w:ascii="Avenir Book" w:eastAsia="Times New Roman" w:hAnsi="Avenir Book" w:cs="Times New Roman"/>
-          <w:sz w:val="21"/>
-          <w:szCs w:val="21"/>
-          <w:lang w:eastAsia="en-US"/>
-        </w:rPr>
-        <w:t>" se compromete a cumplir con todas las obligaciones fiscales que le correspondan, relacionadas con los servicios prestados por "</w:t>
-      </w:r>
-      <w:r>
-        <w:rPr>
-          <w:rFonts w:ascii="Avenir Book" w:eastAsia="Times New Roman" w:hAnsi="Avenir Book" w:cs="Times New Roman"/>
-          <w:color w:val="FF0000"/>
-          <w:sz w:val="21"/>
-          <w:szCs w:val="21"/>
-          <w:lang w:eastAsia="en-US"/>
-        </w:rPr>
-        <w:t>{{EL_PRESTADOR_DE_SERVICIOS}}</w:t>
-      </w:r>
-      <w:r>
-        <w:rPr>
-          <w:rFonts w:ascii="Avenir Book" w:eastAsia="Times New Roman" w:hAnsi="Avenir Book" w:cs="Times New Roman"/>
-          <w:sz w:val="21"/>
-          <w:szCs w:val="21"/>
-          <w:lang w:eastAsia="en-US"/>
-        </w:rPr>
-        <w:t>" en virtud de este contrato.</w:t>
-      </w:r>
-    </w:p>
-    <w:p>
-      <w:pPr>
-        <w:spacing w:after="0" w:line="240" w:lineRule="auto"/>
-        <w:jc w:val="both"/>
-        <w:rPr>
-          <w:rFonts w:ascii="Avenir Book" w:eastAsia="Times New Roman" w:hAnsi="Avenir Book" w:cs="Times New Roman"/>
-          <w:sz w:val="21"/>
-          <w:szCs w:val="21"/>
-          <w:lang w:eastAsia="en-US"/>
-        </w:rPr>
-      </w:pPr>
-    </w:p>
-    <w:p>
-      <w:pPr>
-        <w:spacing w:after="0" w:line="240" w:lineRule="auto"/>
-        <w:jc w:val="both"/>
-        <w:rPr>
-          <w:rFonts w:ascii="Avenir Book" w:eastAsia="Times New Roman" w:hAnsi="Avenir Book" w:cs="Times New Roman"/>
-          <w:sz w:val="21"/>
-          <w:szCs w:val="21"/>
-          <w:lang w:eastAsia="en-US"/>
-        </w:rPr>
-      </w:pPr>
-      <w:r>
-        <w:rPr>
-          <w:rFonts w:ascii="Avenir Book" w:eastAsia="Times New Roman" w:hAnsi="Avenir Book" w:cs="Times New Roman"/>
-          <w:sz w:val="21"/>
-          <w:szCs w:val="21"/>
-          <w:lang w:eastAsia="en-US"/>
-        </w:rPr>
-        <w:t>Del mismo modo, "</w:t>
-      </w:r>
-      <w:r>
-        <w:rPr>
-          <w:rFonts w:ascii="Avenir Book" w:eastAsia="Times New Roman" w:hAnsi="Avenir Book" w:cs="Times New Roman"/>
-          <w:color w:val="FF0000"/>
-          <w:sz w:val="21"/>
-          <w:szCs w:val="21"/>
-          <w:lang w:eastAsia="en-US"/>
-        </w:rPr>
-        <w:t>{{EL_PRESTADOR_DE_SERVICIOS}}</w:t>
-      </w:r>
-      <w:r>
-        <w:rPr>
-          <w:rFonts w:ascii="Avenir Book" w:eastAsia="Times New Roman" w:hAnsi="Avenir Book" w:cs="Times New Roman"/>
-          <w:sz w:val="21"/>
-          <w:szCs w:val="21"/>
-          <w:lang w:eastAsia="en-US"/>
-        </w:rPr>
-        <w:t>" asume la responsabilidad de cumplir con todas las obligaciones fiscales que se deriven de los servicios prestados, de acuerdo con la legislación fiscal vigente.</w:t>
-      </w:r>
-    </w:p>
-    <w:p>
-      <w:pPr>
-        <w:spacing w:after="0" w:line="240" w:lineRule="auto"/>
-        <w:jc w:val="both"/>
-        <w:rPr>
-          <w:rFonts w:ascii="Avenir Book" w:eastAsia="Times New Roman" w:hAnsi="Avenir Book" w:cs="Times New Roman"/>
-          <w:sz w:val="21"/>
-          <w:szCs w:val="21"/>
-          <w:lang w:eastAsia="en-US"/>
-        </w:rPr>
-      </w:pPr>
-    </w:p>
-    <w:p>
-      <w:pPr>
-        <w:spacing w:after="0" w:line="240" w:lineRule="auto"/>
-        <w:jc w:val="both"/>
-        <w:rPr>
-          <w:rFonts w:ascii="Avenir Book" w:eastAsia="Times New Roman" w:hAnsi="Avenir Book" w:cs="Times New Roman"/>
-          <w:sz w:val="21"/>
-          <w:szCs w:val="21"/>
-          <w:lang w:eastAsia="en-US"/>
-        </w:rPr>
-      </w:pPr>
-      <w:r>
-        <w:rPr>
-          <w:rFonts w:ascii="Avenir Book" w:eastAsia="Times New Roman" w:hAnsi="Avenir Book" w:cs="Times New Roman"/>
-          <w:sz w:val="21"/>
-          <w:szCs w:val="21"/>
-          <w:lang w:eastAsia="en-US"/>
-        </w:rPr>
-        <w:t>Ambas partes acuerdan colaborar mutuamente para proporcionar la información y documentación necesaria en caso de requerimientos fiscales, auditorías o cualquier otro procedimiento fiscal.</w:t>
-      </w:r>
-    </w:p>
-    <w:p>
-      <w:pPr>
-        <w:spacing w:after="0" w:line="240" w:lineRule="auto"/>
-        <w:jc w:val="both"/>
-        <w:rPr>
-          <w:rFonts w:ascii="Avenir Book" w:eastAsia="Times New Roman" w:hAnsi="Avenir Book" w:cs="Times New Roman"/>
-          <w:sz w:val="21"/>
-          <w:szCs w:val="21"/>
-          <w:lang w:eastAsia="en-US"/>
-        </w:rPr>
-      </w:pPr>
-    </w:p>
-    <w:p>
-      <w:pPr>
-        <w:spacing w:after="0" w:line="240" w:lineRule="auto"/>
-        <w:jc w:val="both"/>
-        <w:rPr>
-          <w:rFonts w:ascii="Avenir Book" w:eastAsia="Times New Roman" w:hAnsi="Avenir Book" w:cs="Times New Roman"/>
-          <w:sz w:val="21"/>
-          <w:szCs w:val="21"/>
-          <w:lang w:eastAsia="en-US"/>
-        </w:rPr>
-      </w:pPr>
-      <w:r>
-        <w:rPr>
-          <w:rFonts w:ascii="Avenir Book" w:eastAsia="Times New Roman" w:hAnsi="Avenir Book" w:cs="Times New Roman"/>
-          <w:sz w:val="21"/>
-          <w:szCs w:val="21"/>
-          <w:lang w:eastAsia="en-US"/>
-        </w:rPr>
-        <w:t>Cualquier modificación en la legislación fiscal que afecte directamente a este contrato será comunicada por ambas partes de manera oportuna, buscando ajustar el cumplimiento a las nuevas disposiciones legales.</w:t>
-      </w:r>
-    </w:p>
-    <w:p>
-      <w:pPr>
-        <w:spacing w:after="0" w:line="240" w:lineRule="auto"/>
-        <w:jc w:val="both"/>
-        <w:rPr>
-          <w:rFonts w:ascii="Avenir Book" w:eastAsia="Times New Roman" w:hAnsi="Avenir Book" w:cs="Times New Roman"/>
-          <w:sz w:val="21"/>
-          <w:szCs w:val="21"/>
-          <w:lang w:eastAsia="en-US"/>
-        </w:rPr>
-      </w:pPr>
-    </w:p>
-    <w:p>
-      <w:pPr>
-        <w:spacing w:after="0" w:line="240" w:lineRule="auto"/>
-        <w:jc w:val="both"/>
-        <w:rPr>
-          <w:rFonts w:ascii="Avenir Book" w:eastAsia="Times New Roman" w:hAnsi="Avenir Book" w:cs="Times New Roman"/>
-          <w:sz w:val="21"/>
-          <w:szCs w:val="21"/>
-          <w:lang w:eastAsia="en-US"/>
-        </w:rPr>
-      </w:pPr>
-    </w:p>
-    <w:p>
-      <w:pPr>
-        <w:spacing w:after="0" w:line="240" w:lineRule="auto"/>
-        <w:jc w:val="both"/>
-        <w:rPr>
-          <w:rFonts w:ascii="Avenir Book" w:eastAsia="Times New Roman" w:hAnsi="Avenir Book" w:cs="Times New Roman"/>
-          <w:sz w:val="21"/>
-          <w:szCs w:val="21"/>
-          <w:lang w:eastAsia="en-US"/>
-        </w:rPr>
-      </w:pPr>
-    </w:p>
-    <w:p>
-      <w:pPr>
-        <w:spacing w:after="0" w:line="240" w:lineRule="auto"/>
-        <w:jc w:val="both"/>
-        <w:rPr>
-          <w:rFonts w:ascii="Avenir Book" w:eastAsia="Times New Roman" w:hAnsi="Avenir Book" w:cs="Times New Roman"/>
-          <w:sz w:val="21"/>
-          <w:szCs w:val="21"/>
-          <w:lang w:eastAsia="en-US"/>
-        </w:rPr>
-      </w:pPr>
-    </w:p>
-    <w:p>
-      <w:pPr>
-        <w:spacing w:after="0" w:line="240" w:lineRule="auto"/>
-        <w:jc w:val="both"/>
-        <w:rPr>
-          <w:rFonts w:ascii="Avenir Book" w:eastAsia="Times New Roman" w:hAnsi="Avenir Book" w:cs="Times New Roman"/>
-          <w:sz w:val="21"/>
-          <w:szCs w:val="21"/>
-          <w:lang w:eastAsia="en-US"/>
-        </w:rPr>
-      </w:pPr>
-    </w:p>
-    <w:p>
-      <w:pPr>
-        <w:spacing w:after="0" w:line="240" w:lineRule="auto"/>
-        <w:jc w:val="both"/>
-        <w:rPr>
-          <w:rFonts w:ascii="Avenir Book" w:eastAsia="Times New Roman" w:hAnsi="Avenir Book" w:cs="Times New Roman"/>
-          <w:sz w:val="21"/>
-          <w:szCs w:val="21"/>
-          <w:lang w:eastAsia="en-US"/>
-        </w:rPr>
-      </w:pPr>
-    </w:p>
-    <w:p>
-      <w:pPr>
-        <w:spacing w:after="0" w:line="240" w:lineRule="auto"/>
-        <w:jc w:val="both"/>
-        <w:rPr>
-          <w:rFonts w:ascii="Avenir Book" w:eastAsia="Times New Roman" w:hAnsi="Avenir Book" w:cs="Times New Roman"/>
-          <w:b/>
-          <w:sz w:val="21"/>
-          <w:szCs w:val="21"/>
-          <w:lang w:eastAsia="en-US"/>
-        </w:rPr>
-      </w:pPr>
-      <w:r>
-        <w:rPr>
-          <w:rFonts w:ascii="Avenir Book" w:eastAsia="Times New Roman" w:hAnsi="Avenir Book" w:cs="Times New Roman"/>
-          <w:b/>
-          <w:sz w:val="21"/>
-          <w:szCs w:val="21"/>
-          <w:lang w:eastAsia="en-US"/>
-        </w:rPr>
-        <w:lastRenderedPageBreak/>
-        <w:t xml:space="preserve">OCTAVA. - VIGENCIA. </w:t>
-      </w:r>
-    </w:p>
-    <w:p>
-      <w:pPr>
-        <w:spacing w:after="0" w:line="240" w:lineRule="auto"/>
-        <w:jc w:val="both"/>
-        <w:rPr>
-          <w:rFonts w:ascii="Avenir Book" w:eastAsia="Times New Roman" w:hAnsi="Avenir Book" w:cs="Times New Roman"/>
-          <w:sz w:val="21"/>
-          <w:szCs w:val="21"/>
-          <w:lang w:eastAsia="en-US"/>
-        </w:rPr>
-      </w:pPr>
-    </w:p>
-    <w:p>
-      <w:pPr>
-        <w:spacing w:after="0" w:line="240" w:lineRule="auto"/>
-        <w:jc w:val="both"/>
-        <w:rPr>
-          <w:rFonts w:ascii="Avenir Book" w:eastAsia="Times New Roman" w:hAnsi="Avenir Book" w:cs="Times New Roman"/>
-          <w:sz w:val="21"/>
-          <w:szCs w:val="21"/>
-          <w:lang w:eastAsia="en-US"/>
-        </w:rPr>
-      </w:pPr>
-      <w:r>
-        <w:rPr>
-          <w:rFonts w:ascii="Avenir Book" w:eastAsia="Times New Roman" w:hAnsi="Avenir Book" w:cs="Times New Roman"/>
-          <w:sz w:val="21"/>
-          <w:szCs w:val="21"/>
-          <w:lang w:eastAsia="en-US"/>
-        </w:rPr>
-        <w:t xml:space="preserve">“LAS PARTES” convienen que la duración del presente contrato será de 1 (uno) año el cual iniciará surtiendo sus efectos a partir del día </w:t>
-      </w:r>
-      <w:r>
-        <w:rPr>
-          <w:rFonts w:ascii="Avenir Book" w:eastAsia="Times New Roman" w:hAnsi="Avenir Book" w:cs="Times New Roman"/>
-          <w:color w:val="FF0000"/>
-          <w:sz w:val="21"/>
-          <w:szCs w:val="21"/>
-          <w:lang w:eastAsia="en-US"/>
-        </w:rPr>
-        <w:t>{{V</w:t>
-      </w:r>
-      <w:r>
-        <w:rPr>
-          <w:rFonts w:ascii="Avenir Book" w:eastAsia="Times New Roman" w:hAnsi="Avenir Book" w:cs="Times New Roman"/>
-          <w:color w:val="FF0000"/>
-          <w:sz w:val="21"/>
-          <w:szCs w:val="21"/>
-          <w:lang w:eastAsia="en-US"/>
-        </w:rPr>
-        <w:t>ID}}</w:t>
-      </w:r>
-      <w:r>
-        <w:rPr>
-          <w:rFonts w:ascii="Avenir Book" w:eastAsia="Times New Roman" w:hAnsi="Avenir Book" w:cs="Times New Roman"/>
-          <w:sz w:val="21"/>
-          <w:szCs w:val="21"/>
-          <w:lang w:eastAsia="en-US"/>
-        </w:rPr>
-        <w:t xml:space="preserve"> de </w:t>
-      </w:r>
-      <w:r>
-        <w:rPr>
-          <w:rFonts w:ascii="Avenir Book" w:eastAsia="Times New Roman" w:hAnsi="Avenir Book" w:cs="Times New Roman"/>
-          <w:color w:val="FF0000"/>
-          <w:sz w:val="21"/>
-          <w:szCs w:val="21"/>
-          <w:lang w:eastAsia="en-US"/>
-        </w:rPr>
-        <w:t>{{VI</w:t>
-      </w:r>
-      <w:r>
-        <w:rPr>
-          <w:rFonts w:ascii="Avenir Book" w:eastAsia="Times New Roman" w:hAnsi="Avenir Book" w:cs="Times New Roman"/>
-          <w:color w:val="FF0000"/>
-          <w:sz w:val="21"/>
-          <w:szCs w:val="21"/>
-          <w:lang w:eastAsia="en-US"/>
-        </w:rPr>
-        <w:t>M</w:t>
-      </w:r>
-      <w:r>
-        <w:rPr>
-          <w:rFonts w:ascii="Avenir Book" w:eastAsia="Times New Roman" w:hAnsi="Avenir Book" w:cs="Times New Roman"/>
-          <w:color w:val="FF0000"/>
-          <w:sz w:val="21"/>
-          <w:szCs w:val="21"/>
-          <w:lang w:eastAsia="en-US"/>
-        </w:rPr>
-        <w:t>}}</w:t>
-      </w:r>
-      <w:r>
-        <w:rPr>
-          <w:rFonts w:ascii="Avenir Book" w:eastAsia="Times New Roman" w:hAnsi="Avenir Book" w:cs="Times New Roman"/>
-          <w:sz w:val="21"/>
-          <w:szCs w:val="21"/>
-          <w:lang w:eastAsia="en-US"/>
-        </w:rPr>
-        <w:t xml:space="preserve"> del año </w:t>
-      </w:r>
-      <w:r>
-        <w:rPr>
-          <w:rFonts w:ascii="Avenir Book" w:eastAsia="Times New Roman" w:hAnsi="Avenir Book" w:cs="Times New Roman"/>
-          <w:color w:val="FF0000"/>
-          <w:sz w:val="21"/>
-          <w:szCs w:val="21"/>
-          <w:lang w:eastAsia="en-US"/>
-        </w:rPr>
-        <w:t>{{VI</w:t>
-      </w:r>
-      <w:r>
-        <w:rPr>
-          <w:rFonts w:ascii="Avenir Book" w:eastAsia="Times New Roman" w:hAnsi="Avenir Book" w:cs="Times New Roman"/>
-          <w:color w:val="FF0000"/>
-          <w:sz w:val="21"/>
-          <w:szCs w:val="21"/>
-          <w:lang w:eastAsia="en-US"/>
-        </w:rPr>
-        <w:t>A</w:t>
-      </w:r>
-      <w:r>
-        <w:rPr>
-          <w:rFonts w:ascii="Avenir Book" w:eastAsia="Times New Roman" w:hAnsi="Avenir Book" w:cs="Times New Roman"/>
-          <w:color w:val="FF0000"/>
-          <w:sz w:val="21"/>
-          <w:szCs w:val="21"/>
-          <w:lang w:eastAsia="en-US"/>
-        </w:rPr>
-        <w:t>}}</w:t>
-      </w:r>
-      <w:r>
-        <w:rPr>
-          <w:rFonts w:ascii="Avenir Book" w:eastAsia="Times New Roman" w:hAnsi="Avenir Book" w:cs="Times New Roman"/>
-          <w:sz w:val="21"/>
-          <w:szCs w:val="21"/>
-          <w:lang w:eastAsia="en-US"/>
-        </w:rPr>
-        <w:t xml:space="preserve"> y terminando precisamente el día </w:t>
-      </w:r>
-      <w:r>
-        <w:rPr>
-          <w:rFonts w:ascii="Avenir Book" w:eastAsia="Times New Roman" w:hAnsi="Avenir Book" w:cs="Times New Roman"/>
-          <w:color w:val="FF0000"/>
-          <w:sz w:val="21"/>
-          <w:szCs w:val="21"/>
-          <w:lang w:eastAsia="en-US"/>
-        </w:rPr>
-        <w:t>{{V</w:t>
-      </w:r>
-      <w:r>
-        <w:rPr>
-          <w:rFonts w:ascii="Avenir Book" w:eastAsia="Times New Roman" w:hAnsi="Avenir Book" w:cs="Times New Roman"/>
-          <w:color w:val="FF0000"/>
-          <w:sz w:val="21"/>
-          <w:szCs w:val="21"/>
-          <w:lang w:eastAsia="en-US"/>
-        </w:rPr>
-        <w:t>T</w:t>
-      </w:r>
-      <w:r>
-        <w:rPr>
-          <w:rFonts w:ascii="Avenir Book" w:eastAsia="Times New Roman" w:hAnsi="Avenir Book" w:cs="Times New Roman"/>
-          <w:color w:val="FF0000"/>
-          <w:sz w:val="21"/>
-          <w:szCs w:val="21"/>
-          <w:lang w:eastAsia="en-US"/>
-        </w:rPr>
-        <w:t>D}}</w:t>
-      </w:r>
-      <w:r>
-        <w:rPr>
-          <w:rFonts w:ascii="Avenir Book" w:eastAsia="Times New Roman" w:hAnsi="Avenir Book" w:cs="Times New Roman"/>
-          <w:sz w:val="21"/>
-          <w:szCs w:val="21"/>
-          <w:lang w:eastAsia="en-US"/>
-        </w:rPr>
-        <w:t xml:space="preserve"> de </w:t>
-      </w:r>
-      <w:r>
-        <w:rPr>
-          <w:rFonts w:ascii="Avenir Book" w:eastAsia="Times New Roman" w:hAnsi="Avenir Book" w:cs="Times New Roman"/>
-          <w:color w:val="FF0000"/>
-          <w:sz w:val="21"/>
-          <w:szCs w:val="21"/>
-          <w:lang w:eastAsia="en-US"/>
-        </w:rPr>
-        <w:t>{{V</w:t>
-      </w:r>
-      <w:r>
-        <w:rPr>
-          <w:rFonts w:ascii="Avenir Book" w:eastAsia="Times New Roman" w:hAnsi="Avenir Book" w:cs="Times New Roman"/>
-          <w:color w:val="FF0000"/>
-          <w:sz w:val="21"/>
-          <w:szCs w:val="21"/>
-          <w:lang w:eastAsia="en-US"/>
-        </w:rPr>
-        <w:t>T</w:t>
-      </w:r>
-      <w:r>
-        <w:rPr>
-          <w:rFonts w:ascii="Avenir Book" w:eastAsia="Times New Roman" w:hAnsi="Avenir Book" w:cs="Times New Roman"/>
-          <w:color w:val="FF0000"/>
-          <w:sz w:val="21"/>
-          <w:szCs w:val="21"/>
-          <w:lang w:eastAsia="en-US"/>
-        </w:rPr>
-        <w:t>M</w:t>
-      </w:r>
-      <w:r>
-        <w:rPr>
-          <w:rFonts w:ascii="Avenir Book" w:eastAsia="Times New Roman" w:hAnsi="Avenir Book" w:cs="Times New Roman"/>
-          <w:color w:val="FF0000"/>
-          <w:sz w:val="21"/>
-          <w:szCs w:val="21"/>
-          <w:lang w:eastAsia="en-US"/>
-        </w:rPr>
-        <w:t>}}</w:t>
-      </w:r>
-      <w:r>
-        <w:rPr>
-          <w:rFonts w:ascii="Avenir Book" w:eastAsia="Times New Roman" w:hAnsi="Avenir Book" w:cs="Times New Roman"/>
-          <w:sz w:val="21"/>
-          <w:szCs w:val="21"/>
-          <w:lang w:eastAsia="en-US"/>
-        </w:rPr>
-        <w:t xml:space="preserve"> del año </w:t>
-      </w:r>
-      <w:r>
-        <w:rPr>
-          <w:rFonts w:ascii="Avenir Book" w:eastAsia="Times New Roman" w:hAnsi="Avenir Book" w:cs="Times New Roman"/>
-          <w:color w:val="FF0000"/>
-          <w:sz w:val="21"/>
-          <w:szCs w:val="21"/>
-          <w:lang w:eastAsia="en-US"/>
-        </w:rPr>
-        <w:t>{{V</w:t>
-      </w:r>
-      <w:r>
-        <w:rPr>
-          <w:rFonts w:ascii="Avenir Book" w:eastAsia="Times New Roman" w:hAnsi="Avenir Book" w:cs="Times New Roman"/>
-          <w:color w:val="FF0000"/>
-          <w:sz w:val="21"/>
-          <w:szCs w:val="21"/>
-          <w:lang w:eastAsia="en-US"/>
-        </w:rPr>
-        <w:t>T</w:t>
-      </w:r>
-      <w:r>
-        <w:rPr>
-          <w:rFonts w:ascii="Avenir Book" w:eastAsia="Times New Roman" w:hAnsi="Avenir Book" w:cs="Times New Roman"/>
-          <w:color w:val="FF0000"/>
-          <w:sz w:val="21"/>
-          <w:szCs w:val="21"/>
-          <w:lang w:eastAsia="en-US"/>
-        </w:rPr>
-        <w:t>A</w:t>
-      </w:r>
-      <w:r>
-        <w:rPr>
-          <w:rFonts w:ascii="Avenir Book" w:eastAsia="Times New Roman" w:hAnsi="Avenir Book" w:cs="Times New Roman"/>
-          <w:color w:val="FF0000"/>
-          <w:sz w:val="21"/>
-          <w:szCs w:val="21"/>
-          <w:lang w:eastAsia="en-US"/>
-        </w:rPr>
-        <w:t>}}</w:t>
-      </w:r>
-      <w:r>
-        <w:rPr>
-          <w:rFonts w:ascii="Avenir Book" w:eastAsia="Times New Roman" w:hAnsi="Avenir Book" w:cs="Times New Roman"/>
-          <w:sz w:val="21"/>
-          <w:szCs w:val="21"/>
-          <w:lang w:eastAsia="en-US"/>
-        </w:rPr>
-        <w:t>.</w:t>
-      </w:r>
-    </w:p>
-    <w:p>
-      <w:pPr>
-        <w:spacing w:after="0" w:line="240" w:lineRule="auto"/>
-        <w:jc w:val="both"/>
-        <w:rPr>
-          <w:rFonts w:ascii="Avenir Book" w:eastAsia="Times New Roman" w:hAnsi="Avenir Book" w:cs="Times New Roman"/>
-          <w:sz w:val="21"/>
-          <w:szCs w:val="21"/>
-          <w:lang w:eastAsia="en-US"/>
-        </w:rPr>
-      </w:pPr>
-    </w:p>
-    <w:p>
-      <w:pPr>
-        <w:spacing w:after="0" w:line="240" w:lineRule="auto"/>
-        <w:jc w:val="both"/>
-        <w:rPr>
-          <w:rFonts w:ascii="Avenir Book" w:eastAsia="Times New Roman" w:hAnsi="Avenir Book" w:cs="Times New Roman"/>
-          <w:sz w:val="21"/>
-          <w:szCs w:val="21"/>
-          <w:lang w:eastAsia="en-US"/>
-        </w:rPr>
-      </w:pPr>
-      <w:r>
-        <w:rPr>
-          <w:rFonts w:ascii="Avenir Book" w:eastAsia="Times New Roman" w:hAnsi="Avenir Book" w:cs="Times New Roman"/>
-          <w:sz w:val="21"/>
-          <w:szCs w:val="21"/>
-          <w:lang w:eastAsia="en-US"/>
-        </w:rPr>
-        <w:t>El presente contrato terminará al momento de que finalice su vigencia, o bien, que alguna de las partes opte por la terminación anticipada del mismo, la cual se detalla en la cláusula inmediata siguiente.</w:t>
-      </w:r>
-    </w:p>
-    <w:p>
-      <w:pPr>
-        <w:spacing w:after="0" w:line="240" w:lineRule="auto"/>
-        <w:jc w:val="both"/>
-        <w:rPr>
-          <w:rFonts w:ascii="Avenir Book" w:eastAsia="Times New Roman" w:hAnsi="Avenir Book" w:cs="Times New Roman"/>
-          <w:sz w:val="21"/>
-          <w:szCs w:val="21"/>
-          <w:lang w:eastAsia="en-US"/>
-        </w:rPr>
-      </w:pPr>
-    </w:p>
-    <w:p>
-      <w:pPr>
-        <w:spacing w:after="0" w:line="240" w:lineRule="auto"/>
-        <w:jc w:val="both"/>
-        <w:rPr>
-          <w:rFonts w:ascii="Avenir Book" w:eastAsia="Times New Roman" w:hAnsi="Avenir Book" w:cs="Times New Roman"/>
-          <w:b/>
-          <w:color w:val="000000"/>
-          <w:sz w:val="21"/>
-          <w:szCs w:val="21"/>
-          <w:lang w:eastAsia="en-US"/>
-        </w:rPr>
-      </w:pPr>
-      <w:r>
-        <w:rPr>
-          <w:rFonts w:ascii="Avenir Book" w:eastAsia="Times New Roman" w:hAnsi="Avenir Book" w:cs="Times New Roman"/>
-          <w:b/>
-          <w:sz w:val="21"/>
-          <w:szCs w:val="21"/>
-          <w:lang w:eastAsia="en-US"/>
-        </w:rPr>
-        <w:t xml:space="preserve">NOVENA. - </w:t>
-      </w:r>
-      <w:r>
-        <w:rPr>
-          <w:rFonts w:ascii="Avenir Book" w:eastAsia="Times New Roman" w:hAnsi="Avenir Book" w:cs="Times New Roman"/>
-          <w:b/>
-          <w:color w:val="000000"/>
-          <w:sz w:val="21"/>
-          <w:szCs w:val="21"/>
-          <w:lang w:eastAsia="en-US"/>
-        </w:rPr>
-        <w:t xml:space="preserve">TERMINACIÓN ANTICIPADA. </w:t>
-      </w:r>
-    </w:p>
-    <w:p>
-      <w:pPr>
-        <w:spacing w:after="0" w:line="240" w:lineRule="auto"/>
-        <w:jc w:val="both"/>
-        <w:rPr>
-          <w:rFonts w:ascii="Avenir Book" w:eastAsia="Times New Roman" w:hAnsi="Avenir Book" w:cs="Times New Roman"/>
-          <w:b/>
-          <w:color w:val="000000"/>
-          <w:sz w:val="21"/>
-          <w:szCs w:val="21"/>
-          <w:lang w:eastAsia="en-US"/>
-        </w:rPr>
-      </w:pPr>
-    </w:p>
-    <w:p>
-      <w:pPr>
-        <w:spacing w:after="0" w:line="240" w:lineRule="auto"/>
-        <w:jc w:val="both"/>
-        <w:rPr>
-          <w:rFonts w:ascii="Avenir Book" w:eastAsia="Times New Roman" w:hAnsi="Avenir Book" w:cs="Times New Roman"/>
-          <w:sz w:val="21"/>
-          <w:szCs w:val="21"/>
-          <w:lang w:eastAsia="en-US"/>
-        </w:rPr>
-      </w:pPr>
-      <w:r>
-        <w:rPr>
-          <w:rFonts w:ascii="Avenir Book" w:eastAsia="Times New Roman" w:hAnsi="Avenir Book" w:cs="Times New Roman"/>
-          <w:sz w:val="21"/>
-          <w:szCs w:val="21"/>
-          <w:lang w:eastAsia="en-US"/>
-        </w:rPr>
-        <w:t xml:space="preserve">Para en caso de que alguna de “LAS PARTES” quisiera dar por terminado el presente contrato antes de la fecha de su terminación, deberá de notificarlo a la otra con por lo menos 60 sesenta días de anticipación a la fecha en la que pretenda dar por concluida la relación contractual. </w:t>
-      </w:r>
-    </w:p>
-    <w:p>
-      <w:pPr>
-        <w:spacing w:after="0" w:line="240" w:lineRule="auto"/>
-        <w:jc w:val="both"/>
-        <w:rPr>
-          <w:rFonts w:ascii="Avenir Book" w:eastAsia="Times New Roman" w:hAnsi="Avenir Book" w:cs="Times New Roman"/>
-          <w:sz w:val="21"/>
-          <w:szCs w:val="21"/>
-          <w:lang w:eastAsia="en-US"/>
-        </w:rPr>
-      </w:pPr>
-    </w:p>
-    <w:p>
-      <w:pPr>
-        <w:spacing w:after="0" w:line="240" w:lineRule="auto"/>
-        <w:jc w:val="both"/>
-        <w:rPr>
-          <w:rFonts w:ascii="Avenir Book" w:eastAsia="Times New Roman" w:hAnsi="Avenir Book" w:cs="Times New Roman"/>
-          <w:sz w:val="21"/>
-          <w:szCs w:val="21"/>
-          <w:lang w:eastAsia="en-US"/>
-        </w:rPr>
-      </w:pPr>
-      <w:r>
-        <w:rPr>
-          <w:rFonts w:ascii="Avenir Book" w:eastAsia="Times New Roman" w:hAnsi="Avenir Book" w:cs="Times New Roman"/>
-          <w:sz w:val="21"/>
-          <w:szCs w:val="21"/>
-          <w:lang w:eastAsia="en-US"/>
-        </w:rPr>
-        <w:t>Adicional a lo anterior, la parte que solicite la terminación anticipada el presente instrumento, deberá de pagar a la parte afectada una pena convencional consistente en la cantidad que resulte de sacar el promedio de la comisión pagada los últimos 6 seis meses, multiplicada por tres, más el correspondiente Impuesto al Valor Agregado; haciéndose la especificación relativa a que dichas cantidades serán independientes a las que en su caso se adeuden por “</w:t>
-      </w:r>
-      <w:r>
-        <w:rPr>
-          <w:rFonts w:ascii="Avenir Book" w:eastAsia="Times New Roman" w:hAnsi="Avenir Book" w:cs="Times New Roman"/>
-          <w:color w:val="FF0000"/>
-          <w:sz w:val="21"/>
-          <w:szCs w:val="21"/>
-          <w:lang w:eastAsia="en-US"/>
-        </w:rPr>
-        <w:t>{{EL_CLIENTE}}</w:t>
-      </w:r>
-      <w:r>
-        <w:rPr>
-          <w:rFonts w:ascii="Avenir Book" w:eastAsia="Times New Roman" w:hAnsi="Avenir Book" w:cs="Times New Roman"/>
-          <w:sz w:val="21"/>
-          <w:szCs w:val="21"/>
-          <w:lang w:eastAsia="en-US"/>
-        </w:rPr>
-        <w:t>” con motivo de la prestación de los servicios a los que se aluden en la cláusula identificada como PRIMERA del presente acuerdo de voluntades.</w:t>
-      </w:r>
-    </w:p>
-    <w:p>
-      <w:pPr>
-        <w:spacing w:after="0" w:line="240" w:lineRule="auto"/>
-        <w:jc w:val="both"/>
-        <w:rPr>
-          <w:rFonts w:ascii="Avenir Book" w:eastAsia="Times New Roman" w:hAnsi="Avenir Book" w:cs="Times New Roman"/>
-          <w:sz w:val="21"/>
-          <w:szCs w:val="21"/>
-          <w:lang w:eastAsia="en-US"/>
-        </w:rPr>
-      </w:pPr>
-    </w:p>
-    <w:p>
-      <w:pPr>
-        <w:spacing w:after="0" w:line="240" w:lineRule="auto"/>
-        <w:jc w:val="both"/>
-        <w:rPr>
-          <w:rFonts w:ascii="Avenir Book" w:eastAsia="Times New Roman" w:hAnsi="Avenir Book" w:cs="Times New Roman"/>
-          <w:sz w:val="21"/>
-          <w:szCs w:val="21"/>
-          <w:lang w:eastAsia="en-US"/>
-        </w:rPr>
-      </w:pPr>
-      <w:r>
-        <w:rPr>
-          <w:rFonts w:ascii="Avenir Book" w:eastAsia="Times New Roman" w:hAnsi="Avenir Book" w:cs="Times New Roman"/>
-          <w:sz w:val="21"/>
-          <w:szCs w:val="21"/>
-          <w:lang w:eastAsia="en-US"/>
-        </w:rPr>
-        <w:t>Ahora bien, para en caso de que exista un saldo a favor del “CLIENTE” del fondo de compensaciones de salud en el trabajo y opere la terminación anticipada del presente contrato, “</w:t>
-      </w:r>
-      <w:r>
-        <w:rPr>
-          <w:rFonts w:ascii="Avenir Book" w:eastAsia="Times New Roman" w:hAnsi="Avenir Book" w:cs="Times New Roman"/>
-          <w:color w:val="FF0000"/>
-          <w:sz w:val="21"/>
-          <w:szCs w:val="21"/>
-          <w:lang w:eastAsia="en-US"/>
-        </w:rPr>
-        <w:t>{{EL_PRESTADOR_DE_SERVICIOS}}</w:t>
-      </w:r>
-      <w:r>
-        <w:rPr>
-          <w:rFonts w:ascii="Avenir Book" w:eastAsia="Times New Roman" w:hAnsi="Avenir Book" w:cs="Times New Roman"/>
-          <w:sz w:val="21"/>
-          <w:szCs w:val="21"/>
-          <w:lang w:eastAsia="en-US"/>
-        </w:rPr>
-        <w:t>” deberá hacer la devolución correspondiente de los recursos al “CLIENTE” en un plazo máximo de 10 diez días hábiles, devolución que se hará a la cuenta bancaria que indique este último para tal efecto; desde este momento, “</w:t>
-      </w:r>
-      <w:r>
-        <w:rPr>
-          <w:rFonts w:ascii="Avenir Book" w:eastAsia="Times New Roman" w:hAnsi="Avenir Book" w:cs="Times New Roman"/>
-          <w:color w:val="FF0000"/>
-          <w:sz w:val="21"/>
-          <w:szCs w:val="21"/>
-          <w:lang w:eastAsia="en-US"/>
-        </w:rPr>
-        <w:t>{{EL_CLIENTE}}</w:t>
-      </w:r>
-      <w:r>
-        <w:rPr>
-          <w:rFonts w:ascii="Avenir Book" w:eastAsia="Times New Roman" w:hAnsi="Avenir Book" w:cs="Times New Roman"/>
-          <w:sz w:val="21"/>
-          <w:szCs w:val="21"/>
-          <w:lang w:eastAsia="en-US"/>
-        </w:rPr>
-        <w:t>” autoriza al “</w:t>
-      </w:r>
-      <w:r>
-        <w:rPr>
-          <w:rFonts w:ascii="Avenir Book" w:eastAsia="Times New Roman" w:hAnsi="Avenir Book" w:cs="Times New Roman"/>
-          <w:color w:val="FF0000"/>
-          <w:sz w:val="21"/>
-          <w:szCs w:val="21"/>
-          <w:lang w:eastAsia="en-US"/>
-        </w:rPr>
-        <w:t>{{EL_PRESTADOR_DE_SERVICIOS}}</w:t>
-      </w:r>
-      <w:r>
-        <w:rPr>
-          <w:rFonts w:ascii="Avenir Book" w:eastAsia="Times New Roman" w:hAnsi="Avenir Book" w:cs="Times New Roman"/>
-          <w:sz w:val="21"/>
-          <w:szCs w:val="21"/>
-          <w:lang w:eastAsia="en-US"/>
-        </w:rPr>
-        <w:t xml:space="preserve">” a descontar del multicitado fondo de compensaciones las cantidades que se encuentren pendientes de pago, ya sea por el pago de los servicios o por alguna penalización procedente. </w:t>
-      </w:r>
-    </w:p>
-    <w:p>
-      <w:pPr>
-        <w:spacing w:after="0" w:line="240" w:lineRule="auto"/>
-        <w:jc w:val="both"/>
-        <w:rPr>
-          <w:rFonts w:ascii="Avenir Book" w:eastAsia="Times New Roman" w:hAnsi="Avenir Book" w:cs="Times New Roman"/>
-          <w:sz w:val="21"/>
-          <w:szCs w:val="21"/>
-          <w:lang w:eastAsia="en-US"/>
-        </w:rPr>
-      </w:pPr>
-    </w:p>
-    <w:p>
-      <w:pPr>
-        <w:spacing w:after="0" w:line="240" w:lineRule="auto"/>
-        <w:jc w:val="both"/>
-        <w:rPr>
-          <w:rFonts w:ascii="Avenir Book" w:eastAsia="Times New Roman" w:hAnsi="Avenir Book" w:cs="Times New Roman"/>
-          <w:b/>
-          <w:sz w:val="21"/>
-          <w:szCs w:val="21"/>
-          <w:lang w:eastAsia="en-US"/>
-        </w:rPr>
-      </w:pPr>
-      <w:r>
-        <w:rPr>
-          <w:rFonts w:ascii="Avenir Book" w:eastAsia="Times New Roman" w:hAnsi="Avenir Book" w:cs="Times New Roman"/>
-          <w:b/>
-          <w:sz w:val="21"/>
-          <w:szCs w:val="21"/>
-          <w:lang w:eastAsia="en-US"/>
-        </w:rPr>
-        <w:t xml:space="preserve">DÉCIMA. - OBLIGACIONES DE LAS PARTES. </w:t>
-      </w:r>
-    </w:p>
-    <w:p>
-      <w:pPr>
-        <w:spacing w:after="0" w:line="240" w:lineRule="auto"/>
-        <w:jc w:val="both"/>
-        <w:rPr>
-          <w:rFonts w:ascii="Avenir Book" w:eastAsia="Times New Roman" w:hAnsi="Avenir Book" w:cs="Times New Roman"/>
-          <w:b/>
-          <w:sz w:val="21"/>
-          <w:szCs w:val="21"/>
-          <w:lang w:eastAsia="en-US"/>
-        </w:rPr>
-      </w:pPr>
-    </w:p>
-    <w:p>
-      <w:pPr>
-        <w:spacing w:after="0" w:line="240" w:lineRule="auto"/>
-        <w:jc w:val="both"/>
-        <w:rPr>
-          <w:rFonts w:ascii="Avenir Book" w:eastAsia="Times New Roman" w:hAnsi="Avenir Book" w:cs="Times New Roman"/>
-          <w:sz w:val="21"/>
-          <w:szCs w:val="21"/>
-          <w:lang w:eastAsia="en-US"/>
-        </w:rPr>
-      </w:pPr>
-      <w:r>
-        <w:rPr>
-          <w:rFonts w:ascii="Avenir Book" w:eastAsia="Times New Roman" w:hAnsi="Avenir Book" w:cs="Times New Roman"/>
-          <w:sz w:val="21"/>
-          <w:szCs w:val="21"/>
-          <w:lang w:eastAsia="en-US"/>
-        </w:rPr>
-        <w:t>“</w:t>
-      </w:r>
-      <w:r>
-        <w:rPr>
-          <w:rFonts w:ascii="Avenir Book" w:eastAsia="Times New Roman" w:hAnsi="Avenir Book" w:cs="Times New Roman"/>
-          <w:color w:val="FF0000"/>
-          <w:sz w:val="21"/>
-          <w:szCs w:val="21"/>
-          <w:lang w:eastAsia="en-US"/>
-        </w:rPr>
-        <w:t>{{EL_PRESTADOR_DE_SERVICIOS}}</w:t>
+          <w:sz w:val="21"/>
+          <w:szCs w:val="21"/>
+          <w:lang w:eastAsia="en-US"/>
+        </w:rPr>
+        <w:t>EL PRESTADOR DE SERVICIOS</w:t>
       </w:r>
       <w:r>
         <w:rPr>
@@ -6031,18 +5830,16 @@
           <w:szCs w:val="21"/>
           <w:lang w:eastAsia="en-US"/>
         </w:rPr>
-        <w:lastRenderedPageBreak/>
         <w:t>Proporcionar con claridad y veracidad la información que le sea solicitada por “</w:t>
       </w:r>
       <w:r>
         <w:rPr>
           <w:rFonts w:ascii="Avenir Book" w:eastAsia="Times New Roman" w:hAnsi="Avenir Book" w:cs="Times New Roman"/>
-          <w:color w:val="FF0000"/>
-          <w:sz w:val="21"/>
-          <w:szCs w:val="21"/>
-          <w:lang w:eastAsia="en-US"/>
-        </w:rPr>
-        <w:t>{{EL_PRESTADOR_DE_SERVICIOS}}</w:t>
+          <w:sz w:val="21"/>
+          <w:szCs w:val="21"/>
+          <w:lang w:eastAsia="en-US"/>
+        </w:rPr>
+        <w:t>EL PRESTADOR DE SERVICIOS</w:t>
       </w:r>
       <w:r>
         <w:rPr>
@@ -6101,12 +5898,11 @@
       <w:r>
         <w:rPr>
           <w:rFonts w:ascii="Avenir Book" w:eastAsia="Times New Roman" w:hAnsi="Avenir Book" w:cs="Times New Roman"/>
-          <w:color w:val="FF0000"/>
-          <w:sz w:val="21"/>
-          <w:szCs w:val="21"/>
-          <w:lang w:eastAsia="en-US"/>
-        </w:rPr>
-        <w:t>{{EL_PRESTADOR_DE_SERVICIOS}}</w:t>
+          <w:sz w:val="21"/>
+          <w:szCs w:val="21"/>
+          <w:lang w:eastAsia="en-US"/>
+        </w:rPr>
+        <w:t>EL PRESTADOR DE SERVICIOS</w:t>
       </w:r>
       <w:r>
         <w:rPr>
@@ -6146,12 +5942,11 @@
       <w:r>
         <w:rPr>
           <w:rFonts w:ascii="Avenir Book" w:eastAsia="Times New Roman" w:hAnsi="Avenir Book" w:cs="Times New Roman"/>
-          <w:color w:val="FF0000"/>
-          <w:sz w:val="21"/>
-          <w:szCs w:val="21"/>
-          <w:lang w:eastAsia="en-US"/>
-        </w:rPr>
-        <w:t>{{EL_PRESTADOR_DE_SERVICIOS}}</w:t>
+          <w:sz w:val="21"/>
+          <w:szCs w:val="21"/>
+          <w:lang w:eastAsia="en-US"/>
+        </w:rPr>
+        <w:t>EL PRESTADOR DE SERVICIOS</w:t>
       </w:r>
       <w:r>
         <w:rPr>
@@ -6261,12 +6056,11 @@
       <w:r>
         <w:rPr>
           <w:rFonts w:ascii="Avenir Book" w:eastAsia="Times New Roman" w:hAnsi="Avenir Book" w:cs="Times New Roman"/>
-          <w:color w:val="FF0000"/>
-          <w:sz w:val="21"/>
-          <w:szCs w:val="21"/>
-          <w:lang w:eastAsia="en-US"/>
-        </w:rPr>
-        <w:t>{{EL_PRESTADOR_DE_SERVICIOS}}</w:t>
+          <w:sz w:val="21"/>
+          <w:szCs w:val="21"/>
+          <w:lang w:eastAsia="en-US"/>
+        </w:rPr>
+        <w:t>EL PRESTADOR DE SERVICIOS</w:t>
       </w:r>
       <w:r>
         <w:rPr>
@@ -6457,21 +6251,90 @@
       <w:r>
         <w:rPr>
           <w:rFonts w:ascii="Avenir Book" w:eastAsia="Times New Roman" w:hAnsi="Avenir Book" w:cs="Times New Roman"/>
+          <w:sz w:val="21"/>
+          <w:szCs w:val="21"/>
+          <w:lang w:eastAsia="en-US"/>
+        </w:rPr>
+        <w:t>EL PRESTADOR DE SERVICIOS</w:t>
+      </w:r>
+      <w:r>
+        <w:rPr>
+          <w:rFonts w:ascii="Avenir Book" w:eastAsia="Times New Roman" w:hAnsi="Avenir Book" w:cs="Times New Roman"/>
+          <w:sz w:val="21"/>
+          <w:szCs w:val="21"/>
+          <w:lang w:eastAsia="en-US"/>
+        </w:rPr>
+        <w:t>” entregará un aviso por escrito al “CLIENTE” informando el incumplimiento, para efectos de que este último lo subsane dentro del término de 5 cinco días hábiles a que se le entregue el aviso; si “</w:t>
+      </w:r>
+      <w:r>
+        <w:rPr>
+          <w:rFonts w:ascii="Avenir Book" w:eastAsia="Times New Roman" w:hAnsi="Avenir Book" w:cs="Times New Roman"/>
           <w:color w:val="FF0000"/>
           <w:sz w:val="21"/>
           <w:szCs w:val="21"/>
           <w:lang w:eastAsia="en-US"/>
         </w:rPr>
-        <w:t>{{EL_PRESTADOR_DE_SERVICIOS}}</w:t>
-      </w:r>
-      <w:r>
-        <w:rPr>
-          <w:rFonts w:ascii="Avenir Book" w:eastAsia="Times New Roman" w:hAnsi="Avenir Book" w:cs="Times New Roman"/>
-          <w:sz w:val="21"/>
-          <w:szCs w:val="21"/>
-          <w:lang w:eastAsia="en-US"/>
-        </w:rPr>
-        <w:t>” entregará un aviso por escrito al “CLIENTE” informando el incumplimiento, para efectos de que este último lo subsane dentro del término de 5 cinco días hábiles a que se le entregue el aviso; si “</w:t>
+        <w:t>{{EL_CLIENTE}}</w:t>
+      </w:r>
+      <w:r>
+        <w:rPr>
+          <w:rFonts w:ascii="Avenir Book" w:eastAsia="Times New Roman" w:hAnsi="Avenir Book" w:cs="Times New Roman"/>
+          <w:sz w:val="21"/>
+          <w:szCs w:val="21"/>
+          <w:lang w:eastAsia="en-US"/>
+        </w:rPr>
+        <w:t>” no subsana el incumplimiento dentro del término aludido, “</w:t>
+      </w:r>
+      <w:r>
+        <w:rPr>
+          <w:rFonts w:ascii="Avenir Book" w:eastAsia="Times New Roman" w:hAnsi="Avenir Book" w:cs="Times New Roman"/>
+          <w:sz w:val="21"/>
+          <w:szCs w:val="21"/>
+          <w:lang w:eastAsia="en-US"/>
+        </w:rPr>
+        <w:t>EL PRESTADOR DE SERVICIOS</w:t>
+      </w:r>
+      <w:r>
+        <w:rPr>
+          <w:rFonts w:ascii="Avenir Book" w:eastAsia="Times New Roman" w:hAnsi="Avenir Book" w:cs="Times New Roman"/>
+          <w:sz w:val="21"/>
+          <w:szCs w:val="21"/>
+          <w:lang w:eastAsia="en-US"/>
+        </w:rPr>
+        <w:t xml:space="preserve">” podrá optar por el cumplimiento forzoso del contrato o la rescisión del mismo, la cual, operara sin necesidad de declaración judicial y dejará a salvo la validez y exigibilidad de las obligaciones generadas con motivo de la celebración del presente instrumento. </w:t>
+      </w:r>
+    </w:p>
+    <w:p>
+      <w:pPr>
+        <w:spacing w:after="0" w:line="240" w:lineRule="auto"/>
+        <w:jc w:val="both"/>
+        <w:rPr>
+          <w:rFonts w:ascii="Avenir Book" w:eastAsia="Times New Roman" w:hAnsi="Avenir Book" w:cs="Times New Roman"/>
+          <w:sz w:val="21"/>
+          <w:szCs w:val="21"/>
+          <w:lang w:eastAsia="en-US"/>
+        </w:rPr>
+      </w:pPr>
+    </w:p>
+    <w:p>
+      <w:pPr>
+        <w:spacing w:after="0" w:line="240" w:lineRule="auto"/>
+        <w:jc w:val="both"/>
+        <w:rPr>
+          <w:rFonts w:ascii="Avenir Book" w:eastAsia="Times New Roman" w:hAnsi="Avenir Book" w:cs="Times New Roman"/>
+          <w:sz w:val="21"/>
+          <w:szCs w:val="21"/>
+          <w:lang w:eastAsia="en-US"/>
+        </w:rPr>
+      </w:pPr>
+      <w:r>
+        <w:rPr>
+          <w:rFonts w:ascii="Avenir Book" w:eastAsia="Times New Roman" w:hAnsi="Avenir Book" w:cs="Times New Roman"/>
+          <w:sz w:val="21"/>
+          <w:szCs w:val="21"/>
+          <w:lang w:eastAsia="en-US"/>
+        </w:rPr>
+        <w:t>En caso de que opere la rescisión del presente contrato, “</w:t>
       </w:r>
       <w:r>
         <w:rPr>
@@ -6490,7 +6353,325 @@
           <w:szCs w:val="21"/>
           <w:lang w:eastAsia="en-US"/>
         </w:rPr>
-        <w:t>” no subsana el incumplimiento dentro del término aludido, “</w:t>
+        <w:t>” se obliga a pagar al “</w:t>
+      </w:r>
+      <w:r>
+        <w:rPr>
+          <w:rFonts w:ascii="Avenir Book" w:eastAsia="Times New Roman" w:hAnsi="Avenir Book" w:cs="Times New Roman"/>
+          <w:sz w:val="21"/>
+          <w:szCs w:val="21"/>
+          <w:lang w:eastAsia="en-US"/>
+        </w:rPr>
+        <w:t>EL PRESTADOR DE SERVICIOS</w:t>
+      </w:r>
+      <w:r>
+        <w:rPr>
+          <w:rFonts w:ascii="Avenir Book" w:eastAsia="Times New Roman" w:hAnsi="Avenir Book" w:cs="Times New Roman"/>
+          <w:sz w:val="21"/>
+          <w:szCs w:val="21"/>
+          <w:lang w:eastAsia="en-US"/>
+        </w:rPr>
+        <w:t xml:space="preserve">” la pena convencional establecida en la cláusula NOVENA.  </w:t>
+      </w:r>
+    </w:p>
+    <w:p>
+      <w:pPr>
+        <w:spacing w:after="0" w:line="240" w:lineRule="auto"/>
+        <w:jc w:val="both"/>
+        <w:rPr>
+          <w:rFonts w:ascii="Avenir Book" w:eastAsia="Times New Roman" w:hAnsi="Avenir Book" w:cs="Times New Roman"/>
+          <w:sz w:val="21"/>
+          <w:szCs w:val="21"/>
+          <w:lang w:eastAsia="en-US"/>
+        </w:rPr>
+      </w:pPr>
+    </w:p>
+    <w:p>
+      <w:pPr>
+        <w:spacing w:after="0" w:line="240" w:lineRule="auto"/>
+        <w:jc w:val="both"/>
+        <w:rPr>
+          <w:rFonts w:ascii="Avenir Book" w:eastAsia="Times New Roman" w:hAnsi="Avenir Book" w:cs="Times New Roman"/>
+          <w:b/>
+          <w:sz w:val="21"/>
+          <w:szCs w:val="21"/>
+          <w:lang w:eastAsia="en-US"/>
+        </w:rPr>
+      </w:pPr>
+      <w:r>
+        <w:rPr>
+          <w:rFonts w:ascii="Avenir Book" w:eastAsia="Times New Roman" w:hAnsi="Avenir Book" w:cs="Times New Roman"/>
+          <w:b/>
+          <w:sz w:val="21"/>
+          <w:szCs w:val="21"/>
+          <w:lang w:eastAsia="en-US"/>
+        </w:rPr>
+        <w:t xml:space="preserve">DÉCIMA SEGUNDA. - PROHIBICIONES. </w:t>
+      </w:r>
+    </w:p>
+    <w:p>
+      <w:pPr>
+        <w:spacing w:after="0" w:line="240" w:lineRule="auto"/>
+        <w:jc w:val="both"/>
+        <w:rPr>
+          <w:rFonts w:ascii="Avenir Book" w:eastAsia="Times New Roman" w:hAnsi="Avenir Book" w:cs="Times New Roman"/>
+          <w:b/>
+          <w:sz w:val="21"/>
+          <w:szCs w:val="21"/>
+          <w:lang w:eastAsia="en-US"/>
+        </w:rPr>
+      </w:pPr>
+    </w:p>
+    <w:p>
+      <w:pPr>
+        <w:spacing w:after="0" w:line="240" w:lineRule="auto"/>
+        <w:jc w:val="both"/>
+        <w:rPr>
+          <w:rFonts w:ascii="Avenir Book" w:eastAsia="Times New Roman" w:hAnsi="Avenir Book" w:cs="Times New Roman"/>
+          <w:sz w:val="21"/>
+          <w:szCs w:val="21"/>
+          <w:lang w:eastAsia="en-US"/>
+        </w:rPr>
+      </w:pPr>
+      <w:r>
+        <w:rPr>
+          <w:rFonts w:ascii="Avenir Book" w:eastAsia="Times New Roman" w:hAnsi="Avenir Book" w:cs="Times New Roman"/>
+          <w:sz w:val="21"/>
+          <w:szCs w:val="21"/>
+          <w:lang w:eastAsia="en-US"/>
+        </w:rPr>
+        <w:t xml:space="preserve">Ninguna de “LAS PARTES” podrá ceder, traspasar o enajenar en forma alguna los derechos y obligaciones contenidos en el presente contrato. </w:t>
+      </w:r>
+    </w:p>
+    <w:p>
+      <w:pPr>
+        <w:spacing w:after="0" w:line="240" w:lineRule="auto"/>
+        <w:jc w:val="both"/>
+        <w:rPr>
+          <w:rFonts w:ascii="Avenir Book" w:eastAsia="Times New Roman" w:hAnsi="Avenir Book" w:cs="Times New Roman"/>
+          <w:sz w:val="21"/>
+          <w:szCs w:val="21"/>
+          <w:lang w:eastAsia="en-US"/>
+        </w:rPr>
+      </w:pPr>
+    </w:p>
+    <w:p>
+      <w:pPr>
+        <w:spacing w:after="0" w:line="240" w:lineRule="auto"/>
+        <w:jc w:val="both"/>
+        <w:rPr>
+          <w:rFonts w:ascii="Avenir Book" w:eastAsia="Times New Roman" w:hAnsi="Avenir Book" w:cs="Times New Roman"/>
+          <w:sz w:val="21"/>
+          <w:szCs w:val="21"/>
+          <w:lang w:eastAsia="en-US"/>
+        </w:rPr>
+      </w:pPr>
+      <w:r>
+        <w:rPr>
+          <w:rFonts w:ascii="Avenir Book" w:eastAsia="Times New Roman" w:hAnsi="Avenir Book" w:cs="Times New Roman"/>
+          <w:sz w:val="21"/>
+          <w:szCs w:val="21"/>
+          <w:lang w:eastAsia="en-US"/>
+        </w:rPr>
+        <w:t xml:space="preserve">En caso de que alguna de “LAS PARTES” pretenda realizar alguna de las acciones detalladas en el párrafo que anteceden, requerirá de la autorización de su contraria por escrito con al menos 30 treinta días naturales de anticipación a la fecha en la que pretenda realizar el movimiento.  </w:t>
+      </w:r>
+    </w:p>
+    <w:p>
+      <w:pPr>
+        <w:spacing w:after="0" w:line="240" w:lineRule="auto"/>
+        <w:jc w:val="both"/>
+        <w:rPr>
+          <w:rFonts w:ascii="Avenir Book" w:eastAsia="Times New Roman" w:hAnsi="Avenir Book" w:cs="Times New Roman"/>
+          <w:sz w:val="21"/>
+          <w:szCs w:val="21"/>
+          <w:lang w:eastAsia="en-US"/>
+        </w:rPr>
+      </w:pPr>
+    </w:p>
+    <w:p>
+      <w:pPr>
+        <w:spacing w:after="0" w:line="240" w:lineRule="auto"/>
+        <w:jc w:val="both"/>
+        <w:rPr>
+          <w:rFonts w:ascii="Avenir Book" w:eastAsia="Times New Roman" w:hAnsi="Avenir Book" w:cs="Times New Roman"/>
+          <w:b/>
+          <w:sz w:val="21"/>
+          <w:szCs w:val="21"/>
+          <w:lang w:eastAsia="en-US"/>
+        </w:rPr>
+      </w:pPr>
+      <w:r>
+        <w:rPr>
+          <w:rFonts w:ascii="Avenir Book" w:eastAsia="Times New Roman" w:hAnsi="Avenir Book" w:cs="Times New Roman"/>
+          <w:b/>
+          <w:sz w:val="21"/>
+          <w:szCs w:val="21"/>
+          <w:lang w:eastAsia="en-US"/>
+        </w:rPr>
+        <w:t xml:space="preserve">DÉCIMA TERCERA. - RELACIÓN CONTRACTUAL. </w:t>
+      </w:r>
+    </w:p>
+    <w:p>
+      <w:pPr>
+        <w:spacing w:after="0" w:line="240" w:lineRule="auto"/>
+        <w:jc w:val="both"/>
+        <w:rPr>
+          <w:rFonts w:ascii="Avenir Book" w:eastAsia="Times New Roman" w:hAnsi="Avenir Book" w:cs="Times New Roman"/>
+          <w:b/>
+          <w:sz w:val="21"/>
+          <w:szCs w:val="21"/>
+          <w:lang w:eastAsia="en-US"/>
+        </w:rPr>
+      </w:pPr>
+    </w:p>
+    <w:p>
+      <w:pPr>
+        <w:spacing w:after="0" w:line="240" w:lineRule="auto"/>
+        <w:jc w:val="both"/>
+        <w:rPr>
+          <w:rFonts w:ascii="Avenir Book" w:eastAsia="Times New Roman" w:hAnsi="Avenir Book" w:cs="Times New Roman"/>
+          <w:sz w:val="21"/>
+          <w:szCs w:val="21"/>
+          <w:lang w:eastAsia="en-US"/>
+        </w:rPr>
+      </w:pPr>
+      <w:r>
+        <w:rPr>
+          <w:rFonts w:ascii="Avenir Book" w:eastAsia="Times New Roman" w:hAnsi="Avenir Book" w:cs="Times New Roman"/>
+          <w:sz w:val="21"/>
+          <w:szCs w:val="21"/>
+          <w:lang w:eastAsia="en-US"/>
+        </w:rPr>
+        <w:t xml:space="preserve">“LAS PARTES”, reconocen y aceptan que la única relación jurídica existente entre ellas es la que deriva del presente contrato, negando categóricamente que exista relación laboral alguna entre las mismas, por lo que ninguna de “LAS PARTES” será responsable frente a la otra del pago de prestaciones de dicha índole, ni de ninguna otra ajena a las establecidas en el presente instrumento; en caso de que alguna de “LAS PARTES” intente reclamar alguna responsabilidad de índole distinta a las establecidas en el presente instrumento, será responsable de responder económicamente y  jurídicamente frente a la otra. </w:t>
+      </w:r>
+    </w:p>
+    <w:p>
+      <w:pPr>
+        <w:spacing w:after="0" w:line="240" w:lineRule="auto"/>
+        <w:jc w:val="both"/>
+        <w:rPr>
+          <w:rFonts w:ascii="Avenir Book" w:eastAsia="Times New Roman" w:hAnsi="Avenir Book" w:cs="Times New Roman"/>
+          <w:sz w:val="21"/>
+          <w:szCs w:val="21"/>
+          <w:lang w:eastAsia="en-US"/>
+        </w:rPr>
+      </w:pPr>
+    </w:p>
+    <w:p>
+      <w:pPr>
+        <w:spacing w:after="0" w:line="240" w:lineRule="auto"/>
+        <w:jc w:val="both"/>
+        <w:rPr>
+          <w:rFonts w:ascii="Avenir Book" w:eastAsia="Times New Roman" w:hAnsi="Avenir Book" w:cs="Times New Roman"/>
+          <w:sz w:val="21"/>
+          <w:szCs w:val="21"/>
+          <w:lang w:eastAsia="en-US"/>
+        </w:rPr>
+      </w:pPr>
+      <w:r>
+        <w:rPr>
+          <w:rFonts w:ascii="Avenir Book" w:eastAsia="Times New Roman" w:hAnsi="Avenir Book" w:cs="Times New Roman"/>
+          <w:sz w:val="21"/>
+          <w:szCs w:val="21"/>
+          <w:lang w:eastAsia="en-US"/>
+        </w:rPr>
+        <w:t>De igual forma, “LAS PARTES” convienen que la relación jurídica que nace en virtud del presente contrato, se regirá por lo aquí estipulado, por lo que cualquier otro acuerdo celebrado anteriormente será nulo.</w:t>
+      </w:r>
+    </w:p>
+    <w:p>
+      <w:pPr>
+        <w:spacing w:after="0" w:line="240" w:lineRule="auto"/>
+        <w:jc w:val="both"/>
+        <w:rPr>
+          <w:rFonts w:ascii="Avenir Book" w:eastAsia="Times New Roman" w:hAnsi="Avenir Book" w:cs="Times New Roman"/>
+          <w:sz w:val="21"/>
+          <w:szCs w:val="21"/>
+          <w:lang w:eastAsia="en-US"/>
+        </w:rPr>
+      </w:pPr>
+    </w:p>
+    <w:p>
+      <w:pPr>
+        <w:spacing w:after="0" w:line="240" w:lineRule="auto"/>
+        <w:jc w:val="both"/>
+        <w:rPr>
+          <w:rFonts w:ascii="Avenir Book" w:eastAsia="Times New Roman" w:hAnsi="Avenir Book" w:cs="Times New Roman"/>
+          <w:b/>
+          <w:sz w:val="21"/>
+          <w:szCs w:val="21"/>
+          <w:lang w:eastAsia="en-US"/>
+        </w:rPr>
+      </w:pPr>
+      <w:r>
+        <w:rPr>
+          <w:rFonts w:ascii="Avenir Book" w:eastAsia="Times New Roman" w:hAnsi="Avenir Book" w:cs="Times New Roman"/>
+          <w:b/>
+          <w:sz w:val="21"/>
+          <w:szCs w:val="21"/>
+          <w:lang w:eastAsia="en-US"/>
+        </w:rPr>
+        <w:t>DÉCIMA CUARTA. - PROTECCIÓN A LA PROPIEDAD INTELECTUAL.</w:t>
+      </w:r>
+    </w:p>
+    <w:p>
+      <w:pPr>
+        <w:spacing w:after="0" w:line="240" w:lineRule="auto"/>
+        <w:jc w:val="both"/>
+        <w:rPr>
+          <w:rFonts w:ascii="Avenir Book" w:eastAsia="Times New Roman" w:hAnsi="Avenir Book" w:cs="Times New Roman"/>
+          <w:sz w:val="21"/>
+          <w:szCs w:val="21"/>
+          <w:lang w:eastAsia="en-US"/>
+        </w:rPr>
+      </w:pPr>
+    </w:p>
+    <w:p>
+      <w:pPr>
+        <w:spacing w:after="0" w:line="240" w:lineRule="auto"/>
+        <w:jc w:val="both"/>
+        <w:rPr>
+          <w:rFonts w:ascii="Avenir Book" w:eastAsia="Times New Roman" w:hAnsi="Avenir Book" w:cs="Times New Roman"/>
+          <w:sz w:val="21"/>
+          <w:szCs w:val="21"/>
+          <w:lang w:eastAsia="en-US"/>
+        </w:rPr>
+      </w:pPr>
+      <w:r>
+        <w:rPr>
+          <w:rFonts w:ascii="Avenir Book" w:eastAsia="Times New Roman" w:hAnsi="Avenir Book" w:cs="Times New Roman"/>
+          <w:sz w:val="21"/>
+          <w:szCs w:val="21"/>
+          <w:lang w:eastAsia="en-US"/>
+        </w:rPr>
+        <w:t>En virtud del presente contrato, “</w:t>
+      </w:r>
+      <w:r>
+        <w:rPr>
+          <w:rFonts w:ascii="Avenir Book" w:eastAsia="Times New Roman" w:hAnsi="Avenir Book" w:cs="Times New Roman"/>
+          <w:sz w:val="21"/>
+          <w:szCs w:val="21"/>
+          <w:lang w:eastAsia="en-US"/>
+        </w:rPr>
+        <w:t>EL PRESTADOR DE SERVICIOS</w:t>
+      </w:r>
+      <w:r>
+        <w:rPr>
+          <w:rFonts w:ascii="Avenir Book" w:eastAsia="Times New Roman" w:hAnsi="Avenir Book" w:cs="Times New Roman"/>
+          <w:sz w:val="21"/>
+          <w:szCs w:val="21"/>
+          <w:lang w:eastAsia="en-US"/>
+        </w:rPr>
+        <w:t xml:space="preserve">” tendrá acceso a cierta propiedad intelectual y secretos industriales de </w:t>
+      </w:r>
+      <w:bookmarkStart w:id="1" w:name="_Hlk153966179"/>
+      <w:r>
+        <w:rPr>
+          <w:rFonts w:ascii="Avenir Book" w:eastAsia="Times New Roman" w:hAnsi="Avenir Book" w:cs="Times New Roman"/>
+          <w:sz w:val="21"/>
+          <w:szCs w:val="21"/>
+          <w:lang w:eastAsia="en-US"/>
+        </w:rPr>
+        <w:t>“</w:t>
       </w:r>
       <w:r>
         <w:rPr>
@@ -6500,49 +6681,68 @@
           <w:szCs w:val="21"/>
           <w:lang w:eastAsia="en-US"/>
         </w:rPr>
-        <w:t>{{EL_PRESTADOR_DE_SERVICIOS}}</w:t>
-      </w:r>
-      <w:r>
-        <w:rPr>
-          <w:rFonts w:ascii="Avenir Book" w:eastAsia="Times New Roman" w:hAnsi="Avenir Book" w:cs="Times New Roman"/>
-          <w:sz w:val="21"/>
-          <w:szCs w:val="21"/>
-          <w:lang w:eastAsia="en-US"/>
-        </w:rPr>
-        <w:t xml:space="preserve">” podrá optar por el cumplimiento forzoso del contrato o la rescisión del mismo, la cual, operara sin necesidad de declaración judicial y dejará a salvo la validez y exigibilidad de las obligaciones generadas con motivo de la celebración del presente instrumento. </w:t>
-      </w:r>
-    </w:p>
-    <w:p>
-      <w:pPr>
-        <w:spacing w:after="0" w:line="240" w:lineRule="auto"/>
-        <w:jc w:val="both"/>
-        <w:rPr>
-          <w:rFonts w:ascii="Avenir Book" w:eastAsia="Times New Roman" w:hAnsi="Avenir Book" w:cs="Times New Roman"/>
-          <w:sz w:val="21"/>
-          <w:szCs w:val="21"/>
-          <w:lang w:eastAsia="en-US"/>
-        </w:rPr>
-      </w:pPr>
-    </w:p>
-    <w:p>
-      <w:pPr>
-        <w:spacing w:after="0" w:line="240" w:lineRule="auto"/>
-        <w:jc w:val="both"/>
-        <w:rPr>
-          <w:rFonts w:ascii="Avenir Book" w:eastAsia="Times New Roman" w:hAnsi="Avenir Book" w:cs="Times New Roman"/>
-          <w:sz w:val="21"/>
-          <w:szCs w:val="21"/>
-          <w:lang w:eastAsia="en-US"/>
-        </w:rPr>
-      </w:pPr>
-      <w:r>
-        <w:rPr>
-          <w:rFonts w:ascii="Avenir Book" w:eastAsia="Times New Roman" w:hAnsi="Avenir Book" w:cs="Times New Roman"/>
-          <w:sz w:val="21"/>
-          <w:szCs w:val="21"/>
-          <w:lang w:eastAsia="en-US"/>
-        </w:rPr>
-        <w:t>En caso de que opere la rescisión del presente contrato, “</w:t>
+        <w:t>{{EL_CLIENTE}}</w:t>
+      </w:r>
+      <w:r>
+        <w:rPr>
+          <w:rFonts w:ascii="Avenir Book" w:eastAsia="Times New Roman" w:hAnsi="Avenir Book" w:cs="Times New Roman"/>
+          <w:sz w:val="21"/>
+          <w:szCs w:val="21"/>
+          <w:lang w:eastAsia="en-US"/>
+        </w:rPr>
+        <w:t>”.</w:t>
+      </w:r>
+      <w:bookmarkEnd w:id="1"/>
+    </w:p>
+    <w:p>
+      <w:pPr>
+        <w:spacing w:after="0" w:line="240" w:lineRule="auto"/>
+        <w:jc w:val="both"/>
+        <w:rPr>
+          <w:rFonts w:ascii="Avenir Book" w:eastAsia="Times New Roman" w:hAnsi="Avenir Book" w:cs="Times New Roman"/>
+          <w:sz w:val="21"/>
+          <w:szCs w:val="21"/>
+          <w:lang w:eastAsia="en-US"/>
+        </w:rPr>
+      </w:pPr>
+    </w:p>
+    <w:p>
+      <w:pPr>
+        <w:spacing w:after="0" w:line="240" w:lineRule="auto"/>
+        <w:jc w:val="both"/>
+        <w:rPr>
+          <w:rFonts w:ascii="Avenir Book" w:eastAsia="Times New Roman" w:hAnsi="Avenir Book" w:cs="Times New Roman"/>
+          <w:sz w:val="21"/>
+          <w:szCs w:val="21"/>
+          <w:lang w:eastAsia="en-US"/>
+        </w:rPr>
+      </w:pPr>
+      <w:r>
+        <w:rPr>
+          <w:rFonts w:ascii="Avenir Book" w:eastAsia="Times New Roman" w:hAnsi="Avenir Book" w:cs="Times New Roman"/>
+          <w:sz w:val="21"/>
+          <w:szCs w:val="21"/>
+          <w:lang w:eastAsia="en-US"/>
+        </w:rPr>
+        <w:t>“</w:t>
+      </w:r>
+      <w:r>
+        <w:rPr>
+          <w:rFonts w:ascii="Avenir Book" w:eastAsia="Times New Roman" w:hAnsi="Avenir Book" w:cs="Times New Roman"/>
+          <w:sz w:val="21"/>
+          <w:szCs w:val="21"/>
+          <w:lang w:eastAsia="en-US"/>
+        </w:rPr>
+        <w:t>EL PRESTADOR DE SERVICIOS</w:t>
+      </w:r>
+      <w:r>
+        <w:rPr>
+          <w:rFonts w:ascii="Avenir Book" w:eastAsia="Times New Roman" w:hAnsi="Avenir Book" w:cs="Times New Roman"/>
+          <w:sz w:val="21"/>
+          <w:szCs w:val="21"/>
+          <w:lang w:eastAsia="en-US"/>
+        </w:rPr>
+        <w:t>” reconoce que esta propiedad intelectual es propiedad exclusiva de “</w:t>
       </w:r>
       <w:r>
         <w:rPr>
@@ -6561,7 +6761,40 @@
           <w:szCs w:val="21"/>
           <w:lang w:eastAsia="en-US"/>
         </w:rPr>
-        <w:t>” se obliga a pagar al “</w:t>
+        <w:t>” y se compromete a respetar su confidencialidad y exclusividad.</w:t>
+      </w:r>
+    </w:p>
+    <w:p>
+      <w:pPr>
+        <w:spacing w:after="0" w:line="240" w:lineRule="auto"/>
+        <w:jc w:val="both"/>
+        <w:rPr>
+          <w:rFonts w:ascii="Avenir Book" w:eastAsia="Times New Roman" w:hAnsi="Avenir Book" w:cs="Times New Roman"/>
+          <w:sz w:val="21"/>
+          <w:szCs w:val="21"/>
+          <w:lang w:eastAsia="en-US"/>
+        </w:rPr>
+      </w:pPr>
+    </w:p>
+    <w:p>
+      <w:pPr>
+        <w:spacing w:after="0" w:line="240" w:lineRule="auto"/>
+        <w:jc w:val="both"/>
+        <w:rPr>
+          <w:rFonts w:ascii="Avenir Book" w:eastAsia="Times New Roman" w:hAnsi="Avenir Book" w:cs="Times New Roman"/>
+          <w:sz w:val="21"/>
+          <w:szCs w:val="21"/>
+          <w:lang w:eastAsia="en-US"/>
+        </w:rPr>
+      </w:pPr>
+      <w:r>
+        <w:rPr>
+          <w:rFonts w:ascii="Avenir Book" w:eastAsia="Times New Roman" w:hAnsi="Avenir Book" w:cs="Times New Roman"/>
+          <w:sz w:val="21"/>
+          <w:szCs w:val="21"/>
+          <w:lang w:eastAsia="en-US"/>
+        </w:rPr>
+        <w:t>“</w:t>
       </w:r>
       <w:r>
         <w:rPr>
@@ -6571,288 +6804,67 @@
           <w:szCs w:val="21"/>
           <w:lang w:eastAsia="en-US"/>
         </w:rPr>
-        <w:t>{{EL_PRESTADOR_DE_SERVICIOS}}</w:t>
-      </w:r>
-      <w:r>
-        <w:rPr>
-          <w:rFonts w:ascii="Avenir Book" w:eastAsia="Times New Roman" w:hAnsi="Avenir Book" w:cs="Times New Roman"/>
-          <w:sz w:val="21"/>
-          <w:szCs w:val="21"/>
-          <w:lang w:eastAsia="en-US"/>
-        </w:rPr>
-        <w:t xml:space="preserve">” la pena convencional establecida en la cláusula NOVENA.  </w:t>
-      </w:r>
-    </w:p>
-    <w:p>
-      <w:pPr>
-        <w:spacing w:after="0" w:line="240" w:lineRule="auto"/>
-        <w:jc w:val="both"/>
-        <w:rPr>
-          <w:rFonts w:ascii="Avenir Book" w:eastAsia="Times New Roman" w:hAnsi="Avenir Book" w:cs="Times New Roman"/>
-          <w:sz w:val="21"/>
-          <w:szCs w:val="21"/>
-          <w:lang w:eastAsia="en-US"/>
-        </w:rPr>
-      </w:pPr>
-    </w:p>
-    <w:p>
-      <w:pPr>
-        <w:spacing w:after="0" w:line="240" w:lineRule="auto"/>
-        <w:jc w:val="both"/>
-        <w:rPr>
-          <w:rFonts w:ascii="Avenir Book" w:eastAsia="Times New Roman" w:hAnsi="Avenir Book" w:cs="Times New Roman"/>
-          <w:b/>
-          <w:sz w:val="21"/>
-          <w:szCs w:val="21"/>
-          <w:lang w:eastAsia="en-US"/>
-        </w:rPr>
-      </w:pPr>
-      <w:r>
-        <w:rPr>
-          <w:rFonts w:ascii="Avenir Book" w:eastAsia="Times New Roman" w:hAnsi="Avenir Book" w:cs="Times New Roman"/>
-          <w:b/>
-          <w:sz w:val="21"/>
-          <w:szCs w:val="21"/>
-          <w:lang w:eastAsia="en-US"/>
-        </w:rPr>
-        <w:t xml:space="preserve">DÉCIMA SEGUNDA. - PROHIBICIONES. </w:t>
-      </w:r>
-    </w:p>
-    <w:p>
-      <w:pPr>
-        <w:spacing w:after="0" w:line="240" w:lineRule="auto"/>
-        <w:jc w:val="both"/>
-        <w:rPr>
-          <w:rFonts w:ascii="Avenir Book" w:eastAsia="Times New Roman" w:hAnsi="Avenir Book" w:cs="Times New Roman"/>
-          <w:b/>
-          <w:sz w:val="21"/>
-          <w:szCs w:val="21"/>
-          <w:lang w:eastAsia="en-US"/>
-        </w:rPr>
-      </w:pPr>
-    </w:p>
-    <w:p>
-      <w:pPr>
-        <w:spacing w:after="0" w:line="240" w:lineRule="auto"/>
-        <w:jc w:val="both"/>
-        <w:rPr>
-          <w:rFonts w:ascii="Avenir Book" w:eastAsia="Times New Roman" w:hAnsi="Avenir Book" w:cs="Times New Roman"/>
-          <w:sz w:val="21"/>
-          <w:szCs w:val="21"/>
-          <w:lang w:eastAsia="en-US"/>
-        </w:rPr>
-      </w:pPr>
-      <w:r>
-        <w:rPr>
-          <w:rFonts w:ascii="Avenir Book" w:eastAsia="Times New Roman" w:hAnsi="Avenir Book" w:cs="Times New Roman"/>
-          <w:sz w:val="21"/>
-          <w:szCs w:val="21"/>
-          <w:lang w:eastAsia="en-US"/>
-        </w:rPr>
-        <w:t xml:space="preserve">Ninguna de “LAS PARTES” podrá ceder, traspasar o enajenar en forma alguna los derechos y obligaciones contenidos en el presente contrato. </w:t>
-      </w:r>
-    </w:p>
-    <w:p>
-      <w:pPr>
-        <w:spacing w:after="0" w:line="240" w:lineRule="auto"/>
-        <w:jc w:val="both"/>
-        <w:rPr>
-          <w:rFonts w:ascii="Avenir Book" w:eastAsia="Times New Roman" w:hAnsi="Avenir Book" w:cs="Times New Roman"/>
-          <w:sz w:val="21"/>
-          <w:szCs w:val="21"/>
-          <w:lang w:eastAsia="en-US"/>
-        </w:rPr>
-      </w:pPr>
-    </w:p>
-    <w:p>
-      <w:pPr>
-        <w:spacing w:after="0" w:line="240" w:lineRule="auto"/>
-        <w:jc w:val="both"/>
-        <w:rPr>
-          <w:rFonts w:ascii="Avenir Book" w:eastAsia="Times New Roman" w:hAnsi="Avenir Book" w:cs="Times New Roman"/>
-          <w:sz w:val="21"/>
-          <w:szCs w:val="21"/>
-          <w:lang w:eastAsia="en-US"/>
-        </w:rPr>
-      </w:pPr>
-      <w:r>
-        <w:rPr>
-          <w:rFonts w:ascii="Avenir Book" w:eastAsia="Times New Roman" w:hAnsi="Avenir Book" w:cs="Times New Roman"/>
-          <w:sz w:val="21"/>
-          <w:szCs w:val="21"/>
-          <w:lang w:eastAsia="en-US"/>
-        </w:rPr>
-        <w:t xml:space="preserve">En caso de que alguna de “LAS PARTES” pretenda realizar alguna de las acciones detalladas en el párrafo que anteceden, requerirá de la autorización de su contraria por escrito con al menos 30 treinta días naturales de anticipación a la fecha en la que pretenda realizar el movimiento.  </w:t>
-      </w:r>
-    </w:p>
-    <w:p>
-      <w:pPr>
-        <w:spacing w:after="0" w:line="240" w:lineRule="auto"/>
-        <w:jc w:val="both"/>
-        <w:rPr>
-          <w:rFonts w:ascii="Avenir Book" w:eastAsia="Times New Roman" w:hAnsi="Avenir Book" w:cs="Times New Roman"/>
-          <w:sz w:val="21"/>
-          <w:szCs w:val="21"/>
-          <w:lang w:eastAsia="en-US"/>
-        </w:rPr>
-      </w:pPr>
-    </w:p>
-    <w:p>
-      <w:pPr>
-        <w:spacing w:after="0" w:line="240" w:lineRule="auto"/>
-        <w:jc w:val="both"/>
-        <w:rPr>
-          <w:rFonts w:ascii="Avenir Book" w:eastAsia="Times New Roman" w:hAnsi="Avenir Book" w:cs="Times New Roman"/>
-          <w:b/>
-          <w:sz w:val="21"/>
-          <w:szCs w:val="21"/>
-          <w:lang w:eastAsia="en-US"/>
-        </w:rPr>
-      </w:pPr>
-      <w:r>
-        <w:rPr>
-          <w:rFonts w:ascii="Avenir Book" w:eastAsia="Times New Roman" w:hAnsi="Avenir Book" w:cs="Times New Roman"/>
-          <w:b/>
-          <w:sz w:val="21"/>
-          <w:szCs w:val="21"/>
-          <w:lang w:eastAsia="en-US"/>
-        </w:rPr>
-        <w:t xml:space="preserve">DÉCIMA TERCERA. - RELACIÓN CONTRACTUAL. </w:t>
-      </w:r>
-    </w:p>
-    <w:p>
-      <w:pPr>
-        <w:spacing w:after="0" w:line="240" w:lineRule="auto"/>
-        <w:jc w:val="both"/>
-        <w:rPr>
-          <w:rFonts w:ascii="Avenir Book" w:eastAsia="Times New Roman" w:hAnsi="Avenir Book" w:cs="Times New Roman"/>
-          <w:b/>
-          <w:sz w:val="21"/>
-          <w:szCs w:val="21"/>
-          <w:lang w:eastAsia="en-US"/>
-        </w:rPr>
-      </w:pPr>
-    </w:p>
-    <w:p>
-      <w:pPr>
-        <w:spacing w:after="0" w:line="240" w:lineRule="auto"/>
-        <w:jc w:val="both"/>
-        <w:rPr>
-          <w:rFonts w:ascii="Avenir Book" w:eastAsia="Times New Roman" w:hAnsi="Avenir Book" w:cs="Times New Roman"/>
-          <w:sz w:val="21"/>
-          <w:szCs w:val="21"/>
-          <w:lang w:eastAsia="en-US"/>
-        </w:rPr>
-      </w:pPr>
-      <w:r>
-        <w:rPr>
-          <w:rFonts w:ascii="Avenir Book" w:eastAsia="Times New Roman" w:hAnsi="Avenir Book" w:cs="Times New Roman"/>
-          <w:sz w:val="21"/>
-          <w:szCs w:val="21"/>
-          <w:lang w:eastAsia="en-US"/>
-        </w:rPr>
-        <w:t xml:space="preserve">“LAS PARTES”, reconocen y aceptan que la única relación jurídica existente entre ellas es la que deriva del presente contrato, negando categóricamente que exista relación laboral alguna entre las mismas, por lo que ninguna de “LAS PARTES” será responsable frente a la otra del pago de prestaciones de dicha índole, ni de ninguna otra ajena a las establecidas en el presente instrumento; en caso de que alguna de “LAS PARTES” intente reclamar alguna responsabilidad de índole distinta a las establecidas en el presente instrumento, será responsable de responder económicamente y  jurídicamente frente a la otra. </w:t>
-      </w:r>
-    </w:p>
-    <w:p>
-      <w:pPr>
-        <w:spacing w:after="0" w:line="240" w:lineRule="auto"/>
-        <w:jc w:val="both"/>
-        <w:rPr>
-          <w:rFonts w:ascii="Avenir Book" w:eastAsia="Times New Roman" w:hAnsi="Avenir Book" w:cs="Times New Roman"/>
-          <w:sz w:val="21"/>
-          <w:szCs w:val="21"/>
-          <w:lang w:eastAsia="en-US"/>
-        </w:rPr>
-      </w:pPr>
-    </w:p>
-    <w:p>
-      <w:pPr>
-        <w:spacing w:after="0" w:line="240" w:lineRule="auto"/>
-        <w:jc w:val="both"/>
-        <w:rPr>
-          <w:rFonts w:ascii="Avenir Book" w:eastAsia="Times New Roman" w:hAnsi="Avenir Book" w:cs="Times New Roman"/>
-          <w:sz w:val="21"/>
-          <w:szCs w:val="21"/>
-          <w:lang w:eastAsia="en-US"/>
-        </w:rPr>
-      </w:pPr>
-      <w:r>
-        <w:rPr>
-          <w:rFonts w:ascii="Avenir Book" w:eastAsia="Times New Roman" w:hAnsi="Avenir Book" w:cs="Times New Roman"/>
-          <w:sz w:val="21"/>
-          <w:szCs w:val="21"/>
-          <w:lang w:eastAsia="en-US"/>
-        </w:rPr>
-        <w:t>De igual forma, “LAS PARTES” convienen que la relación jurídica que nace en virtud del presente contrato, se regirá por lo aquí estipulado, por lo que cualquier otro acuerdo celebrado anteriormente será nulo.</w:t>
-      </w:r>
-    </w:p>
-    <w:p>
-      <w:pPr>
-        <w:spacing w:after="0" w:line="240" w:lineRule="auto"/>
-        <w:jc w:val="both"/>
-        <w:rPr>
-          <w:rFonts w:ascii="Avenir Book" w:eastAsia="Times New Roman" w:hAnsi="Avenir Book" w:cs="Times New Roman"/>
-          <w:sz w:val="21"/>
-          <w:szCs w:val="21"/>
-          <w:lang w:eastAsia="en-US"/>
-        </w:rPr>
-      </w:pPr>
-    </w:p>
-    <w:p>
-      <w:pPr>
-        <w:spacing w:after="0" w:line="240" w:lineRule="auto"/>
-        <w:jc w:val="both"/>
-        <w:rPr>
-          <w:rFonts w:ascii="Avenir Book" w:eastAsia="Times New Roman" w:hAnsi="Avenir Book" w:cs="Times New Roman"/>
-          <w:b/>
-          <w:sz w:val="21"/>
-          <w:szCs w:val="21"/>
-          <w:lang w:eastAsia="en-US"/>
-        </w:rPr>
-      </w:pPr>
-      <w:r>
-        <w:rPr>
-          <w:rFonts w:ascii="Avenir Book" w:eastAsia="Times New Roman" w:hAnsi="Avenir Book" w:cs="Times New Roman"/>
-          <w:b/>
-          <w:sz w:val="21"/>
-          <w:szCs w:val="21"/>
-          <w:lang w:eastAsia="en-US"/>
-        </w:rPr>
-        <w:t>DÉCIMA CUARTA. - PROTECCIÓN A LA PROPIEDAD INTELECTUAL.</w:t>
-      </w:r>
-    </w:p>
-    <w:p>
-      <w:pPr>
-        <w:spacing w:after="0" w:line="240" w:lineRule="auto"/>
-        <w:jc w:val="both"/>
-        <w:rPr>
-          <w:rFonts w:ascii="Avenir Book" w:eastAsia="Times New Roman" w:hAnsi="Avenir Book" w:cs="Times New Roman"/>
-          <w:sz w:val="21"/>
-          <w:szCs w:val="21"/>
-          <w:lang w:eastAsia="en-US"/>
-        </w:rPr>
-      </w:pPr>
-    </w:p>
-    <w:p>
-      <w:pPr>
-        <w:spacing w:after="0" w:line="240" w:lineRule="auto"/>
-        <w:jc w:val="both"/>
-        <w:rPr>
-          <w:rFonts w:ascii="Avenir Book" w:eastAsia="Times New Roman" w:hAnsi="Avenir Book" w:cs="Times New Roman"/>
-          <w:sz w:val="21"/>
-          <w:szCs w:val="21"/>
-          <w:lang w:eastAsia="en-US"/>
-        </w:rPr>
-      </w:pPr>
-      <w:r>
-        <w:rPr>
-          <w:rFonts w:ascii="Avenir Book" w:eastAsia="Times New Roman" w:hAnsi="Avenir Book" w:cs="Times New Roman"/>
-          <w:sz w:val="21"/>
-          <w:szCs w:val="21"/>
-          <w:lang w:eastAsia="en-US"/>
-        </w:rPr>
-        <w:t>En virtud del presente contrato, “</w:t>
+        <w:t>{{EL_CLIENTE}}</w:t>
+      </w:r>
+      <w:r>
+        <w:rPr>
+          <w:rFonts w:ascii="Avenir Book" w:eastAsia="Times New Roman" w:hAnsi="Avenir Book" w:cs="Times New Roman"/>
+          <w:sz w:val="21"/>
+          <w:szCs w:val="21"/>
+          <w:lang w:eastAsia="en-US"/>
+        </w:rPr>
+        <w:t>” Reconoce que “</w:t>
+      </w:r>
+      <w:r>
+        <w:rPr>
+          <w:rFonts w:ascii="Avenir Book" w:eastAsia="Times New Roman" w:hAnsi="Avenir Book" w:cs="Times New Roman"/>
+          <w:sz w:val="21"/>
+          <w:szCs w:val="21"/>
+          <w:lang w:eastAsia="en-US"/>
+        </w:rPr>
+        <w:t>EL PRESTADOR DE SERVICIOS</w:t>
+      </w:r>
+      <w:r>
+        <w:rPr>
+          <w:rFonts w:ascii="Avenir Book" w:eastAsia="Times New Roman" w:hAnsi="Avenir Book" w:cs="Times New Roman"/>
+          <w:sz w:val="21"/>
+          <w:szCs w:val="21"/>
+          <w:lang w:eastAsia="en-US"/>
+        </w:rPr>
+        <w:t>” es el titular de los derechos de propiedad intelectual sobre cualquier obra, creación o innovación que desarrolle en el curso de la prestación de los servicios objeto del presente contrato.</w:t>
+      </w:r>
+    </w:p>
+    <w:p>
+      <w:pPr>
+        <w:spacing w:after="0" w:line="240" w:lineRule="auto"/>
+        <w:jc w:val="both"/>
+        <w:rPr>
+          <w:rFonts w:ascii="Avenir Book" w:eastAsia="Times New Roman" w:hAnsi="Avenir Book" w:cs="Times New Roman"/>
+          <w:sz w:val="21"/>
+          <w:szCs w:val="21"/>
+          <w:lang w:eastAsia="en-US"/>
+        </w:rPr>
+      </w:pPr>
+    </w:p>
+    <w:p>
+      <w:pPr>
+        <w:spacing w:after="0" w:line="240" w:lineRule="auto"/>
+        <w:jc w:val="both"/>
+        <w:rPr>
+          <w:rFonts w:ascii="Avenir Book" w:eastAsia="Times New Roman" w:hAnsi="Avenir Book" w:cs="Times New Roman"/>
+          <w:sz w:val="21"/>
+          <w:szCs w:val="21"/>
+          <w:lang w:eastAsia="en-US"/>
+        </w:rPr>
+      </w:pPr>
+      <w:r>
+        <w:rPr>
+          <w:rFonts w:ascii="Avenir Book" w:eastAsia="Times New Roman" w:hAnsi="Avenir Book" w:cs="Times New Roman"/>
+          <w:sz w:val="21"/>
+          <w:szCs w:val="21"/>
+          <w:lang w:eastAsia="en-US"/>
+        </w:rPr>
+        <w:t>“</w:t>
       </w:r>
       <w:r>
         <w:rPr>
@@ -6862,18 +6874,59 @@
           <w:szCs w:val="21"/>
           <w:lang w:eastAsia="en-US"/>
         </w:rPr>
-        <w:t>{{EL_PRESTADOR_DE_SERVICIOS}}</w:t>
-      </w:r>
-      <w:r>
-        <w:rPr>
-          <w:rFonts w:ascii="Avenir Book" w:eastAsia="Times New Roman" w:hAnsi="Avenir Book" w:cs="Times New Roman"/>
-          <w:sz w:val="21"/>
-          <w:szCs w:val="21"/>
-          <w:lang w:eastAsia="en-US"/>
-        </w:rPr>
-        <w:t xml:space="preserve">” tendrá acceso a cierta propiedad intelectual y secretos industriales de </w:t>
-      </w:r>
-      <w:bookmarkStart w:id="1" w:name="_Hlk153966179"/>
+        <w:t>{{EL_CLIENTE}}</w:t>
+      </w:r>
+      <w:r>
+        <w:rPr>
+          <w:rFonts w:ascii="Avenir Book" w:eastAsia="Times New Roman" w:hAnsi="Avenir Book" w:cs="Times New Roman"/>
+          <w:sz w:val="21"/>
+          <w:szCs w:val="21"/>
+          <w:lang w:eastAsia="en-US"/>
+        </w:rPr>
+        <w:t>” se obliga a no usar, reproducir, divulgar o de cualquier otra forma violar los derechos de propiedad intelectual de “</w:t>
+      </w:r>
+      <w:r>
+        <w:rPr>
+          <w:rFonts w:ascii="Avenir Book" w:eastAsia="Times New Roman" w:hAnsi="Avenir Book" w:cs="Times New Roman"/>
+          <w:sz w:val="21"/>
+          <w:szCs w:val="21"/>
+          <w:lang w:eastAsia="en-US"/>
+        </w:rPr>
+        <w:t>EL PRESTADOR DE SERVICIOS</w:t>
+      </w:r>
+      <w:r>
+        <w:rPr>
+          <w:rFonts w:ascii="Avenir Book" w:eastAsia="Times New Roman" w:hAnsi="Avenir Book" w:cs="Times New Roman"/>
+          <w:sz w:val="21"/>
+          <w:szCs w:val="21"/>
+          <w:lang w:eastAsia="en-US"/>
+        </w:rPr>
+        <w:t>”, salvo en la medida en que sea estrictamente necesario para la ejecución del presente contrato.</w:t>
+      </w:r>
+    </w:p>
+    <w:p>
+      <w:pPr>
+        <w:spacing w:after="0" w:line="240" w:lineRule="auto"/>
+        <w:jc w:val="both"/>
+        <w:rPr>
+          <w:rFonts w:ascii="Avenir Book" w:eastAsia="Times New Roman" w:hAnsi="Avenir Book" w:cs="Times New Roman"/>
+          <w:sz w:val="21"/>
+          <w:szCs w:val="21"/>
+          <w:lang w:eastAsia="en-US"/>
+        </w:rPr>
+      </w:pPr>
+    </w:p>
+    <w:p>
+      <w:pPr>
+        <w:spacing w:after="0" w:line="240" w:lineRule="auto"/>
+        <w:jc w:val="both"/>
+        <w:rPr>
+          <w:rFonts w:ascii="Avenir Book" w:eastAsia="Times New Roman" w:hAnsi="Avenir Book" w:cs="Times New Roman"/>
+          <w:sz w:val="21"/>
+          <w:szCs w:val="21"/>
+          <w:lang w:eastAsia="en-US"/>
+        </w:rPr>
+      </w:pPr>
       <w:r>
         <w:rPr>
           <w:rFonts w:ascii="Avenir Book" w:eastAsia="Times New Roman" w:hAnsi="Avenir Book" w:cs="Times New Roman"/>
@@ -6900,9 +6953,96 @@
           <w:szCs w:val="21"/>
           <w:lang w:eastAsia="en-US"/>
         </w:rPr>
-        <w:t>”.</w:t>
-      </w:r>
-      <w:bookmarkEnd w:id="1"/>
+        <w:t>” será responsable de cualquier daño o perjuicio que cause al “</w:t>
+      </w:r>
+      <w:r>
+        <w:rPr>
+          <w:rFonts w:ascii="Avenir Book" w:eastAsia="Times New Roman" w:hAnsi="Avenir Book" w:cs="Times New Roman"/>
+          <w:sz w:val="21"/>
+          <w:szCs w:val="21"/>
+          <w:lang w:eastAsia="en-US"/>
+        </w:rPr>
+        <w:t>EL PRESTADOR DE SERVICIOS</w:t>
+      </w:r>
+      <w:r>
+        <w:rPr>
+          <w:rFonts w:ascii="Avenir Book" w:eastAsia="Times New Roman" w:hAnsi="Avenir Book" w:cs="Times New Roman"/>
+          <w:sz w:val="21"/>
+          <w:szCs w:val="21"/>
+          <w:lang w:eastAsia="en-US"/>
+        </w:rPr>
+        <w:t>” como consecuencia del incumplimiento de lo dispuesto en esta cláusula.</w:t>
+      </w:r>
+    </w:p>
+    <w:p>
+      <w:pPr>
+        <w:spacing w:after="0" w:line="240" w:lineRule="auto"/>
+        <w:jc w:val="both"/>
+        <w:rPr>
+          <w:rFonts w:ascii="Avenir Book" w:eastAsia="Times New Roman" w:hAnsi="Avenir Book" w:cs="Times New Roman"/>
+          <w:sz w:val="21"/>
+          <w:szCs w:val="21"/>
+          <w:lang w:eastAsia="en-US"/>
+        </w:rPr>
+      </w:pPr>
+    </w:p>
+    <w:p>
+      <w:pPr>
+        <w:spacing w:after="0" w:line="240" w:lineRule="auto"/>
+        <w:jc w:val="both"/>
+        <w:rPr>
+          <w:rFonts w:ascii="Avenir Book" w:eastAsia="Times New Roman" w:hAnsi="Avenir Book" w:cs="Times New Roman"/>
+          <w:sz w:val="21"/>
+          <w:szCs w:val="21"/>
+          <w:lang w:eastAsia="en-US"/>
+        </w:rPr>
+      </w:pPr>
+      <w:r>
+        <w:rPr>
+          <w:rFonts w:ascii="Avenir Book" w:eastAsia="Times New Roman" w:hAnsi="Avenir Book" w:cs="Times New Roman"/>
+          <w:sz w:val="21"/>
+          <w:szCs w:val="21"/>
+          <w:lang w:eastAsia="en-US"/>
+        </w:rPr>
+        <w:t>La responsabilidad de “</w:t>
+      </w:r>
+      <w:r>
+        <w:rPr>
+          <w:rFonts w:ascii="Avenir Book" w:eastAsia="Times New Roman" w:hAnsi="Avenir Book" w:cs="Times New Roman"/>
+          <w:color w:val="FF0000"/>
+          <w:sz w:val="21"/>
+          <w:szCs w:val="21"/>
+          <w:lang w:eastAsia="en-US"/>
+        </w:rPr>
+        <w:t>{{EL_CLIENTE}}</w:t>
+      </w:r>
+      <w:r>
+        <w:rPr>
+          <w:rFonts w:ascii="Avenir Book" w:eastAsia="Times New Roman" w:hAnsi="Avenir Book" w:cs="Times New Roman"/>
+          <w:sz w:val="21"/>
+          <w:szCs w:val="21"/>
+          <w:lang w:eastAsia="en-US"/>
+        </w:rPr>
+        <w:t xml:space="preserve">” incluirá, sin limitación, los daños compensatorios, los daños punitivos y los gastos razonables en que incurra </w:t>
+      </w:r>
+      <w:r>
+        <w:rPr>
+          <w:rFonts w:ascii="Avenir Book" w:eastAsia="Times New Roman" w:hAnsi="Avenir Book" w:cs="Times New Roman"/>
+          <w:sz w:val="21"/>
+          <w:szCs w:val="21"/>
+          <w:lang w:eastAsia="en-US"/>
+        </w:rPr>
+        <w:t>EL PRESTADOR DE SERVICIOS</w:t>
+      </w:r>
+      <w:r>
+        <w:rPr>
+          <w:rFonts w:ascii="Avenir Book" w:eastAsia="Times New Roman" w:hAnsi="Avenir Book" w:cs="Times New Roman"/>
+          <w:sz w:val="21"/>
+          <w:szCs w:val="21"/>
+          <w:lang w:eastAsia="en-US"/>
+        </w:rPr>
+        <w:t xml:space="preserve"> para hacer valer sus derechos.</w:t>
+      </w:r>
     </w:p>
     <w:p>
       <w:pPr>
@@ -6939,40 +7079,20 @@
       <w:r>
         <w:rPr>
           <w:rFonts w:ascii="Avenir Book" w:eastAsia="Times New Roman" w:hAnsi="Avenir Book" w:cs="Times New Roman"/>
-          <w:color w:val="FF0000"/>
-          <w:sz w:val="21"/>
-          <w:szCs w:val="21"/>
-          <w:lang w:eastAsia="en-US"/>
-        </w:rPr>
-        <w:t>{{EL_PRESTADOR_DE_SERVICIOS}}</w:t>
-      </w:r>
-      <w:r>
-        <w:rPr>
-          <w:rFonts w:ascii="Avenir Book" w:eastAsia="Times New Roman" w:hAnsi="Avenir Book" w:cs="Times New Roman"/>
-          <w:sz w:val="21"/>
-          <w:szCs w:val="21"/>
-          <w:lang w:eastAsia="en-US"/>
-        </w:rPr>
-        <w:t>” reconoce que esta propiedad intelectual es propiedad exclusiva de “</w:t>
-      </w:r>
-      <w:r>
-        <w:rPr>
-          <w:rFonts w:ascii="Avenir Book" w:eastAsia="Times New Roman" w:hAnsi="Avenir Book" w:cs="Times New Roman"/>
-          <w:color w:val="FF0000"/>
-          <w:sz w:val="21"/>
-          <w:szCs w:val="21"/>
-          <w:lang w:eastAsia="en-US"/>
-        </w:rPr>
-        <w:t>{{EL_CLIENTE}}</w:t>
-      </w:r>
-      <w:r>
-        <w:rPr>
-          <w:rFonts w:ascii="Avenir Book" w:eastAsia="Times New Roman" w:hAnsi="Avenir Book" w:cs="Times New Roman"/>
-          <w:sz w:val="21"/>
-          <w:szCs w:val="21"/>
-          <w:lang w:eastAsia="en-US"/>
-        </w:rPr>
-        <w:t>” y se compromete a respetar su confidencialidad y exclusividad.</w:t>
+          <w:sz w:val="21"/>
+          <w:szCs w:val="21"/>
+          <w:lang w:eastAsia="en-US"/>
+        </w:rPr>
+        <w:t>EL PRESTADOR DE SERVICIOS</w:t>
+      </w:r>
+      <w:r>
+        <w:rPr>
+          <w:rFonts w:ascii="Avenir Book" w:eastAsia="Times New Roman" w:hAnsi="Avenir Book" w:cs="Times New Roman"/>
+          <w:sz w:val="21"/>
+          <w:szCs w:val="21"/>
+          <w:lang w:eastAsia="en-US"/>
+        </w:rPr>
+        <w:t>” tendrá derecho a exigir al “CLIENTE” el cese inmediato de cualquier actividad que viole sus derechos de propiedad intelectual.</w:t>
       </w:r>
     </w:p>
     <w:p>
@@ -7010,53 +7130,530 @@
       <w:r>
         <w:rPr>
           <w:rFonts w:ascii="Avenir Book" w:eastAsia="Times New Roman" w:hAnsi="Avenir Book" w:cs="Times New Roman"/>
-          <w:color w:val="FF0000"/>
-          <w:sz w:val="21"/>
-          <w:szCs w:val="21"/>
-          <w:lang w:eastAsia="en-US"/>
-        </w:rPr>
-        <w:t>{{EL_CLIENTE}}</w:t>
-      </w:r>
-      <w:r>
-        <w:rPr>
-          <w:rFonts w:ascii="Avenir Book" w:eastAsia="Times New Roman" w:hAnsi="Avenir Book" w:cs="Times New Roman"/>
-          <w:sz w:val="21"/>
-          <w:szCs w:val="21"/>
-          <w:lang w:eastAsia="en-US"/>
-        </w:rPr>
-        <w:t>” Reconoce que “</w:t>
-      </w:r>
-      <w:r>
-        <w:rPr>
-          <w:rFonts w:ascii="Avenir Book" w:eastAsia="Times New Roman" w:hAnsi="Avenir Book" w:cs="Times New Roman"/>
-          <w:color w:val="FF0000"/>
-          <w:sz w:val="21"/>
-          <w:szCs w:val="21"/>
-          <w:lang w:eastAsia="en-US"/>
-        </w:rPr>
-        <w:t>{{EL_PRESTADOR_DE_SERVICIOS}}</w:t>
-      </w:r>
-      <w:r>
-        <w:rPr>
-          <w:rFonts w:ascii="Avenir Book" w:eastAsia="Times New Roman" w:hAnsi="Avenir Book" w:cs="Times New Roman"/>
-          <w:sz w:val="21"/>
-          <w:szCs w:val="21"/>
-          <w:lang w:eastAsia="en-US"/>
-        </w:rPr>
-        <w:t>” es el titular de los derechos de propiedad intelectual sobre cualquier obra, creación o innovación que desarrolle en el curso de la prestación de los servicios objeto del presente contrato.</w:t>
-      </w:r>
-    </w:p>
-    <w:p>
-      <w:pPr>
-        <w:spacing w:after="0" w:line="240" w:lineRule="auto"/>
-        <w:jc w:val="both"/>
-        <w:rPr>
-          <w:rFonts w:ascii="Avenir Book" w:eastAsia="Times New Roman" w:hAnsi="Avenir Book" w:cs="Times New Roman"/>
-          <w:sz w:val="21"/>
-          <w:szCs w:val="21"/>
-          <w:lang w:eastAsia="en-US"/>
-        </w:rPr>
-      </w:pPr>
+          <w:sz w:val="21"/>
+          <w:szCs w:val="21"/>
+          <w:lang w:eastAsia="en-US"/>
+        </w:rPr>
+        <w:t>EL PRESTADOR DE SERVICIOS</w:t>
+      </w:r>
+      <w:r>
+        <w:rPr>
+          <w:rFonts w:ascii="Avenir Book" w:eastAsia="Times New Roman" w:hAnsi="Avenir Book" w:cs="Times New Roman"/>
+          <w:sz w:val="21"/>
+          <w:szCs w:val="21"/>
+          <w:lang w:eastAsia="en-US"/>
+        </w:rPr>
+        <w:t>” también tendrá derecho a exigir al “CLIENTE” que indemnice por todos los daños y perjuicios que cause, incluyendo los daños compensatorios, los daños punitivos y los gastos razonables en que incurra “</w:t>
+      </w:r>
+      <w:r>
+        <w:rPr>
+          <w:rFonts w:ascii="Avenir Book" w:eastAsia="Times New Roman" w:hAnsi="Avenir Book" w:cs="Times New Roman"/>
+          <w:sz w:val="21"/>
+          <w:szCs w:val="21"/>
+          <w:lang w:eastAsia="en-US"/>
+        </w:rPr>
+        <w:t>EL PRESTADOR DE SERVICIOS</w:t>
+      </w:r>
+      <w:r>
+        <w:rPr>
+          <w:rFonts w:ascii="Avenir Book" w:eastAsia="Times New Roman" w:hAnsi="Avenir Book" w:cs="Times New Roman"/>
+          <w:sz w:val="21"/>
+          <w:szCs w:val="21"/>
+          <w:lang w:eastAsia="en-US"/>
+        </w:rPr>
+        <w:t>” para hacer valer sus derechos.</w:t>
+      </w:r>
+    </w:p>
+    <w:p>
+      <w:pPr>
+        <w:spacing w:after="0" w:line="240" w:lineRule="auto"/>
+        <w:jc w:val="both"/>
+        <w:rPr>
+          <w:rFonts w:ascii="Avenir Book" w:eastAsia="Times New Roman" w:hAnsi="Avenir Book" w:cs="Times New Roman"/>
+          <w:b/>
+          <w:sz w:val="21"/>
+          <w:szCs w:val="21"/>
+          <w:lang w:eastAsia="en-US"/>
+        </w:rPr>
+      </w:pPr>
+      <w:r>
+        <w:rPr>
+          <w:rFonts w:ascii="Avenir Book" w:eastAsia="Times New Roman" w:hAnsi="Avenir Book" w:cs="Times New Roman"/>
+          <w:b/>
+          <w:sz w:val="21"/>
+          <w:szCs w:val="21"/>
+          <w:lang w:eastAsia="en-US"/>
+        </w:rPr>
+        <w:t xml:space="preserve">DÉCIMA QUINTA. - TRATAMIENTO DE LA INFORMACIÓN Y DATOS PERSONALES. </w:t>
+      </w:r>
+    </w:p>
+    <w:p>
+      <w:pPr>
+        <w:spacing w:after="0" w:line="240" w:lineRule="auto"/>
+        <w:jc w:val="both"/>
+        <w:rPr>
+          <w:rFonts w:ascii="Avenir Book" w:eastAsia="Times New Roman" w:hAnsi="Avenir Book" w:cs="Times New Roman"/>
+          <w:b/>
+          <w:sz w:val="21"/>
+          <w:szCs w:val="21"/>
+          <w:lang w:eastAsia="en-US"/>
+        </w:rPr>
+      </w:pPr>
+    </w:p>
+    <w:p>
+      <w:pPr>
+        <w:spacing w:after="0" w:line="240" w:lineRule="auto"/>
+        <w:jc w:val="both"/>
+        <w:rPr>
+          <w:rFonts w:ascii="Avenir Book" w:eastAsia="Times New Roman" w:hAnsi="Avenir Book" w:cs="Times New Roman"/>
+          <w:sz w:val="21"/>
+          <w:szCs w:val="21"/>
+          <w:lang w:eastAsia="en-US"/>
+        </w:rPr>
+      </w:pPr>
+      <w:r>
+        <w:rPr>
+          <w:rFonts w:ascii="Avenir Book" w:eastAsia="Times New Roman" w:hAnsi="Avenir Book" w:cs="Times New Roman"/>
+          <w:sz w:val="21"/>
+          <w:szCs w:val="21"/>
+          <w:lang w:eastAsia="en-US"/>
+        </w:rPr>
+        <w:t>“LAS PARTES” manifiestan que la información a la que puedan acceder de su contraria será considerada información confidencial y de propiedad exclusiva de la misma, por lo que se comprometen a no divulgarla a terceros ni a hacer mal uso de la misma; comprometiéndose desde este momento a mantener la información bajo estricta confidencialidad y a utilizarla única y exclusivamente para dar el debido cumplimiento a las obligaciones establecidas a su cargo en el presente contrato, comprometiéndose desde este momento a no utilizar la información proporcionada por su contraria para efectuar cualquier tipo de competencia desleal.</w:t>
+      </w:r>
+    </w:p>
+    <w:p>
+      <w:pPr>
+        <w:spacing w:after="0" w:line="240" w:lineRule="auto"/>
+        <w:jc w:val="both"/>
+        <w:rPr>
+          <w:rFonts w:ascii="Avenir Book" w:eastAsia="Times New Roman" w:hAnsi="Avenir Book" w:cs="Times New Roman"/>
+          <w:sz w:val="21"/>
+          <w:szCs w:val="21"/>
+          <w:lang w:eastAsia="en-US"/>
+        </w:rPr>
+      </w:pPr>
+    </w:p>
+    <w:p>
+      <w:pPr>
+        <w:spacing w:after="0" w:line="240" w:lineRule="auto"/>
+        <w:jc w:val="both"/>
+        <w:rPr>
+          <w:rFonts w:ascii="Avenir Book" w:eastAsia="Times New Roman" w:hAnsi="Avenir Book" w:cs="Times New Roman"/>
+          <w:sz w:val="21"/>
+          <w:szCs w:val="21"/>
+          <w:lang w:eastAsia="en-US"/>
+        </w:rPr>
+      </w:pPr>
+      <w:r>
+        <w:rPr>
+          <w:rFonts w:ascii="Avenir Book" w:eastAsia="Times New Roman" w:hAnsi="Avenir Book" w:cs="Times New Roman"/>
+          <w:sz w:val="21"/>
+          <w:szCs w:val="21"/>
+          <w:lang w:eastAsia="en-US"/>
+        </w:rPr>
+        <w:t xml:space="preserve">A manera de excepción, no se le podrá dar el tratamiento de información confidencial a la información que sea del dominio público o la que sea requerida a “LAS PARTES” por cualquier autoridad jurisdiccional en virtud de algún procedimiento en el que se encuentren involucrados. </w:t>
+      </w:r>
+    </w:p>
+    <w:p>
+      <w:pPr>
+        <w:spacing w:after="0" w:line="240" w:lineRule="auto"/>
+        <w:jc w:val="both"/>
+        <w:rPr>
+          <w:rFonts w:ascii="Avenir Book" w:eastAsia="Times New Roman" w:hAnsi="Avenir Book" w:cs="Times New Roman"/>
+          <w:sz w:val="21"/>
+          <w:szCs w:val="21"/>
+          <w:lang w:eastAsia="en-US"/>
+        </w:rPr>
+      </w:pPr>
+    </w:p>
+    <w:p>
+      <w:pPr>
+        <w:spacing w:after="0" w:line="240" w:lineRule="auto"/>
+        <w:jc w:val="both"/>
+        <w:rPr>
+          <w:rFonts w:ascii="Avenir Book" w:eastAsia="Times New Roman" w:hAnsi="Avenir Book" w:cs="Times New Roman"/>
+          <w:sz w:val="21"/>
+          <w:szCs w:val="21"/>
+          <w:lang w:eastAsia="en-US"/>
+        </w:rPr>
+      </w:pPr>
+      <w:r>
+        <w:rPr>
+          <w:rFonts w:ascii="Avenir Book" w:eastAsia="Times New Roman" w:hAnsi="Avenir Book" w:cs="Times New Roman"/>
+          <w:sz w:val="21"/>
+          <w:szCs w:val="21"/>
+          <w:lang w:eastAsia="en-US"/>
+        </w:rPr>
+        <w:t>De igual forma, “LAS PARTES” independientemente de la causa o la fecha de terminación del presente contrato, se comprometen a seguir cumpliendo con la obligación de confidencialidad que tienen respecto a la información y datos de su contraria.</w:t>
+      </w:r>
+    </w:p>
+    <w:p>
+      <w:pPr>
+        <w:spacing w:after="0" w:line="240" w:lineRule="auto"/>
+        <w:jc w:val="both"/>
+        <w:rPr>
+          <w:rFonts w:ascii="Avenir Book" w:eastAsia="Times New Roman" w:hAnsi="Avenir Book" w:cs="Times New Roman"/>
+          <w:sz w:val="21"/>
+          <w:szCs w:val="21"/>
+          <w:lang w:eastAsia="en-US"/>
+        </w:rPr>
+      </w:pPr>
+    </w:p>
+    <w:p>
+      <w:pPr>
+        <w:spacing w:after="0" w:line="240" w:lineRule="auto"/>
+        <w:jc w:val="both"/>
+        <w:rPr>
+          <w:rFonts w:ascii="Avenir Book" w:eastAsia="Times New Roman" w:hAnsi="Avenir Book" w:cs="Times New Roman"/>
+          <w:sz w:val="21"/>
+          <w:szCs w:val="21"/>
+          <w:lang w:eastAsia="en-US"/>
+        </w:rPr>
+      </w:pPr>
+      <w:r>
+        <w:rPr>
+          <w:rFonts w:ascii="Avenir Book" w:eastAsia="Times New Roman" w:hAnsi="Avenir Book" w:cs="Times New Roman"/>
+          <w:sz w:val="21"/>
+          <w:szCs w:val="21"/>
+          <w:lang w:eastAsia="en-US"/>
+        </w:rPr>
+        <w:t>En virtud de lo anterior, cada una de “LAS PARTES” se obliga a sacar en paz y a salvo o en su caso a indemnizar a la parte afectada de cualquier acción, reclamación o procedimiento de cualquier naturaleza, que derive del mal uso o indebido tratamiento de los datos personales o de la información confidencial proporcionada.</w:t>
+      </w:r>
+    </w:p>
+    <w:p>
+      <w:pPr>
+        <w:spacing w:after="0" w:line="240" w:lineRule="auto"/>
+        <w:jc w:val="both"/>
+        <w:rPr>
+          <w:rFonts w:ascii="Avenir Book" w:eastAsia="Times New Roman" w:hAnsi="Avenir Book" w:cs="Times New Roman"/>
+          <w:sz w:val="21"/>
+          <w:szCs w:val="21"/>
+          <w:lang w:eastAsia="en-US"/>
+        </w:rPr>
+      </w:pPr>
+    </w:p>
+    <w:p>
+      <w:pPr>
+        <w:spacing w:after="0" w:line="240" w:lineRule="auto"/>
+        <w:jc w:val="both"/>
+        <w:rPr>
+          <w:rFonts w:ascii="Avenir Book" w:eastAsia="Times New Roman" w:hAnsi="Avenir Book" w:cs="Times New Roman"/>
+          <w:b/>
+          <w:sz w:val="21"/>
+          <w:szCs w:val="21"/>
+          <w:lang w:eastAsia="en-US"/>
+        </w:rPr>
+      </w:pPr>
+      <w:r>
+        <w:rPr>
+          <w:rFonts w:ascii="Avenir Book" w:eastAsia="Times New Roman" w:hAnsi="Avenir Book" w:cs="Times New Roman"/>
+          <w:b/>
+          <w:sz w:val="21"/>
+          <w:szCs w:val="21"/>
+          <w:lang w:eastAsia="en-US"/>
+        </w:rPr>
+        <w:t xml:space="preserve">DÉCIMA SEXTA. - MODIFICACIONES.  </w:t>
+      </w:r>
+    </w:p>
+    <w:p>
+      <w:pPr>
+        <w:spacing w:after="0" w:line="240" w:lineRule="auto"/>
+        <w:jc w:val="both"/>
+        <w:rPr>
+          <w:rFonts w:ascii="Avenir Book" w:eastAsia="Times New Roman" w:hAnsi="Avenir Book" w:cs="Times New Roman"/>
+          <w:sz w:val="21"/>
+          <w:szCs w:val="21"/>
+          <w:lang w:eastAsia="en-US"/>
+        </w:rPr>
+      </w:pPr>
+    </w:p>
+    <w:p>
+      <w:pPr>
+        <w:spacing w:after="0" w:line="240" w:lineRule="auto"/>
+        <w:jc w:val="both"/>
+        <w:rPr>
+          <w:rFonts w:ascii="Avenir Book" w:eastAsia="Times New Roman" w:hAnsi="Avenir Book" w:cs="Times New Roman"/>
+          <w:sz w:val="21"/>
+          <w:szCs w:val="21"/>
+          <w:lang w:eastAsia="en-US"/>
+        </w:rPr>
+      </w:pPr>
+      <w:r>
+        <w:rPr>
+          <w:rFonts w:ascii="Avenir Book" w:eastAsia="Times New Roman" w:hAnsi="Avenir Book" w:cs="Times New Roman"/>
+          <w:sz w:val="21"/>
+          <w:szCs w:val="21"/>
+          <w:lang w:eastAsia="en-US"/>
+        </w:rPr>
+        <w:t>Cualquier cambio, adición o modificación de cualquier índole que "LAS PARTES" acuerden con respecto al presente contrato o sus anexos deberá constar por escrito.</w:t>
+      </w:r>
+    </w:p>
+    <w:p>
+      <w:pPr>
+        <w:spacing w:after="0" w:line="240" w:lineRule="auto"/>
+        <w:jc w:val="both"/>
+        <w:rPr>
+          <w:rFonts w:ascii="Avenir Book" w:eastAsia="Times New Roman" w:hAnsi="Avenir Book" w:cs="Times New Roman"/>
+          <w:sz w:val="21"/>
+          <w:szCs w:val="21"/>
+          <w:lang w:eastAsia="en-US"/>
+        </w:rPr>
+      </w:pPr>
+    </w:p>
+    <w:p>
+      <w:pPr>
+        <w:spacing w:after="0" w:line="240" w:lineRule="auto"/>
+        <w:jc w:val="both"/>
+        <w:rPr>
+          <w:rFonts w:ascii="Avenir Book" w:eastAsia="Times New Roman" w:hAnsi="Avenir Book" w:cs="Times New Roman"/>
+          <w:sz w:val="21"/>
+          <w:szCs w:val="21"/>
+          <w:lang w:eastAsia="en-US"/>
+        </w:rPr>
+      </w:pPr>
+      <w:r>
+        <w:rPr>
+          <w:rFonts w:ascii="Avenir Book" w:eastAsia="Times New Roman" w:hAnsi="Avenir Book" w:cs="Times New Roman"/>
+          <w:sz w:val="21"/>
+          <w:szCs w:val="21"/>
+          <w:lang w:eastAsia="en-US"/>
+        </w:rPr>
+        <w:lastRenderedPageBreak/>
+        <w:t>Dichas modificaciones deben ser debidamente firmadas por los representantes legales de ambas partes para que sean consideradas válidas y vinculantes.</w:t>
+      </w:r>
+    </w:p>
+    <w:p>
+      <w:pPr>
+        <w:spacing w:after="0" w:line="240" w:lineRule="auto"/>
+        <w:jc w:val="both"/>
+        <w:rPr>
+          <w:rFonts w:ascii="Avenir Book" w:eastAsia="Times New Roman" w:hAnsi="Avenir Book" w:cs="Times New Roman"/>
+          <w:sz w:val="21"/>
+          <w:szCs w:val="21"/>
+          <w:lang w:eastAsia="en-US"/>
+        </w:rPr>
+      </w:pPr>
+    </w:p>
+    <w:p>
+      <w:pPr>
+        <w:spacing w:after="0" w:line="240" w:lineRule="auto"/>
+        <w:jc w:val="both"/>
+        <w:rPr>
+          <w:rFonts w:ascii="Avenir Book" w:eastAsia="Times New Roman" w:hAnsi="Avenir Book" w:cs="Times New Roman"/>
+          <w:sz w:val="21"/>
+          <w:szCs w:val="21"/>
+          <w:lang w:eastAsia="en-US"/>
+        </w:rPr>
+      </w:pPr>
+      <w:r>
+        <w:rPr>
+          <w:rFonts w:ascii="Avenir Book" w:eastAsia="Times New Roman" w:hAnsi="Avenir Book" w:cs="Times New Roman"/>
+          <w:sz w:val="21"/>
+          <w:szCs w:val="21"/>
+          <w:lang w:eastAsia="en-US"/>
+        </w:rPr>
+        <w:t>Las partes acuerdan que cualquier propuesta de modificación será presentada por escrito, detallando claramente la naturaleza y razones de la modificación propuesta.</w:t>
+      </w:r>
+    </w:p>
+    <w:p>
+      <w:pPr>
+        <w:spacing w:after="0" w:line="240" w:lineRule="auto"/>
+        <w:jc w:val="both"/>
+        <w:rPr>
+          <w:rFonts w:ascii="Avenir Book" w:eastAsia="Times New Roman" w:hAnsi="Avenir Book" w:cs="Times New Roman"/>
+          <w:sz w:val="21"/>
+          <w:szCs w:val="21"/>
+          <w:lang w:eastAsia="en-US"/>
+        </w:rPr>
+      </w:pPr>
+    </w:p>
+    <w:p>
+      <w:pPr>
+        <w:spacing w:after="0" w:line="240" w:lineRule="auto"/>
+        <w:jc w:val="both"/>
+        <w:rPr>
+          <w:rFonts w:ascii="Avenir Book" w:eastAsia="Times New Roman" w:hAnsi="Avenir Book" w:cs="Times New Roman"/>
+          <w:sz w:val="21"/>
+          <w:szCs w:val="21"/>
+          <w:lang w:eastAsia="en-US"/>
+        </w:rPr>
+      </w:pPr>
+      <w:r>
+        <w:rPr>
+          <w:rFonts w:ascii="Avenir Book" w:eastAsia="Times New Roman" w:hAnsi="Avenir Book" w:cs="Times New Roman"/>
+          <w:sz w:val="21"/>
+          <w:szCs w:val="21"/>
+          <w:lang w:eastAsia="en-US"/>
+        </w:rPr>
+        <w:t>Ambas partes se comprometen a evaluar de buena fe cualquier propuesta de modificación y a realizar esfuerzos razonables para llegar a un acuerdo mutuo.</w:t>
+      </w:r>
+    </w:p>
+    <w:p>
+      <w:pPr>
+        <w:spacing w:after="0" w:line="240" w:lineRule="auto"/>
+        <w:jc w:val="both"/>
+        <w:rPr>
+          <w:rFonts w:ascii="Avenir Book" w:eastAsia="Times New Roman" w:hAnsi="Avenir Book" w:cs="Times New Roman"/>
+          <w:sz w:val="21"/>
+          <w:szCs w:val="21"/>
+          <w:lang w:eastAsia="en-US"/>
+        </w:rPr>
+      </w:pPr>
+    </w:p>
+    <w:p>
+      <w:pPr>
+        <w:spacing w:after="0" w:line="240" w:lineRule="auto"/>
+        <w:jc w:val="both"/>
+        <w:rPr>
+          <w:rFonts w:ascii="Avenir Book" w:eastAsia="Times New Roman" w:hAnsi="Avenir Book" w:cs="Times New Roman"/>
+          <w:sz w:val="21"/>
+          <w:szCs w:val="21"/>
+          <w:lang w:eastAsia="en-US"/>
+        </w:rPr>
+      </w:pPr>
+      <w:r>
+        <w:rPr>
+          <w:rFonts w:ascii="Avenir Book" w:eastAsia="Times New Roman" w:hAnsi="Avenir Book" w:cs="Times New Roman"/>
+          <w:sz w:val="21"/>
+          <w:szCs w:val="21"/>
+          <w:lang w:eastAsia="en-US"/>
+        </w:rPr>
+        <w:t>Las modificaciones propuestas serán consideradas válidas únicamente si están firmadas por los representantes legales de ambas partes.</w:t>
+      </w:r>
+    </w:p>
+    <w:p>
+      <w:pPr>
+        <w:spacing w:after="0" w:line="240" w:lineRule="auto"/>
+        <w:jc w:val="both"/>
+        <w:rPr>
+          <w:rFonts w:ascii="Avenir Book" w:eastAsia="Times New Roman" w:hAnsi="Avenir Book" w:cs="Times New Roman"/>
+          <w:sz w:val="21"/>
+          <w:szCs w:val="21"/>
+          <w:lang w:eastAsia="en-US"/>
+        </w:rPr>
+      </w:pPr>
+    </w:p>
+    <w:p>
+      <w:pPr>
+        <w:spacing w:after="0" w:line="240" w:lineRule="auto"/>
+        <w:jc w:val="both"/>
+        <w:rPr>
+          <w:rFonts w:ascii="Avenir Book" w:eastAsia="Times New Roman" w:hAnsi="Avenir Book" w:cs="Times New Roman"/>
+          <w:sz w:val="21"/>
+          <w:szCs w:val="21"/>
+          <w:lang w:eastAsia="en-US"/>
+        </w:rPr>
+      </w:pPr>
+      <w:r>
+        <w:rPr>
+          <w:rFonts w:ascii="Avenir Book" w:eastAsia="Times New Roman" w:hAnsi="Avenir Book" w:cs="Times New Roman"/>
+          <w:sz w:val="21"/>
+          <w:szCs w:val="21"/>
+          <w:lang w:eastAsia="en-US"/>
+        </w:rPr>
+        <w:t>Las firmas electrónicas o digitales, cuando sea aplicable y reconocido por la legislación vigente, tendrán el mismo valor que las firmas manuscritas para efectos de validación de las modificaciones.</w:t>
+      </w:r>
+    </w:p>
+    <w:p>
+      <w:pPr>
+        <w:spacing w:after="0" w:line="240" w:lineRule="auto"/>
+        <w:jc w:val="both"/>
+        <w:rPr>
+          <w:rFonts w:ascii="Avenir Book" w:eastAsia="Times New Roman" w:hAnsi="Avenir Book" w:cs="Times New Roman"/>
+          <w:sz w:val="21"/>
+          <w:szCs w:val="21"/>
+          <w:lang w:eastAsia="en-US"/>
+        </w:rPr>
+      </w:pPr>
+    </w:p>
+    <w:p>
+      <w:pPr>
+        <w:spacing w:after="0" w:line="240" w:lineRule="auto"/>
+        <w:jc w:val="both"/>
+        <w:rPr>
+          <w:rFonts w:ascii="Avenir Book" w:eastAsia="Times New Roman" w:hAnsi="Avenir Book" w:cs="Times New Roman"/>
+          <w:b/>
+          <w:sz w:val="21"/>
+          <w:szCs w:val="21"/>
+          <w:lang w:eastAsia="en-US"/>
+        </w:rPr>
+      </w:pPr>
+      <w:r>
+        <w:rPr>
+          <w:rFonts w:ascii="Avenir Book" w:eastAsia="Times New Roman" w:hAnsi="Avenir Book" w:cs="Times New Roman"/>
+          <w:b/>
+          <w:bCs/>
+          <w:sz w:val="21"/>
+          <w:szCs w:val="21"/>
+          <w:lang w:eastAsia="en-US"/>
+        </w:rPr>
+        <w:t>DÉCIMA SÉPTIMA</w:t>
+      </w:r>
+      <w:r>
+        <w:rPr>
+          <w:rFonts w:ascii="Avenir Book" w:eastAsia="Times New Roman" w:hAnsi="Avenir Book" w:cs="Times New Roman"/>
+          <w:b/>
+          <w:sz w:val="21"/>
+          <w:szCs w:val="21"/>
+          <w:lang w:eastAsia="en-US"/>
+        </w:rPr>
+        <w:t>. - NOTIFICACIONES.</w:t>
+      </w:r>
+    </w:p>
+    <w:p>
+      <w:pPr>
+        <w:spacing w:after="0" w:line="240" w:lineRule="auto"/>
+        <w:jc w:val="both"/>
+        <w:rPr>
+          <w:rFonts w:ascii="Avenir Book" w:eastAsia="Times New Roman" w:hAnsi="Avenir Book" w:cs="Times New Roman"/>
+          <w:b/>
+          <w:sz w:val="21"/>
+          <w:szCs w:val="21"/>
+          <w:lang w:eastAsia="en-US"/>
+        </w:rPr>
+      </w:pPr>
+    </w:p>
+    <w:p>
+      <w:pPr>
+        <w:spacing w:after="0" w:line="240" w:lineRule="auto"/>
+        <w:jc w:val="both"/>
+        <w:rPr>
+          <w:rFonts w:ascii="Avenir Book" w:eastAsia="Times New Roman" w:hAnsi="Avenir Book" w:cs="Times New Roman"/>
+          <w:sz w:val="21"/>
+          <w:szCs w:val="21"/>
+          <w:lang w:eastAsia="en-US"/>
+        </w:rPr>
+      </w:pPr>
+      <w:r>
+        <w:rPr>
+          <w:rFonts w:ascii="Avenir Book" w:eastAsia="Times New Roman" w:hAnsi="Avenir Book" w:cs="Times New Roman"/>
+          <w:sz w:val="21"/>
+          <w:szCs w:val="21"/>
+          <w:lang w:eastAsia="en-US"/>
+        </w:rPr>
+        <w:t>Las notificaciones que tengan que hacerse “LAS PARTES” relacionadas con el presente contrato, deberán de hacerse por escrito con acuse de recibo de la contraria, o en su defecto por correo electrónico a las direcciones que se señalan más adelante; las notificaciones surtirán sus efectos al haberse firmado de recibido en el domicilio de la parte que recibe la notificación o si se hubiere hecho la notificación vía correo electrónico, la notificación surtirá sus efectos al momento de la recepción del mismo en la dirección correspondiente.</w:t>
+      </w:r>
+    </w:p>
+    <w:p>
+      <w:pPr>
+        <w:spacing w:after="0" w:line="240" w:lineRule="auto"/>
+        <w:jc w:val="both"/>
+        <w:rPr>
+          <w:rFonts w:ascii="Avenir Book" w:eastAsia="Times New Roman" w:hAnsi="Avenir Book" w:cs="Times New Roman"/>
+          <w:sz w:val="21"/>
+          <w:szCs w:val="21"/>
+          <w:lang w:eastAsia="en-US"/>
+        </w:rPr>
+      </w:pPr>
+      <w:r>
+        <w:rPr>
+          <w:rFonts w:ascii="Avenir Book" w:eastAsia="Times New Roman" w:hAnsi="Avenir Book" w:cs="Times New Roman"/>
+          <w:sz w:val="21"/>
+          <w:szCs w:val="21"/>
+          <w:lang w:eastAsia="en-US"/>
+        </w:rPr>
+        <w:t xml:space="preserve"> </w:t>
+      </w:r>
     </w:p>
     <w:p>
       <w:pPr>
@@ -7081,827 +7678,11 @@
       <w:r>
         <w:rPr>
           <w:rFonts w:ascii="Avenir Book" w:eastAsia="Times New Roman" w:hAnsi="Avenir Book" w:cs="Times New Roman"/>
-          <w:color w:val="FF0000"/>
-          <w:sz w:val="21"/>
-          <w:szCs w:val="21"/>
-          <w:lang w:eastAsia="en-US"/>
-        </w:rPr>
-        <w:t>{{EL_CLIENTE}}</w:t>
-      </w:r>
-      <w:r>
-        <w:rPr>
-          <w:rFonts w:ascii="Avenir Book" w:eastAsia="Times New Roman" w:hAnsi="Avenir Book" w:cs="Times New Roman"/>
-          <w:sz w:val="21"/>
-          <w:szCs w:val="21"/>
-          <w:lang w:eastAsia="en-US"/>
-        </w:rPr>
-        <w:t>” se obliga a no usar, reproducir, divulgar o de cualquier otra forma violar los derechos de propiedad intelectual de “</w:t>
-      </w:r>
-      <w:r>
-        <w:rPr>
-          <w:rFonts w:ascii="Avenir Book" w:eastAsia="Times New Roman" w:hAnsi="Avenir Book" w:cs="Times New Roman"/>
-          <w:color w:val="FF0000"/>
-          <w:sz w:val="21"/>
-          <w:szCs w:val="21"/>
-          <w:lang w:eastAsia="en-US"/>
-        </w:rPr>
-        <w:t>{{EL_PRESTADOR_DE_SERVICIOS}}</w:t>
-      </w:r>
-      <w:r>
-        <w:rPr>
-          <w:rFonts w:ascii="Avenir Book" w:eastAsia="Times New Roman" w:hAnsi="Avenir Book" w:cs="Times New Roman"/>
-          <w:sz w:val="21"/>
-          <w:szCs w:val="21"/>
-          <w:lang w:eastAsia="en-US"/>
-        </w:rPr>
-        <w:t>”, salvo en la medida en que sea estrictamente necesario para la ejecución del presente contrato.</w:t>
-      </w:r>
-    </w:p>
-    <w:p>
-      <w:pPr>
-        <w:spacing w:after="0" w:line="240" w:lineRule="auto"/>
-        <w:jc w:val="both"/>
-        <w:rPr>
-          <w:rFonts w:ascii="Avenir Book" w:eastAsia="Times New Roman" w:hAnsi="Avenir Book" w:cs="Times New Roman"/>
-          <w:sz w:val="21"/>
-          <w:szCs w:val="21"/>
-          <w:lang w:eastAsia="en-US"/>
-        </w:rPr>
-      </w:pPr>
-    </w:p>
-    <w:p>
-      <w:pPr>
-        <w:spacing w:after="0" w:line="240" w:lineRule="auto"/>
-        <w:jc w:val="both"/>
-        <w:rPr>
-          <w:rFonts w:ascii="Avenir Book" w:eastAsia="Times New Roman" w:hAnsi="Avenir Book" w:cs="Times New Roman"/>
-          <w:sz w:val="21"/>
-          <w:szCs w:val="21"/>
-          <w:lang w:eastAsia="en-US"/>
-        </w:rPr>
-      </w:pPr>
-      <w:r>
-        <w:rPr>
-          <w:rFonts w:ascii="Avenir Book" w:eastAsia="Times New Roman" w:hAnsi="Avenir Book" w:cs="Times New Roman"/>
-          <w:sz w:val="21"/>
-          <w:szCs w:val="21"/>
-          <w:lang w:eastAsia="en-US"/>
-        </w:rPr>
-        <w:t>“</w:t>
-      </w:r>
-      <w:r>
-        <w:rPr>
-          <w:rFonts w:ascii="Avenir Book" w:eastAsia="Times New Roman" w:hAnsi="Avenir Book" w:cs="Times New Roman"/>
-          <w:color w:val="FF0000"/>
-          <w:sz w:val="21"/>
-          <w:szCs w:val="21"/>
-          <w:lang w:eastAsia="en-US"/>
-        </w:rPr>
-        <w:t>{{EL_CLIENTE}}</w:t>
-      </w:r>
-      <w:r>
-        <w:rPr>
-          <w:rFonts w:ascii="Avenir Book" w:eastAsia="Times New Roman" w:hAnsi="Avenir Book" w:cs="Times New Roman"/>
-          <w:sz w:val="21"/>
-          <w:szCs w:val="21"/>
-          <w:lang w:eastAsia="en-US"/>
-        </w:rPr>
-        <w:t>” será responsable de cualquier daño o perjuicio que cause al “</w:t>
-      </w:r>
-      <w:r>
-        <w:rPr>
-          <w:rFonts w:ascii="Avenir Book" w:eastAsia="Times New Roman" w:hAnsi="Avenir Book" w:cs="Times New Roman"/>
-          <w:color w:val="FF0000"/>
-          <w:sz w:val="21"/>
-          <w:szCs w:val="21"/>
-          <w:lang w:eastAsia="en-US"/>
-        </w:rPr>
-        <w:t>{{EL_PRESTADOR_DE_SERVICIOS}}</w:t>
-      </w:r>
-      <w:r>
-        <w:rPr>
-          <w:rFonts w:ascii="Avenir Book" w:eastAsia="Times New Roman" w:hAnsi="Avenir Book" w:cs="Times New Roman"/>
-          <w:sz w:val="21"/>
-          <w:szCs w:val="21"/>
-          <w:lang w:eastAsia="en-US"/>
-        </w:rPr>
-        <w:t>” como consecuencia del incumplimiento de lo dispuesto en esta cláusula.</w:t>
-      </w:r>
-    </w:p>
-    <w:p>
-      <w:pPr>
-        <w:spacing w:after="0" w:line="240" w:lineRule="auto"/>
-        <w:jc w:val="both"/>
-        <w:rPr>
-          <w:rFonts w:ascii="Avenir Book" w:eastAsia="Times New Roman" w:hAnsi="Avenir Book" w:cs="Times New Roman"/>
-          <w:sz w:val="21"/>
-          <w:szCs w:val="21"/>
-          <w:lang w:eastAsia="en-US"/>
-        </w:rPr>
-      </w:pPr>
-    </w:p>
-    <w:p>
-      <w:pPr>
-        <w:spacing w:after="0" w:line="240" w:lineRule="auto"/>
-        <w:jc w:val="both"/>
-        <w:rPr>
-          <w:rFonts w:ascii="Avenir Book" w:eastAsia="Times New Roman" w:hAnsi="Avenir Book" w:cs="Times New Roman"/>
-          <w:sz w:val="21"/>
-          <w:szCs w:val="21"/>
-          <w:lang w:eastAsia="en-US"/>
-        </w:rPr>
-      </w:pPr>
-      <w:r>
-        <w:rPr>
-          <w:rFonts w:ascii="Avenir Book" w:eastAsia="Times New Roman" w:hAnsi="Avenir Book" w:cs="Times New Roman"/>
-          <w:sz w:val="21"/>
-          <w:szCs w:val="21"/>
-          <w:lang w:eastAsia="en-US"/>
-        </w:rPr>
-        <w:t>La responsabilidad de “</w:t>
-      </w:r>
-      <w:r>
-        <w:rPr>
-          <w:rFonts w:ascii="Avenir Book" w:eastAsia="Times New Roman" w:hAnsi="Avenir Book" w:cs="Times New Roman"/>
-          <w:color w:val="FF0000"/>
-          <w:sz w:val="21"/>
-          <w:szCs w:val="21"/>
-          <w:lang w:eastAsia="en-US"/>
-        </w:rPr>
-        <w:t>{{EL_CLIENTE}}</w:t>
-      </w:r>
-      <w:r>
-        <w:rPr>
-          <w:rFonts w:ascii="Avenir Book" w:eastAsia="Times New Roman" w:hAnsi="Avenir Book" w:cs="Times New Roman"/>
-          <w:sz w:val="21"/>
-          <w:szCs w:val="21"/>
-          <w:lang w:eastAsia="en-US"/>
-        </w:rPr>
-        <w:t xml:space="preserve">” incluirá, sin limitación, los daños compensatorios, los daños punitivos y los gastos razonables en que incurra </w:t>
-      </w:r>
-      <w:r>
-        <w:rPr>
-          <w:rFonts w:ascii="Avenir Book" w:eastAsia="Times New Roman" w:hAnsi="Avenir Book" w:cs="Times New Roman"/>
-          <w:color w:val="FF0000"/>
-          <w:sz w:val="21"/>
-          <w:szCs w:val="21"/>
-          <w:lang w:eastAsia="en-US"/>
-        </w:rPr>
-        <w:t>{{EL_PRESTADOR_DE_SERVICIOS}}</w:t>
-      </w:r>
-      <w:r>
-        <w:rPr>
-          <w:rFonts w:ascii="Avenir Book" w:eastAsia="Times New Roman" w:hAnsi="Avenir Book" w:cs="Times New Roman"/>
-          <w:sz w:val="21"/>
-          <w:szCs w:val="21"/>
-          <w:lang w:eastAsia="en-US"/>
-        </w:rPr>
-        <w:t xml:space="preserve"> para hacer valer sus derechos.</w:t>
-      </w:r>
-    </w:p>
-    <w:p>
-      <w:pPr>
-        <w:spacing w:after="0" w:line="240" w:lineRule="auto"/>
-        <w:jc w:val="both"/>
-        <w:rPr>
-          <w:rFonts w:ascii="Avenir Book" w:eastAsia="Times New Roman" w:hAnsi="Avenir Book" w:cs="Times New Roman"/>
-          <w:sz w:val="21"/>
-          <w:szCs w:val="21"/>
-          <w:lang w:eastAsia="en-US"/>
-        </w:rPr>
-      </w:pPr>
-    </w:p>
-    <w:p>
-      <w:pPr>
-        <w:spacing w:after="0" w:line="240" w:lineRule="auto"/>
-        <w:jc w:val="both"/>
-        <w:rPr>
-          <w:rFonts w:ascii="Avenir Book" w:eastAsia="Times New Roman" w:hAnsi="Avenir Book" w:cs="Times New Roman"/>
-          <w:sz w:val="21"/>
-          <w:szCs w:val="21"/>
-          <w:lang w:eastAsia="en-US"/>
-        </w:rPr>
-      </w:pPr>
-      <w:r>
-        <w:rPr>
-          <w:rFonts w:ascii="Avenir Book" w:eastAsia="Times New Roman" w:hAnsi="Avenir Book" w:cs="Times New Roman"/>
-          <w:sz w:val="21"/>
-          <w:szCs w:val="21"/>
-          <w:lang w:eastAsia="en-US"/>
-        </w:rPr>
-        <w:t>“</w:t>
-      </w:r>
-      <w:r>
-        <w:rPr>
-          <w:rFonts w:ascii="Avenir Book" w:eastAsia="Times New Roman" w:hAnsi="Avenir Book" w:cs="Times New Roman"/>
-          <w:color w:val="FF0000"/>
-          <w:sz w:val="21"/>
-          <w:szCs w:val="21"/>
-          <w:lang w:eastAsia="en-US"/>
-        </w:rPr>
-        <w:t>{{EL_PRESTADOR_DE_SERVICIOS}}</w:t>
-      </w:r>
-      <w:r>
-        <w:rPr>
-          <w:rFonts w:ascii="Avenir Book" w:eastAsia="Times New Roman" w:hAnsi="Avenir Book" w:cs="Times New Roman"/>
-          <w:sz w:val="21"/>
-          <w:szCs w:val="21"/>
-          <w:lang w:eastAsia="en-US"/>
-        </w:rPr>
-        <w:t>” tendrá derecho a exigir al “CLIENTE” el cese inmediato de cualquier actividad que viole sus derechos de propiedad intelectual.</w:t>
-      </w:r>
-    </w:p>
-    <w:p>
-      <w:pPr>
-        <w:spacing w:after="0" w:line="240" w:lineRule="auto"/>
-        <w:jc w:val="both"/>
-        <w:rPr>
-          <w:rFonts w:ascii="Avenir Book" w:eastAsia="Times New Roman" w:hAnsi="Avenir Book" w:cs="Times New Roman"/>
-          <w:sz w:val="21"/>
-          <w:szCs w:val="21"/>
-          <w:lang w:eastAsia="en-US"/>
-        </w:rPr>
-      </w:pPr>
-    </w:p>
-    <w:p>
-      <w:pPr>
-        <w:spacing w:after="0" w:line="240" w:lineRule="auto"/>
-        <w:jc w:val="both"/>
-        <w:rPr>
-          <w:rFonts w:ascii="Avenir Book" w:eastAsia="Times New Roman" w:hAnsi="Avenir Book" w:cs="Times New Roman"/>
-          <w:sz w:val="21"/>
-          <w:szCs w:val="21"/>
-          <w:lang w:eastAsia="en-US"/>
-        </w:rPr>
-      </w:pPr>
-      <w:r>
-        <w:rPr>
-          <w:rFonts w:ascii="Avenir Book" w:eastAsia="Times New Roman" w:hAnsi="Avenir Book" w:cs="Times New Roman"/>
-          <w:sz w:val="21"/>
-          <w:szCs w:val="21"/>
-          <w:lang w:eastAsia="en-US"/>
-        </w:rPr>
-        <w:t>“</w:t>
-      </w:r>
-      <w:r>
-        <w:rPr>
-          <w:rFonts w:ascii="Avenir Book" w:eastAsia="Times New Roman" w:hAnsi="Avenir Book" w:cs="Times New Roman"/>
-          <w:color w:val="FF0000"/>
-          <w:sz w:val="21"/>
-          <w:szCs w:val="21"/>
-          <w:lang w:eastAsia="en-US"/>
-        </w:rPr>
-        <w:t>{{EL_PRESTADOR_DE_SERVICIOS}}</w:t>
-      </w:r>
-      <w:r>
-        <w:rPr>
-          <w:rFonts w:ascii="Avenir Book" w:eastAsia="Times New Roman" w:hAnsi="Avenir Book" w:cs="Times New Roman"/>
-          <w:sz w:val="21"/>
-          <w:szCs w:val="21"/>
-          <w:lang w:eastAsia="en-US"/>
-        </w:rPr>
-        <w:t>” también tendrá derecho a exigir al “CLIENTE” que indemnice por todos los daños y perjuicios que cause, incluyendo los daños compensatorios, los daños punitivos y los gastos razonables en que incurra “</w:t>
-      </w:r>
-      <w:r>
-        <w:rPr>
-          <w:rFonts w:ascii="Avenir Book" w:eastAsia="Times New Roman" w:hAnsi="Avenir Book" w:cs="Times New Roman"/>
-          <w:color w:val="FF0000"/>
-          <w:sz w:val="21"/>
-          <w:szCs w:val="21"/>
-          <w:lang w:eastAsia="en-US"/>
-        </w:rPr>
-        <w:t>{{EL_PRESTADOR_DE_SERVICIOS}}</w:t>
-      </w:r>
-      <w:r>
-        <w:rPr>
-          <w:rFonts w:ascii="Avenir Book" w:eastAsia="Times New Roman" w:hAnsi="Avenir Book" w:cs="Times New Roman"/>
-          <w:sz w:val="21"/>
-          <w:szCs w:val="21"/>
-          <w:lang w:eastAsia="en-US"/>
-        </w:rPr>
-        <w:t>” para hacer valer sus derechos.</w:t>
-      </w:r>
-    </w:p>
-    <w:p>
-      <w:pPr>
-        <w:spacing w:after="0" w:line="240" w:lineRule="auto"/>
-        <w:jc w:val="both"/>
-        <w:rPr>
-          <w:rFonts w:ascii="Avenir Book" w:eastAsia="Times New Roman" w:hAnsi="Avenir Book" w:cs="Times New Roman"/>
-          <w:b/>
-          <w:sz w:val="21"/>
-          <w:szCs w:val="21"/>
-          <w:lang w:eastAsia="en-US"/>
-        </w:rPr>
-      </w:pPr>
-      <w:r>
-        <w:rPr>
-          <w:rFonts w:ascii="Avenir Book" w:eastAsia="Times New Roman" w:hAnsi="Avenir Book" w:cs="Times New Roman"/>
-          <w:b/>
-          <w:sz w:val="21"/>
-          <w:szCs w:val="21"/>
-          <w:lang w:eastAsia="en-US"/>
-        </w:rPr>
-        <w:t xml:space="preserve">DÉCIMA QUINTA. - TRATAMIENTO DE LA INFORMACIÓN Y DATOS PERSONALES. </w:t>
-      </w:r>
-    </w:p>
-    <w:p>
-      <w:pPr>
-        <w:spacing w:after="0" w:line="240" w:lineRule="auto"/>
-        <w:jc w:val="both"/>
-        <w:rPr>
-          <w:rFonts w:ascii="Avenir Book" w:eastAsia="Times New Roman" w:hAnsi="Avenir Book" w:cs="Times New Roman"/>
-          <w:b/>
-          <w:sz w:val="21"/>
-          <w:szCs w:val="21"/>
-          <w:lang w:eastAsia="en-US"/>
-        </w:rPr>
-      </w:pPr>
-    </w:p>
-    <w:p>
-      <w:pPr>
-        <w:spacing w:after="0" w:line="240" w:lineRule="auto"/>
-        <w:jc w:val="both"/>
-        <w:rPr>
-          <w:rFonts w:ascii="Avenir Book" w:eastAsia="Times New Roman" w:hAnsi="Avenir Book" w:cs="Times New Roman"/>
-          <w:sz w:val="21"/>
-          <w:szCs w:val="21"/>
-          <w:lang w:eastAsia="en-US"/>
-        </w:rPr>
-      </w:pPr>
-      <w:r>
-        <w:rPr>
-          <w:rFonts w:ascii="Avenir Book" w:eastAsia="Times New Roman" w:hAnsi="Avenir Book" w:cs="Times New Roman"/>
-          <w:sz w:val="21"/>
-          <w:szCs w:val="21"/>
-          <w:lang w:eastAsia="en-US"/>
-        </w:rPr>
-        <w:t>“LAS PARTES” manifiestan que la información a la que puedan acceder de su contraria será considerada información confidencial y de propiedad exclusiva de la misma, por lo que se comprometen a no divulgarla a terceros ni a hacer mal uso de la misma; comprometiéndose desde este momento a mantener la información bajo estricta confidencialidad y a utilizarla única y exclusivamente para dar el debido cumplimiento a las obligaciones establecidas a su cargo en el presente contrato, comprometiéndose desde este momento a no utilizar la información proporcionada por su contraria para efectuar cualquier tipo de competencia desleal.</w:t>
-      </w:r>
-    </w:p>
-    <w:p>
-      <w:pPr>
-        <w:spacing w:after="0" w:line="240" w:lineRule="auto"/>
-        <w:jc w:val="both"/>
-        <w:rPr>
-          <w:rFonts w:ascii="Avenir Book" w:eastAsia="Times New Roman" w:hAnsi="Avenir Book" w:cs="Times New Roman"/>
-          <w:sz w:val="21"/>
-          <w:szCs w:val="21"/>
-          <w:lang w:eastAsia="en-US"/>
-        </w:rPr>
-      </w:pPr>
-    </w:p>
-    <w:p>
-      <w:pPr>
-        <w:spacing w:after="0" w:line="240" w:lineRule="auto"/>
-        <w:jc w:val="both"/>
-        <w:rPr>
-          <w:rFonts w:ascii="Avenir Book" w:eastAsia="Times New Roman" w:hAnsi="Avenir Book" w:cs="Times New Roman"/>
-          <w:sz w:val="21"/>
-          <w:szCs w:val="21"/>
-          <w:lang w:eastAsia="en-US"/>
-        </w:rPr>
-      </w:pPr>
-      <w:r>
-        <w:rPr>
-          <w:rFonts w:ascii="Avenir Book" w:eastAsia="Times New Roman" w:hAnsi="Avenir Book" w:cs="Times New Roman"/>
-          <w:sz w:val="21"/>
-          <w:szCs w:val="21"/>
-          <w:lang w:eastAsia="en-US"/>
-        </w:rPr>
-        <w:t xml:space="preserve">A manera de excepción, no se le podrá dar el tratamiento de información confidencial a la información que sea del dominio público o la que sea requerida a “LAS PARTES” por cualquier autoridad jurisdiccional en virtud de algún procedimiento en el que se encuentren involucrados. </w:t>
-      </w:r>
-    </w:p>
-    <w:p>
-      <w:pPr>
-        <w:spacing w:after="0" w:line="240" w:lineRule="auto"/>
-        <w:jc w:val="both"/>
-        <w:rPr>
-          <w:rFonts w:ascii="Avenir Book" w:eastAsia="Times New Roman" w:hAnsi="Avenir Book" w:cs="Times New Roman"/>
-          <w:sz w:val="21"/>
-          <w:szCs w:val="21"/>
-          <w:lang w:eastAsia="en-US"/>
-        </w:rPr>
-      </w:pPr>
-    </w:p>
-    <w:p>
-      <w:pPr>
-        <w:spacing w:after="0" w:line="240" w:lineRule="auto"/>
-        <w:jc w:val="both"/>
-        <w:rPr>
-          <w:rFonts w:ascii="Avenir Book" w:eastAsia="Times New Roman" w:hAnsi="Avenir Book" w:cs="Times New Roman"/>
-          <w:sz w:val="21"/>
-          <w:szCs w:val="21"/>
-          <w:lang w:eastAsia="en-US"/>
-        </w:rPr>
-      </w:pPr>
-      <w:r>
-        <w:rPr>
-          <w:rFonts w:ascii="Avenir Book" w:eastAsia="Times New Roman" w:hAnsi="Avenir Book" w:cs="Times New Roman"/>
-          <w:sz w:val="21"/>
-          <w:szCs w:val="21"/>
-          <w:lang w:eastAsia="en-US"/>
-        </w:rPr>
-        <w:t>De igual forma, “LAS PARTES” independientemente de la causa o la fecha de terminación del presente contrato, se comprometen a seguir cumpliendo con la obligación de confidencialidad que tienen respecto a la información y datos de su contraria.</w:t>
-      </w:r>
-    </w:p>
-    <w:p>
-      <w:pPr>
-        <w:spacing w:after="0" w:line="240" w:lineRule="auto"/>
-        <w:jc w:val="both"/>
-        <w:rPr>
-          <w:rFonts w:ascii="Avenir Book" w:eastAsia="Times New Roman" w:hAnsi="Avenir Book" w:cs="Times New Roman"/>
-          <w:sz w:val="21"/>
-          <w:szCs w:val="21"/>
-          <w:lang w:eastAsia="en-US"/>
-        </w:rPr>
-      </w:pPr>
-    </w:p>
-    <w:p>
-      <w:pPr>
-        <w:spacing w:after="0" w:line="240" w:lineRule="auto"/>
-        <w:jc w:val="both"/>
-        <w:rPr>
-          <w:rFonts w:ascii="Avenir Book" w:eastAsia="Times New Roman" w:hAnsi="Avenir Book" w:cs="Times New Roman"/>
-          <w:sz w:val="21"/>
-          <w:szCs w:val="21"/>
-          <w:lang w:eastAsia="en-US"/>
-        </w:rPr>
-      </w:pPr>
-      <w:r>
-        <w:rPr>
-          <w:rFonts w:ascii="Avenir Book" w:eastAsia="Times New Roman" w:hAnsi="Avenir Book" w:cs="Times New Roman"/>
-          <w:sz w:val="21"/>
-          <w:szCs w:val="21"/>
-          <w:lang w:eastAsia="en-US"/>
-        </w:rPr>
-        <w:lastRenderedPageBreak/>
-        <w:t>En virtud de lo anterior, cada una de “LAS PARTES” se obliga a sacar en paz y a salvo o en su caso a indemnizar a la parte afectada de cualquier acción, reclamación o procedimiento de cualquier naturaleza, que derive del mal uso o indebido tratamiento de los datos personales o de la información confidencial proporcionada.</w:t>
-      </w:r>
-    </w:p>
-    <w:p>
-      <w:pPr>
-        <w:spacing w:after="0" w:line="240" w:lineRule="auto"/>
-        <w:jc w:val="both"/>
-        <w:rPr>
-          <w:rFonts w:ascii="Avenir Book" w:eastAsia="Times New Roman" w:hAnsi="Avenir Book" w:cs="Times New Roman"/>
-          <w:sz w:val="21"/>
-          <w:szCs w:val="21"/>
-          <w:lang w:eastAsia="en-US"/>
-        </w:rPr>
-      </w:pPr>
-    </w:p>
-    <w:p>
-      <w:pPr>
-        <w:spacing w:after="0" w:line="240" w:lineRule="auto"/>
-        <w:jc w:val="both"/>
-        <w:rPr>
-          <w:rFonts w:ascii="Avenir Book" w:eastAsia="Times New Roman" w:hAnsi="Avenir Book" w:cs="Times New Roman"/>
-          <w:b/>
-          <w:sz w:val="21"/>
-          <w:szCs w:val="21"/>
-          <w:lang w:eastAsia="en-US"/>
-        </w:rPr>
-      </w:pPr>
-      <w:r>
-        <w:rPr>
-          <w:rFonts w:ascii="Avenir Book" w:eastAsia="Times New Roman" w:hAnsi="Avenir Book" w:cs="Times New Roman"/>
-          <w:b/>
-          <w:sz w:val="21"/>
-          <w:szCs w:val="21"/>
-          <w:lang w:eastAsia="en-US"/>
-        </w:rPr>
-        <w:t xml:space="preserve">DÉCIMA SEXTA. - MODIFICACIONES.  </w:t>
-      </w:r>
-    </w:p>
-    <w:p>
-      <w:pPr>
-        <w:spacing w:after="0" w:line="240" w:lineRule="auto"/>
-        <w:jc w:val="both"/>
-        <w:rPr>
-          <w:rFonts w:ascii="Avenir Book" w:eastAsia="Times New Roman" w:hAnsi="Avenir Book" w:cs="Times New Roman"/>
-          <w:sz w:val="21"/>
-          <w:szCs w:val="21"/>
-          <w:lang w:eastAsia="en-US"/>
-        </w:rPr>
-      </w:pPr>
-    </w:p>
-    <w:p>
-      <w:pPr>
-        <w:spacing w:after="0" w:line="240" w:lineRule="auto"/>
-        <w:jc w:val="both"/>
-        <w:rPr>
-          <w:rFonts w:ascii="Avenir Book" w:eastAsia="Times New Roman" w:hAnsi="Avenir Book" w:cs="Times New Roman"/>
-          <w:sz w:val="21"/>
-          <w:szCs w:val="21"/>
-          <w:lang w:eastAsia="en-US"/>
-        </w:rPr>
-      </w:pPr>
-      <w:r>
-        <w:rPr>
-          <w:rFonts w:ascii="Avenir Book" w:eastAsia="Times New Roman" w:hAnsi="Avenir Book" w:cs="Times New Roman"/>
-          <w:sz w:val="21"/>
-          <w:szCs w:val="21"/>
-          <w:lang w:eastAsia="en-US"/>
-        </w:rPr>
-        <w:t>Cualquier cambio, adición o modificación de cualquier índole que "LAS PARTES" acuerden con respecto al presente contrato o sus anexos deberá constar por escrito.</w:t>
-      </w:r>
-    </w:p>
-    <w:p>
-      <w:pPr>
-        <w:spacing w:after="0" w:line="240" w:lineRule="auto"/>
-        <w:jc w:val="both"/>
-        <w:rPr>
-          <w:rFonts w:ascii="Avenir Book" w:eastAsia="Times New Roman" w:hAnsi="Avenir Book" w:cs="Times New Roman"/>
-          <w:sz w:val="21"/>
-          <w:szCs w:val="21"/>
-          <w:lang w:eastAsia="en-US"/>
-        </w:rPr>
-      </w:pPr>
-    </w:p>
-    <w:p>
-      <w:pPr>
-        <w:spacing w:after="0" w:line="240" w:lineRule="auto"/>
-        <w:jc w:val="both"/>
-        <w:rPr>
-          <w:rFonts w:ascii="Avenir Book" w:eastAsia="Times New Roman" w:hAnsi="Avenir Book" w:cs="Times New Roman"/>
-          <w:sz w:val="21"/>
-          <w:szCs w:val="21"/>
-          <w:lang w:eastAsia="en-US"/>
-        </w:rPr>
-      </w:pPr>
-      <w:r>
-        <w:rPr>
-          <w:rFonts w:ascii="Avenir Book" w:eastAsia="Times New Roman" w:hAnsi="Avenir Book" w:cs="Times New Roman"/>
-          <w:sz w:val="21"/>
-          <w:szCs w:val="21"/>
-          <w:lang w:eastAsia="en-US"/>
-        </w:rPr>
-        <w:t>Dichas modificaciones deben ser debidamente firmadas por los representantes legales de ambas partes para que sean consideradas válidas y vinculantes.</w:t>
-      </w:r>
-    </w:p>
-    <w:p>
-      <w:pPr>
-        <w:spacing w:after="0" w:line="240" w:lineRule="auto"/>
-        <w:jc w:val="both"/>
-        <w:rPr>
-          <w:rFonts w:ascii="Avenir Book" w:eastAsia="Times New Roman" w:hAnsi="Avenir Book" w:cs="Times New Roman"/>
-          <w:sz w:val="21"/>
-          <w:szCs w:val="21"/>
-          <w:lang w:eastAsia="en-US"/>
-        </w:rPr>
-      </w:pPr>
-    </w:p>
-    <w:p>
-      <w:pPr>
-        <w:spacing w:after="0" w:line="240" w:lineRule="auto"/>
-        <w:jc w:val="both"/>
-        <w:rPr>
-          <w:rFonts w:ascii="Avenir Book" w:eastAsia="Times New Roman" w:hAnsi="Avenir Book" w:cs="Times New Roman"/>
-          <w:sz w:val="21"/>
-          <w:szCs w:val="21"/>
-          <w:lang w:eastAsia="en-US"/>
-        </w:rPr>
-      </w:pPr>
-      <w:r>
-        <w:rPr>
-          <w:rFonts w:ascii="Avenir Book" w:eastAsia="Times New Roman" w:hAnsi="Avenir Book" w:cs="Times New Roman"/>
-          <w:sz w:val="21"/>
-          <w:szCs w:val="21"/>
-          <w:lang w:eastAsia="en-US"/>
-        </w:rPr>
-        <w:t>Las partes acuerdan que cualquier propuesta de modificación será presentada por escrito, detallando claramente la naturaleza y razones de la modificación propuesta.</w:t>
-      </w:r>
-    </w:p>
-    <w:p>
-      <w:pPr>
-        <w:spacing w:after="0" w:line="240" w:lineRule="auto"/>
-        <w:jc w:val="both"/>
-        <w:rPr>
-          <w:rFonts w:ascii="Avenir Book" w:eastAsia="Times New Roman" w:hAnsi="Avenir Book" w:cs="Times New Roman"/>
-          <w:sz w:val="21"/>
-          <w:szCs w:val="21"/>
-          <w:lang w:eastAsia="en-US"/>
-        </w:rPr>
-      </w:pPr>
-    </w:p>
-    <w:p>
-      <w:pPr>
-        <w:spacing w:after="0" w:line="240" w:lineRule="auto"/>
-        <w:jc w:val="both"/>
-        <w:rPr>
-          <w:rFonts w:ascii="Avenir Book" w:eastAsia="Times New Roman" w:hAnsi="Avenir Book" w:cs="Times New Roman"/>
-          <w:sz w:val="21"/>
-          <w:szCs w:val="21"/>
-          <w:lang w:eastAsia="en-US"/>
-        </w:rPr>
-      </w:pPr>
-      <w:r>
-        <w:rPr>
-          <w:rFonts w:ascii="Avenir Book" w:eastAsia="Times New Roman" w:hAnsi="Avenir Book" w:cs="Times New Roman"/>
-          <w:sz w:val="21"/>
-          <w:szCs w:val="21"/>
-          <w:lang w:eastAsia="en-US"/>
-        </w:rPr>
-        <w:t>Ambas partes se comprometen a evaluar de buena fe cualquier propuesta de modificación y a realizar esfuerzos razonables para llegar a un acuerdo mutuo.</w:t>
-      </w:r>
-    </w:p>
-    <w:p>
-      <w:pPr>
-        <w:spacing w:after="0" w:line="240" w:lineRule="auto"/>
-        <w:jc w:val="both"/>
-        <w:rPr>
-          <w:rFonts w:ascii="Avenir Book" w:eastAsia="Times New Roman" w:hAnsi="Avenir Book" w:cs="Times New Roman"/>
-          <w:sz w:val="21"/>
-          <w:szCs w:val="21"/>
-          <w:lang w:eastAsia="en-US"/>
-        </w:rPr>
-      </w:pPr>
-    </w:p>
-    <w:p>
-      <w:pPr>
-        <w:spacing w:after="0" w:line="240" w:lineRule="auto"/>
-        <w:jc w:val="both"/>
-        <w:rPr>
-          <w:rFonts w:ascii="Avenir Book" w:eastAsia="Times New Roman" w:hAnsi="Avenir Book" w:cs="Times New Roman"/>
-          <w:sz w:val="21"/>
-          <w:szCs w:val="21"/>
-          <w:lang w:eastAsia="en-US"/>
-        </w:rPr>
-      </w:pPr>
-      <w:r>
-        <w:rPr>
-          <w:rFonts w:ascii="Avenir Book" w:eastAsia="Times New Roman" w:hAnsi="Avenir Book" w:cs="Times New Roman"/>
-          <w:sz w:val="21"/>
-          <w:szCs w:val="21"/>
-          <w:lang w:eastAsia="en-US"/>
-        </w:rPr>
-        <w:t>Las modificaciones propuestas serán consideradas válidas únicamente si están firmadas por los representantes legales de ambas partes.</w:t>
-      </w:r>
-    </w:p>
-    <w:p>
-      <w:pPr>
-        <w:spacing w:after="0" w:line="240" w:lineRule="auto"/>
-        <w:jc w:val="both"/>
-        <w:rPr>
-          <w:rFonts w:ascii="Avenir Book" w:eastAsia="Times New Roman" w:hAnsi="Avenir Book" w:cs="Times New Roman"/>
-          <w:sz w:val="21"/>
-          <w:szCs w:val="21"/>
-          <w:lang w:eastAsia="en-US"/>
-        </w:rPr>
-      </w:pPr>
-    </w:p>
-    <w:p>
-      <w:pPr>
-        <w:spacing w:after="0" w:line="240" w:lineRule="auto"/>
-        <w:jc w:val="both"/>
-        <w:rPr>
-          <w:rFonts w:ascii="Avenir Book" w:eastAsia="Times New Roman" w:hAnsi="Avenir Book" w:cs="Times New Roman"/>
-          <w:sz w:val="21"/>
-          <w:szCs w:val="21"/>
-          <w:lang w:eastAsia="en-US"/>
-        </w:rPr>
-      </w:pPr>
-      <w:r>
-        <w:rPr>
-          <w:rFonts w:ascii="Avenir Book" w:eastAsia="Times New Roman" w:hAnsi="Avenir Book" w:cs="Times New Roman"/>
-          <w:sz w:val="21"/>
-          <w:szCs w:val="21"/>
-          <w:lang w:eastAsia="en-US"/>
-        </w:rPr>
-        <w:t>Las firmas electrónicas o digitales, cuando sea aplicable y reconocido por la legislación vigente, tendrán el mismo valor que las firmas manuscritas para efectos de validación de las modificaciones.</w:t>
-      </w:r>
-    </w:p>
-    <w:p>
-      <w:pPr>
-        <w:spacing w:after="0" w:line="240" w:lineRule="auto"/>
-        <w:jc w:val="both"/>
-        <w:rPr>
-          <w:rFonts w:ascii="Avenir Book" w:eastAsia="Times New Roman" w:hAnsi="Avenir Book" w:cs="Times New Roman"/>
-          <w:sz w:val="21"/>
-          <w:szCs w:val="21"/>
-          <w:lang w:eastAsia="en-US"/>
-        </w:rPr>
-      </w:pPr>
-    </w:p>
-    <w:p>
-      <w:pPr>
-        <w:spacing w:after="0" w:line="240" w:lineRule="auto"/>
-        <w:jc w:val="both"/>
-        <w:rPr>
-          <w:rFonts w:ascii="Avenir Book" w:eastAsia="Times New Roman" w:hAnsi="Avenir Book" w:cs="Times New Roman"/>
-          <w:b/>
-          <w:sz w:val="21"/>
-          <w:szCs w:val="21"/>
-          <w:lang w:eastAsia="en-US"/>
-        </w:rPr>
-      </w:pPr>
-      <w:r>
-        <w:rPr>
-          <w:rFonts w:ascii="Avenir Book" w:eastAsia="Times New Roman" w:hAnsi="Avenir Book" w:cs="Times New Roman"/>
-          <w:b/>
-          <w:bCs/>
-          <w:sz w:val="21"/>
-          <w:szCs w:val="21"/>
-          <w:lang w:eastAsia="en-US"/>
-        </w:rPr>
-        <w:t>DÉCIMA SÉPTIMA</w:t>
-      </w:r>
-      <w:r>
-        <w:rPr>
-          <w:rFonts w:ascii="Avenir Book" w:eastAsia="Times New Roman" w:hAnsi="Avenir Book" w:cs="Times New Roman"/>
-          <w:b/>
-          <w:sz w:val="21"/>
-          <w:szCs w:val="21"/>
-          <w:lang w:eastAsia="en-US"/>
-        </w:rPr>
-        <w:t>. - NOTIFICACIONES.</w:t>
-      </w:r>
-    </w:p>
-    <w:p>
-      <w:pPr>
-        <w:spacing w:after="0" w:line="240" w:lineRule="auto"/>
-        <w:jc w:val="both"/>
-        <w:rPr>
-          <w:rFonts w:ascii="Avenir Book" w:eastAsia="Times New Roman" w:hAnsi="Avenir Book" w:cs="Times New Roman"/>
-          <w:b/>
-          <w:sz w:val="21"/>
-          <w:szCs w:val="21"/>
-          <w:lang w:eastAsia="en-US"/>
-        </w:rPr>
-      </w:pPr>
-    </w:p>
-    <w:p>
-      <w:pPr>
-        <w:spacing w:after="0" w:line="240" w:lineRule="auto"/>
-        <w:jc w:val="both"/>
-        <w:rPr>
-          <w:rFonts w:ascii="Avenir Book" w:eastAsia="Times New Roman" w:hAnsi="Avenir Book" w:cs="Times New Roman"/>
-          <w:sz w:val="21"/>
-          <w:szCs w:val="21"/>
-          <w:lang w:eastAsia="en-US"/>
-        </w:rPr>
-      </w:pPr>
-      <w:r>
-        <w:rPr>
-          <w:rFonts w:ascii="Avenir Book" w:eastAsia="Times New Roman" w:hAnsi="Avenir Book" w:cs="Times New Roman"/>
-          <w:sz w:val="21"/>
-          <w:szCs w:val="21"/>
-          <w:lang w:eastAsia="en-US"/>
-        </w:rPr>
-        <w:t>Las notificaciones que tengan que hacerse “LAS PARTES” relacionadas con el presente contrato, deberán de hacerse por escrito con acuse de recibo de la contraria, o en su defecto por correo electrónico a las direcciones que se señalan más adelante; las notificaciones surtirán sus efectos al haberse firmado de recibido en el domicilio de la parte que recibe la notificación o si se hubiere hecho la notificación vía correo electrónico, la notificación surtirá sus efectos al momento de la recepción del mismo en la dirección correspondiente.</w:t>
-      </w:r>
-    </w:p>
-    <w:p>
-      <w:pPr>
-        <w:spacing w:after="0" w:line="240" w:lineRule="auto"/>
-        <w:jc w:val="both"/>
-        <w:rPr>
-          <w:rFonts w:ascii="Avenir Book" w:eastAsia="Times New Roman" w:hAnsi="Avenir Book" w:cs="Times New Roman"/>
-          <w:sz w:val="21"/>
-          <w:szCs w:val="21"/>
-          <w:lang w:eastAsia="en-US"/>
-        </w:rPr>
-      </w:pPr>
-      <w:r>
-        <w:rPr>
-          <w:rFonts w:ascii="Avenir Book" w:eastAsia="Times New Roman" w:hAnsi="Avenir Book" w:cs="Times New Roman"/>
-          <w:sz w:val="21"/>
-          <w:szCs w:val="21"/>
-          <w:lang w:eastAsia="en-US"/>
-        </w:rPr>
-        <w:t xml:space="preserve"> </w:t>
-      </w:r>
-    </w:p>
-    <w:p>
-      <w:pPr>
-        <w:spacing w:after="0" w:line="240" w:lineRule="auto"/>
-        <w:jc w:val="both"/>
-        <w:rPr>
-          <w:rFonts w:ascii="Avenir Book" w:eastAsia="Times New Roman" w:hAnsi="Avenir Book" w:cs="Times New Roman"/>
-          <w:sz w:val="21"/>
-          <w:szCs w:val="21"/>
-          <w:lang w:eastAsia="en-US"/>
-        </w:rPr>
-      </w:pPr>
-      <w:r>
-        <w:rPr>
-          <w:rFonts w:ascii="Avenir Book" w:eastAsia="Times New Roman" w:hAnsi="Avenir Book" w:cs="Times New Roman"/>
-          <w:sz w:val="21"/>
-          <w:szCs w:val="21"/>
-          <w:lang w:eastAsia="en-US"/>
-        </w:rPr>
-        <w:t>“</w:t>
-      </w:r>
-      <w:r>
-        <w:rPr>
-          <w:rFonts w:ascii="Avenir Book" w:eastAsia="Times New Roman" w:hAnsi="Avenir Book" w:cs="Times New Roman"/>
-          <w:color w:val="FF0000"/>
-          <w:sz w:val="21"/>
-          <w:szCs w:val="21"/>
-          <w:lang w:eastAsia="en-US"/>
-        </w:rPr>
-        <w:t>{{EL_PRESTADOR_DE_SERVICIOS}}</w:t>
+          <w:sz w:val="21"/>
+          <w:szCs w:val="21"/>
+          <w:lang w:eastAsia="en-US"/>
+        </w:rPr>
+        <w:t>EL PRESTADOR DE SERVICIOS</w:t>
       </w:r>
       <w:r>
         <w:rPr>
@@ -8161,7 +7942,6 @@
           <w:szCs w:val="21"/>
           <w:lang w:eastAsia="en-US"/>
         </w:rPr>
-        <w:lastRenderedPageBreak/>
         <w:t xml:space="preserve">DÉCIMA NOVENA. – INTEGRIDAD CONTRACTUAL. </w:t>
       </w:r>
     </w:p>
@@ -8290,12 +8070,11 @@
       <w:r>
         <w:rPr>
           <w:rFonts w:ascii="Avenir Book" w:eastAsia="Times New Roman" w:hAnsi="Avenir Book" w:cs="Times New Roman"/>
-          <w:color w:val="FF0000"/>
-          <w:sz w:val="21"/>
-          <w:szCs w:val="21"/>
-          <w:lang w:eastAsia="en-US"/>
-        </w:rPr>
-        <w:t>{{EL_PRESTADOR_DE_SERVICIOS}}</w:t>
+          <w:sz w:val="21"/>
+          <w:szCs w:val="21"/>
+          <w:lang w:eastAsia="en-US"/>
+        </w:rPr>
+        <w:t>EL PRESTADOR DE SERVICIOS</w:t>
       </w:r>
       <w:r>
         <w:rPr>
@@ -8309,12 +8088,11 @@
       <w:r>
         <w:rPr>
           <w:rFonts w:ascii="Avenir Book" w:eastAsia="Times New Roman" w:hAnsi="Avenir Book" w:cs="Times New Roman"/>
-          <w:color w:val="FF0000"/>
-          <w:sz w:val="21"/>
-          <w:szCs w:val="21"/>
-          <w:lang w:eastAsia="en-US"/>
-        </w:rPr>
-        <w:t>{{EL_PRESTADOR_DE_SERVICIOS}}</w:t>
+          <w:sz w:val="21"/>
+          <w:szCs w:val="21"/>
+          <w:lang w:eastAsia="en-US"/>
+        </w:rPr>
+        <w:t>EL PRESTADOR DE SERVICIOS</w:t>
       </w:r>
       <w:r>
         <w:rPr>
@@ -8417,12 +8195,11 @@
       <w:r>
         <w:rPr>
           <w:rFonts w:ascii="Avenir Book" w:eastAsia="Times New Roman" w:hAnsi="Avenir Book" w:cs="Times New Roman"/>
-          <w:color w:val="FF0000"/>
-          <w:sz w:val="21"/>
-          <w:szCs w:val="21"/>
-          <w:lang w:eastAsia="en-US"/>
-        </w:rPr>
-        <w:t>{{EL_PRESTADOR_DE_SERVICIOS}}</w:t>
+          <w:sz w:val="21"/>
+          <w:szCs w:val="21"/>
+          <w:lang w:eastAsia="en-US"/>
+        </w:rPr>
+        <w:t>EL PRESTADOR DE SERVICIOS</w:t>
       </w:r>
       <w:r>
         <w:rPr>
@@ -8480,12 +8257,11 @@
       <w:r>
         <w:rPr>
           <w:rFonts w:ascii="Avenir Book" w:eastAsia="Times New Roman" w:hAnsi="Avenir Book" w:cs="Times New Roman"/>
-          <w:color w:val="FF0000"/>
-          <w:sz w:val="21"/>
-          <w:szCs w:val="21"/>
-          <w:lang w:eastAsia="en-US"/>
-        </w:rPr>
-        <w:t>{{EL_PRESTADOR_DE_SERVICIOS}}</w:t>
+          <w:sz w:val="21"/>
+          <w:szCs w:val="21"/>
+          <w:lang w:eastAsia="en-US"/>
+        </w:rPr>
+        <w:t>EL PRESTADOR DE SERVICIOS</w:t>
       </w:r>
       <w:r>
         <w:rPr>
@@ -8568,30 +8344,29 @@
       <w:r>
         <w:rPr>
           <w:rFonts w:ascii="Avenir Book" w:eastAsia="Times New Roman" w:hAnsi="Avenir Book" w:cs="Times New Roman"/>
+          <w:sz w:val="21"/>
+          <w:szCs w:val="21"/>
+          <w:lang w:eastAsia="en-US"/>
+        </w:rPr>
+        <w:t>EL PRESTADOR DE SERVICIOS</w:t>
+      </w:r>
+      <w:r>
+        <w:rPr>
+          <w:rFonts w:ascii="Avenir Book" w:eastAsia="Times New Roman" w:hAnsi="Avenir Book" w:cs="Times New Roman"/>
+          <w:sz w:val="21"/>
+          <w:szCs w:val="21"/>
+          <w:lang w:eastAsia="en-US"/>
+        </w:rPr>
+        <w:t>”, la totalidad de la información que este último le requiera para dar de alta la operación que involucra al presente contrato ante las diferentes instancias que señala la Ley de la materia; para en caso de que “</w:t>
+      </w:r>
+      <w:r>
+        <w:rPr>
+          <w:rFonts w:ascii="Avenir Book" w:eastAsia="Times New Roman" w:hAnsi="Avenir Book" w:cs="Times New Roman"/>
           <w:color w:val="FF0000"/>
           <w:sz w:val="21"/>
           <w:szCs w:val="21"/>
           <w:lang w:eastAsia="en-US"/>
         </w:rPr>
-        <w:t>{{EL_PRESTADOR_DE_SERVICIOS}}</w:t>
-      </w:r>
-      <w:r>
-        <w:rPr>
-          <w:rFonts w:ascii="Avenir Book" w:eastAsia="Times New Roman" w:hAnsi="Avenir Book" w:cs="Times New Roman"/>
-          <w:sz w:val="21"/>
-          <w:szCs w:val="21"/>
-          <w:lang w:eastAsia="en-US"/>
-        </w:rPr>
-        <w:t>”, la totalidad de la información que este último le requiera para dar de alta la operación que involucra al presente contrato ante las diferentes instancias que señala la Ley de la materia; para en caso de que “</w:t>
-      </w:r>
-      <w:r>
-        <w:rPr>
-          <w:rFonts w:ascii="Avenir Book" w:eastAsia="Times New Roman" w:hAnsi="Avenir Book" w:cs="Times New Roman"/>
-          <w:color w:val="FF0000"/>
-          <w:sz w:val="21"/>
-          <w:szCs w:val="21"/>
-          <w:lang w:eastAsia="en-US"/>
-        </w:rPr>
         <w:t>{{EL_CLIENTE}}</w:t>
       </w:r>
       <w:r>
@@ -8606,12 +8381,11 @@
       <w:r>
         <w:rPr>
           <w:rFonts w:ascii="Avenir Book" w:eastAsia="Times New Roman" w:hAnsi="Avenir Book" w:cs="Times New Roman"/>
-          <w:color w:val="FF0000"/>
-          <w:sz w:val="21"/>
-          <w:szCs w:val="21"/>
-          <w:lang w:eastAsia="en-US"/>
-        </w:rPr>
-        <w:t>{{EL_PRESTADOR_DE_SERVICIOS}}</w:t>
+          <w:sz w:val="21"/>
+          <w:szCs w:val="21"/>
+          <w:lang w:eastAsia="en-US"/>
+        </w:rPr>
+        <w:t>EL PRESTADOR DE SERVICIOS</w:t>
       </w:r>
       <w:r>
         <w:rPr>
@@ -8809,84 +8583,75 @@
           <w:szCs w:val="21"/>
           <w:lang w:eastAsia="en-US"/>
         </w:rPr>
-        <w:t xml:space="preserve">Las partes acuerdan que cualquier situación no contemplada en el presente contrato será regida por lo dispuesto en el Código Civil Federal, aplicándose para su interpretación y cumplimiento. En el eventual caso de que sea necesario </w:t>
-      </w:r>
-      <w:r>
-        <w:rPr>
-          <w:rFonts w:ascii="Avenir Book" w:eastAsia="Times New Roman" w:hAnsi="Avenir Book" w:cs="Times New Roman"/>
+        <w:t>Las partes acuerdan que cualquier situación no contemplada en el presente contrato será regida por lo dispuesto en el Código Civil Federal, aplicándose para su interpretación y cumplimiento. En el eventual caso de que sea necesario resolver controversias, las partes expresamente se someten a la jurisdicción de los tribunales del fuero común del Estado de Jalisco con sede en la zona metropolitana de Guadalajara, Jalisco, renunciando de manera irrevocable a cualquier otro fuero que pudiera corresponderles por motivo de su domicilio, vecindad presente o futura, o por cualquier otra causa.</w:t>
+      </w:r>
+    </w:p>
+    <w:p>
+      <w:pPr>
+        <w:spacing w:after="0" w:line="240" w:lineRule="auto"/>
+        <w:jc w:val="both"/>
+        <w:rPr>
+          <w:rFonts w:ascii="Avenir Book" w:eastAsia="Times New Roman" w:hAnsi="Avenir Book" w:cs="Times New Roman"/>
+          <w:sz w:val="21"/>
+          <w:szCs w:val="21"/>
+          <w:lang w:eastAsia="en-US"/>
+        </w:rPr>
+      </w:pPr>
+    </w:p>
+    <w:p>
+      <w:pPr>
+        <w:spacing w:after="0" w:line="240" w:lineRule="auto"/>
+        <w:jc w:val="both"/>
+        <w:rPr>
+          <w:rFonts w:ascii="Avenir Book" w:eastAsia="Times New Roman" w:hAnsi="Avenir Book" w:cs="Times New Roman"/>
+          <w:sz w:val="21"/>
+          <w:szCs w:val="21"/>
+          <w:lang w:eastAsia="en-US"/>
+        </w:rPr>
+      </w:pPr>
+      <w:r>
+        <w:rPr>
+          <w:rFonts w:ascii="Avenir Book" w:eastAsia="Times New Roman" w:hAnsi="Avenir Book" w:cs="Times New Roman"/>
+          <w:sz w:val="21"/>
+          <w:szCs w:val="21"/>
+          <w:lang w:eastAsia="en-US"/>
+        </w:rPr>
+        <w:t>Este acuerdo de jurisdicción se establece con el objetivo de brindar claridad y certeza a ambas partes, asegurando un marco legal y judicial adecuado para la resolución de cualquier disputa que pueda surgir en relación con el presente contrato.</w:t>
+      </w:r>
+    </w:p>
+    <w:p>
+      <w:pPr>
+        <w:spacing w:after="0" w:line="240" w:lineRule="auto"/>
+        <w:jc w:val="both"/>
+        <w:rPr>
+          <w:rFonts w:ascii="Avenir Book" w:eastAsia="Times New Roman" w:hAnsi="Avenir Book" w:cs="Times New Roman"/>
+          <w:sz w:val="21"/>
+          <w:szCs w:val="21"/>
+          <w:lang w:eastAsia="en-US"/>
+        </w:rPr>
+      </w:pPr>
+    </w:p>
+    <w:p>
+      <w:pPr>
+        <w:spacing w:after="0" w:line="240" w:lineRule="auto"/>
+        <w:jc w:val="both"/>
+        <w:rPr>
+          <w:rFonts w:ascii="Avenir Book" w:eastAsia="Times New Roman" w:hAnsi="Avenir Book" w:cs="Times New Roman"/>
+          <w:b/>
+          <w:sz w:val="21"/>
+          <w:szCs w:val="21"/>
+          <w:lang w:eastAsia="en-US"/>
+        </w:rPr>
+      </w:pPr>
+      <w:r>
+        <w:rPr>
+          <w:rFonts w:ascii="Avenir Book" w:eastAsia="Times New Roman" w:hAnsi="Avenir Book" w:cs="Times New Roman"/>
+          <w:b/>
           <w:sz w:val="21"/>
           <w:szCs w:val="21"/>
           <w:lang w:eastAsia="en-US"/>
         </w:rPr>
         <w:lastRenderedPageBreak/>
-        <w:t>resolver controversias, las partes expresamente se someten a la jurisdicción de los tribunales del fuero común del Estado de Jalisco con sede en la zona metropolitana de Guadalajara, Jalisco, renunciando de manera irrevocable a cualquier otro fuero que pudiera corresponderles por motivo de su domicilio, vecindad presente o futura, o por cualquier otra causa.</w:t>
-      </w:r>
-    </w:p>
-    <w:p>
-      <w:pPr>
-        <w:spacing w:after="0" w:line="240" w:lineRule="auto"/>
-        <w:jc w:val="both"/>
-        <w:rPr>
-          <w:rFonts w:ascii="Avenir Book" w:eastAsia="Times New Roman" w:hAnsi="Avenir Book" w:cs="Times New Roman"/>
-          <w:sz w:val="21"/>
-          <w:szCs w:val="21"/>
-          <w:lang w:eastAsia="en-US"/>
-        </w:rPr>
-      </w:pPr>
-    </w:p>
-    <w:p>
-      <w:pPr>
-        <w:spacing w:after="0" w:line="240" w:lineRule="auto"/>
-        <w:jc w:val="both"/>
-        <w:rPr>
-          <w:rFonts w:ascii="Avenir Book" w:eastAsia="Times New Roman" w:hAnsi="Avenir Book" w:cs="Times New Roman"/>
-          <w:sz w:val="21"/>
-          <w:szCs w:val="21"/>
-          <w:lang w:eastAsia="en-US"/>
-        </w:rPr>
-      </w:pPr>
-      <w:r>
-        <w:rPr>
-          <w:rFonts w:ascii="Avenir Book" w:eastAsia="Times New Roman" w:hAnsi="Avenir Book" w:cs="Times New Roman"/>
-          <w:sz w:val="21"/>
-          <w:szCs w:val="21"/>
-          <w:lang w:eastAsia="en-US"/>
-        </w:rPr>
-        <w:t>Este acuerdo de jurisdicción se establece con el objetivo de brindar claridad y certeza a ambas partes, asegurando un marco legal y judicial adecuado para la resolución de cualquier disputa que pueda surgir en relación con el presente contrato.</w:t>
-      </w:r>
-    </w:p>
-    <w:p>
-      <w:pPr>
-        <w:spacing w:after="0" w:line="240" w:lineRule="auto"/>
-        <w:jc w:val="both"/>
-        <w:rPr>
-          <w:rFonts w:ascii="Avenir Book" w:eastAsia="Times New Roman" w:hAnsi="Avenir Book" w:cs="Times New Roman"/>
-          <w:sz w:val="21"/>
-          <w:szCs w:val="21"/>
-          <w:lang w:eastAsia="en-US"/>
-        </w:rPr>
-      </w:pPr>
-    </w:p>
-    <w:p>
-      <w:pPr>
-        <w:spacing w:after="0" w:line="240" w:lineRule="auto"/>
-        <w:jc w:val="both"/>
-        <w:rPr>
-          <w:rFonts w:ascii="Avenir Book" w:eastAsia="Times New Roman" w:hAnsi="Avenir Book" w:cs="Times New Roman"/>
-          <w:b/>
-          <w:sz w:val="21"/>
-          <w:szCs w:val="21"/>
-          <w:lang w:eastAsia="en-US"/>
-        </w:rPr>
-      </w:pPr>
-      <w:r>
-        <w:rPr>
-          <w:rFonts w:ascii="Avenir Book" w:eastAsia="Times New Roman" w:hAnsi="Avenir Book" w:cs="Times New Roman"/>
-          <w:b/>
-          <w:sz w:val="21"/>
-          <w:szCs w:val="21"/>
-          <w:lang w:eastAsia="en-US"/>
-        </w:rPr>
         <w:t>VIGÉSIMA TERCERA. - AUSENCIA DE VICIOS.</w:t>
       </w:r>
     </w:p>
@@ -9214,38 +8979,24 @@
                 <w:szCs w:val="21"/>
                 <w:lang w:eastAsia="en-US"/>
               </w:rPr>
-              <w:t xml:space="preserve">  </w:t>
+              <w:t xml:space="preserve">  “</w:t>
             </w:r>
             <w:r>
               <w:rPr>
                 <w:rFonts w:ascii="Avenir Book" w:eastAsia="Times New Roman" w:hAnsi="Avenir Book" w:cs="Times New Roman"/>
                 <w:b/>
                 <w:bCs/>
-                <w:color w:val="FF0000"/>
                 <w:sz w:val="21"/>
                 <w:szCs w:val="21"/>
                 <w:lang w:eastAsia="en-US"/>
               </w:rPr>
-              <w:t>“</w:t>
+              <w:t>EL PRESTADOR DE SERVICIOS</w:t>
             </w:r>
             <w:r>
               <w:rPr>
                 <w:rFonts w:ascii="Avenir Book" w:eastAsia="Times New Roman" w:hAnsi="Avenir Book" w:cs="Times New Roman"/>
                 <w:b/>
                 <w:bCs/>
-                <w:color w:val="FF0000"/>
-                <w:sz w:val="21"/>
-                <w:szCs w:val="21"/>
-                <w:lang w:eastAsia="en-US"/>
-              </w:rPr>
-              <w:t>{{EL_PRESTADOR_DE_SERVICIOS}}</w:t>
-            </w:r>
-            <w:r>
-              <w:rPr>
-                <w:rFonts w:ascii="Avenir Book" w:eastAsia="Times New Roman" w:hAnsi="Avenir Book" w:cs="Times New Roman"/>
-                <w:b/>
-                <w:bCs/>
-                <w:color w:val="FF0000"/>
                 <w:sz w:val="21"/>
                 <w:szCs w:val="21"/>
                 <w:lang w:eastAsia="en-US"/>
@@ -11804,6 +11555,7 @@
   <w:style w:type="character" w:default="1" w:styleId="Fuentedeprrafopredeter">
     <w:name w:val="Default Paragraph Font"/>
     <w:uiPriority w:val="1"/>
+    <w:semiHidden/>
     <w:unhideWhenUsed/>
   </w:style>
   <w:style w:type="table" w:default="1" w:styleId="Tablanormal">

--- a/src/main/resources/templates/docgen/4/4.-CONTRATO DE PRESTACIÓN DE SERVICIOS.docx
+++ b/src/main/resources/templates/docgen/4/4.-CONTRATO DE PRESTACIÓN DE SERVICIOS.docx
@@ -168,19 +168,41 @@
           <w:szCs w:val="21"/>
           <w:lang w:eastAsia="en-US"/>
         </w:rPr>
-        <w:t>), REPRESENTADA EN ESTE ACTO POR LA C. MARTHA VERÓNICA BECERRA VALADEZ, Y POR OTRA PARTE POR SU PROPIO DERECHO EL C. LUIS ALFONSO CHALITA KAIM (A QUIEN EN LO SUCESIVO SE LE DENOMINARÁ COMO “</w:t>
+        <w:t xml:space="preserve">), REPRESENTADA EN ESTE ACTO POR LA C. MARTHA VERÓNICA BECERRA VALADEZ, Y POR OTRA PARTE POR SU PROPIO DERECHO EL C. </w:t>
       </w:r>
       <w:r>
         <w:rPr>
           <w:rFonts w:ascii="Avenir Book" w:eastAsia="Times New Roman" w:hAnsi="Avenir Book" w:cs="Times New Roman"/>
           <w:b/>
           <w:bCs/>
-          <w:color w:val="FF0000"/>
-          <w:sz w:val="21"/>
-          <w:szCs w:val="21"/>
-          <w:lang w:eastAsia="en-US"/>
-        </w:rPr>
-        <w:t>{{EL_CLIENTE}}</w:t>
+          <w:color w:val="EE0000"/>
+          <w:sz w:val="21"/>
+          <w:szCs w:val="21"/>
+          <w:lang w:eastAsia="en-US"/>
+        </w:rPr>
+        <w:t>{{CIUDADANO}}</w:t>
+      </w:r>
+      <w:r>
+        <w:rPr>
+          <w:rFonts w:ascii="Avenir Book" w:eastAsia="Times New Roman" w:hAnsi="Avenir Book" w:cs="Times New Roman"/>
+          <w:b/>
+          <w:bCs/>
+          <w:sz w:val="21"/>
+          <w:szCs w:val="21"/>
+          <w:lang w:eastAsia="en-US"/>
+        </w:rPr>
+        <w:t xml:space="preserve"> (A QUIEN EN LO SUCESIVO SE LE DENOMINARÁ COMO “</w:t>
+      </w:r>
+      <w:r>
+        <w:rPr>
+          <w:rFonts w:ascii="Avenir Book" w:eastAsia="Times New Roman" w:hAnsi="Avenir Book" w:cs="Times New Roman"/>
+          <w:b/>
+          <w:bCs/>
+          <w:sz w:val="21"/>
+          <w:szCs w:val="21"/>
+          <w:lang w:eastAsia="en-US"/>
+        </w:rPr>
+        <w:t>EL CLIENTE</w:t>
       </w:r>
       <w:r>
         <w:rPr>
@@ -571,26 +593,43 @@
           <w:szCs w:val="21"/>
           <w:lang w:eastAsia="en-US"/>
         </w:rPr>
-        <w:t xml:space="preserve"> Declara “</w:t>
-      </w:r>
-      <w:r>
-        <w:rPr>
-          <w:rFonts w:ascii="Avenir Book" w:eastAsia="Times New Roman" w:hAnsi="Avenir Book" w:cs="Times New Roman"/>
-          <w:color w:val="FF0000"/>
-          <w:sz w:val="21"/>
-          <w:szCs w:val="21"/>
-          <w:lang w:eastAsia="en-US"/>
-        </w:rPr>
-        <w:t>{{EL_CLIENTE}}</w:t>
-      </w:r>
-      <w:r>
-        <w:rPr>
-          <w:rFonts w:ascii="Avenir Book" w:eastAsia="Times New Roman" w:hAnsi="Avenir Book" w:cs="Times New Roman"/>
-          <w:sz w:val="21"/>
-          <w:szCs w:val="21"/>
-          <w:lang w:eastAsia="en-US"/>
-        </w:rPr>
-        <w:t xml:space="preserve">” por su propio derecho y bajo protesta de decir verdad, que: </w:t>
+        <w:t xml:space="preserve"> </w:t>
+      </w:r>
+      <w:r>
+        <w:rPr>
+          <w:rFonts w:ascii="Avenir Book" w:eastAsia="Times New Roman" w:hAnsi="Avenir Book" w:cs="Times New Roman"/>
+          <w:sz w:val="21"/>
+          <w:szCs w:val="21"/>
+          <w:lang w:eastAsia="en-US"/>
+        </w:rPr>
+        <w:t>Declara “</w:t>
+      </w:r>
+      <w:r>
+        <w:rPr>
+          <w:rFonts w:ascii="Avenir Book" w:eastAsia="Times New Roman" w:hAnsi="Avenir Book" w:cs="Times New Roman"/>
+          <w:sz w:val="21"/>
+          <w:szCs w:val="21"/>
+          <w:lang w:eastAsia="en-US"/>
+        </w:rPr>
+        <w:t>EL CLIENTE</w:t>
+      </w:r>
+      <w:r>
+        <w:rPr>
+          <w:rFonts w:ascii="Avenir Book" w:eastAsia="Times New Roman" w:hAnsi="Avenir Book" w:cs="Times New Roman"/>
+          <w:sz w:val="21"/>
+          <w:szCs w:val="21"/>
+          <w:lang w:eastAsia="en-US"/>
+        </w:rPr>
+        <w:t>” por su pr</w:t>
+      </w:r>
+      <w:r>
+        <w:rPr>
+          <w:rFonts w:ascii="Avenir Book" w:eastAsia="Times New Roman" w:hAnsi="Avenir Book" w:cs="Times New Roman"/>
+          <w:sz w:val="21"/>
+          <w:szCs w:val="21"/>
+          <w:lang w:eastAsia="en-US"/>
+        </w:rPr>
+        <w:t xml:space="preserve">opio derecho y bajo protesta de decir verdad, que: </w:t>
       </w:r>
     </w:p>
     <w:p>
@@ -634,11 +673,12 @@
           <w:rFonts w:ascii="Avenir Book" w:eastAsia="Times New Roman" w:hAnsi="Avenir Book" w:cs="Times New Roman"/>
           <w:b/>
           <w:bCs/>
-          <w:sz w:val="21"/>
-          <w:szCs w:val="21"/>
-          <w:lang w:eastAsia="en-US"/>
-        </w:rPr>
-        <w:t>LUIS ALFONSO CHALITA KAIM</w:t>
+          <w:color w:val="EE0000"/>
+          <w:sz w:val="21"/>
+          <w:szCs w:val="21"/>
+          <w:lang w:eastAsia="en-US"/>
+        </w:rPr>
+        <w:t>{{CIUDADANO}}</w:t>
       </w:r>
       <w:r>
         <w:rPr>
@@ -694,18 +734,99 @@
           <w:szCs w:val="21"/>
           <w:lang w:eastAsia="en-US"/>
         </w:rPr>
-        <w:t xml:space="preserve">Que su CURP es CAKL620315HJCHMS00 y su Registro Federal de Contribuyente (RFC) es </w:t>
+        <w:t xml:space="preserve">Que su CURP es </w:t>
       </w:r>
       <w:r>
         <w:rPr>
           <w:rFonts w:ascii="Avenir Book" w:eastAsia="Times New Roman" w:hAnsi="Avenir Book" w:cs="Times New Roman"/>
           <w:b/>
           <w:bCs/>
-          <w:sz w:val="21"/>
-          <w:szCs w:val="21"/>
-          <w:lang w:eastAsia="en-US"/>
-        </w:rPr>
-        <w:t>CAKL620315IZ1.</w:t>
+          <w:color w:val="EE0000"/>
+          <w:sz w:val="21"/>
+          <w:szCs w:val="21"/>
+          <w:lang w:eastAsia="en-US"/>
+        </w:rPr>
+        <w:t>{{C</w:t>
+      </w:r>
+      <w:r>
+        <w:rPr>
+          <w:rFonts w:ascii="Avenir Book" w:eastAsia="Times New Roman" w:hAnsi="Avenir Book" w:cs="Times New Roman"/>
+          <w:b/>
+          <w:bCs/>
+          <w:color w:val="EE0000"/>
+          <w:sz w:val="21"/>
+          <w:szCs w:val="21"/>
+          <w:lang w:eastAsia="en-US"/>
+        </w:rPr>
+        <w:t>URP</w:t>
+      </w:r>
+      <w:r>
+        <w:rPr>
+          <w:rFonts w:ascii="Avenir Book" w:eastAsia="Times New Roman" w:hAnsi="Avenir Book" w:cs="Times New Roman"/>
+          <w:b/>
+          <w:bCs/>
+          <w:color w:val="EE0000"/>
+          <w:sz w:val="21"/>
+          <w:szCs w:val="21"/>
+          <w:lang w:eastAsia="en-US"/>
+        </w:rPr>
+        <w:t>}}</w:t>
+      </w:r>
+      <w:r>
+        <w:rPr>
+          <w:rFonts w:ascii="Avenir Book" w:eastAsia="Times New Roman" w:hAnsi="Avenir Book" w:cs="Times New Roman"/>
+          <w:sz w:val="21"/>
+          <w:szCs w:val="21"/>
+          <w:lang w:eastAsia="en-US"/>
+        </w:rPr>
+        <w:t xml:space="preserve"> y su Registro Federal de Contribuyente (RFC) es </w:t>
+      </w:r>
+      <w:r>
+        <w:rPr>
+          <w:rFonts w:ascii="Avenir Book" w:eastAsia="Times New Roman" w:hAnsi="Avenir Book" w:cs="Times New Roman"/>
+          <w:b/>
+          <w:bCs/>
+          <w:color w:val="EE0000"/>
+          <w:sz w:val="21"/>
+          <w:szCs w:val="21"/>
+          <w:lang w:eastAsia="en-US"/>
+        </w:rPr>
+        <w:t>{{</w:t>
+      </w:r>
+      <w:r>
+        <w:rPr>
+          <w:rFonts w:ascii="Avenir Book" w:eastAsia="Times New Roman" w:hAnsi="Avenir Book" w:cs="Times New Roman"/>
+          <w:b/>
+          <w:bCs/>
+          <w:color w:val="EE0000"/>
+          <w:sz w:val="21"/>
+          <w:szCs w:val="21"/>
+          <w:lang w:eastAsia="en-US"/>
+        </w:rPr>
+        <w:t>RFC</w:t>
+      </w:r>
+      <w:r>
+        <w:rPr>
+          <w:rFonts w:ascii="Avenir Book" w:eastAsia="Times New Roman" w:hAnsi="Avenir Book" w:cs="Times New Roman"/>
+          <w:b/>
+          <w:bCs/>
+          <w:color w:val="EE0000"/>
+          <w:sz w:val="21"/>
+          <w:szCs w:val="21"/>
+          <w:lang w:eastAsia="en-US"/>
+        </w:rPr>
+        <w:t>}}</w:t>
+      </w:r>
+      <w:r>
+        <w:rPr>
+          <w:rFonts w:ascii="Avenir Book" w:eastAsia="Times New Roman" w:hAnsi="Avenir Book" w:cs="Times New Roman"/>
+          <w:b/>
+          <w:bCs/>
+          <w:sz w:val="21"/>
+          <w:szCs w:val="21"/>
+          <w:lang w:eastAsia="en-US"/>
+        </w:rPr>
+        <w:t>.</w:t>
       </w:r>
     </w:p>
     <w:p>
@@ -730,7 +851,6 @@
         <w:jc w:val="both"/>
         <w:rPr>
           <w:rFonts w:ascii="Avenir Book" w:eastAsia="Times New Roman" w:hAnsi="Avenir Book" w:cs="Times New Roman"/>
-          <w:color w:val="FF0000"/>
           <w:sz w:val="21"/>
           <w:szCs w:val="21"/>
           <w:lang w:eastAsia="en-US"/>
@@ -752,7 +872,6 @@
         <w:jc w:val="both"/>
         <w:rPr>
           <w:rFonts w:ascii="Avenir Book" w:eastAsia="Times New Roman" w:hAnsi="Avenir Book" w:cs="Times New Roman"/>
-          <w:color w:val="FF0000"/>
           <w:sz w:val="21"/>
           <w:szCs w:val="21"/>
           <w:lang w:eastAsia="en-US"/>
@@ -1228,7 +1347,16 @@
           <w:szCs w:val="21"/>
           <w:lang w:eastAsia="en-US"/>
         </w:rPr>
-        <w:t>” se obliga a prestar en favor d</w:t>
+        <w:t xml:space="preserve">” se obliga a prestar en </w:t>
+      </w:r>
+      <w:r>
+        <w:rPr>
+          <w:rFonts w:ascii="Avenir Book" w:eastAsia="Times New Roman" w:hAnsi="Avenir Book" w:cs="Times New Roman"/>
+          <w:sz w:val="21"/>
+          <w:szCs w:val="21"/>
+          <w:lang w:eastAsia="en-US"/>
+        </w:rPr>
+        <w:t>favor d</w:t>
       </w:r>
       <w:r>
         <w:rPr>
@@ -1242,12 +1370,11 @@
       <w:r>
         <w:rPr>
           <w:rFonts w:ascii="Avenir Book" w:eastAsia="Times New Roman" w:hAnsi="Avenir Book" w:cs="Times New Roman"/>
-          <w:color w:val="FF0000"/>
-          <w:sz w:val="21"/>
-          <w:szCs w:val="21"/>
-          <w:lang w:eastAsia="en-US"/>
-        </w:rPr>
-        <w:t>{{EL_CLIENTE}}</w:t>
+          <w:sz w:val="21"/>
+          <w:szCs w:val="21"/>
+          <w:lang w:eastAsia="en-US"/>
+        </w:rPr>
+        <w:t>EL CLIENTE</w:t>
       </w:r>
       <w:r>
         <w:rPr>
@@ -1312,12 +1439,11 @@
       <w:r>
         <w:rPr>
           <w:rFonts w:ascii="Avenir Book" w:eastAsia="Times New Roman" w:hAnsi="Avenir Book" w:cs="Times New Roman"/>
-          <w:color w:val="FF0000"/>
-          <w:sz w:val="21"/>
-          <w:szCs w:val="21"/>
-          <w:lang w:eastAsia="en-US"/>
-        </w:rPr>
-        <w:t>{{EL_CLIENTE}}</w:t>
+          <w:sz w:val="21"/>
+          <w:szCs w:val="21"/>
+          <w:lang w:eastAsia="en-US"/>
+        </w:rPr>
+        <w:t>EL CLIENTE</w:t>
       </w:r>
       <w:r>
         <w:rPr>
@@ -1331,12 +1457,11 @@
       <w:r>
         <w:rPr>
           <w:rFonts w:ascii="Avenir Book" w:eastAsia="Times New Roman" w:hAnsi="Avenir Book" w:cs="Times New Roman"/>
-          <w:color w:val="FF0000"/>
-          <w:sz w:val="21"/>
-          <w:szCs w:val="21"/>
-          <w:lang w:eastAsia="en-US"/>
-        </w:rPr>
-        <w:t>{{EL_CLIENTE}}</w:t>
+          <w:sz w:val="21"/>
+          <w:szCs w:val="21"/>
+          <w:lang w:eastAsia="en-US"/>
+        </w:rPr>
+        <w:t>EL CLIENTE</w:t>
       </w:r>
       <w:r>
         <w:rPr>
@@ -1401,12 +1526,11 @@
       <w:r>
         <w:rPr>
           <w:rFonts w:ascii="Avenir Book" w:eastAsia="Times New Roman" w:hAnsi="Avenir Book" w:cs="Times New Roman"/>
-          <w:color w:val="FF0000"/>
-          <w:sz w:val="21"/>
-          <w:szCs w:val="21"/>
-          <w:lang w:eastAsia="en-US"/>
-        </w:rPr>
-        <w:t>{{EL_CLIENTE}}</w:t>
+          <w:sz w:val="21"/>
+          <w:szCs w:val="21"/>
+          <w:lang w:eastAsia="en-US"/>
+        </w:rPr>
+        <w:t>EL CLIENTE</w:t>
       </w:r>
       <w:r>
         <w:rPr>
@@ -1420,12 +1544,11 @@
       <w:r>
         <w:rPr>
           <w:rFonts w:ascii="Avenir Book" w:eastAsia="Times New Roman" w:hAnsi="Avenir Book" w:cs="Times New Roman"/>
-          <w:color w:val="FF0000"/>
-          <w:sz w:val="21"/>
-          <w:szCs w:val="21"/>
-          <w:lang w:eastAsia="en-US"/>
-        </w:rPr>
-        <w:t>{{EL_CLIENTE}}</w:t>
+          <w:sz w:val="21"/>
+          <w:szCs w:val="21"/>
+          <w:lang w:eastAsia="en-US"/>
+        </w:rPr>
+        <w:t>EL CLIENTE</w:t>
       </w:r>
       <w:r>
         <w:rPr>
@@ -1457,12 +1580,11 @@
       <w:r>
         <w:rPr>
           <w:rFonts w:ascii="Avenir Book" w:eastAsia="Times New Roman" w:hAnsi="Avenir Book" w:cs="Times New Roman"/>
-          <w:color w:val="FF0000"/>
-          <w:sz w:val="21"/>
-          <w:szCs w:val="21"/>
-          <w:lang w:eastAsia="en-US"/>
-        </w:rPr>
-        <w:t>{{EL_CLIENTE}}</w:t>
+          <w:sz w:val="21"/>
+          <w:szCs w:val="21"/>
+          <w:lang w:eastAsia="en-US"/>
+        </w:rPr>
+        <w:t>EL CLIENTE</w:t>
       </w:r>
       <w:r>
         <w:rPr>
@@ -1509,21 +1631,20 @@
       <w:r>
         <w:rPr>
           <w:rFonts w:ascii="Avenir Book" w:eastAsia="Times New Roman" w:hAnsi="Avenir Book" w:cs="Times New Roman"/>
-          <w:color w:val="FF0000"/>
-          <w:sz w:val="21"/>
-          <w:szCs w:val="21"/>
-          <w:lang w:eastAsia="en-US"/>
-        </w:rPr>
-        <w:t>{{EL_CLIENTE}}</w:t>
-      </w:r>
-      <w:r>
-        <w:rPr>
-          <w:rFonts w:ascii="Avenir Book" w:eastAsia="Times New Roman" w:hAnsi="Avenir Book" w:cs="Times New Roman"/>
-          <w:sz w:val="21"/>
-          <w:szCs w:val="21"/>
-          <w:lang w:eastAsia="en-US"/>
-        </w:rPr>
-        <w:t xml:space="preserve">” podrían estar </w:t>
+          <w:sz w:val="21"/>
+          <w:szCs w:val="21"/>
+          <w:lang w:eastAsia="en-US"/>
+        </w:rPr>
+        <w:t>EL CLIENTE</w:t>
+      </w:r>
+      <w:r>
+        <w:rPr>
+          <w:rFonts w:ascii="Avenir Book" w:eastAsia="Times New Roman" w:hAnsi="Avenir Book" w:cs="Times New Roman"/>
+          <w:sz w:val="21"/>
+          <w:szCs w:val="21"/>
+          <w:lang w:eastAsia="en-US"/>
+        </w:rPr>
+        <w:t xml:space="preserve">” podrían estar expuestos </w:t>
       </w:r>
       <w:r>
         <w:rPr>
@@ -1533,7 +1654,7 @@
           <w:lang w:eastAsia="en-US"/>
         </w:rPr>
         <w:lastRenderedPageBreak/>
-        <w:t>expuestos debido a diversos riesgos laborales, así como una propuesta de indemnización convencional. Este conjunto de documentos constituirá una carpeta de dictamen que integrará la información proveniente de la dictaminación, la inspección física, la evaluación médica y la evaluación actuarial.</w:t>
+        <w:t>debido a diversos riesgos laborales, así como una propuesta de indemnización convencional. Este conjunto de documentos constituirá una carpeta de dictamen que integrará la información proveniente de la dictaminación, la inspección física, la evaluación médica y la evaluación actuarial.</w:t>
       </w:r>
     </w:p>
     <w:p>
@@ -1598,12 +1719,11 @@
       <w:r>
         <w:rPr>
           <w:rFonts w:ascii="Avenir Book" w:eastAsia="Times New Roman" w:hAnsi="Avenir Book" w:cs="Times New Roman"/>
-          <w:color w:val="FF0000"/>
-          <w:sz w:val="21"/>
-          <w:szCs w:val="21"/>
-          <w:lang w:eastAsia="en-US"/>
-        </w:rPr>
-        <w:t>{{EL_CLIENTE}}</w:t>
+          <w:sz w:val="21"/>
+          <w:szCs w:val="21"/>
+          <w:lang w:eastAsia="en-US"/>
+        </w:rPr>
+        <w:t>EL CLIENTE</w:t>
       </w:r>
       <w:r>
         <w:rPr>
@@ -1683,12 +1803,11 @@
       <w:r>
         <w:rPr>
           <w:rFonts w:ascii="Avenir Book" w:eastAsia="Times New Roman" w:hAnsi="Avenir Book" w:cs="Times New Roman"/>
-          <w:color w:val="FF0000"/>
-          <w:sz w:val="21"/>
-          <w:szCs w:val="21"/>
-          <w:lang w:eastAsia="en-US"/>
-        </w:rPr>
-        <w:t>{{EL_CLIENTE}}</w:t>
+          <w:sz w:val="21"/>
+          <w:szCs w:val="21"/>
+          <w:lang w:eastAsia="en-US"/>
+        </w:rPr>
+        <w:t>EL CLIENTE</w:t>
       </w:r>
       <w:r>
         <w:rPr>
@@ -1771,12 +1890,11 @@
       <w:r>
         <w:rPr>
           <w:rFonts w:ascii="Avenir Book" w:eastAsia="Times New Roman" w:hAnsi="Avenir Book" w:cs="Times New Roman"/>
-          <w:color w:val="FF0000"/>
-          <w:sz w:val="21"/>
-          <w:szCs w:val="21"/>
-          <w:lang w:eastAsia="en-US"/>
-        </w:rPr>
-        <w:t>{{EL_CLIENTE}}</w:t>
+          <w:sz w:val="21"/>
+          <w:szCs w:val="21"/>
+          <w:lang w:eastAsia="en-US"/>
+        </w:rPr>
+        <w:t>EL CLIENTE</w:t>
       </w:r>
       <w:r>
         <w:rPr>
@@ -1823,12 +1941,11 @@
       <w:r>
         <w:rPr>
           <w:rFonts w:ascii="Avenir Book" w:eastAsia="Times New Roman" w:hAnsi="Avenir Book" w:cs="Times New Roman"/>
-          <w:color w:val="FF0000"/>
-          <w:sz w:val="21"/>
-          <w:szCs w:val="21"/>
-          <w:lang w:eastAsia="en-US"/>
-        </w:rPr>
-        <w:t>{{EL_CLIENTE}}</w:t>
+          <w:sz w:val="21"/>
+          <w:szCs w:val="21"/>
+          <w:lang w:eastAsia="en-US"/>
+        </w:rPr>
+        <w:t>EL CLIENTE</w:t>
       </w:r>
       <w:r>
         <w:rPr>
@@ -1911,12 +2028,11 @@
       <w:r>
         <w:rPr>
           <w:rFonts w:ascii="Avenir Book" w:eastAsia="Times New Roman" w:hAnsi="Avenir Book" w:cs="Times New Roman"/>
-          <w:color w:val="FF0000"/>
-          <w:sz w:val="21"/>
-          <w:szCs w:val="21"/>
-          <w:lang w:eastAsia="en-US"/>
-        </w:rPr>
-        <w:t>{{EL_CLIENTE}}</w:t>
+          <w:sz w:val="21"/>
+          <w:szCs w:val="21"/>
+          <w:lang w:eastAsia="en-US"/>
+        </w:rPr>
+        <w:t>EL CLIENTE</w:t>
       </w:r>
       <w:r>
         <w:rPr>
@@ -2000,12 +2116,11 @@
       <w:r>
         <w:rPr>
           <w:rFonts w:ascii="Avenir Book" w:eastAsia="Times New Roman" w:hAnsi="Avenir Book" w:cs="Times New Roman"/>
-          <w:color w:val="FF0000"/>
-          <w:sz w:val="21"/>
-          <w:szCs w:val="21"/>
-          <w:lang w:eastAsia="en-US"/>
-        </w:rPr>
-        <w:t>{{EL_CLIENTE}}</w:t>
+          <w:sz w:val="21"/>
+          <w:szCs w:val="21"/>
+          <w:lang w:eastAsia="en-US"/>
+        </w:rPr>
+        <w:t>EL CLIENTE</w:t>
       </w:r>
       <w:r>
         <w:rPr>
@@ -2037,12 +2152,11 @@
       <w:r>
         <w:rPr>
           <w:rFonts w:ascii="Avenir Book" w:eastAsia="Times New Roman" w:hAnsi="Avenir Book" w:cs="Times New Roman"/>
-          <w:color w:val="FF0000"/>
-          <w:sz w:val="21"/>
-          <w:szCs w:val="21"/>
-          <w:lang w:eastAsia="en-US"/>
-        </w:rPr>
-        <w:t>{{EL_CLIENTE}}</w:t>
+          <w:sz w:val="21"/>
+          <w:szCs w:val="21"/>
+          <w:lang w:eastAsia="en-US"/>
+        </w:rPr>
+        <w:t>EL CLIENTE</w:t>
       </w:r>
       <w:r>
         <w:rPr>
@@ -2107,12 +2221,11 @@
       <w:r>
         <w:rPr>
           <w:rFonts w:ascii="Avenir Book" w:eastAsia="Times New Roman" w:hAnsi="Avenir Book" w:cs="Times New Roman"/>
-          <w:color w:val="FF0000"/>
-          <w:sz w:val="21"/>
-          <w:szCs w:val="21"/>
-          <w:lang w:eastAsia="en-US"/>
-        </w:rPr>
-        <w:t>{{EL_CLIENTE}}</w:t>
+          <w:sz w:val="21"/>
+          <w:szCs w:val="21"/>
+          <w:lang w:eastAsia="en-US"/>
+        </w:rPr>
+        <w:t>EL CLIENTE</w:t>
       </w:r>
       <w:r>
         <w:rPr>
@@ -2126,12 +2239,11 @@
       <w:r>
         <w:rPr>
           <w:rFonts w:ascii="Avenir Book" w:eastAsia="Times New Roman" w:hAnsi="Avenir Book" w:cs="Times New Roman"/>
-          <w:color w:val="FF0000"/>
-          <w:sz w:val="21"/>
-          <w:szCs w:val="21"/>
-          <w:lang w:eastAsia="en-US"/>
-        </w:rPr>
-        <w:t>{{EL_CLIENTE}}</w:t>
+          <w:sz w:val="21"/>
+          <w:szCs w:val="21"/>
+          <w:lang w:eastAsia="en-US"/>
+        </w:rPr>
+        <w:t>EL CLIENTE</w:t>
       </w:r>
       <w:r>
         <w:rPr>
@@ -2184,21 +2296,29 @@
       <w:r>
         <w:rPr>
           <w:rFonts w:ascii="Avenir Book" w:eastAsia="Times New Roman" w:hAnsi="Avenir Book" w:cs="Times New Roman"/>
-          <w:color w:val="FF0000"/>
-          <w:sz w:val="21"/>
-          <w:szCs w:val="21"/>
-          <w:lang w:eastAsia="en-US"/>
-        </w:rPr>
-        <w:t>{{EL_CLIENTE}}</w:t>
-      </w:r>
-      <w:r>
-        <w:rPr>
-          <w:rFonts w:ascii="Avenir Book" w:eastAsia="Times New Roman" w:hAnsi="Avenir Book" w:cs="Times New Roman"/>
-          <w:sz w:val="21"/>
-          <w:szCs w:val="21"/>
-          <w:lang w:eastAsia="en-US"/>
-        </w:rPr>
-        <w:t xml:space="preserve">”, este último se obliga a cumplir con todos y cada uno de los pagos de honorarios pactados necesarios para solventar dichas obligaciones, los cuales deberán de ser depositados a la cuenta bancaria identificada con el número </w:t>
+          <w:sz w:val="21"/>
+          <w:szCs w:val="21"/>
+          <w:lang w:eastAsia="en-US"/>
+        </w:rPr>
+        <w:t>EL CLIENTE</w:t>
+      </w:r>
+      <w:r>
+        <w:rPr>
+          <w:rFonts w:ascii="Avenir Book" w:eastAsia="Times New Roman" w:hAnsi="Avenir Book" w:cs="Times New Roman"/>
+          <w:sz w:val="21"/>
+          <w:szCs w:val="21"/>
+          <w:lang w:eastAsia="en-US"/>
+        </w:rPr>
+        <w:t>”, este último se obliga a cumplir con todos y cada uno de los pagos de honorarios p</w:t>
+      </w:r>
+      <w:r>
+        <w:rPr>
+          <w:rFonts w:ascii="Avenir Book" w:eastAsia="Times New Roman" w:hAnsi="Avenir Book" w:cs="Times New Roman"/>
+          <w:sz w:val="21"/>
+          <w:szCs w:val="21"/>
+          <w:lang w:eastAsia="en-US"/>
+        </w:rPr>
+        <w:t xml:space="preserve">actados necesarios para solventar dichas obligaciones, los cuales deberán de ser depositados a la cuenta bancaria identificada con el número </w:t>
       </w:r>
       <w:bookmarkStart w:id="0" w:name="_Hlk156556870"/>
       <w:r>
@@ -2317,12 +2437,11 @@
       <w:r>
         <w:rPr>
           <w:rFonts w:ascii="Avenir Book" w:eastAsia="Times New Roman" w:hAnsi="Avenir Book" w:cs="Times New Roman"/>
-          <w:color w:val="FF0000"/>
-          <w:sz w:val="21"/>
-          <w:szCs w:val="21"/>
-          <w:lang w:eastAsia="en-US"/>
-        </w:rPr>
-        <w:t>{{EL_CLIENTE}}</w:t>
+          <w:sz w:val="21"/>
+          <w:szCs w:val="21"/>
+          <w:lang w:eastAsia="en-US"/>
+        </w:rPr>
+        <w:t>EL CLIENTE</w:t>
       </w:r>
       <w:r>
         <w:rPr>
@@ -2336,12 +2455,11 @@
       <w:r>
         <w:rPr>
           <w:rFonts w:ascii="Avenir Book" w:eastAsia="Times New Roman" w:hAnsi="Avenir Book" w:cs="Times New Roman"/>
-          <w:color w:val="FF0000"/>
-          <w:sz w:val="21"/>
-          <w:szCs w:val="21"/>
-          <w:lang w:eastAsia="en-US"/>
-        </w:rPr>
-        <w:t>{{EL_CLIENTE}}</w:t>
+          <w:sz w:val="21"/>
+          <w:szCs w:val="21"/>
+          <w:lang w:eastAsia="en-US"/>
+        </w:rPr>
+        <w:t>EL CLIENTE</w:t>
       </w:r>
       <w:r>
         <w:rPr>
@@ -2424,21 +2542,40 @@
       <w:r>
         <w:rPr>
           <w:rFonts w:ascii="Avenir Book" w:eastAsia="Times New Roman" w:hAnsi="Avenir Book" w:cs="Times New Roman"/>
-          <w:color w:val="FF0000"/>
-          <w:sz w:val="21"/>
-          <w:szCs w:val="21"/>
-          <w:lang w:eastAsia="en-US"/>
-        </w:rPr>
-        <w:t>{{EL_CLIENTE}}</w:t>
-      </w:r>
-      <w:r>
-        <w:rPr>
-          <w:rFonts w:ascii="Avenir Book" w:eastAsia="Times New Roman" w:hAnsi="Avenir Book" w:cs="Times New Roman"/>
-          <w:sz w:val="21"/>
-          <w:szCs w:val="21"/>
-          <w:lang w:eastAsia="en-US"/>
-        </w:rPr>
-        <w:t>” trabajadores propios, ya que todas las actividades que resulten necesarias para la debida prestación de los servicios contratados, se realizaran en el domicilio de “</w:t>
+          <w:sz w:val="21"/>
+          <w:szCs w:val="21"/>
+          <w:lang w:eastAsia="en-US"/>
+        </w:rPr>
+        <w:t>EL CLIENTE</w:t>
+      </w:r>
+      <w:r>
+        <w:rPr>
+          <w:rFonts w:ascii="Avenir Book" w:eastAsia="Times New Roman" w:hAnsi="Avenir Book" w:cs="Times New Roman"/>
+          <w:sz w:val="21"/>
+          <w:szCs w:val="21"/>
+          <w:lang w:eastAsia="en-US"/>
+        </w:rPr>
+        <w:t xml:space="preserve">” trabajadores propios, ya que todas las actividades que resulten necesarias para la debida prestación de los servicios </w:t>
+      </w:r>
+      <w:proofErr w:type="gramStart"/>
+      <w:r>
+        <w:rPr>
+          <w:rFonts w:ascii="Avenir Book" w:eastAsia="Times New Roman" w:hAnsi="Avenir Book" w:cs="Times New Roman"/>
+          <w:sz w:val="21"/>
+          <w:szCs w:val="21"/>
+          <w:lang w:eastAsia="en-US"/>
+        </w:rPr>
+        <w:t>contratados,</w:t>
+      </w:r>
+      <w:proofErr w:type="gramEnd"/>
+      <w:r>
+        <w:rPr>
+          <w:rFonts w:ascii="Avenir Book" w:eastAsia="Times New Roman" w:hAnsi="Avenir Book" w:cs="Times New Roman"/>
+          <w:sz w:val="21"/>
+          <w:szCs w:val="21"/>
+          <w:lang w:eastAsia="en-US"/>
+        </w:rPr>
+        <w:t xml:space="preserve"> se realizaran en el domicilio de “</w:t>
       </w:r>
       <w:r>
         <w:rPr>
@@ -2673,12 +2810,11 @@
       <w:r>
         <w:rPr>
           <w:rFonts w:ascii="Avenir Book" w:eastAsia="Times New Roman" w:hAnsi="Avenir Book" w:cs="Times New Roman"/>
-          <w:color w:val="FF0000"/>
-          <w:sz w:val="21"/>
-          <w:szCs w:val="21"/>
-          <w:lang w:eastAsia="en-US"/>
-        </w:rPr>
-        <w:t>{{EL_CLIENTE}}</w:t>
+          <w:sz w:val="21"/>
+          <w:szCs w:val="21"/>
+          <w:lang w:eastAsia="en-US"/>
+        </w:rPr>
+        <w:t>EL CLIENTE</w:t>
       </w:r>
       <w:r>
         <w:rPr>
@@ -2839,12 +2975,11 @@
       <w:r>
         <w:rPr>
           <w:rFonts w:ascii="Avenir Book" w:eastAsia="Times New Roman" w:hAnsi="Avenir Book" w:cs="Times New Roman"/>
-          <w:color w:val="FF0000"/>
-          <w:sz w:val="21"/>
-          <w:szCs w:val="21"/>
-          <w:lang w:eastAsia="en-US"/>
-        </w:rPr>
-        <w:t>{{EL_CLIENTE}}</w:t>
+          <w:sz w:val="21"/>
+          <w:szCs w:val="21"/>
+          <w:lang w:eastAsia="en-US"/>
+        </w:rPr>
+        <w:t>EL CLIENTE</w:t>
       </w:r>
       <w:r>
         <w:rPr>
@@ -3091,12 +3226,11 @@
       <w:r>
         <w:rPr>
           <w:rFonts w:ascii="Avenir Book" w:eastAsia="Times New Roman" w:hAnsi="Avenir Book" w:cs="Times New Roman"/>
-          <w:color w:val="FF0000"/>
-          <w:sz w:val="21"/>
-          <w:szCs w:val="21"/>
-          <w:lang w:eastAsia="en-US"/>
-        </w:rPr>
-        <w:t>{{EL_CLIENTE}}</w:t>
+          <w:sz w:val="21"/>
+          <w:szCs w:val="21"/>
+          <w:lang w:eastAsia="en-US"/>
+        </w:rPr>
+        <w:t>EL CLIENTE</w:t>
       </w:r>
       <w:r>
         <w:rPr>
@@ -3163,12 +3297,11 @@
       <w:r>
         <w:rPr>
           <w:rFonts w:ascii="Avenir Book" w:eastAsia="Times New Roman" w:hAnsi="Avenir Book" w:cs="Times New Roman"/>
-          <w:color w:val="FF0000"/>
-          <w:sz w:val="21"/>
-          <w:szCs w:val="21"/>
-          <w:lang w:eastAsia="en-US"/>
-        </w:rPr>
-        <w:t>{{EL_CLIENTE}}</w:t>
+          <w:sz w:val="21"/>
+          <w:szCs w:val="21"/>
+          <w:lang w:eastAsia="en-US"/>
+        </w:rPr>
+        <w:t>EL CLIENTE</w:t>
       </w:r>
       <w:r>
         <w:rPr>
@@ -3221,12 +3354,11 @@
       <w:r>
         <w:rPr>
           <w:rFonts w:ascii="Avenir Book" w:eastAsia="Times New Roman" w:hAnsi="Avenir Book" w:cs="Times New Roman"/>
-          <w:color w:val="FF0000"/>
-          <w:sz w:val="21"/>
-          <w:szCs w:val="21"/>
-          <w:lang w:eastAsia="en-US"/>
-        </w:rPr>
-        <w:t>{{EL_CLIENTE}}</w:t>
+          <w:sz w:val="21"/>
+          <w:szCs w:val="21"/>
+          <w:lang w:eastAsia="en-US"/>
+        </w:rPr>
+        <w:t>EL CLIENTE</w:t>
       </w:r>
       <w:r>
         <w:rPr>
@@ -3293,12 +3425,11 @@
       <w:r>
         <w:rPr>
           <w:rFonts w:ascii="Avenir Book" w:eastAsia="Times New Roman" w:hAnsi="Avenir Book" w:cs="Times New Roman"/>
-          <w:color w:val="FF0000"/>
-          <w:sz w:val="21"/>
-          <w:szCs w:val="21"/>
-          <w:lang w:eastAsia="en-US"/>
-        </w:rPr>
-        <w:t>{{EL_CLIENTE}}</w:t>
+          <w:sz w:val="21"/>
+          <w:szCs w:val="21"/>
+          <w:lang w:eastAsia="en-US"/>
+        </w:rPr>
+        <w:t>EL CLIENTE</w:t>
       </w:r>
       <w:r>
         <w:rPr>
@@ -3411,12 +3542,11 @@
       <w:r>
         <w:rPr>
           <w:rFonts w:ascii="Avenir Book" w:eastAsia="Times New Roman" w:hAnsi="Avenir Book" w:cs="Times New Roman"/>
-          <w:color w:val="FF0000"/>
-          <w:sz w:val="21"/>
-          <w:szCs w:val="21"/>
-          <w:lang w:eastAsia="en-US"/>
-        </w:rPr>
-        <w:t>{{EL_CLIENTE}}</w:t>
+          <w:sz w:val="21"/>
+          <w:szCs w:val="21"/>
+          <w:lang w:eastAsia="en-US"/>
+        </w:rPr>
+        <w:t>EL CLIENTE</w:t>
       </w:r>
       <w:r>
         <w:rPr>
@@ -3468,12 +3598,11 @@
       <w:r>
         <w:rPr>
           <w:rFonts w:ascii="Avenir Book" w:eastAsia="Times New Roman" w:hAnsi="Avenir Book" w:cs="Times New Roman"/>
-          <w:color w:val="FF0000"/>
-          <w:sz w:val="21"/>
-          <w:szCs w:val="21"/>
-          <w:lang w:eastAsia="en-US"/>
-        </w:rPr>
-        <w:t>{{EL_CLIENTE}}</w:t>
+          <w:sz w:val="21"/>
+          <w:szCs w:val="21"/>
+          <w:lang w:eastAsia="en-US"/>
+        </w:rPr>
+        <w:t>EL CLIENTE</w:t>
       </w:r>
       <w:r>
         <w:rPr>
@@ -3520,12 +3649,11 @@
       <w:r>
         <w:rPr>
           <w:rFonts w:ascii="Avenir Book" w:eastAsia="Times New Roman" w:hAnsi="Avenir Book" w:cs="Times New Roman"/>
-          <w:color w:val="FF0000"/>
-          <w:sz w:val="21"/>
-          <w:szCs w:val="21"/>
-          <w:lang w:eastAsia="en-US"/>
-        </w:rPr>
-        <w:t>{{EL_CLIENTE}}</w:t>
+          <w:sz w:val="21"/>
+          <w:szCs w:val="21"/>
+          <w:lang w:eastAsia="en-US"/>
+        </w:rPr>
+        <w:t>EL CLIENTE</w:t>
       </w:r>
       <w:r>
         <w:rPr>
@@ -3552,7 +3680,7 @@
           <w:szCs w:val="21"/>
           <w:lang w:eastAsia="en-US"/>
         </w:rPr>
-        <w:t xml:space="preserve">”, o en su defecto, podrán efectuarse mediante cheque nominativo </w:t>
+        <w:t xml:space="preserve">”, o en su defecto, podrán efectuarse mediante cheque nominativo para </w:t>
       </w:r>
       <w:r>
         <w:rPr>
@@ -3562,17 +3690,16 @@
           <w:lang w:eastAsia="en-US"/>
         </w:rPr>
         <w:lastRenderedPageBreak/>
-        <w:t>para abono en cuenta del beneficiario, el cual, deberá de ser entregado por “</w:t>
-      </w:r>
-      <w:r>
-        <w:rPr>
-          <w:rFonts w:ascii="Avenir Book" w:eastAsia="Times New Roman" w:hAnsi="Avenir Book" w:cs="Times New Roman"/>
-          <w:color w:val="FF0000"/>
-          <w:sz w:val="21"/>
-          <w:szCs w:val="21"/>
-          <w:lang w:eastAsia="en-US"/>
-        </w:rPr>
-        <w:t>{{EL_CLIENTE}}</w:t>
+        <w:t>abono en cuenta del beneficiario, el cual, deberá de ser entregado por “</w:t>
+      </w:r>
+      <w:r>
+        <w:rPr>
+          <w:rFonts w:ascii="Avenir Book" w:eastAsia="Times New Roman" w:hAnsi="Avenir Book" w:cs="Times New Roman"/>
+          <w:sz w:val="21"/>
+          <w:szCs w:val="21"/>
+          <w:lang w:eastAsia="en-US"/>
+        </w:rPr>
+        <w:t>EL CLIENTE</w:t>
       </w:r>
       <w:r>
         <w:rPr>
@@ -3706,21 +3833,40 @@
       <w:r>
         <w:rPr>
           <w:rFonts w:ascii="Avenir Book" w:eastAsia="Times New Roman" w:hAnsi="Avenir Book" w:cs="Times New Roman"/>
-          <w:color w:val="FF0000"/>
-          <w:sz w:val="21"/>
-          <w:szCs w:val="21"/>
-          <w:lang w:eastAsia="en-US"/>
-        </w:rPr>
-        <w:t>{{EL_CLIENTE}}</w:t>
-      </w:r>
-      <w:r>
-        <w:rPr>
-          <w:rFonts w:ascii="Avenir Book" w:eastAsia="Times New Roman" w:hAnsi="Avenir Book" w:cs="Times New Roman"/>
-          <w:sz w:val="21"/>
-          <w:szCs w:val="21"/>
-          <w:lang w:eastAsia="en-US"/>
-        </w:rPr>
-        <w:t>” siendo este último el responsable de los mismos de manera directa frente al sindicato en caso de ser una obligación ante el mismo o frente a los trabajadores en caso de reclamo.</w:t>
+          <w:sz w:val="21"/>
+          <w:szCs w:val="21"/>
+          <w:lang w:eastAsia="en-US"/>
+        </w:rPr>
+        <w:t>EL CLIENTE</w:t>
+      </w:r>
+      <w:r>
+        <w:rPr>
+          <w:rFonts w:ascii="Avenir Book" w:eastAsia="Times New Roman" w:hAnsi="Avenir Book" w:cs="Times New Roman"/>
+          <w:sz w:val="21"/>
+          <w:szCs w:val="21"/>
+          <w:lang w:eastAsia="en-US"/>
+        </w:rPr>
+        <w:t xml:space="preserve">” siendo este último el responsable de </w:t>
+      </w:r>
+      <w:proofErr w:type="gramStart"/>
+      <w:r>
+        <w:rPr>
+          <w:rFonts w:ascii="Avenir Book" w:eastAsia="Times New Roman" w:hAnsi="Avenir Book" w:cs="Times New Roman"/>
+          <w:sz w:val="21"/>
+          <w:szCs w:val="21"/>
+          <w:lang w:eastAsia="en-US"/>
+        </w:rPr>
+        <w:t>los mismos</w:t>
+      </w:r>
+      <w:proofErr w:type="gramEnd"/>
+      <w:r>
+        <w:rPr>
+          <w:rFonts w:ascii="Avenir Book" w:eastAsia="Times New Roman" w:hAnsi="Avenir Book" w:cs="Times New Roman"/>
+          <w:sz w:val="21"/>
+          <w:szCs w:val="21"/>
+          <w:lang w:eastAsia="en-US"/>
+        </w:rPr>
+        <w:t xml:space="preserve"> de manera directa frente al sindicato en caso de ser una obligación ante el mismo o frente a los trabajadores en caso de reclamo.</w:t>
       </w:r>
     </w:p>
     <w:p>
@@ -3846,12 +3992,11 @@
       <w:r>
         <w:rPr>
           <w:rFonts w:ascii="Avenir Book" w:eastAsia="Times New Roman" w:hAnsi="Avenir Book" w:cs="Times New Roman"/>
-          <w:color w:val="FF0000"/>
-          <w:sz w:val="21"/>
-          <w:szCs w:val="21"/>
-          <w:lang w:eastAsia="en-US"/>
-        </w:rPr>
-        <w:t>{{EL_CLIENTE}}</w:t>
+          <w:sz w:val="21"/>
+          <w:szCs w:val="21"/>
+          <w:lang w:eastAsia="en-US"/>
+        </w:rPr>
+        <w:t>EL CLIENTE</w:t>
       </w:r>
       <w:r>
         <w:rPr>
@@ -3952,12 +4097,11 @@
       <w:r>
         <w:rPr>
           <w:rFonts w:ascii="Avenir Book" w:eastAsia="Times New Roman" w:hAnsi="Avenir Book" w:cs="Times New Roman"/>
-          <w:color w:val="FF0000"/>
-          <w:sz w:val="21"/>
-          <w:szCs w:val="21"/>
-          <w:lang w:eastAsia="en-US"/>
-        </w:rPr>
-        <w:t>{{EL_CLIENTE}}</w:t>
+          <w:sz w:val="21"/>
+          <w:szCs w:val="21"/>
+          <w:lang w:eastAsia="en-US"/>
+        </w:rPr>
+        <w:t>EL CLIENTE</w:t>
       </w:r>
       <w:r>
         <w:rPr>
@@ -4004,12 +4148,11 @@
       <w:r>
         <w:rPr>
           <w:rFonts w:ascii="Avenir Book" w:eastAsia="Times New Roman" w:hAnsi="Avenir Book" w:cs="Times New Roman"/>
-          <w:color w:val="FF0000"/>
-          <w:sz w:val="21"/>
-          <w:szCs w:val="21"/>
-          <w:lang w:eastAsia="en-US"/>
-        </w:rPr>
-        <w:t>{{EL_CLIENTE}}</w:t>
+          <w:sz w:val="21"/>
+          <w:szCs w:val="21"/>
+          <w:lang w:eastAsia="en-US"/>
+        </w:rPr>
+        <w:t>EL CLIENTE</w:t>
       </w:r>
       <w:r>
         <w:rPr>
@@ -4059,12 +4202,11 @@
       <w:r>
         <w:rPr>
           <w:rFonts w:ascii="Avenir Book" w:eastAsia="Times New Roman" w:hAnsi="Avenir Book" w:cs="Times New Roman"/>
-          <w:color w:val="FF0000"/>
-          <w:sz w:val="21"/>
-          <w:szCs w:val="21"/>
-          <w:lang w:eastAsia="en-US"/>
-        </w:rPr>
-        <w:t>{{EL_CLIENTE}}</w:t>
+          <w:sz w:val="21"/>
+          <w:szCs w:val="21"/>
+          <w:lang w:eastAsia="en-US"/>
+        </w:rPr>
+        <w:t>EL CLIENTE</w:t>
       </w:r>
       <w:r>
         <w:rPr>
@@ -4096,12 +4238,11 @@
       <w:r>
         <w:rPr>
           <w:rFonts w:ascii="Avenir Book" w:eastAsia="Times New Roman" w:hAnsi="Avenir Book" w:cs="Times New Roman"/>
-          <w:color w:val="FF0000"/>
-          <w:sz w:val="21"/>
-          <w:szCs w:val="21"/>
-          <w:lang w:eastAsia="en-US"/>
-        </w:rPr>
-        <w:t>{{EL_CLIENTE}}</w:t>
+          <w:sz w:val="21"/>
+          <w:szCs w:val="21"/>
+          <w:lang w:eastAsia="en-US"/>
+        </w:rPr>
+        <w:t>EL CLIENTE</w:t>
       </w:r>
       <w:r>
         <w:rPr>
@@ -4202,12 +4343,11 @@
       <w:r>
         <w:rPr>
           <w:rFonts w:ascii="Avenir Book" w:eastAsia="Times New Roman" w:hAnsi="Avenir Book" w:cs="Times New Roman"/>
-          <w:color w:val="FF0000"/>
-          <w:sz w:val="21"/>
-          <w:szCs w:val="21"/>
-          <w:lang w:eastAsia="en-US"/>
-        </w:rPr>
-        <w:t>{{EL_CLIENTE}}</w:t>
+          <w:sz w:val="21"/>
+          <w:szCs w:val="21"/>
+          <w:lang w:eastAsia="en-US"/>
+        </w:rPr>
+        <w:t>EL CLIENTE</w:t>
       </w:r>
       <w:r>
         <w:rPr>
@@ -4351,21 +4491,984 @@
       <w:r>
         <w:rPr>
           <w:rFonts w:ascii="Avenir Book" w:eastAsia="Times New Roman" w:hAnsi="Avenir Book" w:cs="Times New Roman"/>
+          <w:sz w:val="21"/>
+          <w:szCs w:val="21"/>
+          <w:lang w:eastAsia="en-US"/>
+        </w:rPr>
+        <w:t>EL CLIENTE</w:t>
+      </w:r>
+      <w:r>
+        <w:rPr>
+          <w:rFonts w:ascii="Avenir Book" w:eastAsia="Times New Roman" w:hAnsi="Avenir Book" w:cs="Times New Roman"/>
+          <w:sz w:val="21"/>
+          <w:szCs w:val="21"/>
+          <w:lang w:eastAsia="en-US"/>
+        </w:rPr>
+        <w:t>” pueda utilizar los servicios de administración de recursos tendientes al pago de compensaciones y/o indemnizaciones, el “</w:t>
+      </w:r>
+      <w:r>
+        <w:rPr>
+          <w:rFonts w:ascii="Avenir Book" w:eastAsia="Times New Roman" w:hAnsi="Avenir Book" w:cs="Times New Roman"/>
+          <w:sz w:val="21"/>
+          <w:szCs w:val="21"/>
+          <w:lang w:eastAsia="en-US"/>
+        </w:rPr>
+        <w:t>EL PRESTADOR DE SERVICIOS</w:t>
+      </w:r>
+      <w:r>
+        <w:rPr>
+          <w:rFonts w:ascii="Avenir Book" w:eastAsia="Times New Roman" w:hAnsi="Avenir Book" w:cs="Times New Roman"/>
+          <w:sz w:val="21"/>
+          <w:szCs w:val="21"/>
+          <w:lang w:eastAsia="en-US"/>
+        </w:rPr>
+        <w:t xml:space="preserve">” deberá tener celebrado un contrato colectivo de trabajo con el sindicato de su elección, en el cual haya convenido indemnizar a los trabajadores en caso de incumplimiento a las NOMS señaladas con anterioridad en el presente Contrato, medina una cuantificación extrajudicial derivada de un cálculo actuarial realizado por perito. </w:t>
+      </w:r>
+    </w:p>
+    <w:p>
+      <w:pPr>
+        <w:spacing w:after="0" w:line="240" w:lineRule="auto"/>
+        <w:jc w:val="both"/>
+        <w:rPr>
+          <w:rFonts w:ascii="Avenir Book" w:eastAsia="Times New Roman" w:hAnsi="Avenir Book" w:cs="Times New Roman"/>
+          <w:sz w:val="21"/>
+          <w:szCs w:val="21"/>
+          <w:lang w:eastAsia="en-US"/>
+        </w:rPr>
+      </w:pPr>
+    </w:p>
+    <w:p>
+      <w:pPr>
+        <w:spacing w:after="0" w:line="240" w:lineRule="auto"/>
+        <w:jc w:val="both"/>
+        <w:rPr>
+          <w:rFonts w:ascii="Avenir Book" w:eastAsia="Times New Roman" w:hAnsi="Avenir Book" w:cs="Times New Roman"/>
+          <w:sz w:val="21"/>
+          <w:szCs w:val="21"/>
+          <w:lang w:eastAsia="en-US"/>
+        </w:rPr>
+      </w:pPr>
+      <w:r>
+        <w:rPr>
+          <w:rFonts w:ascii="Avenir Book" w:eastAsia="Times New Roman" w:hAnsi="Avenir Book" w:cs="Times New Roman"/>
+          <w:sz w:val="21"/>
+          <w:szCs w:val="21"/>
+          <w:lang w:eastAsia="en-US"/>
+        </w:rPr>
+        <w:t xml:space="preserve">Asimismo, en dicho contrato deberá estar prevista la obligación de compensar y/o indemnizar a los trabajadores en caso de que exista y persista algún elemento que, conforme a los Normas Oficiales Mexicanas en materia de Salud en el Trabajo, generen o puedan generar un detrimento en la salud de los empleados de manera continuada, designando para la evaluación y administración de los recursos destinados a ellos a </w:t>
+      </w:r>
+      <w:proofErr w:type="spellStart"/>
+      <w:r>
+        <w:rPr>
+          <w:rFonts w:ascii="Avenir Book" w:eastAsia="Times New Roman" w:hAnsi="Avenir Book" w:cs="Times New Roman"/>
+          <w:sz w:val="21"/>
+          <w:szCs w:val="21"/>
+          <w:lang w:eastAsia="en-US"/>
+        </w:rPr>
+        <w:t>el</w:t>
+      </w:r>
+      <w:proofErr w:type="spellEnd"/>
+      <w:r>
+        <w:rPr>
+          <w:rFonts w:ascii="Avenir Book" w:eastAsia="Times New Roman" w:hAnsi="Avenir Book" w:cs="Times New Roman"/>
+          <w:sz w:val="21"/>
+          <w:szCs w:val="21"/>
+          <w:lang w:eastAsia="en-US"/>
+        </w:rPr>
+        <w:t xml:space="preserve"> “</w:t>
+      </w:r>
+      <w:r>
+        <w:rPr>
+          <w:rFonts w:ascii="Avenir Book" w:eastAsia="Times New Roman" w:hAnsi="Avenir Book" w:cs="Times New Roman"/>
+          <w:sz w:val="21"/>
+          <w:szCs w:val="21"/>
+          <w:lang w:eastAsia="en-US"/>
+        </w:rPr>
+        <w:t>EL PRESTADOR DE SERVICIOS</w:t>
+      </w:r>
+      <w:r>
+        <w:rPr>
+          <w:rFonts w:ascii="Avenir Book" w:eastAsia="Times New Roman" w:hAnsi="Avenir Book" w:cs="Times New Roman"/>
+          <w:sz w:val="21"/>
+          <w:szCs w:val="21"/>
+          <w:lang w:eastAsia="en-US"/>
+        </w:rPr>
+        <w:t>” y/o a quien este último designe para tales efectos.</w:t>
+      </w:r>
+    </w:p>
+    <w:p>
+      <w:pPr>
+        <w:spacing w:after="0" w:line="240" w:lineRule="auto"/>
+        <w:jc w:val="both"/>
+        <w:rPr>
+          <w:rFonts w:ascii="Avenir Book" w:eastAsia="Times New Roman" w:hAnsi="Avenir Book" w:cs="Times New Roman"/>
+          <w:sz w:val="21"/>
+          <w:szCs w:val="21"/>
+          <w:lang w:eastAsia="en-US"/>
+        </w:rPr>
+      </w:pPr>
+    </w:p>
+    <w:p>
+      <w:pPr>
+        <w:spacing w:after="0" w:line="240" w:lineRule="auto"/>
+        <w:jc w:val="both"/>
+        <w:rPr>
+          <w:rFonts w:ascii="Avenir Book" w:eastAsia="Times New Roman" w:hAnsi="Avenir Book" w:cs="Times New Roman"/>
+          <w:sz w:val="21"/>
+          <w:szCs w:val="21"/>
+          <w:lang w:eastAsia="en-US"/>
+        </w:rPr>
+      </w:pPr>
+      <w:r>
+        <w:rPr>
+          <w:rFonts w:ascii="Avenir Book" w:eastAsia="Times New Roman" w:hAnsi="Avenir Book" w:cs="Times New Roman"/>
+          <w:sz w:val="21"/>
+          <w:szCs w:val="21"/>
+          <w:lang w:eastAsia="en-US"/>
+        </w:rPr>
+        <w:t>Al efecto, las partes están de acuerdo en acordar de manera conjunta con el sindicato la redacción de dicha cláusula, de manera que exista un equilibrio adecuado entre el patrón, sindicato y trabajadores, en lo que se logra la completa regularización de “</w:t>
+      </w:r>
+      <w:r>
+        <w:rPr>
+          <w:rFonts w:ascii="Avenir Book" w:eastAsia="Times New Roman" w:hAnsi="Avenir Book" w:cs="Times New Roman"/>
+          <w:sz w:val="21"/>
+          <w:szCs w:val="21"/>
+          <w:lang w:eastAsia="en-US"/>
+        </w:rPr>
+        <w:t>EL CLIENTE</w:t>
+      </w:r>
+      <w:r>
+        <w:rPr>
+          <w:rFonts w:ascii="Avenir Book" w:eastAsia="Times New Roman" w:hAnsi="Avenir Book" w:cs="Times New Roman"/>
+          <w:sz w:val="21"/>
+          <w:szCs w:val="21"/>
+          <w:lang w:eastAsia="en-US"/>
+        </w:rPr>
+        <w:t>” a los requerimientos de las Normas Oficiales Mexicanas multicitadas.</w:t>
+      </w:r>
+    </w:p>
+    <w:p>
+      <w:pPr>
+        <w:spacing w:after="0" w:line="240" w:lineRule="auto"/>
+        <w:jc w:val="both"/>
+        <w:rPr>
+          <w:rFonts w:ascii="Avenir Book" w:eastAsia="Times New Roman" w:hAnsi="Avenir Book" w:cs="Times New Roman"/>
+          <w:b/>
+          <w:sz w:val="21"/>
+          <w:szCs w:val="21"/>
+          <w:lang w:eastAsia="en-US"/>
+        </w:rPr>
+      </w:pPr>
+    </w:p>
+    <w:p>
+      <w:pPr>
+        <w:spacing w:after="0" w:line="240" w:lineRule="auto"/>
+        <w:jc w:val="both"/>
+        <w:rPr>
+          <w:rFonts w:ascii="Avenir Book" w:eastAsia="Times New Roman" w:hAnsi="Avenir Book" w:cs="Times New Roman"/>
+          <w:b/>
+          <w:sz w:val="21"/>
+          <w:szCs w:val="21"/>
+          <w:lang w:eastAsia="en-US"/>
+        </w:rPr>
+      </w:pPr>
+      <w:r>
+        <w:rPr>
+          <w:rFonts w:ascii="Avenir Book" w:eastAsia="Times New Roman" w:hAnsi="Avenir Book" w:cs="Times New Roman"/>
+          <w:b/>
+          <w:sz w:val="21"/>
+          <w:szCs w:val="21"/>
+          <w:lang w:eastAsia="en-US"/>
+        </w:rPr>
+        <w:t>SÉPTIMA. - IMPUESTOS.</w:t>
+      </w:r>
+    </w:p>
+    <w:p>
+      <w:pPr>
+        <w:spacing w:after="0" w:line="240" w:lineRule="auto"/>
+        <w:jc w:val="both"/>
+        <w:rPr>
+          <w:rFonts w:ascii="Avenir Book" w:eastAsia="Times New Roman" w:hAnsi="Avenir Book" w:cs="Times New Roman"/>
+          <w:sz w:val="21"/>
+          <w:szCs w:val="21"/>
+          <w:lang w:eastAsia="en-US"/>
+        </w:rPr>
+      </w:pPr>
+    </w:p>
+    <w:p>
+      <w:pPr>
+        <w:spacing w:after="0" w:line="240" w:lineRule="auto"/>
+        <w:jc w:val="both"/>
+        <w:rPr>
+          <w:rFonts w:ascii="Avenir Book" w:eastAsia="Times New Roman" w:hAnsi="Avenir Book" w:cs="Times New Roman"/>
+          <w:sz w:val="21"/>
+          <w:szCs w:val="21"/>
+          <w:lang w:eastAsia="en-US"/>
+        </w:rPr>
+      </w:pPr>
+      <w:r>
+        <w:rPr>
+          <w:rFonts w:ascii="Avenir Book" w:eastAsia="Times New Roman" w:hAnsi="Avenir Book" w:cs="Times New Roman"/>
+          <w:sz w:val="21"/>
+          <w:szCs w:val="21"/>
+          <w:lang w:eastAsia="en-US"/>
+        </w:rPr>
+        <w:t>Ambas partes acuerdan que cada una será responsable, de acuerdo con la legislación fiscal aplicable, del cumplimiento de sus respectivas obligaciones de carácter fiscal derivadas de la firma y ejecución del presente acuerdo.</w:t>
+      </w:r>
+    </w:p>
+    <w:p>
+      <w:pPr>
+        <w:spacing w:after="0" w:line="240" w:lineRule="auto"/>
+        <w:jc w:val="both"/>
+        <w:rPr>
+          <w:rFonts w:ascii="Avenir Book" w:eastAsia="Times New Roman" w:hAnsi="Avenir Book" w:cs="Times New Roman"/>
+          <w:sz w:val="21"/>
+          <w:szCs w:val="21"/>
+          <w:lang w:eastAsia="en-US"/>
+        </w:rPr>
+      </w:pPr>
+    </w:p>
+    <w:p>
+      <w:pPr>
+        <w:spacing w:after="0" w:line="240" w:lineRule="auto"/>
+        <w:jc w:val="both"/>
+        <w:rPr>
+          <w:rFonts w:ascii="Avenir Book" w:eastAsia="Times New Roman" w:hAnsi="Avenir Book" w:cs="Times New Roman"/>
+          <w:sz w:val="21"/>
+          <w:szCs w:val="21"/>
+          <w:lang w:eastAsia="en-US"/>
+        </w:rPr>
+      </w:pPr>
+      <w:r>
+        <w:rPr>
+          <w:rFonts w:ascii="Avenir Book" w:eastAsia="Times New Roman" w:hAnsi="Avenir Book" w:cs="Times New Roman"/>
+          <w:sz w:val="21"/>
+          <w:szCs w:val="21"/>
+          <w:lang w:eastAsia="en-US"/>
+        </w:rPr>
+        <w:t>"</w:t>
+      </w:r>
+      <w:r>
+        <w:rPr>
+          <w:rFonts w:ascii="Avenir Book" w:eastAsia="Times New Roman" w:hAnsi="Avenir Book" w:cs="Times New Roman"/>
+          <w:sz w:val="21"/>
+          <w:szCs w:val="21"/>
+          <w:lang w:eastAsia="en-US"/>
+        </w:rPr>
+        <w:t>EL CLIENTE</w:t>
+      </w:r>
+      <w:r>
+        <w:rPr>
+          <w:rFonts w:ascii="Avenir Book" w:eastAsia="Times New Roman" w:hAnsi="Avenir Book" w:cs="Times New Roman"/>
+          <w:sz w:val="21"/>
+          <w:szCs w:val="21"/>
+          <w:lang w:eastAsia="en-US"/>
+        </w:rPr>
+        <w:t>" se compromete a cumplir con todas las obligaciones fiscales que le correspondan, relacionadas con los servicios prestados por "</w:t>
+      </w:r>
+      <w:r>
+        <w:rPr>
+          <w:rFonts w:ascii="Avenir Book" w:eastAsia="Times New Roman" w:hAnsi="Avenir Book" w:cs="Times New Roman"/>
+          <w:sz w:val="21"/>
+          <w:szCs w:val="21"/>
+          <w:lang w:eastAsia="en-US"/>
+        </w:rPr>
+        <w:t>EL PRESTADOR DE SERVICIOS</w:t>
+      </w:r>
+      <w:r>
+        <w:rPr>
+          <w:rFonts w:ascii="Avenir Book" w:eastAsia="Times New Roman" w:hAnsi="Avenir Book" w:cs="Times New Roman"/>
+          <w:sz w:val="21"/>
+          <w:szCs w:val="21"/>
+          <w:lang w:eastAsia="en-US"/>
+        </w:rPr>
+        <w:t>" en virtud de este contrato.</w:t>
+      </w:r>
+    </w:p>
+    <w:p>
+      <w:pPr>
+        <w:spacing w:after="0" w:line="240" w:lineRule="auto"/>
+        <w:jc w:val="both"/>
+        <w:rPr>
+          <w:rFonts w:ascii="Avenir Book" w:eastAsia="Times New Roman" w:hAnsi="Avenir Book" w:cs="Times New Roman"/>
+          <w:sz w:val="21"/>
+          <w:szCs w:val="21"/>
+          <w:lang w:eastAsia="en-US"/>
+        </w:rPr>
+      </w:pPr>
+    </w:p>
+    <w:p>
+      <w:pPr>
+        <w:spacing w:after="0" w:line="240" w:lineRule="auto"/>
+        <w:jc w:val="both"/>
+        <w:rPr>
+          <w:rFonts w:ascii="Avenir Book" w:eastAsia="Times New Roman" w:hAnsi="Avenir Book" w:cs="Times New Roman"/>
+          <w:sz w:val="21"/>
+          <w:szCs w:val="21"/>
+          <w:lang w:eastAsia="en-US"/>
+        </w:rPr>
+      </w:pPr>
+      <w:r>
+        <w:rPr>
+          <w:rFonts w:ascii="Avenir Book" w:eastAsia="Times New Roman" w:hAnsi="Avenir Book" w:cs="Times New Roman"/>
+          <w:sz w:val="21"/>
+          <w:szCs w:val="21"/>
+          <w:lang w:eastAsia="en-US"/>
+        </w:rPr>
+        <w:t>Del mismo modo, "</w:t>
+      </w:r>
+      <w:r>
+        <w:rPr>
+          <w:rFonts w:ascii="Avenir Book" w:eastAsia="Times New Roman" w:hAnsi="Avenir Book" w:cs="Times New Roman"/>
+          <w:sz w:val="21"/>
+          <w:szCs w:val="21"/>
+          <w:lang w:eastAsia="en-US"/>
+        </w:rPr>
+        <w:t>EL PRESTADOR DE SERVICIOS</w:t>
+      </w:r>
+      <w:r>
+        <w:rPr>
+          <w:rFonts w:ascii="Avenir Book" w:eastAsia="Times New Roman" w:hAnsi="Avenir Book" w:cs="Times New Roman"/>
+          <w:sz w:val="21"/>
+          <w:szCs w:val="21"/>
+          <w:lang w:eastAsia="en-US"/>
+        </w:rPr>
+        <w:t>" asume la responsabilidad de cumplir con todas las obligaciones fiscales que se deriven de los servicios prestados, de acuerdo con la legislación fiscal vigente.</w:t>
+      </w:r>
+    </w:p>
+    <w:p>
+      <w:pPr>
+        <w:spacing w:after="0" w:line="240" w:lineRule="auto"/>
+        <w:jc w:val="both"/>
+        <w:rPr>
+          <w:rFonts w:ascii="Avenir Book" w:eastAsia="Times New Roman" w:hAnsi="Avenir Book" w:cs="Times New Roman"/>
+          <w:sz w:val="21"/>
+          <w:szCs w:val="21"/>
+          <w:lang w:eastAsia="en-US"/>
+        </w:rPr>
+      </w:pPr>
+    </w:p>
+    <w:p>
+      <w:pPr>
+        <w:spacing w:after="0" w:line="240" w:lineRule="auto"/>
+        <w:jc w:val="both"/>
+        <w:rPr>
+          <w:rFonts w:ascii="Avenir Book" w:eastAsia="Times New Roman" w:hAnsi="Avenir Book" w:cs="Times New Roman"/>
+          <w:sz w:val="21"/>
+          <w:szCs w:val="21"/>
+          <w:lang w:eastAsia="en-US"/>
+        </w:rPr>
+      </w:pPr>
+      <w:r>
+        <w:rPr>
+          <w:rFonts w:ascii="Avenir Book" w:eastAsia="Times New Roman" w:hAnsi="Avenir Book" w:cs="Times New Roman"/>
+          <w:sz w:val="21"/>
+          <w:szCs w:val="21"/>
+          <w:lang w:eastAsia="en-US"/>
+        </w:rPr>
+        <w:t xml:space="preserve">Ambas partes acuerdan colaborar mutuamente para proporcionar la información y documentación necesaria en caso de requerimientos fiscales, auditorías o cualquier otro procedimiento </w:t>
+      </w:r>
+      <w:r>
+        <w:rPr>
+          <w:rFonts w:ascii="Avenir Book" w:eastAsia="Times New Roman" w:hAnsi="Avenir Book" w:cs="Times New Roman"/>
+          <w:sz w:val="21"/>
+          <w:szCs w:val="21"/>
+          <w:lang w:eastAsia="en-US"/>
+        </w:rPr>
+        <w:t>fiscal.</w:t>
+      </w:r>
+    </w:p>
+    <w:p>
+      <w:pPr>
+        <w:spacing w:after="0" w:line="240" w:lineRule="auto"/>
+        <w:jc w:val="both"/>
+        <w:rPr>
+          <w:rFonts w:ascii="Avenir Book" w:eastAsia="Times New Roman" w:hAnsi="Avenir Book" w:cs="Times New Roman"/>
+          <w:sz w:val="21"/>
+          <w:szCs w:val="21"/>
+          <w:lang w:eastAsia="en-US"/>
+        </w:rPr>
+      </w:pPr>
+    </w:p>
+    <w:p>
+      <w:pPr>
+        <w:spacing w:after="0" w:line="240" w:lineRule="auto"/>
+        <w:jc w:val="both"/>
+        <w:rPr>
+          <w:rFonts w:ascii="Avenir Book" w:eastAsia="Times New Roman" w:hAnsi="Avenir Book" w:cs="Times New Roman"/>
+          <w:sz w:val="21"/>
+          <w:szCs w:val="21"/>
+          <w:lang w:eastAsia="en-US"/>
+        </w:rPr>
+      </w:pPr>
+      <w:r>
+        <w:rPr>
+          <w:rFonts w:ascii="Avenir Book" w:eastAsia="Times New Roman" w:hAnsi="Avenir Book" w:cs="Times New Roman"/>
+          <w:sz w:val="21"/>
+          <w:szCs w:val="21"/>
+          <w:lang w:eastAsia="en-US"/>
+        </w:rPr>
+        <w:t>Cualquier modificación en la legislación fiscal que afecte directamente a este contrato será comunicada por ambas partes de manera oportuna, buscando ajustar el cumplimiento a las nuevas disposiciones legales.</w:t>
+      </w:r>
+    </w:p>
+    <w:p>
+      <w:pPr>
+        <w:spacing w:after="0" w:line="240" w:lineRule="auto"/>
+        <w:jc w:val="both"/>
+        <w:rPr>
+          <w:rFonts w:ascii="Avenir Book" w:eastAsia="Times New Roman" w:hAnsi="Avenir Book" w:cs="Times New Roman"/>
+          <w:sz w:val="21"/>
+          <w:szCs w:val="21"/>
+          <w:lang w:eastAsia="en-US"/>
+        </w:rPr>
+      </w:pPr>
+    </w:p>
+    <w:p>
+      <w:pPr>
+        <w:spacing w:after="0" w:line="240" w:lineRule="auto"/>
+        <w:jc w:val="both"/>
+        <w:rPr>
+          <w:rFonts w:ascii="Avenir Book" w:eastAsia="Times New Roman" w:hAnsi="Avenir Book" w:cs="Times New Roman"/>
+          <w:sz w:val="21"/>
+          <w:szCs w:val="21"/>
+          <w:lang w:eastAsia="en-US"/>
+        </w:rPr>
+      </w:pPr>
+    </w:p>
+    <w:p>
+      <w:pPr>
+        <w:spacing w:after="0" w:line="240" w:lineRule="auto"/>
+        <w:jc w:val="both"/>
+        <w:rPr>
+          <w:rFonts w:ascii="Avenir Book" w:eastAsia="Times New Roman" w:hAnsi="Avenir Book" w:cs="Times New Roman"/>
+          <w:sz w:val="21"/>
+          <w:szCs w:val="21"/>
+          <w:lang w:eastAsia="en-US"/>
+        </w:rPr>
+      </w:pPr>
+    </w:p>
+    <w:p>
+      <w:pPr>
+        <w:spacing w:after="0" w:line="240" w:lineRule="auto"/>
+        <w:jc w:val="both"/>
+        <w:rPr>
+          <w:rFonts w:ascii="Avenir Book" w:eastAsia="Times New Roman" w:hAnsi="Avenir Book" w:cs="Times New Roman"/>
+          <w:sz w:val="21"/>
+          <w:szCs w:val="21"/>
+          <w:lang w:eastAsia="en-US"/>
+        </w:rPr>
+      </w:pPr>
+    </w:p>
+    <w:p>
+      <w:pPr>
+        <w:spacing w:after="0" w:line="240" w:lineRule="auto"/>
+        <w:jc w:val="both"/>
+        <w:rPr>
+          <w:rFonts w:ascii="Avenir Book" w:eastAsia="Times New Roman" w:hAnsi="Avenir Book" w:cs="Times New Roman"/>
+          <w:sz w:val="21"/>
+          <w:szCs w:val="21"/>
+          <w:lang w:eastAsia="en-US"/>
+        </w:rPr>
+      </w:pPr>
+    </w:p>
+    <w:p>
+      <w:pPr>
+        <w:spacing w:after="0" w:line="240" w:lineRule="auto"/>
+        <w:jc w:val="both"/>
+        <w:rPr>
+          <w:rFonts w:ascii="Avenir Book" w:eastAsia="Times New Roman" w:hAnsi="Avenir Book" w:cs="Times New Roman"/>
+          <w:sz w:val="21"/>
+          <w:szCs w:val="21"/>
+          <w:lang w:eastAsia="en-US"/>
+        </w:rPr>
+      </w:pPr>
+    </w:p>
+    <w:p>
+      <w:pPr>
+        <w:spacing w:after="0" w:line="240" w:lineRule="auto"/>
+        <w:jc w:val="both"/>
+        <w:rPr>
+          <w:rFonts w:ascii="Avenir Book" w:eastAsia="Times New Roman" w:hAnsi="Avenir Book" w:cs="Times New Roman"/>
+          <w:b/>
+          <w:sz w:val="21"/>
+          <w:szCs w:val="21"/>
+          <w:lang w:eastAsia="en-US"/>
+        </w:rPr>
+      </w:pPr>
+      <w:r>
+        <w:rPr>
+          <w:rFonts w:ascii="Avenir Book" w:eastAsia="Times New Roman" w:hAnsi="Avenir Book" w:cs="Times New Roman"/>
+          <w:b/>
+          <w:sz w:val="21"/>
+          <w:szCs w:val="21"/>
+          <w:lang w:eastAsia="en-US"/>
+        </w:rPr>
+        <w:t xml:space="preserve">OCTAVA. - VIGENCIA. </w:t>
+      </w:r>
+    </w:p>
+    <w:p>
+      <w:pPr>
+        <w:spacing w:after="0" w:line="240" w:lineRule="auto"/>
+        <w:jc w:val="both"/>
+        <w:rPr>
+          <w:rFonts w:ascii="Avenir Book" w:eastAsia="Times New Roman" w:hAnsi="Avenir Book" w:cs="Times New Roman"/>
+          <w:sz w:val="21"/>
+          <w:szCs w:val="21"/>
+          <w:lang w:eastAsia="en-US"/>
+        </w:rPr>
+      </w:pPr>
+    </w:p>
+    <w:p>
+      <w:pPr>
+        <w:spacing w:after="0" w:line="240" w:lineRule="auto"/>
+        <w:jc w:val="both"/>
+        <w:rPr>
+          <w:rFonts w:ascii="Avenir Book" w:eastAsia="Times New Roman" w:hAnsi="Avenir Book" w:cs="Times New Roman"/>
+          <w:sz w:val="21"/>
+          <w:szCs w:val="21"/>
+          <w:lang w:eastAsia="en-US"/>
+        </w:rPr>
+      </w:pPr>
+      <w:r>
+        <w:rPr>
+          <w:rFonts w:ascii="Avenir Book" w:eastAsia="Times New Roman" w:hAnsi="Avenir Book" w:cs="Times New Roman"/>
+          <w:sz w:val="21"/>
+          <w:szCs w:val="21"/>
+          <w:lang w:eastAsia="en-US"/>
+        </w:rPr>
+        <w:t xml:space="preserve">“LAS PARTES” convienen que la duración del presente contrato será de 1 (uno) año el cual iniciará surtiendo sus efectos a partir del día </w:t>
+      </w:r>
+      <w:r>
+        <w:rPr>
+          <w:rFonts w:ascii="Avenir Book" w:eastAsia="Times New Roman" w:hAnsi="Avenir Book" w:cs="Times New Roman"/>
           <w:color w:val="FF0000"/>
           <w:sz w:val="21"/>
           <w:szCs w:val="21"/>
           <w:lang w:eastAsia="en-US"/>
         </w:rPr>
-        <w:t>{{EL_CLIENTE}}</w:t>
-      </w:r>
-      <w:r>
-        <w:rPr>
-          <w:rFonts w:ascii="Avenir Book" w:eastAsia="Times New Roman" w:hAnsi="Avenir Book" w:cs="Times New Roman"/>
-          <w:sz w:val="21"/>
-          <w:szCs w:val="21"/>
-          <w:lang w:eastAsia="en-US"/>
-        </w:rPr>
-        <w:t>” pueda utilizar los servicios de administración de recursos tendientes al pago de compensaciones y/o indemnizaciones, el “</w:t>
+        <w:t>{{V</w:t>
+      </w:r>
+      <w:r>
+        <w:rPr>
+          <w:rFonts w:ascii="Avenir Book" w:eastAsia="Times New Roman" w:hAnsi="Avenir Book" w:cs="Times New Roman"/>
+          <w:color w:val="FF0000"/>
+          <w:sz w:val="21"/>
+          <w:szCs w:val="21"/>
+          <w:lang w:eastAsia="en-US"/>
+        </w:rPr>
+        <w:t>ID}}</w:t>
+      </w:r>
+      <w:r>
+        <w:rPr>
+          <w:rFonts w:ascii="Avenir Book" w:eastAsia="Times New Roman" w:hAnsi="Avenir Book" w:cs="Times New Roman"/>
+          <w:sz w:val="21"/>
+          <w:szCs w:val="21"/>
+          <w:lang w:eastAsia="en-US"/>
+        </w:rPr>
+        <w:t xml:space="preserve"> de </w:t>
+      </w:r>
+      <w:r>
+        <w:rPr>
+          <w:rFonts w:ascii="Avenir Book" w:eastAsia="Times New Roman" w:hAnsi="Avenir Book" w:cs="Times New Roman"/>
+          <w:color w:val="FF0000"/>
+          <w:sz w:val="21"/>
+          <w:szCs w:val="21"/>
+          <w:lang w:eastAsia="en-US"/>
+        </w:rPr>
+        <w:t>{{VI</w:t>
+      </w:r>
+      <w:r>
+        <w:rPr>
+          <w:rFonts w:ascii="Avenir Book" w:eastAsia="Times New Roman" w:hAnsi="Avenir Book" w:cs="Times New Roman"/>
+          <w:color w:val="FF0000"/>
+          <w:sz w:val="21"/>
+          <w:szCs w:val="21"/>
+          <w:lang w:eastAsia="en-US"/>
+        </w:rPr>
+        <w:t>M</w:t>
+      </w:r>
+      <w:r>
+        <w:rPr>
+          <w:rFonts w:ascii="Avenir Book" w:eastAsia="Times New Roman" w:hAnsi="Avenir Book" w:cs="Times New Roman"/>
+          <w:color w:val="FF0000"/>
+          <w:sz w:val="21"/>
+          <w:szCs w:val="21"/>
+          <w:lang w:eastAsia="en-US"/>
+        </w:rPr>
+        <w:t>}}</w:t>
+      </w:r>
+      <w:r>
+        <w:rPr>
+          <w:rFonts w:ascii="Avenir Book" w:eastAsia="Times New Roman" w:hAnsi="Avenir Book" w:cs="Times New Roman"/>
+          <w:sz w:val="21"/>
+          <w:szCs w:val="21"/>
+          <w:lang w:eastAsia="en-US"/>
+        </w:rPr>
+        <w:t xml:space="preserve"> del año </w:t>
+      </w:r>
+      <w:r>
+        <w:rPr>
+          <w:rFonts w:ascii="Avenir Book" w:eastAsia="Times New Roman" w:hAnsi="Avenir Book" w:cs="Times New Roman"/>
+          <w:color w:val="FF0000"/>
+          <w:sz w:val="21"/>
+          <w:szCs w:val="21"/>
+          <w:lang w:eastAsia="en-US"/>
+        </w:rPr>
+        <w:t>{{VI</w:t>
+      </w:r>
+      <w:r>
+        <w:rPr>
+          <w:rFonts w:ascii="Avenir Book" w:eastAsia="Times New Roman" w:hAnsi="Avenir Book" w:cs="Times New Roman"/>
+          <w:color w:val="FF0000"/>
+          <w:sz w:val="21"/>
+          <w:szCs w:val="21"/>
+          <w:lang w:eastAsia="en-US"/>
+        </w:rPr>
+        <w:t>A</w:t>
+      </w:r>
+      <w:r>
+        <w:rPr>
+          <w:rFonts w:ascii="Avenir Book" w:eastAsia="Times New Roman" w:hAnsi="Avenir Book" w:cs="Times New Roman"/>
+          <w:color w:val="FF0000"/>
+          <w:sz w:val="21"/>
+          <w:szCs w:val="21"/>
+          <w:lang w:eastAsia="en-US"/>
+        </w:rPr>
+        <w:t>}}</w:t>
+      </w:r>
+      <w:r>
+        <w:rPr>
+          <w:rFonts w:ascii="Avenir Book" w:eastAsia="Times New Roman" w:hAnsi="Avenir Book" w:cs="Times New Roman"/>
+          <w:sz w:val="21"/>
+          <w:szCs w:val="21"/>
+          <w:lang w:eastAsia="en-US"/>
+        </w:rPr>
+        <w:t xml:space="preserve"> y terminando precisamente el día </w:t>
+      </w:r>
+      <w:r>
+        <w:rPr>
+          <w:rFonts w:ascii="Avenir Book" w:eastAsia="Times New Roman" w:hAnsi="Avenir Book" w:cs="Times New Roman"/>
+          <w:color w:val="FF0000"/>
+          <w:sz w:val="21"/>
+          <w:szCs w:val="21"/>
+          <w:lang w:eastAsia="en-US"/>
+        </w:rPr>
+        <w:t>{{V</w:t>
+      </w:r>
+      <w:r>
+        <w:rPr>
+          <w:rFonts w:ascii="Avenir Book" w:eastAsia="Times New Roman" w:hAnsi="Avenir Book" w:cs="Times New Roman"/>
+          <w:color w:val="FF0000"/>
+          <w:sz w:val="21"/>
+          <w:szCs w:val="21"/>
+          <w:lang w:eastAsia="en-US"/>
+        </w:rPr>
+        <w:t>T</w:t>
+      </w:r>
+      <w:r>
+        <w:rPr>
+          <w:rFonts w:ascii="Avenir Book" w:eastAsia="Times New Roman" w:hAnsi="Avenir Book" w:cs="Times New Roman"/>
+          <w:color w:val="FF0000"/>
+          <w:sz w:val="21"/>
+          <w:szCs w:val="21"/>
+          <w:lang w:eastAsia="en-US"/>
+        </w:rPr>
+        <w:t>D}}</w:t>
+      </w:r>
+      <w:r>
+        <w:rPr>
+          <w:rFonts w:ascii="Avenir Book" w:eastAsia="Times New Roman" w:hAnsi="Avenir Book" w:cs="Times New Roman"/>
+          <w:sz w:val="21"/>
+          <w:szCs w:val="21"/>
+          <w:lang w:eastAsia="en-US"/>
+        </w:rPr>
+        <w:t xml:space="preserve"> de </w:t>
+      </w:r>
+      <w:r>
+        <w:rPr>
+          <w:rFonts w:ascii="Avenir Book" w:eastAsia="Times New Roman" w:hAnsi="Avenir Book" w:cs="Times New Roman"/>
+          <w:color w:val="FF0000"/>
+          <w:sz w:val="21"/>
+          <w:szCs w:val="21"/>
+          <w:lang w:eastAsia="en-US"/>
+        </w:rPr>
+        <w:t>{{V</w:t>
+      </w:r>
+      <w:r>
+        <w:rPr>
+          <w:rFonts w:ascii="Avenir Book" w:eastAsia="Times New Roman" w:hAnsi="Avenir Book" w:cs="Times New Roman"/>
+          <w:color w:val="FF0000"/>
+          <w:sz w:val="21"/>
+          <w:szCs w:val="21"/>
+          <w:lang w:eastAsia="en-US"/>
+        </w:rPr>
+        <w:t>TM</w:t>
+      </w:r>
+      <w:r>
+        <w:rPr>
+          <w:rFonts w:ascii="Avenir Book" w:eastAsia="Times New Roman" w:hAnsi="Avenir Book" w:cs="Times New Roman"/>
+          <w:color w:val="FF0000"/>
+          <w:sz w:val="21"/>
+          <w:szCs w:val="21"/>
+          <w:lang w:eastAsia="en-US"/>
+        </w:rPr>
+        <w:t>}}</w:t>
+      </w:r>
+      <w:r>
+        <w:rPr>
+          <w:rFonts w:ascii="Avenir Book" w:eastAsia="Times New Roman" w:hAnsi="Avenir Book" w:cs="Times New Roman"/>
+          <w:sz w:val="21"/>
+          <w:szCs w:val="21"/>
+          <w:lang w:eastAsia="en-US"/>
+        </w:rPr>
+        <w:t xml:space="preserve"> del año </w:t>
+      </w:r>
+      <w:r>
+        <w:rPr>
+          <w:rFonts w:ascii="Avenir Book" w:eastAsia="Times New Roman" w:hAnsi="Avenir Book" w:cs="Times New Roman"/>
+          <w:color w:val="FF0000"/>
+          <w:sz w:val="21"/>
+          <w:szCs w:val="21"/>
+          <w:lang w:eastAsia="en-US"/>
+        </w:rPr>
+        <w:t>{{V</w:t>
+      </w:r>
+      <w:r>
+        <w:rPr>
+          <w:rFonts w:ascii="Avenir Book" w:eastAsia="Times New Roman" w:hAnsi="Avenir Book" w:cs="Times New Roman"/>
+          <w:color w:val="FF0000"/>
+          <w:sz w:val="21"/>
+          <w:szCs w:val="21"/>
+          <w:lang w:eastAsia="en-US"/>
+        </w:rPr>
+        <w:t>TA</w:t>
+      </w:r>
+      <w:r>
+        <w:rPr>
+          <w:rFonts w:ascii="Avenir Book" w:eastAsia="Times New Roman" w:hAnsi="Avenir Book" w:cs="Times New Roman"/>
+          <w:color w:val="FF0000"/>
+          <w:sz w:val="21"/>
+          <w:szCs w:val="21"/>
+          <w:lang w:eastAsia="en-US"/>
+        </w:rPr>
+        <w:t>}}</w:t>
+      </w:r>
+      <w:r>
+        <w:rPr>
+          <w:rFonts w:ascii="Avenir Book" w:eastAsia="Times New Roman" w:hAnsi="Avenir Book" w:cs="Times New Roman"/>
+          <w:sz w:val="21"/>
+          <w:szCs w:val="21"/>
+          <w:lang w:eastAsia="en-US"/>
+        </w:rPr>
+        <w:t>.</w:t>
+      </w:r>
+    </w:p>
+    <w:p>
+      <w:pPr>
+        <w:spacing w:after="0" w:line="240" w:lineRule="auto"/>
+        <w:jc w:val="both"/>
+        <w:rPr>
+          <w:rFonts w:ascii="Avenir Book" w:eastAsia="Times New Roman" w:hAnsi="Avenir Book" w:cs="Times New Roman"/>
+          <w:sz w:val="21"/>
+          <w:szCs w:val="21"/>
+          <w:lang w:eastAsia="en-US"/>
+        </w:rPr>
+      </w:pPr>
+    </w:p>
+    <w:p>
+      <w:pPr>
+        <w:spacing w:after="0" w:line="240" w:lineRule="auto"/>
+        <w:jc w:val="both"/>
+        <w:rPr>
+          <w:rFonts w:ascii="Avenir Book" w:eastAsia="Times New Roman" w:hAnsi="Avenir Book" w:cs="Times New Roman"/>
+          <w:sz w:val="21"/>
+          <w:szCs w:val="21"/>
+          <w:lang w:eastAsia="en-US"/>
+        </w:rPr>
+      </w:pPr>
+      <w:r>
+        <w:rPr>
+          <w:rFonts w:ascii="Avenir Book" w:eastAsia="Times New Roman" w:hAnsi="Avenir Book" w:cs="Times New Roman"/>
+          <w:sz w:val="21"/>
+          <w:szCs w:val="21"/>
+          <w:lang w:eastAsia="en-US"/>
+        </w:rPr>
+        <w:t>El presente contrato terminará al momento de que finalice su vigencia, o bien, que alguna de las partes opte por la terminación anticipada del mismo, la cual se detalla en la cláusula inmediata siguiente.</w:t>
+      </w:r>
+    </w:p>
+    <w:p>
+      <w:pPr>
+        <w:spacing w:after="0" w:line="240" w:lineRule="auto"/>
+        <w:jc w:val="both"/>
+        <w:rPr>
+          <w:rFonts w:ascii="Avenir Book" w:eastAsia="Times New Roman" w:hAnsi="Avenir Book" w:cs="Times New Roman"/>
+          <w:sz w:val="21"/>
+          <w:szCs w:val="21"/>
+          <w:lang w:eastAsia="en-US"/>
+        </w:rPr>
+      </w:pPr>
+    </w:p>
+    <w:p>
+      <w:pPr>
+        <w:spacing w:after="0" w:line="240" w:lineRule="auto"/>
+        <w:jc w:val="both"/>
+        <w:rPr>
+          <w:rFonts w:ascii="Avenir Book" w:eastAsia="Times New Roman" w:hAnsi="Avenir Book" w:cs="Times New Roman"/>
+          <w:b/>
+          <w:color w:val="000000"/>
+          <w:sz w:val="21"/>
+          <w:szCs w:val="21"/>
+          <w:lang w:eastAsia="en-US"/>
+        </w:rPr>
+      </w:pPr>
+      <w:r>
+        <w:rPr>
+          <w:rFonts w:ascii="Avenir Book" w:eastAsia="Times New Roman" w:hAnsi="Avenir Book" w:cs="Times New Roman"/>
+          <w:b/>
+          <w:sz w:val="21"/>
+          <w:szCs w:val="21"/>
+          <w:lang w:eastAsia="en-US"/>
+        </w:rPr>
+        <w:t xml:space="preserve">NOVENA. - </w:t>
+      </w:r>
+      <w:r>
+        <w:rPr>
+          <w:rFonts w:ascii="Avenir Book" w:eastAsia="Times New Roman" w:hAnsi="Avenir Book" w:cs="Times New Roman"/>
+          <w:b/>
+          <w:color w:val="000000"/>
+          <w:sz w:val="21"/>
+          <w:szCs w:val="21"/>
+          <w:lang w:eastAsia="en-US"/>
+        </w:rPr>
+        <w:t xml:space="preserve">TERMINACIÓN ANTICIPADA. </w:t>
+      </w:r>
+    </w:p>
+    <w:p>
+      <w:pPr>
+        <w:spacing w:after="0" w:line="240" w:lineRule="auto"/>
+        <w:jc w:val="both"/>
+        <w:rPr>
+          <w:rFonts w:ascii="Avenir Book" w:eastAsia="Times New Roman" w:hAnsi="Avenir Book" w:cs="Times New Roman"/>
+          <w:b/>
+          <w:color w:val="000000"/>
+          <w:sz w:val="21"/>
+          <w:szCs w:val="21"/>
+          <w:lang w:eastAsia="en-US"/>
+        </w:rPr>
+      </w:pPr>
+    </w:p>
+    <w:p>
+      <w:pPr>
+        <w:spacing w:after="0" w:line="240" w:lineRule="auto"/>
+        <w:jc w:val="both"/>
+        <w:rPr>
+          <w:rFonts w:ascii="Avenir Book" w:eastAsia="Times New Roman" w:hAnsi="Avenir Book" w:cs="Times New Roman"/>
+          <w:sz w:val="21"/>
+          <w:szCs w:val="21"/>
+          <w:lang w:eastAsia="en-US"/>
+        </w:rPr>
+      </w:pPr>
+      <w:r>
+        <w:rPr>
+          <w:rFonts w:ascii="Avenir Book" w:eastAsia="Times New Roman" w:hAnsi="Avenir Book" w:cs="Times New Roman"/>
+          <w:sz w:val="21"/>
+          <w:szCs w:val="21"/>
+          <w:lang w:eastAsia="en-US"/>
+        </w:rPr>
+        <w:t xml:space="preserve">Para en caso de que alguna de “LAS PARTES” quisiera dar por terminado el presente contrato antes de la fecha de su terminación, deberá de notificarlo a la otra con por lo menos 60 sesenta días de anticipación a la fecha en la que pretenda dar por concluida la relación contractual. </w:t>
+      </w:r>
+    </w:p>
+    <w:p>
+      <w:pPr>
+        <w:spacing w:after="0" w:line="240" w:lineRule="auto"/>
+        <w:jc w:val="both"/>
+        <w:rPr>
+          <w:rFonts w:ascii="Avenir Book" w:eastAsia="Times New Roman" w:hAnsi="Avenir Book" w:cs="Times New Roman"/>
+          <w:sz w:val="21"/>
+          <w:szCs w:val="21"/>
+          <w:lang w:eastAsia="en-US"/>
+        </w:rPr>
+      </w:pPr>
+    </w:p>
+    <w:p>
+      <w:pPr>
+        <w:spacing w:after="0" w:line="240" w:lineRule="auto"/>
+        <w:jc w:val="both"/>
+        <w:rPr>
+          <w:rFonts w:ascii="Avenir Book" w:eastAsia="Times New Roman" w:hAnsi="Avenir Book" w:cs="Times New Roman"/>
+          <w:sz w:val="21"/>
+          <w:szCs w:val="21"/>
+          <w:lang w:eastAsia="en-US"/>
+        </w:rPr>
+      </w:pPr>
+      <w:r>
+        <w:rPr>
+          <w:rFonts w:ascii="Avenir Book" w:eastAsia="Times New Roman" w:hAnsi="Avenir Book" w:cs="Times New Roman"/>
+          <w:sz w:val="21"/>
+          <w:szCs w:val="21"/>
+          <w:lang w:eastAsia="en-US"/>
+        </w:rPr>
+        <w:t xml:space="preserve">Adicional a lo anterior, la parte que solicite la terminación anticipada el presente instrumento, deberá de pagar a la parte afectada una pena convencional consistente en la cantidad que resulte de sacar el promedio de la comisión </w:t>
+      </w:r>
+      <w:r>
+        <w:rPr>
+          <w:rFonts w:ascii="Avenir Book" w:eastAsia="Times New Roman" w:hAnsi="Avenir Book" w:cs="Times New Roman"/>
+          <w:sz w:val="21"/>
+          <w:szCs w:val="21"/>
+          <w:lang w:eastAsia="en-US"/>
+        </w:rPr>
+        <w:t>pagada los últimos 6 seis meses, multiplicada por tres, más el correspondiente Impuesto al Valor Agregado; haciéndose la especificación relativa a que dichas cantidades serán independientes a las que en su caso se adeuden por “</w:t>
+      </w:r>
+      <w:r>
+        <w:rPr>
+          <w:rFonts w:ascii="Avenir Book" w:eastAsia="Times New Roman" w:hAnsi="Avenir Book" w:cs="Times New Roman"/>
+          <w:sz w:val="21"/>
+          <w:szCs w:val="21"/>
+          <w:lang w:eastAsia="en-US"/>
+        </w:rPr>
+        <w:t>EL CLIENTE</w:t>
+      </w:r>
+      <w:r>
+        <w:rPr>
+          <w:rFonts w:ascii="Avenir Book" w:eastAsia="Times New Roman" w:hAnsi="Avenir Book" w:cs="Times New Roman"/>
+          <w:sz w:val="21"/>
+          <w:szCs w:val="21"/>
+          <w:lang w:eastAsia="en-US"/>
+        </w:rPr>
+        <w:t>” con motivo de la prestación de los servicios a los que se aluden en la cláusula identificada como PRIMERA del presente acuerdo de voluntades.</w:t>
+      </w:r>
+    </w:p>
+    <w:p>
+      <w:pPr>
+        <w:spacing w:after="0" w:line="240" w:lineRule="auto"/>
+        <w:jc w:val="both"/>
+        <w:rPr>
+          <w:rFonts w:ascii="Avenir Book" w:eastAsia="Times New Roman" w:hAnsi="Avenir Book" w:cs="Times New Roman"/>
+          <w:sz w:val="21"/>
+          <w:szCs w:val="21"/>
+          <w:lang w:eastAsia="en-US"/>
+        </w:rPr>
+      </w:pPr>
+    </w:p>
+    <w:p>
+      <w:pPr>
+        <w:spacing w:after="0" w:line="240" w:lineRule="auto"/>
+        <w:jc w:val="both"/>
+        <w:rPr>
+          <w:rFonts w:ascii="Avenir Book" w:eastAsia="Times New Roman" w:hAnsi="Avenir Book" w:cs="Times New Roman"/>
+          <w:sz w:val="21"/>
+          <w:szCs w:val="21"/>
+          <w:lang w:eastAsia="en-US"/>
+        </w:rPr>
+      </w:pPr>
+      <w:r>
+        <w:rPr>
+          <w:rFonts w:ascii="Avenir Book" w:eastAsia="Times New Roman" w:hAnsi="Avenir Book" w:cs="Times New Roman"/>
+          <w:sz w:val="21"/>
+          <w:szCs w:val="21"/>
+          <w:lang w:eastAsia="en-US"/>
+        </w:rPr>
+        <w:t>Ahora bien, para en caso de que exista un saldo a favor del “CLIENTE” del fondo de compensaciones de salud en el trabajo y opere la terminación anticipada del presente contrato, “</w:t>
       </w:r>
       <w:r>
         <w:rPr>
@@ -4383,966 +5486,16 @@
           <w:szCs w:val="21"/>
           <w:lang w:eastAsia="en-US"/>
         </w:rPr>
-        <w:t xml:space="preserve">” deberá tener celebrado un contrato colectivo de trabajo con el sindicato de su elección, en el cual haya convenido indemnizar a los trabajadores en caso de incumplimiento a las NOMS señaladas con anterioridad en el presente Contrato, medina una cuantificación extrajudicial derivada de un cálculo actuarial realizado por perito. </w:t>
-      </w:r>
-    </w:p>
-    <w:p>
-      <w:pPr>
-        <w:spacing w:after="0" w:line="240" w:lineRule="auto"/>
-        <w:jc w:val="both"/>
-        <w:rPr>
-          <w:rFonts w:ascii="Avenir Book" w:eastAsia="Times New Roman" w:hAnsi="Avenir Book" w:cs="Times New Roman"/>
-          <w:sz w:val="21"/>
-          <w:szCs w:val="21"/>
-          <w:lang w:eastAsia="en-US"/>
-        </w:rPr>
-      </w:pPr>
-    </w:p>
-    <w:p>
-      <w:pPr>
-        <w:spacing w:after="0" w:line="240" w:lineRule="auto"/>
-        <w:jc w:val="both"/>
-        <w:rPr>
-          <w:rFonts w:ascii="Avenir Book" w:eastAsia="Times New Roman" w:hAnsi="Avenir Book" w:cs="Times New Roman"/>
-          <w:sz w:val="21"/>
-          <w:szCs w:val="21"/>
-          <w:lang w:eastAsia="en-US"/>
-        </w:rPr>
-      </w:pPr>
-      <w:r>
-        <w:rPr>
-          <w:rFonts w:ascii="Avenir Book" w:eastAsia="Times New Roman" w:hAnsi="Avenir Book" w:cs="Times New Roman"/>
-          <w:sz w:val="21"/>
-          <w:szCs w:val="21"/>
-          <w:lang w:eastAsia="en-US"/>
-        </w:rPr>
-        <w:t xml:space="preserve">Asimismo, en dicho contrato deberá estar prevista la obligación de compensar y/o indemnizar a los trabajadores en caso de que exista y persista algún elemento que, conforme a los Normas Oficiales Mexicanas en materia de Salud en el Trabajo, generen o puedan generar un detrimento en la salud de los empleados de manera continuada, designando para la evaluación y administración de los recursos destinados a ellos a </w:t>
-      </w:r>
-      <w:proofErr w:type="spellStart"/>
-      <w:r>
-        <w:rPr>
-          <w:rFonts w:ascii="Avenir Book" w:eastAsia="Times New Roman" w:hAnsi="Avenir Book" w:cs="Times New Roman"/>
-          <w:sz w:val="21"/>
-          <w:szCs w:val="21"/>
-          <w:lang w:eastAsia="en-US"/>
-        </w:rPr>
-        <w:t>el</w:t>
-      </w:r>
-      <w:proofErr w:type="spellEnd"/>
-      <w:r>
-        <w:rPr>
-          <w:rFonts w:ascii="Avenir Book" w:eastAsia="Times New Roman" w:hAnsi="Avenir Book" w:cs="Times New Roman"/>
-          <w:sz w:val="21"/>
-          <w:szCs w:val="21"/>
-          <w:lang w:eastAsia="en-US"/>
-        </w:rPr>
-        <w:t xml:space="preserve"> “</w:t>
-      </w:r>
-      <w:r>
-        <w:rPr>
-          <w:rFonts w:ascii="Avenir Book" w:eastAsia="Times New Roman" w:hAnsi="Avenir Book" w:cs="Times New Roman"/>
-          <w:sz w:val="21"/>
-          <w:szCs w:val="21"/>
-          <w:lang w:eastAsia="en-US"/>
-        </w:rPr>
-        <w:t>EL PRESTADOR DE SERVICIOS</w:t>
-      </w:r>
-      <w:r>
-        <w:rPr>
-          <w:rFonts w:ascii="Avenir Book" w:eastAsia="Times New Roman" w:hAnsi="Avenir Book" w:cs="Times New Roman"/>
-          <w:sz w:val="21"/>
-          <w:szCs w:val="21"/>
-          <w:lang w:eastAsia="en-US"/>
-        </w:rPr>
-        <w:t>” y/o a quien este último designe para tales efectos.</w:t>
-      </w:r>
-    </w:p>
-    <w:p>
-      <w:pPr>
-        <w:spacing w:after="0" w:line="240" w:lineRule="auto"/>
-        <w:jc w:val="both"/>
-        <w:rPr>
-          <w:rFonts w:ascii="Avenir Book" w:eastAsia="Times New Roman" w:hAnsi="Avenir Book" w:cs="Times New Roman"/>
-          <w:sz w:val="21"/>
-          <w:szCs w:val="21"/>
-          <w:lang w:eastAsia="en-US"/>
-        </w:rPr>
-      </w:pPr>
-    </w:p>
-    <w:p>
-      <w:pPr>
-        <w:spacing w:after="0" w:line="240" w:lineRule="auto"/>
-        <w:jc w:val="both"/>
-        <w:rPr>
-          <w:rFonts w:ascii="Avenir Book" w:eastAsia="Times New Roman" w:hAnsi="Avenir Book" w:cs="Times New Roman"/>
-          <w:sz w:val="21"/>
-          <w:szCs w:val="21"/>
-          <w:lang w:eastAsia="en-US"/>
-        </w:rPr>
-      </w:pPr>
-      <w:r>
-        <w:rPr>
-          <w:rFonts w:ascii="Avenir Book" w:eastAsia="Times New Roman" w:hAnsi="Avenir Book" w:cs="Times New Roman"/>
-          <w:sz w:val="21"/>
-          <w:szCs w:val="21"/>
-          <w:lang w:eastAsia="en-US"/>
-        </w:rPr>
-        <w:t>Al efecto, las partes están de acuerdo en acordar de manera conjunta con el sindicato la redacción de dicha cláusula, de manera que exista un equilibrio adecuado entre el patrón, sindicato y trabajadores, en lo que se logra la completa regularización de “</w:t>
-      </w:r>
-      <w:r>
-        <w:rPr>
-          <w:rFonts w:ascii="Avenir Book" w:eastAsia="Times New Roman" w:hAnsi="Avenir Book" w:cs="Times New Roman"/>
-          <w:color w:val="FF0000"/>
-          <w:sz w:val="21"/>
-          <w:szCs w:val="21"/>
-          <w:lang w:eastAsia="en-US"/>
-        </w:rPr>
-        <w:t>{{EL_CLIENTE}}</w:t>
-      </w:r>
-      <w:r>
-        <w:rPr>
-          <w:rFonts w:ascii="Avenir Book" w:eastAsia="Times New Roman" w:hAnsi="Avenir Book" w:cs="Times New Roman"/>
-          <w:sz w:val="21"/>
-          <w:szCs w:val="21"/>
-          <w:lang w:eastAsia="en-US"/>
-        </w:rPr>
-        <w:t>” a los requerimientos de las Normas Oficiales Mexicanas multicitadas.</w:t>
-      </w:r>
-    </w:p>
-    <w:p>
-      <w:pPr>
-        <w:spacing w:after="0" w:line="240" w:lineRule="auto"/>
-        <w:jc w:val="both"/>
-        <w:rPr>
-          <w:rFonts w:ascii="Avenir Book" w:eastAsia="Times New Roman" w:hAnsi="Avenir Book" w:cs="Times New Roman"/>
-          <w:b/>
-          <w:sz w:val="21"/>
-          <w:szCs w:val="21"/>
-          <w:lang w:eastAsia="en-US"/>
-        </w:rPr>
-      </w:pPr>
-    </w:p>
-    <w:p>
-      <w:pPr>
-        <w:spacing w:after="0" w:line="240" w:lineRule="auto"/>
-        <w:jc w:val="both"/>
-        <w:rPr>
-          <w:rFonts w:ascii="Avenir Book" w:eastAsia="Times New Roman" w:hAnsi="Avenir Book" w:cs="Times New Roman"/>
-          <w:b/>
-          <w:sz w:val="21"/>
-          <w:szCs w:val="21"/>
-          <w:lang w:eastAsia="en-US"/>
-        </w:rPr>
-      </w:pPr>
-      <w:r>
-        <w:rPr>
-          <w:rFonts w:ascii="Avenir Book" w:eastAsia="Times New Roman" w:hAnsi="Avenir Book" w:cs="Times New Roman"/>
-          <w:b/>
-          <w:sz w:val="21"/>
-          <w:szCs w:val="21"/>
-          <w:lang w:eastAsia="en-US"/>
-        </w:rPr>
-        <w:t>SÉPTIMA. - IMPUESTOS.</w:t>
-      </w:r>
-    </w:p>
-    <w:p>
-      <w:pPr>
-        <w:spacing w:after="0" w:line="240" w:lineRule="auto"/>
-        <w:jc w:val="both"/>
-        <w:rPr>
-          <w:rFonts w:ascii="Avenir Book" w:eastAsia="Times New Roman" w:hAnsi="Avenir Book" w:cs="Times New Roman"/>
-          <w:sz w:val="21"/>
-          <w:szCs w:val="21"/>
-          <w:lang w:eastAsia="en-US"/>
-        </w:rPr>
-      </w:pPr>
-    </w:p>
-    <w:p>
-      <w:pPr>
-        <w:spacing w:after="0" w:line="240" w:lineRule="auto"/>
-        <w:jc w:val="both"/>
-        <w:rPr>
-          <w:rFonts w:ascii="Avenir Book" w:eastAsia="Times New Roman" w:hAnsi="Avenir Book" w:cs="Times New Roman"/>
-          <w:sz w:val="21"/>
-          <w:szCs w:val="21"/>
-          <w:lang w:eastAsia="en-US"/>
-        </w:rPr>
-      </w:pPr>
-      <w:r>
-        <w:rPr>
-          <w:rFonts w:ascii="Avenir Book" w:eastAsia="Times New Roman" w:hAnsi="Avenir Book" w:cs="Times New Roman"/>
-          <w:sz w:val="21"/>
-          <w:szCs w:val="21"/>
-          <w:lang w:eastAsia="en-US"/>
-        </w:rPr>
-        <w:t>Ambas partes acuerdan que cada una será responsable, de acuerdo con la legislación fiscal aplicable, del cumplimiento de sus respectivas obligaciones de carácter fiscal derivadas de la firma y ejecución del presente acuerdo.</w:t>
-      </w:r>
-    </w:p>
-    <w:p>
-      <w:pPr>
-        <w:spacing w:after="0" w:line="240" w:lineRule="auto"/>
-        <w:jc w:val="both"/>
-        <w:rPr>
-          <w:rFonts w:ascii="Avenir Book" w:eastAsia="Times New Roman" w:hAnsi="Avenir Book" w:cs="Times New Roman"/>
-          <w:sz w:val="21"/>
-          <w:szCs w:val="21"/>
-          <w:lang w:eastAsia="en-US"/>
-        </w:rPr>
-      </w:pPr>
-    </w:p>
-    <w:p>
-      <w:pPr>
-        <w:spacing w:after="0" w:line="240" w:lineRule="auto"/>
-        <w:jc w:val="both"/>
-        <w:rPr>
-          <w:rFonts w:ascii="Avenir Book" w:eastAsia="Times New Roman" w:hAnsi="Avenir Book" w:cs="Times New Roman"/>
-          <w:sz w:val="21"/>
-          <w:szCs w:val="21"/>
-          <w:lang w:eastAsia="en-US"/>
-        </w:rPr>
-      </w:pPr>
-      <w:r>
-        <w:rPr>
-          <w:rFonts w:ascii="Avenir Book" w:eastAsia="Times New Roman" w:hAnsi="Avenir Book" w:cs="Times New Roman"/>
-          <w:sz w:val="21"/>
-          <w:szCs w:val="21"/>
-          <w:lang w:eastAsia="en-US"/>
-        </w:rPr>
-        <w:t>"</w:t>
-      </w:r>
-      <w:r>
-        <w:rPr>
-          <w:rFonts w:ascii="Avenir Book" w:eastAsia="Times New Roman" w:hAnsi="Avenir Book" w:cs="Times New Roman"/>
-          <w:color w:val="FF0000"/>
-          <w:sz w:val="21"/>
-          <w:szCs w:val="21"/>
-          <w:lang w:eastAsia="en-US"/>
-        </w:rPr>
-        <w:t>{{EL_CLIENTE}}</w:t>
-      </w:r>
-      <w:r>
-        <w:rPr>
-          <w:rFonts w:ascii="Avenir Book" w:eastAsia="Times New Roman" w:hAnsi="Avenir Book" w:cs="Times New Roman"/>
-          <w:sz w:val="21"/>
-          <w:szCs w:val="21"/>
-          <w:lang w:eastAsia="en-US"/>
-        </w:rPr>
-        <w:t>" se compromete a cumplir con todas las obligaciones fiscales que le correspondan, relacionadas con los servicios prestados por "</w:t>
-      </w:r>
-      <w:r>
-        <w:rPr>
-          <w:rFonts w:ascii="Avenir Book" w:eastAsia="Times New Roman" w:hAnsi="Avenir Book" w:cs="Times New Roman"/>
-          <w:sz w:val="21"/>
-          <w:szCs w:val="21"/>
-          <w:lang w:eastAsia="en-US"/>
-        </w:rPr>
-        <w:t>EL PRESTADOR DE SERVICIOS</w:t>
-      </w:r>
-      <w:r>
-        <w:rPr>
-          <w:rFonts w:ascii="Avenir Book" w:eastAsia="Times New Roman" w:hAnsi="Avenir Book" w:cs="Times New Roman"/>
-          <w:sz w:val="21"/>
-          <w:szCs w:val="21"/>
-          <w:lang w:eastAsia="en-US"/>
-        </w:rPr>
-        <w:t>" en virtud de este contrato.</w:t>
-      </w:r>
-    </w:p>
-    <w:p>
-      <w:pPr>
-        <w:spacing w:after="0" w:line="240" w:lineRule="auto"/>
-        <w:jc w:val="both"/>
-        <w:rPr>
-          <w:rFonts w:ascii="Avenir Book" w:eastAsia="Times New Roman" w:hAnsi="Avenir Book" w:cs="Times New Roman"/>
-          <w:sz w:val="21"/>
-          <w:szCs w:val="21"/>
-          <w:lang w:eastAsia="en-US"/>
-        </w:rPr>
-      </w:pPr>
-    </w:p>
-    <w:p>
-      <w:pPr>
-        <w:spacing w:after="0" w:line="240" w:lineRule="auto"/>
-        <w:jc w:val="both"/>
-        <w:rPr>
-          <w:rFonts w:ascii="Avenir Book" w:eastAsia="Times New Roman" w:hAnsi="Avenir Book" w:cs="Times New Roman"/>
-          <w:sz w:val="21"/>
-          <w:szCs w:val="21"/>
-          <w:lang w:eastAsia="en-US"/>
-        </w:rPr>
-      </w:pPr>
-      <w:r>
-        <w:rPr>
-          <w:rFonts w:ascii="Avenir Book" w:eastAsia="Times New Roman" w:hAnsi="Avenir Book" w:cs="Times New Roman"/>
-          <w:sz w:val="21"/>
-          <w:szCs w:val="21"/>
-          <w:lang w:eastAsia="en-US"/>
-        </w:rPr>
-        <w:t>Del mismo modo, "</w:t>
-      </w:r>
-      <w:r>
-        <w:rPr>
-          <w:rFonts w:ascii="Avenir Book" w:eastAsia="Times New Roman" w:hAnsi="Avenir Book" w:cs="Times New Roman"/>
-          <w:sz w:val="21"/>
-          <w:szCs w:val="21"/>
-          <w:lang w:eastAsia="en-US"/>
-        </w:rPr>
-        <w:t>EL PRESTADOR DE SERVICIOS</w:t>
-      </w:r>
-      <w:r>
-        <w:rPr>
-          <w:rFonts w:ascii="Avenir Book" w:eastAsia="Times New Roman" w:hAnsi="Avenir Book" w:cs="Times New Roman"/>
-          <w:sz w:val="21"/>
-          <w:szCs w:val="21"/>
-          <w:lang w:eastAsia="en-US"/>
-        </w:rPr>
-        <w:t>" asume la responsabilidad de cumplir con todas las obligaciones fiscales que se deriven de los servicios prestados, de acuerdo con la legislación fiscal vigente.</w:t>
-      </w:r>
-    </w:p>
-    <w:p>
-      <w:pPr>
-        <w:spacing w:after="0" w:line="240" w:lineRule="auto"/>
-        <w:jc w:val="both"/>
-        <w:rPr>
-          <w:rFonts w:ascii="Avenir Book" w:eastAsia="Times New Roman" w:hAnsi="Avenir Book" w:cs="Times New Roman"/>
-          <w:sz w:val="21"/>
-          <w:szCs w:val="21"/>
-          <w:lang w:eastAsia="en-US"/>
-        </w:rPr>
-      </w:pPr>
-    </w:p>
-    <w:p>
-      <w:pPr>
-        <w:spacing w:after="0" w:line="240" w:lineRule="auto"/>
-        <w:jc w:val="both"/>
-        <w:rPr>
-          <w:rFonts w:ascii="Avenir Book" w:eastAsia="Times New Roman" w:hAnsi="Avenir Book" w:cs="Times New Roman"/>
-          <w:sz w:val="21"/>
-          <w:szCs w:val="21"/>
-          <w:lang w:eastAsia="en-US"/>
-        </w:rPr>
-      </w:pPr>
-      <w:r>
-        <w:rPr>
-          <w:rFonts w:ascii="Avenir Book" w:eastAsia="Times New Roman" w:hAnsi="Avenir Book" w:cs="Times New Roman"/>
-          <w:sz w:val="21"/>
-          <w:szCs w:val="21"/>
-          <w:lang w:eastAsia="en-US"/>
-        </w:rPr>
-        <w:t>Ambas partes acuerdan colaborar mutuamente para proporcionar la información y documentación necesaria en caso de requerimientos fiscales, auditorías o cualquier otro procedimiento fiscal.</w:t>
-      </w:r>
-    </w:p>
-    <w:p>
-      <w:pPr>
-        <w:spacing w:after="0" w:line="240" w:lineRule="auto"/>
-        <w:jc w:val="both"/>
-        <w:rPr>
-          <w:rFonts w:ascii="Avenir Book" w:eastAsia="Times New Roman" w:hAnsi="Avenir Book" w:cs="Times New Roman"/>
-          <w:sz w:val="21"/>
-          <w:szCs w:val="21"/>
-          <w:lang w:eastAsia="en-US"/>
-        </w:rPr>
-      </w:pPr>
-    </w:p>
-    <w:p>
-      <w:pPr>
-        <w:spacing w:after="0" w:line="240" w:lineRule="auto"/>
-        <w:jc w:val="both"/>
-        <w:rPr>
-          <w:rFonts w:ascii="Avenir Book" w:eastAsia="Times New Roman" w:hAnsi="Avenir Book" w:cs="Times New Roman"/>
-          <w:sz w:val="21"/>
-          <w:szCs w:val="21"/>
-          <w:lang w:eastAsia="en-US"/>
-        </w:rPr>
-      </w:pPr>
-      <w:r>
-        <w:rPr>
-          <w:rFonts w:ascii="Avenir Book" w:eastAsia="Times New Roman" w:hAnsi="Avenir Book" w:cs="Times New Roman"/>
-          <w:sz w:val="21"/>
-          <w:szCs w:val="21"/>
-          <w:lang w:eastAsia="en-US"/>
-        </w:rPr>
-        <w:t>Cualquier modificación en la legislación fiscal que afecte directamente a este contrato será comunicada por ambas partes de manera oportuna, buscando ajustar el cumplimiento a las nuevas disposiciones legales.</w:t>
-      </w:r>
-    </w:p>
-    <w:p>
-      <w:pPr>
-        <w:spacing w:after="0" w:line="240" w:lineRule="auto"/>
-        <w:jc w:val="both"/>
-        <w:rPr>
-          <w:rFonts w:ascii="Avenir Book" w:eastAsia="Times New Roman" w:hAnsi="Avenir Book" w:cs="Times New Roman"/>
-          <w:sz w:val="21"/>
-          <w:szCs w:val="21"/>
-          <w:lang w:eastAsia="en-US"/>
-        </w:rPr>
-      </w:pPr>
-    </w:p>
-    <w:p>
-      <w:pPr>
-        <w:spacing w:after="0" w:line="240" w:lineRule="auto"/>
-        <w:jc w:val="both"/>
-        <w:rPr>
-          <w:rFonts w:ascii="Avenir Book" w:eastAsia="Times New Roman" w:hAnsi="Avenir Book" w:cs="Times New Roman"/>
-          <w:sz w:val="21"/>
-          <w:szCs w:val="21"/>
-          <w:lang w:eastAsia="en-US"/>
-        </w:rPr>
-      </w:pPr>
-    </w:p>
-    <w:p>
-      <w:pPr>
-        <w:spacing w:after="0" w:line="240" w:lineRule="auto"/>
-        <w:jc w:val="both"/>
-        <w:rPr>
-          <w:rFonts w:ascii="Avenir Book" w:eastAsia="Times New Roman" w:hAnsi="Avenir Book" w:cs="Times New Roman"/>
-          <w:sz w:val="21"/>
-          <w:szCs w:val="21"/>
-          <w:lang w:eastAsia="en-US"/>
-        </w:rPr>
-      </w:pPr>
-    </w:p>
-    <w:p>
-      <w:pPr>
-        <w:spacing w:after="0" w:line="240" w:lineRule="auto"/>
-        <w:jc w:val="both"/>
-        <w:rPr>
-          <w:rFonts w:ascii="Avenir Book" w:eastAsia="Times New Roman" w:hAnsi="Avenir Book" w:cs="Times New Roman"/>
-          <w:sz w:val="21"/>
-          <w:szCs w:val="21"/>
-          <w:lang w:eastAsia="en-US"/>
-        </w:rPr>
-      </w:pPr>
-    </w:p>
-    <w:p>
-      <w:pPr>
-        <w:spacing w:after="0" w:line="240" w:lineRule="auto"/>
-        <w:jc w:val="both"/>
-        <w:rPr>
-          <w:rFonts w:ascii="Avenir Book" w:eastAsia="Times New Roman" w:hAnsi="Avenir Book" w:cs="Times New Roman"/>
-          <w:sz w:val="21"/>
-          <w:szCs w:val="21"/>
-          <w:lang w:eastAsia="en-US"/>
-        </w:rPr>
-      </w:pPr>
-    </w:p>
-    <w:p>
-      <w:pPr>
-        <w:spacing w:after="0" w:line="240" w:lineRule="auto"/>
-        <w:jc w:val="both"/>
-        <w:rPr>
-          <w:rFonts w:ascii="Avenir Book" w:eastAsia="Times New Roman" w:hAnsi="Avenir Book" w:cs="Times New Roman"/>
-          <w:sz w:val="21"/>
-          <w:szCs w:val="21"/>
-          <w:lang w:eastAsia="en-US"/>
-        </w:rPr>
-      </w:pPr>
-    </w:p>
-    <w:p>
-      <w:pPr>
-        <w:spacing w:after="0" w:line="240" w:lineRule="auto"/>
-        <w:jc w:val="both"/>
-        <w:rPr>
-          <w:rFonts w:ascii="Avenir Book" w:eastAsia="Times New Roman" w:hAnsi="Avenir Book" w:cs="Times New Roman"/>
-          <w:b/>
-          <w:sz w:val="21"/>
-          <w:szCs w:val="21"/>
-          <w:lang w:eastAsia="en-US"/>
-        </w:rPr>
-      </w:pPr>
-      <w:r>
-        <w:rPr>
-          <w:rFonts w:ascii="Avenir Book" w:eastAsia="Times New Roman" w:hAnsi="Avenir Book" w:cs="Times New Roman"/>
-          <w:b/>
-          <w:sz w:val="21"/>
-          <w:szCs w:val="21"/>
-          <w:lang w:eastAsia="en-US"/>
-        </w:rPr>
-        <w:t xml:space="preserve">OCTAVA. - VIGENCIA. </w:t>
-      </w:r>
-    </w:p>
-    <w:p>
-      <w:pPr>
-        <w:spacing w:after="0" w:line="240" w:lineRule="auto"/>
-        <w:jc w:val="both"/>
-        <w:rPr>
-          <w:rFonts w:ascii="Avenir Book" w:eastAsia="Times New Roman" w:hAnsi="Avenir Book" w:cs="Times New Roman"/>
-          <w:sz w:val="21"/>
-          <w:szCs w:val="21"/>
-          <w:lang w:eastAsia="en-US"/>
-        </w:rPr>
-      </w:pPr>
-    </w:p>
-    <w:p>
-      <w:pPr>
-        <w:spacing w:after="0" w:line="240" w:lineRule="auto"/>
-        <w:jc w:val="both"/>
-        <w:rPr>
-          <w:rFonts w:ascii="Avenir Book" w:eastAsia="Times New Roman" w:hAnsi="Avenir Book" w:cs="Times New Roman"/>
-          <w:sz w:val="21"/>
-          <w:szCs w:val="21"/>
-          <w:lang w:eastAsia="en-US"/>
-        </w:rPr>
-      </w:pPr>
-      <w:r>
-        <w:rPr>
-          <w:rFonts w:ascii="Avenir Book" w:eastAsia="Times New Roman" w:hAnsi="Avenir Book" w:cs="Times New Roman"/>
-          <w:sz w:val="21"/>
-          <w:szCs w:val="21"/>
-          <w:lang w:eastAsia="en-US"/>
-        </w:rPr>
-        <w:t xml:space="preserve">“LAS PARTES” convienen que la duración del presente contrato será de 1 (uno) año el cual iniciará surtiendo sus efectos a partir del día </w:t>
-      </w:r>
-      <w:r>
-        <w:rPr>
-          <w:rFonts w:ascii="Avenir Book" w:eastAsia="Times New Roman" w:hAnsi="Avenir Book" w:cs="Times New Roman"/>
-          <w:color w:val="FF0000"/>
-          <w:sz w:val="21"/>
-          <w:szCs w:val="21"/>
-          <w:lang w:eastAsia="en-US"/>
-        </w:rPr>
-        <w:t>{{V</w:t>
-      </w:r>
-      <w:r>
-        <w:rPr>
-          <w:rFonts w:ascii="Avenir Book" w:eastAsia="Times New Roman" w:hAnsi="Avenir Book" w:cs="Times New Roman"/>
-          <w:color w:val="FF0000"/>
-          <w:sz w:val="21"/>
-          <w:szCs w:val="21"/>
-          <w:lang w:eastAsia="en-US"/>
-        </w:rPr>
-        <w:t>ID}}</w:t>
-      </w:r>
-      <w:r>
-        <w:rPr>
-          <w:rFonts w:ascii="Avenir Book" w:eastAsia="Times New Roman" w:hAnsi="Avenir Book" w:cs="Times New Roman"/>
-          <w:sz w:val="21"/>
-          <w:szCs w:val="21"/>
-          <w:lang w:eastAsia="en-US"/>
-        </w:rPr>
-        <w:t xml:space="preserve"> de </w:t>
-      </w:r>
-      <w:r>
-        <w:rPr>
-          <w:rFonts w:ascii="Avenir Book" w:eastAsia="Times New Roman" w:hAnsi="Avenir Book" w:cs="Times New Roman"/>
-          <w:color w:val="FF0000"/>
-          <w:sz w:val="21"/>
-          <w:szCs w:val="21"/>
-          <w:lang w:eastAsia="en-US"/>
-        </w:rPr>
-        <w:t>{{VI</w:t>
-      </w:r>
-      <w:r>
-        <w:rPr>
-          <w:rFonts w:ascii="Avenir Book" w:eastAsia="Times New Roman" w:hAnsi="Avenir Book" w:cs="Times New Roman"/>
-          <w:color w:val="FF0000"/>
-          <w:sz w:val="21"/>
-          <w:szCs w:val="21"/>
-          <w:lang w:eastAsia="en-US"/>
-        </w:rPr>
-        <w:t>M</w:t>
-      </w:r>
-      <w:r>
-        <w:rPr>
-          <w:rFonts w:ascii="Avenir Book" w:eastAsia="Times New Roman" w:hAnsi="Avenir Book" w:cs="Times New Roman"/>
-          <w:color w:val="FF0000"/>
-          <w:sz w:val="21"/>
-          <w:szCs w:val="21"/>
-          <w:lang w:eastAsia="en-US"/>
-        </w:rPr>
-        <w:t>}}</w:t>
-      </w:r>
-      <w:r>
-        <w:rPr>
-          <w:rFonts w:ascii="Avenir Book" w:eastAsia="Times New Roman" w:hAnsi="Avenir Book" w:cs="Times New Roman"/>
-          <w:sz w:val="21"/>
-          <w:szCs w:val="21"/>
-          <w:lang w:eastAsia="en-US"/>
-        </w:rPr>
-        <w:t xml:space="preserve"> del año </w:t>
-      </w:r>
-      <w:r>
-        <w:rPr>
-          <w:rFonts w:ascii="Avenir Book" w:eastAsia="Times New Roman" w:hAnsi="Avenir Book" w:cs="Times New Roman"/>
-          <w:color w:val="FF0000"/>
-          <w:sz w:val="21"/>
-          <w:szCs w:val="21"/>
-          <w:lang w:eastAsia="en-US"/>
-        </w:rPr>
-        <w:t>{{VI</w:t>
-      </w:r>
-      <w:r>
-        <w:rPr>
-          <w:rFonts w:ascii="Avenir Book" w:eastAsia="Times New Roman" w:hAnsi="Avenir Book" w:cs="Times New Roman"/>
-          <w:color w:val="FF0000"/>
-          <w:sz w:val="21"/>
-          <w:szCs w:val="21"/>
-          <w:lang w:eastAsia="en-US"/>
-        </w:rPr>
-        <w:t>A</w:t>
-      </w:r>
-      <w:r>
-        <w:rPr>
-          <w:rFonts w:ascii="Avenir Book" w:eastAsia="Times New Roman" w:hAnsi="Avenir Book" w:cs="Times New Roman"/>
-          <w:color w:val="FF0000"/>
-          <w:sz w:val="21"/>
-          <w:szCs w:val="21"/>
-          <w:lang w:eastAsia="en-US"/>
-        </w:rPr>
-        <w:t>}}</w:t>
-      </w:r>
-      <w:r>
-        <w:rPr>
-          <w:rFonts w:ascii="Avenir Book" w:eastAsia="Times New Roman" w:hAnsi="Avenir Book" w:cs="Times New Roman"/>
-          <w:sz w:val="21"/>
-          <w:szCs w:val="21"/>
-          <w:lang w:eastAsia="en-US"/>
-        </w:rPr>
-        <w:t xml:space="preserve"> y terminando precisamente el día </w:t>
-      </w:r>
-      <w:r>
-        <w:rPr>
-          <w:rFonts w:ascii="Avenir Book" w:eastAsia="Times New Roman" w:hAnsi="Avenir Book" w:cs="Times New Roman"/>
-          <w:color w:val="FF0000"/>
-          <w:sz w:val="21"/>
-          <w:szCs w:val="21"/>
-          <w:lang w:eastAsia="en-US"/>
-        </w:rPr>
-        <w:t>{{V</w:t>
-      </w:r>
-      <w:r>
-        <w:rPr>
-          <w:rFonts w:ascii="Avenir Book" w:eastAsia="Times New Roman" w:hAnsi="Avenir Book" w:cs="Times New Roman"/>
-          <w:color w:val="FF0000"/>
-          <w:sz w:val="21"/>
-          <w:szCs w:val="21"/>
-          <w:lang w:eastAsia="en-US"/>
-        </w:rPr>
-        <w:t>T</w:t>
-      </w:r>
-      <w:r>
-        <w:rPr>
-          <w:rFonts w:ascii="Avenir Book" w:eastAsia="Times New Roman" w:hAnsi="Avenir Book" w:cs="Times New Roman"/>
-          <w:color w:val="FF0000"/>
-          <w:sz w:val="21"/>
-          <w:szCs w:val="21"/>
-          <w:lang w:eastAsia="en-US"/>
-        </w:rPr>
-        <w:t>D}}</w:t>
-      </w:r>
-      <w:r>
-        <w:rPr>
-          <w:rFonts w:ascii="Avenir Book" w:eastAsia="Times New Roman" w:hAnsi="Avenir Book" w:cs="Times New Roman"/>
-          <w:sz w:val="21"/>
-          <w:szCs w:val="21"/>
-          <w:lang w:eastAsia="en-US"/>
-        </w:rPr>
-        <w:t xml:space="preserve"> de </w:t>
-      </w:r>
-      <w:r>
-        <w:rPr>
-          <w:rFonts w:ascii="Avenir Book" w:eastAsia="Times New Roman" w:hAnsi="Avenir Book" w:cs="Times New Roman"/>
-          <w:color w:val="FF0000"/>
-          <w:sz w:val="21"/>
-          <w:szCs w:val="21"/>
-          <w:lang w:eastAsia="en-US"/>
-        </w:rPr>
-        <w:t>{{V</w:t>
-      </w:r>
-      <w:r>
-        <w:rPr>
-          <w:rFonts w:ascii="Avenir Book" w:eastAsia="Times New Roman" w:hAnsi="Avenir Book" w:cs="Times New Roman"/>
-          <w:color w:val="FF0000"/>
-          <w:sz w:val="21"/>
-          <w:szCs w:val="21"/>
-          <w:lang w:eastAsia="en-US"/>
-        </w:rPr>
-        <w:t>TM</w:t>
-      </w:r>
-      <w:r>
-        <w:rPr>
-          <w:rFonts w:ascii="Avenir Book" w:eastAsia="Times New Roman" w:hAnsi="Avenir Book" w:cs="Times New Roman"/>
-          <w:color w:val="FF0000"/>
-          <w:sz w:val="21"/>
-          <w:szCs w:val="21"/>
-          <w:lang w:eastAsia="en-US"/>
-        </w:rPr>
-        <w:t>}}</w:t>
-      </w:r>
-      <w:r>
-        <w:rPr>
-          <w:rFonts w:ascii="Avenir Book" w:eastAsia="Times New Roman" w:hAnsi="Avenir Book" w:cs="Times New Roman"/>
-          <w:sz w:val="21"/>
-          <w:szCs w:val="21"/>
-          <w:lang w:eastAsia="en-US"/>
-        </w:rPr>
-        <w:t xml:space="preserve"> del año </w:t>
-      </w:r>
-      <w:r>
-        <w:rPr>
-          <w:rFonts w:ascii="Avenir Book" w:eastAsia="Times New Roman" w:hAnsi="Avenir Book" w:cs="Times New Roman"/>
-          <w:color w:val="FF0000"/>
-          <w:sz w:val="21"/>
-          <w:szCs w:val="21"/>
-          <w:lang w:eastAsia="en-US"/>
-        </w:rPr>
-        <w:t>{{V</w:t>
-      </w:r>
-      <w:r>
-        <w:rPr>
-          <w:rFonts w:ascii="Avenir Book" w:eastAsia="Times New Roman" w:hAnsi="Avenir Book" w:cs="Times New Roman"/>
-          <w:color w:val="FF0000"/>
-          <w:sz w:val="21"/>
-          <w:szCs w:val="21"/>
-          <w:lang w:eastAsia="en-US"/>
-        </w:rPr>
-        <w:t>TA</w:t>
-      </w:r>
-      <w:r>
-        <w:rPr>
-          <w:rFonts w:ascii="Avenir Book" w:eastAsia="Times New Roman" w:hAnsi="Avenir Book" w:cs="Times New Roman"/>
-          <w:color w:val="FF0000"/>
-          <w:sz w:val="21"/>
-          <w:szCs w:val="21"/>
-          <w:lang w:eastAsia="en-US"/>
-        </w:rPr>
-        <w:t>}}</w:t>
-      </w:r>
-      <w:r>
-        <w:rPr>
-          <w:rFonts w:ascii="Avenir Book" w:eastAsia="Times New Roman" w:hAnsi="Avenir Book" w:cs="Times New Roman"/>
-          <w:sz w:val="21"/>
-          <w:szCs w:val="21"/>
-          <w:lang w:eastAsia="en-US"/>
-        </w:rPr>
-        <w:t>.</w:t>
-      </w:r>
-    </w:p>
-    <w:p>
-      <w:pPr>
-        <w:spacing w:after="0" w:line="240" w:lineRule="auto"/>
-        <w:jc w:val="both"/>
-        <w:rPr>
-          <w:rFonts w:ascii="Avenir Book" w:eastAsia="Times New Roman" w:hAnsi="Avenir Book" w:cs="Times New Roman"/>
-          <w:sz w:val="21"/>
-          <w:szCs w:val="21"/>
-          <w:lang w:eastAsia="en-US"/>
-        </w:rPr>
-      </w:pPr>
-    </w:p>
-    <w:p>
-      <w:pPr>
-        <w:spacing w:after="0" w:line="240" w:lineRule="auto"/>
-        <w:jc w:val="both"/>
-        <w:rPr>
-          <w:rFonts w:ascii="Avenir Book" w:eastAsia="Times New Roman" w:hAnsi="Avenir Book" w:cs="Times New Roman"/>
-          <w:sz w:val="21"/>
-          <w:szCs w:val="21"/>
-          <w:lang w:eastAsia="en-US"/>
-        </w:rPr>
-      </w:pPr>
-      <w:r>
-        <w:rPr>
-          <w:rFonts w:ascii="Avenir Book" w:eastAsia="Times New Roman" w:hAnsi="Avenir Book" w:cs="Times New Roman"/>
-          <w:sz w:val="21"/>
-          <w:szCs w:val="21"/>
-          <w:lang w:eastAsia="en-US"/>
-        </w:rPr>
-        <w:t>El presente contrato terminará al momento de que finalice su vigencia, o bien, que alguna de las partes opte por la terminación anticipada del mismo, la cual se detalla en la cláusula inmediata siguiente.</w:t>
-      </w:r>
-    </w:p>
-    <w:p>
-      <w:pPr>
-        <w:spacing w:after="0" w:line="240" w:lineRule="auto"/>
-        <w:jc w:val="both"/>
-        <w:rPr>
-          <w:rFonts w:ascii="Avenir Book" w:eastAsia="Times New Roman" w:hAnsi="Avenir Book" w:cs="Times New Roman"/>
-          <w:sz w:val="21"/>
-          <w:szCs w:val="21"/>
-          <w:lang w:eastAsia="en-US"/>
-        </w:rPr>
-      </w:pPr>
-    </w:p>
-    <w:p>
-      <w:pPr>
-        <w:spacing w:after="0" w:line="240" w:lineRule="auto"/>
-        <w:jc w:val="both"/>
-        <w:rPr>
-          <w:rFonts w:ascii="Avenir Book" w:eastAsia="Times New Roman" w:hAnsi="Avenir Book" w:cs="Times New Roman"/>
-          <w:b/>
-          <w:color w:val="000000"/>
-          <w:sz w:val="21"/>
-          <w:szCs w:val="21"/>
-          <w:lang w:eastAsia="en-US"/>
-        </w:rPr>
-      </w:pPr>
-      <w:r>
-        <w:rPr>
-          <w:rFonts w:ascii="Avenir Book" w:eastAsia="Times New Roman" w:hAnsi="Avenir Book" w:cs="Times New Roman"/>
-          <w:b/>
-          <w:sz w:val="21"/>
-          <w:szCs w:val="21"/>
-          <w:lang w:eastAsia="en-US"/>
-        </w:rPr>
-        <w:t xml:space="preserve">NOVENA. - </w:t>
-      </w:r>
-      <w:r>
-        <w:rPr>
-          <w:rFonts w:ascii="Avenir Book" w:eastAsia="Times New Roman" w:hAnsi="Avenir Book" w:cs="Times New Roman"/>
-          <w:b/>
-          <w:color w:val="000000"/>
-          <w:sz w:val="21"/>
-          <w:szCs w:val="21"/>
-          <w:lang w:eastAsia="en-US"/>
-        </w:rPr>
-        <w:t xml:space="preserve">TERMINACIÓN ANTICIPADA. </w:t>
-      </w:r>
-    </w:p>
-    <w:p>
-      <w:pPr>
-        <w:spacing w:after="0" w:line="240" w:lineRule="auto"/>
-        <w:jc w:val="both"/>
-        <w:rPr>
-          <w:rFonts w:ascii="Avenir Book" w:eastAsia="Times New Roman" w:hAnsi="Avenir Book" w:cs="Times New Roman"/>
-          <w:b/>
-          <w:color w:val="000000"/>
-          <w:sz w:val="21"/>
-          <w:szCs w:val="21"/>
-          <w:lang w:eastAsia="en-US"/>
-        </w:rPr>
-      </w:pPr>
-    </w:p>
-    <w:p>
-      <w:pPr>
-        <w:spacing w:after="0" w:line="240" w:lineRule="auto"/>
-        <w:jc w:val="both"/>
-        <w:rPr>
-          <w:rFonts w:ascii="Avenir Book" w:eastAsia="Times New Roman" w:hAnsi="Avenir Book" w:cs="Times New Roman"/>
-          <w:sz w:val="21"/>
-          <w:szCs w:val="21"/>
-          <w:lang w:eastAsia="en-US"/>
-        </w:rPr>
-      </w:pPr>
-      <w:r>
-        <w:rPr>
-          <w:rFonts w:ascii="Avenir Book" w:eastAsia="Times New Roman" w:hAnsi="Avenir Book" w:cs="Times New Roman"/>
-          <w:sz w:val="21"/>
-          <w:szCs w:val="21"/>
-          <w:lang w:eastAsia="en-US"/>
-        </w:rPr>
-        <w:t xml:space="preserve">Para en caso de que alguna de “LAS PARTES” quisiera dar por terminado el presente contrato antes de la fecha de su terminación, deberá de notificarlo a la otra con por lo menos 60 sesenta días de anticipación a la fecha en la que pretenda dar por concluida la relación contractual. </w:t>
-      </w:r>
-    </w:p>
-    <w:p>
-      <w:pPr>
-        <w:spacing w:after="0" w:line="240" w:lineRule="auto"/>
-        <w:jc w:val="both"/>
-        <w:rPr>
-          <w:rFonts w:ascii="Avenir Book" w:eastAsia="Times New Roman" w:hAnsi="Avenir Book" w:cs="Times New Roman"/>
-          <w:sz w:val="21"/>
-          <w:szCs w:val="21"/>
-          <w:lang w:eastAsia="en-US"/>
-        </w:rPr>
-      </w:pPr>
-    </w:p>
-    <w:p>
-      <w:pPr>
-        <w:spacing w:after="0" w:line="240" w:lineRule="auto"/>
-        <w:jc w:val="both"/>
-        <w:rPr>
-          <w:rFonts w:ascii="Avenir Book" w:eastAsia="Times New Roman" w:hAnsi="Avenir Book" w:cs="Times New Roman"/>
-          <w:sz w:val="21"/>
-          <w:szCs w:val="21"/>
-          <w:lang w:eastAsia="en-US"/>
-        </w:rPr>
-      </w:pPr>
-      <w:r>
-        <w:rPr>
-          <w:rFonts w:ascii="Avenir Book" w:eastAsia="Times New Roman" w:hAnsi="Avenir Book" w:cs="Times New Roman"/>
-          <w:sz w:val="21"/>
-          <w:szCs w:val="21"/>
-          <w:lang w:eastAsia="en-US"/>
-        </w:rPr>
-        <w:t>Adicional a lo anterior, la parte que solicite la terminación anticipada el presente instrumento, deberá de pagar a la parte afectada una pena convencional consistente en la cantidad que resulte de sacar el promedio de la comisión pagada los últimos 6 seis meses, multiplicada por tres, más el correspondiente Impuesto al Valor Agregado; haciéndose la especificación relativa a que dichas cantidades serán independientes a las que en su caso se adeuden por “</w:t>
-      </w:r>
-      <w:r>
-        <w:rPr>
-          <w:rFonts w:ascii="Avenir Book" w:eastAsia="Times New Roman" w:hAnsi="Avenir Book" w:cs="Times New Roman"/>
-          <w:color w:val="FF0000"/>
-          <w:sz w:val="21"/>
-          <w:szCs w:val="21"/>
-          <w:lang w:eastAsia="en-US"/>
-        </w:rPr>
-        <w:t>{{EL_CLIENTE}}</w:t>
-      </w:r>
-      <w:r>
-        <w:rPr>
-          <w:rFonts w:ascii="Avenir Book" w:eastAsia="Times New Roman" w:hAnsi="Avenir Book" w:cs="Times New Roman"/>
-          <w:sz w:val="21"/>
-          <w:szCs w:val="21"/>
-          <w:lang w:eastAsia="en-US"/>
-        </w:rPr>
-        <w:t>” con motivo de la prestación de los servicios a los que se aluden en la cláusula identificada como PRIMERA del presente acuerdo de voluntades.</w:t>
-      </w:r>
-    </w:p>
-    <w:p>
-      <w:pPr>
-        <w:spacing w:after="0" w:line="240" w:lineRule="auto"/>
-        <w:jc w:val="both"/>
-        <w:rPr>
-          <w:rFonts w:ascii="Avenir Book" w:eastAsia="Times New Roman" w:hAnsi="Avenir Book" w:cs="Times New Roman"/>
-          <w:sz w:val="21"/>
-          <w:szCs w:val="21"/>
-          <w:lang w:eastAsia="en-US"/>
-        </w:rPr>
-      </w:pPr>
-    </w:p>
-    <w:p>
-      <w:pPr>
-        <w:spacing w:after="0" w:line="240" w:lineRule="auto"/>
-        <w:jc w:val="both"/>
-        <w:rPr>
-          <w:rFonts w:ascii="Avenir Book" w:eastAsia="Times New Roman" w:hAnsi="Avenir Book" w:cs="Times New Roman"/>
-          <w:sz w:val="21"/>
-          <w:szCs w:val="21"/>
-          <w:lang w:eastAsia="en-US"/>
-        </w:rPr>
-      </w:pPr>
-      <w:r>
-        <w:rPr>
-          <w:rFonts w:ascii="Avenir Book" w:eastAsia="Times New Roman" w:hAnsi="Avenir Book" w:cs="Times New Roman"/>
-          <w:sz w:val="21"/>
-          <w:szCs w:val="21"/>
-          <w:lang w:eastAsia="en-US"/>
-        </w:rPr>
-        <w:t>Ahora bien, para en caso de que exista un saldo a favor del “CLIENTE” del fondo de compensaciones de salud en el trabajo y opere la terminación anticipada del presente contrato, “</w:t>
-      </w:r>
-      <w:r>
-        <w:rPr>
-          <w:rFonts w:ascii="Avenir Book" w:eastAsia="Times New Roman" w:hAnsi="Avenir Book" w:cs="Times New Roman"/>
-          <w:sz w:val="21"/>
-          <w:szCs w:val="21"/>
-          <w:lang w:eastAsia="en-US"/>
-        </w:rPr>
-        <w:t>EL PRESTADOR DE SERVICIOS</w:t>
-      </w:r>
-      <w:r>
-        <w:rPr>
-          <w:rFonts w:ascii="Avenir Book" w:eastAsia="Times New Roman" w:hAnsi="Avenir Book" w:cs="Times New Roman"/>
-          <w:sz w:val="21"/>
-          <w:szCs w:val="21"/>
-          <w:lang w:eastAsia="en-US"/>
-        </w:rPr>
         <w:t>” deberá hacer la devolución correspondiente de los recursos al “CLIENTE” en un plazo máximo de 10 diez días hábiles, devolución que se hará a la cuenta bancaria que indique este último para tal efecto; desde este momento, “</w:t>
       </w:r>
       <w:r>
         <w:rPr>
           <w:rFonts w:ascii="Avenir Book" w:eastAsia="Times New Roman" w:hAnsi="Avenir Book" w:cs="Times New Roman"/>
-          <w:color w:val="FF0000"/>
-          <w:sz w:val="21"/>
-          <w:szCs w:val="21"/>
-          <w:lang w:eastAsia="en-US"/>
-        </w:rPr>
-        <w:t>{{EL_CLIENTE}}</w:t>
+          <w:sz w:val="21"/>
+          <w:szCs w:val="21"/>
+          <w:lang w:eastAsia="en-US"/>
+        </w:rPr>
+        <w:t>EL CLIENTE</w:t>
       </w:r>
       <w:r>
         <w:rPr>
@@ -5481,7 +5634,6 @@
         <w:jc w:val="both"/>
         <w:rPr>
           <w:rFonts w:ascii="Avenir Book" w:eastAsia="Times New Roman" w:hAnsi="Avenir Book" w:cs="Times New Roman"/>
-          <w:color w:val="000080"/>
           <w:sz w:val="21"/>
           <w:szCs w:val="21"/>
           <w:lang w:eastAsia="en-US"/>
@@ -5507,7 +5659,6 @@
         <w:jc w:val="both"/>
         <w:rPr>
           <w:rFonts w:ascii="Avenir Book" w:eastAsia="Times New Roman" w:hAnsi="Avenir Book" w:cs="Times New Roman"/>
-          <w:color w:val="000080"/>
           <w:sz w:val="21"/>
           <w:szCs w:val="21"/>
           <w:lang w:eastAsia="en-US"/>
@@ -5533,7 +5684,6 @@
         <w:jc w:val="both"/>
         <w:rPr>
           <w:rFonts w:ascii="Avenir Book" w:eastAsia="Times New Roman" w:hAnsi="Avenir Book" w:cs="Times New Roman"/>
-          <w:color w:val="000080"/>
           <w:sz w:val="21"/>
           <w:szCs w:val="21"/>
           <w:lang w:eastAsia="en-US"/>
@@ -5551,12 +5701,11 @@
       <w:r>
         <w:rPr>
           <w:rFonts w:ascii="Avenir Book" w:eastAsia="Times New Roman" w:hAnsi="Avenir Book" w:cs="Times New Roman"/>
-          <w:color w:val="FF0000"/>
-          <w:sz w:val="21"/>
-          <w:szCs w:val="21"/>
-          <w:lang w:eastAsia="en-US"/>
-        </w:rPr>
-        <w:t>{{EL_CLIENTE}}</w:t>
+          <w:sz w:val="21"/>
+          <w:szCs w:val="21"/>
+          <w:lang w:eastAsia="en-US"/>
+        </w:rPr>
+        <w:t>EL CLIENTE</w:t>
       </w:r>
       <w:r>
         <w:rPr>
@@ -5578,7 +5727,6 @@
         <w:jc w:val="both"/>
         <w:rPr>
           <w:rFonts w:ascii="Avenir Book" w:eastAsia="Times New Roman" w:hAnsi="Avenir Book" w:cs="Times New Roman"/>
-          <w:color w:val="000080"/>
           <w:sz w:val="21"/>
           <w:szCs w:val="21"/>
           <w:lang w:eastAsia="en-US"/>
@@ -5604,7 +5752,6 @@
         <w:jc w:val="both"/>
         <w:rPr>
           <w:rFonts w:ascii="Avenir Book" w:eastAsia="Times New Roman" w:hAnsi="Avenir Book" w:cs="Times New Roman"/>
-          <w:color w:val="000080"/>
           <w:sz w:val="21"/>
           <w:szCs w:val="21"/>
           <w:lang w:eastAsia="en-US"/>
@@ -5630,7 +5777,6 @@
         <w:jc w:val="both"/>
         <w:rPr>
           <w:rFonts w:ascii="Avenir Book" w:eastAsia="Times New Roman" w:hAnsi="Avenir Book" w:cs="Times New Roman"/>
-          <w:color w:val="000080"/>
           <w:sz w:val="21"/>
           <w:szCs w:val="21"/>
           <w:lang w:eastAsia="en-US"/>
@@ -5648,12 +5794,11 @@
       <w:r>
         <w:rPr>
           <w:rFonts w:ascii="Avenir Book" w:eastAsia="Times New Roman" w:hAnsi="Avenir Book" w:cs="Times New Roman"/>
-          <w:color w:val="FF0000"/>
-          <w:sz w:val="21"/>
-          <w:szCs w:val="21"/>
-          <w:lang w:eastAsia="en-US"/>
-        </w:rPr>
-        <w:t>{{EL_CLIENTE}}</w:t>
+          <w:sz w:val="21"/>
+          <w:szCs w:val="21"/>
+          <w:lang w:eastAsia="en-US"/>
+        </w:rPr>
+        <w:t>EL CLIENTE</w:t>
       </w:r>
       <w:r>
         <w:rPr>
@@ -5675,7 +5820,6 @@
         <w:jc w:val="both"/>
         <w:rPr>
           <w:rFonts w:ascii="Avenir Book" w:eastAsia="Times New Roman" w:hAnsi="Avenir Book" w:cs="Times New Roman"/>
-          <w:color w:val="000080"/>
           <w:sz w:val="21"/>
           <w:szCs w:val="21"/>
           <w:lang w:eastAsia="en-US"/>
@@ -5726,12 +5870,11 @@
       <w:r>
         <w:rPr>
           <w:rFonts w:ascii="Avenir Book" w:eastAsia="Times New Roman" w:hAnsi="Avenir Book" w:cs="Times New Roman"/>
-          <w:color w:val="FF0000"/>
-          <w:sz w:val="21"/>
-          <w:szCs w:val="21"/>
-          <w:lang w:eastAsia="en-US"/>
-        </w:rPr>
-        <w:t>{{EL_CLIENTE}}</w:t>
+          <w:sz w:val="21"/>
+          <w:szCs w:val="21"/>
+          <w:lang w:eastAsia="en-US"/>
+        </w:rPr>
+        <w:t>EL CLIENTE</w:t>
       </w:r>
       <w:r>
         <w:rPr>
@@ -5765,7 +5908,6 @@
         <w:jc w:val="both"/>
         <w:rPr>
           <w:rFonts w:ascii="Avenir Book" w:eastAsia="Times New Roman" w:hAnsi="Avenir Book" w:cs="Times New Roman"/>
-          <w:color w:val="000080"/>
           <w:sz w:val="21"/>
           <w:szCs w:val="21"/>
           <w:lang w:eastAsia="en-US"/>
@@ -5791,7 +5933,6 @@
         <w:jc w:val="both"/>
         <w:rPr>
           <w:rFonts w:ascii="Avenir Book" w:eastAsia="Times New Roman" w:hAnsi="Avenir Book" w:cs="Times New Roman"/>
-          <w:color w:val="000080"/>
           <w:sz w:val="21"/>
           <w:szCs w:val="21"/>
           <w:lang w:eastAsia="en-US"/>
@@ -5817,7 +5958,6 @@
         <w:jc w:val="both"/>
         <w:rPr>
           <w:rFonts w:ascii="Avenir Book" w:eastAsia="Times New Roman" w:hAnsi="Avenir Book" w:cs="Times New Roman"/>
-          <w:color w:val="000080"/>
           <w:sz w:val="21"/>
           <w:szCs w:val="21"/>
           <w:lang w:eastAsia="en-US"/>
@@ -5861,7 +6001,6 @@
         <w:jc w:val="both"/>
         <w:rPr>
           <w:rFonts w:ascii="Avenir Book" w:eastAsia="Times New Roman" w:hAnsi="Avenir Book" w:cs="Times New Roman"/>
-          <w:color w:val="000080"/>
           <w:sz w:val="21"/>
           <w:szCs w:val="21"/>
           <w:lang w:eastAsia="en-US"/>
@@ -5879,12 +6018,11 @@
       <w:r>
         <w:rPr>
           <w:rFonts w:ascii="Avenir Book" w:eastAsia="Times New Roman" w:hAnsi="Avenir Book" w:cs="Times New Roman"/>
-          <w:color w:val="FF0000"/>
-          <w:sz w:val="21"/>
-          <w:szCs w:val="21"/>
-          <w:lang w:eastAsia="en-US"/>
-        </w:rPr>
-        <w:t>{{EL_CLIENTE}}</w:t>
+          <w:sz w:val="21"/>
+          <w:szCs w:val="21"/>
+          <w:lang w:eastAsia="en-US"/>
+        </w:rPr>
+        <w:t>EL CLIENTE</w:t>
       </w:r>
       <w:r>
         <w:rPr>
@@ -5924,7 +6062,6 @@
         <w:jc w:val="both"/>
         <w:rPr>
           <w:rFonts w:ascii="Avenir Book" w:eastAsia="Times New Roman" w:hAnsi="Avenir Book" w:cs="Times New Roman"/>
-          <w:color w:val="000080"/>
           <w:sz w:val="21"/>
           <w:szCs w:val="21"/>
           <w:lang w:eastAsia="en-US"/>
@@ -5968,7 +6105,6 @@
         <w:jc w:val="both"/>
         <w:rPr>
           <w:rFonts w:ascii="Avenir Book" w:eastAsia="Times New Roman" w:hAnsi="Avenir Book" w:cs="Times New Roman"/>
-          <w:color w:val="000080"/>
           <w:sz w:val="21"/>
           <w:szCs w:val="21"/>
           <w:lang w:eastAsia="en-US"/>
@@ -6111,12 +6247,11 @@
       <w:r>
         <w:rPr>
           <w:rFonts w:ascii="Avenir Book" w:eastAsia="Times New Roman" w:hAnsi="Avenir Book" w:cs="Times New Roman"/>
-          <w:color w:val="FF0000"/>
-          <w:sz w:val="21"/>
-          <w:szCs w:val="21"/>
-          <w:lang w:eastAsia="en-US"/>
-        </w:rPr>
-        <w:t>{{EL_CLIENTE}}</w:t>
+          <w:sz w:val="21"/>
+          <w:szCs w:val="21"/>
+          <w:lang w:eastAsia="en-US"/>
+        </w:rPr>
+        <w:t>EL CLIENTE</w:t>
       </w:r>
       <w:r>
         <w:rPr>
@@ -6155,12 +6290,11 @@
       <w:r>
         <w:rPr>
           <w:rFonts w:ascii="Avenir Book" w:eastAsia="Times New Roman" w:hAnsi="Avenir Book" w:cs="Times New Roman"/>
-          <w:color w:val="FF0000"/>
-          <w:sz w:val="21"/>
-          <w:szCs w:val="21"/>
-          <w:lang w:eastAsia="en-US"/>
-        </w:rPr>
-        <w:t>{{EL_CLIENTE}}</w:t>
+          <w:sz w:val="21"/>
+          <w:szCs w:val="21"/>
+          <w:lang w:eastAsia="en-US"/>
+        </w:rPr>
+        <w:t>EL CLIENTE</w:t>
       </w:r>
       <w:r>
         <w:rPr>
@@ -6199,12 +6333,11 @@
       <w:r>
         <w:rPr>
           <w:rFonts w:ascii="Avenir Book" w:eastAsia="Times New Roman" w:hAnsi="Avenir Book" w:cs="Times New Roman"/>
-          <w:color w:val="FF0000"/>
-          <w:sz w:val="21"/>
-          <w:szCs w:val="21"/>
-          <w:lang w:eastAsia="en-US"/>
-        </w:rPr>
-        <w:t>{{EL_CLIENTE}}</w:t>
+          <w:sz w:val="21"/>
+          <w:szCs w:val="21"/>
+          <w:lang w:eastAsia="en-US"/>
+        </w:rPr>
+        <w:t>EL CLIENTE</w:t>
       </w:r>
       <w:r>
         <w:rPr>
@@ -6269,12 +6402,11 @@
       <w:r>
         <w:rPr>
           <w:rFonts w:ascii="Avenir Book" w:eastAsia="Times New Roman" w:hAnsi="Avenir Book" w:cs="Times New Roman"/>
-          <w:color w:val="FF0000"/>
-          <w:sz w:val="21"/>
-          <w:szCs w:val="21"/>
-          <w:lang w:eastAsia="en-US"/>
-        </w:rPr>
-        <w:t>{{EL_CLIENTE}}</w:t>
+          <w:sz w:val="21"/>
+          <w:szCs w:val="21"/>
+          <w:lang w:eastAsia="en-US"/>
+        </w:rPr>
+        <w:t>EL CLIENTE</w:t>
       </w:r>
       <w:r>
         <w:rPr>
@@ -6339,12 +6471,11 @@
       <w:r>
         <w:rPr>
           <w:rFonts w:ascii="Avenir Book" w:eastAsia="Times New Roman" w:hAnsi="Avenir Book" w:cs="Times New Roman"/>
-          <w:color w:val="FF0000"/>
-          <w:sz w:val="21"/>
-          <w:szCs w:val="21"/>
-          <w:lang w:eastAsia="en-US"/>
-        </w:rPr>
-        <w:t>{{EL_CLIENTE}}</w:t>
+          <w:sz w:val="21"/>
+          <w:szCs w:val="21"/>
+          <w:lang w:eastAsia="en-US"/>
+        </w:rPr>
+        <w:t>EL CLIENTE</w:t>
       </w:r>
       <w:r>
         <w:rPr>
@@ -6676,12 +6807,11 @@
       <w:r>
         <w:rPr>
           <w:rFonts w:ascii="Avenir Book" w:eastAsia="Times New Roman" w:hAnsi="Avenir Book" w:cs="Times New Roman"/>
-          <w:color w:val="FF0000"/>
-          <w:sz w:val="21"/>
-          <w:szCs w:val="21"/>
-          <w:lang w:eastAsia="en-US"/>
-        </w:rPr>
-        <w:t>{{EL_CLIENTE}}</w:t>
+          <w:sz w:val="21"/>
+          <w:szCs w:val="21"/>
+          <w:lang w:eastAsia="en-US"/>
+        </w:rPr>
+        <w:t>EL CLIENTE</w:t>
       </w:r>
       <w:r>
         <w:rPr>
@@ -6747,12 +6877,11 @@
       <w:r>
         <w:rPr>
           <w:rFonts w:ascii="Avenir Book" w:eastAsia="Times New Roman" w:hAnsi="Avenir Book" w:cs="Times New Roman"/>
-          <w:color w:val="FF0000"/>
-          <w:sz w:val="21"/>
-          <w:szCs w:val="21"/>
-          <w:lang w:eastAsia="en-US"/>
-        </w:rPr>
-        <w:t>{{EL_CLIENTE}}</w:t>
+          <w:sz w:val="21"/>
+          <w:szCs w:val="21"/>
+          <w:lang w:eastAsia="en-US"/>
+        </w:rPr>
+        <w:t>EL CLIENTE</w:t>
       </w:r>
       <w:r>
         <w:rPr>
@@ -6799,12 +6928,11 @@
       <w:r>
         <w:rPr>
           <w:rFonts w:ascii="Avenir Book" w:eastAsia="Times New Roman" w:hAnsi="Avenir Book" w:cs="Times New Roman"/>
-          <w:color w:val="FF0000"/>
-          <w:sz w:val="21"/>
-          <w:szCs w:val="21"/>
-          <w:lang w:eastAsia="en-US"/>
-        </w:rPr>
-        <w:t>{{EL_CLIENTE}}</w:t>
+          <w:sz w:val="21"/>
+          <w:szCs w:val="21"/>
+          <w:lang w:eastAsia="en-US"/>
+        </w:rPr>
+        <w:t>EL CLIENTE</w:t>
       </w:r>
       <w:r>
         <w:rPr>
@@ -6869,12 +6997,11 @@
       <w:r>
         <w:rPr>
           <w:rFonts w:ascii="Avenir Book" w:eastAsia="Times New Roman" w:hAnsi="Avenir Book" w:cs="Times New Roman"/>
-          <w:color w:val="FF0000"/>
-          <w:sz w:val="21"/>
-          <w:szCs w:val="21"/>
-          <w:lang w:eastAsia="en-US"/>
-        </w:rPr>
-        <w:t>{{EL_CLIENTE}}</w:t>
+          <w:sz w:val="21"/>
+          <w:szCs w:val="21"/>
+          <w:lang w:eastAsia="en-US"/>
+        </w:rPr>
+        <w:t>EL CLIENTE</w:t>
       </w:r>
       <w:r>
         <w:rPr>
@@ -6939,12 +7066,11 @@
       <w:r>
         <w:rPr>
           <w:rFonts w:ascii="Avenir Book" w:eastAsia="Times New Roman" w:hAnsi="Avenir Book" w:cs="Times New Roman"/>
-          <w:color w:val="FF0000"/>
-          <w:sz w:val="21"/>
-          <w:szCs w:val="21"/>
-          <w:lang w:eastAsia="en-US"/>
-        </w:rPr>
-        <w:t>{{EL_CLIENTE}}</w:t>
+          <w:sz w:val="21"/>
+          <w:szCs w:val="21"/>
+          <w:lang w:eastAsia="en-US"/>
+        </w:rPr>
+        <w:t>EL CLIENTE</w:t>
       </w:r>
       <w:r>
         <w:rPr>
@@ -7009,12 +7135,11 @@
       <w:r>
         <w:rPr>
           <w:rFonts w:ascii="Avenir Book" w:eastAsia="Times New Roman" w:hAnsi="Avenir Book" w:cs="Times New Roman"/>
-          <w:color w:val="FF0000"/>
-          <w:sz w:val="21"/>
-          <w:szCs w:val="21"/>
-          <w:lang w:eastAsia="en-US"/>
-        </w:rPr>
-        <w:t>{{EL_CLIENTE}}</w:t>
+          <w:sz w:val="21"/>
+          <w:szCs w:val="21"/>
+          <w:lang w:eastAsia="en-US"/>
+        </w:rPr>
+        <w:t>EL CLIENTE</w:t>
       </w:r>
       <w:r>
         <w:rPr>
@@ -7766,12 +7891,11 @@
       <w:r>
         <w:rPr>
           <w:rFonts w:ascii="Avenir Book" w:eastAsia="Times New Roman" w:hAnsi="Avenir Book" w:cs="Times New Roman"/>
-          <w:color w:val="FF0000"/>
-          <w:sz w:val="21"/>
-          <w:szCs w:val="21"/>
-          <w:lang w:eastAsia="en-US"/>
-        </w:rPr>
-        <w:t>{{EL_CLIENTE}}</w:t>
+          <w:sz w:val="21"/>
+          <w:szCs w:val="21"/>
+          <w:lang w:eastAsia="en-US"/>
+        </w:rPr>
+        <w:t>EL CLIENTE</w:t>
       </w:r>
       <w:r>
         <w:rPr>
@@ -8051,12 +8175,11 @@
       <w:r>
         <w:rPr>
           <w:rFonts w:ascii="Avenir Book" w:eastAsia="Times New Roman" w:hAnsi="Avenir Book" w:cs="Times New Roman"/>
-          <w:color w:val="FF0000"/>
-          <w:sz w:val="21"/>
-          <w:szCs w:val="21"/>
-          <w:lang w:eastAsia="en-US"/>
-        </w:rPr>
-        <w:t>{{EL_CLIENTE}}</w:t>
+          <w:sz w:val="21"/>
+          <w:szCs w:val="21"/>
+          <w:lang w:eastAsia="en-US"/>
+        </w:rPr>
+        <w:t>EL CLIENTE</w:t>
       </w:r>
       <w:r>
         <w:rPr>
@@ -8176,12 +8299,11 @@
       <w:r>
         <w:rPr>
           <w:rFonts w:ascii="Avenir Book" w:eastAsia="Times New Roman" w:hAnsi="Avenir Book" w:cs="Times New Roman"/>
-          <w:color w:val="FF0000"/>
-          <w:sz w:val="21"/>
-          <w:szCs w:val="21"/>
-          <w:lang w:eastAsia="en-US"/>
-        </w:rPr>
-        <w:t>{{EL_CLIENTE}}</w:t>
+          <w:sz w:val="21"/>
+          <w:szCs w:val="21"/>
+          <w:lang w:eastAsia="en-US"/>
+        </w:rPr>
+        <w:t>EL CLIENTE</w:t>
       </w:r>
       <w:r>
         <w:rPr>
@@ -8238,12 +8360,11 @@
       <w:r>
         <w:rPr>
           <w:rFonts w:ascii="Avenir Book" w:eastAsia="Times New Roman" w:hAnsi="Avenir Book" w:cs="Times New Roman"/>
-          <w:color w:val="FF0000"/>
-          <w:sz w:val="21"/>
-          <w:szCs w:val="21"/>
-          <w:lang w:eastAsia="en-US"/>
-        </w:rPr>
-        <w:t>{{EL_CLIENTE}}</w:t>
+          <w:sz w:val="21"/>
+          <w:szCs w:val="21"/>
+          <w:lang w:eastAsia="en-US"/>
+        </w:rPr>
+        <w:t>EL CLIENTE</w:t>
       </w:r>
       <w:r>
         <w:rPr>
@@ -8325,12 +8446,11 @@
       <w:r>
         <w:rPr>
           <w:rFonts w:ascii="Avenir Book" w:eastAsia="Times New Roman" w:hAnsi="Avenir Book" w:cs="Times New Roman"/>
-          <w:color w:val="FF0000"/>
-          <w:sz w:val="21"/>
-          <w:szCs w:val="21"/>
-          <w:lang w:eastAsia="en-US"/>
-        </w:rPr>
-        <w:t>{{EL_CLIENTE}}</w:t>
+          <w:sz w:val="21"/>
+          <w:szCs w:val="21"/>
+          <w:lang w:eastAsia="en-US"/>
+        </w:rPr>
+        <w:t>EL CLIENTE</w:t>
       </w:r>
       <w:r>
         <w:rPr>
@@ -8362,12 +8482,11 @@
       <w:r>
         <w:rPr>
           <w:rFonts w:ascii="Avenir Book" w:eastAsia="Times New Roman" w:hAnsi="Avenir Book" w:cs="Times New Roman"/>
-          <w:color w:val="FF0000"/>
-          <w:sz w:val="21"/>
-          <w:szCs w:val="21"/>
-          <w:lang w:eastAsia="en-US"/>
-        </w:rPr>
-        <w:t>{{EL_CLIENTE}}</w:t>
+          <w:sz w:val="21"/>
+          <w:szCs w:val="21"/>
+          <w:lang w:eastAsia="en-US"/>
+        </w:rPr>
+        <w:t>EL CLIENTE</w:t>
       </w:r>
       <w:r>
         <w:rPr>
@@ -9121,7 +9240,6 @@
                 <w:rFonts w:ascii="Avenir Book" w:eastAsia="Times New Roman" w:hAnsi="Avenir Book" w:cs="Times New Roman"/>
                 <w:b/>
                 <w:bCs/>
-                <w:color w:val="FF0000"/>
                 <w:sz w:val="21"/>
                 <w:szCs w:val="21"/>
                 <w:lang w:eastAsia="en-US"/>
@@ -9132,7 +9250,6 @@
                 <w:rFonts w:ascii="Avenir Book" w:eastAsia="Times New Roman" w:hAnsi="Avenir Book" w:cs="Times New Roman"/>
                 <w:b/>
                 <w:bCs/>
-                <w:color w:val="FF0000"/>
                 <w:sz w:val="21"/>
                 <w:szCs w:val="21"/>
                 <w:lang w:eastAsia="en-US"/>
@@ -9144,19 +9261,17 @@
                 <w:rFonts w:ascii="Avenir Book" w:eastAsia="Times New Roman" w:hAnsi="Avenir Book" w:cs="Times New Roman"/>
                 <w:b/>
                 <w:bCs/>
-                <w:color w:val="FF0000"/>
                 <w:sz w:val="21"/>
                 <w:szCs w:val="21"/>
                 <w:lang w:eastAsia="en-US"/>
               </w:rPr>
-              <w:t>{{EL_CLIENTE}}</w:t>
+              <w:t>EL CLIENTE</w:t>
             </w:r>
             <w:r>
               <w:rPr>
                 <w:rFonts w:ascii="Avenir Book" w:eastAsia="Times New Roman" w:hAnsi="Avenir Book" w:cs="Times New Roman"/>
                 <w:b/>
                 <w:bCs/>
-                <w:color w:val="FF0000"/>
                 <w:sz w:val="21"/>
                 <w:szCs w:val="21"/>
                 <w:lang w:eastAsia="en-US"/>
@@ -9234,11 +9349,23 @@
                 <w:rFonts w:ascii="Avenir Book" w:eastAsia="Times New Roman" w:hAnsi="Avenir Book" w:cs="Times New Roman"/>
                 <w:b/>
                 <w:bCs/>
+                <w:color w:val="EE0000"/>
                 <w:sz w:val="21"/>
                 <w:szCs w:val="21"/>
                 <w:lang w:eastAsia="en-US"/>
               </w:rPr>
-              <w:t>LUIS ALFONSO CHALITA KAIM.</w:t>
+              <w:t>{{CIUDADANO}}</w:t>
+            </w:r>
+            <w:r>
+              <w:rPr>
+                <w:rFonts w:ascii="Avenir Book" w:eastAsia="Times New Roman" w:hAnsi="Avenir Book" w:cs="Times New Roman"/>
+                <w:b/>
+                <w:bCs/>
+                <w:sz w:val="21"/>
+                <w:szCs w:val="21"/>
+                <w:lang w:eastAsia="en-US"/>
+              </w:rPr>
+              <w:t>.</w:t>
             </w:r>
           </w:p>
           <w:p>

--- a/src/main/resources/templates/docgen/4/4.-CONTRATO DE PRESTACIÓN DE SERVICIOS.docx
+++ b/src/main/resources/templates/docgen/4/4.-CONTRATO DE PRESTACIÓN DE SERVICIOS.docx
@@ -2555,27 +2555,7 @@
           <w:szCs w:val="21"/>
           <w:lang w:eastAsia="en-US"/>
         </w:rPr>
-        <w:t xml:space="preserve">” trabajadores propios, ya que todas las actividades que resulten necesarias para la debida prestación de los servicios </w:t>
-      </w:r>
-      <w:proofErr w:type="gramStart"/>
-      <w:r>
-        <w:rPr>
-          <w:rFonts w:ascii="Avenir Book" w:eastAsia="Times New Roman" w:hAnsi="Avenir Book" w:cs="Times New Roman"/>
-          <w:sz w:val="21"/>
-          <w:szCs w:val="21"/>
-          <w:lang w:eastAsia="en-US"/>
-        </w:rPr>
-        <w:t>contratados,</w:t>
-      </w:r>
-      <w:proofErr w:type="gramEnd"/>
-      <w:r>
-        <w:rPr>
-          <w:rFonts w:ascii="Avenir Book" w:eastAsia="Times New Roman" w:hAnsi="Avenir Book" w:cs="Times New Roman"/>
-          <w:sz w:val="21"/>
-          <w:szCs w:val="21"/>
-          <w:lang w:eastAsia="en-US"/>
-        </w:rPr>
-        <w:t xml:space="preserve"> se realizaran en el domicilio de “</w:t>
+        <w:t>” trabajadores propios, ya que todas las actividades que resulten necesarias para la debida prestación de los servicios contratados, se realizaran en el domicilio de “</w:t>
       </w:r>
       <w:r>
         <w:rPr>
@@ -3846,27 +3826,7 @@
           <w:szCs w:val="21"/>
           <w:lang w:eastAsia="en-US"/>
         </w:rPr>
-        <w:t xml:space="preserve">” siendo este último el responsable de </w:t>
-      </w:r>
-      <w:proofErr w:type="gramStart"/>
-      <w:r>
-        <w:rPr>
-          <w:rFonts w:ascii="Avenir Book" w:eastAsia="Times New Roman" w:hAnsi="Avenir Book" w:cs="Times New Roman"/>
-          <w:sz w:val="21"/>
-          <w:szCs w:val="21"/>
-          <w:lang w:eastAsia="en-US"/>
-        </w:rPr>
-        <w:t>los mismos</w:t>
-      </w:r>
-      <w:proofErr w:type="gramEnd"/>
-      <w:r>
-        <w:rPr>
-          <w:rFonts w:ascii="Avenir Book" w:eastAsia="Times New Roman" w:hAnsi="Avenir Book" w:cs="Times New Roman"/>
-          <w:sz w:val="21"/>
-          <w:szCs w:val="21"/>
-          <w:lang w:eastAsia="en-US"/>
-        </w:rPr>
-        <w:t xml:space="preserve"> de manera directa frente al sindicato en caso de ser una obligación ante el mismo o frente a los trabajadores en caso de reclamo.</w:t>
+        <w:t>” siendo este último el responsable de los mismos de manera directa frente al sindicato en caso de ser una obligación ante el mismo o frente a los trabajadores en caso de reclamo.</w:t>
       </w:r>
     </w:p>
     <w:p>
@@ -5020,245 +4980,287 @@
     </w:p>
     <w:p>
       <w:pPr>
-        <w:spacing w:after="0" w:line="240" w:lineRule="auto"/>
-        <w:jc w:val="both"/>
-        <w:rPr>
-          <w:rFonts w:ascii="Avenir Book" w:eastAsia="Times New Roman" w:hAnsi="Avenir Book" w:cs="Times New Roman"/>
-          <w:sz w:val="21"/>
-          <w:szCs w:val="21"/>
-          <w:lang w:eastAsia="en-US"/>
-        </w:rPr>
-      </w:pPr>
-      <w:r>
-        <w:rPr>
-          <w:rFonts w:ascii="Avenir Book" w:eastAsia="Times New Roman" w:hAnsi="Avenir Book" w:cs="Times New Roman"/>
-          <w:sz w:val="21"/>
-          <w:szCs w:val="21"/>
-          <w:lang w:eastAsia="en-US"/>
-        </w:rPr>
-        <w:t xml:space="preserve">“LAS PARTES” convienen que la duración del presente contrato será de 1 (uno) año el cual iniciará surtiendo sus efectos a partir del día </w:t>
-      </w:r>
-      <w:r>
-        <w:rPr>
-          <w:rFonts w:ascii="Avenir Book" w:eastAsia="Times New Roman" w:hAnsi="Avenir Book" w:cs="Times New Roman"/>
+        <w:jc w:val="both"/>
+        <w:rPr>
+          <w:rFonts w:ascii="Avenir Book" w:hAnsi="Avenir Book"/>
+          <w:sz w:val="21"/>
+          <w:szCs w:val="21"/>
+        </w:rPr>
+      </w:pPr>
+      <w:r>
+        <w:rPr>
+          <w:rFonts w:ascii="Avenir Book" w:hAnsi="Avenir Book"/>
+          <w:sz w:val="21"/>
+          <w:szCs w:val="21"/>
+        </w:rPr>
+        <w:t xml:space="preserve">“LAS PARTES” convienen que la duración del presente contrato será </w:t>
+      </w:r>
+      <w:r>
+        <w:rPr>
+          <w:rFonts w:ascii="Avenir Book" w:hAnsi="Avenir Book"/>
+          <w:sz w:val="21"/>
+          <w:szCs w:val="21"/>
+        </w:rPr>
+        <w:t>de 1 (uno)</w:t>
+      </w:r>
+      <w:r>
+        <w:rPr>
+          <w:rFonts w:ascii="Avenir Book" w:hAnsi="Avenir Book"/>
+          <w:sz w:val="21"/>
+          <w:szCs w:val="21"/>
+        </w:rPr>
+        <w:t xml:space="preserve"> año </w:t>
+      </w:r>
+      <w:r>
+        <w:rPr>
+          <w:rFonts w:ascii="Avenir Book" w:hAnsi="Avenir Book"/>
+          <w:sz w:val="21"/>
+          <w:szCs w:val="21"/>
+        </w:rPr>
+        <w:t xml:space="preserve">por lo que </w:t>
+      </w:r>
+      <w:r>
+        <w:rPr>
+          <w:rFonts w:ascii="Avenir Book" w:hAnsi="Avenir Book"/>
+          <w:sz w:val="21"/>
+          <w:szCs w:val="21"/>
+        </w:rPr>
+        <w:t xml:space="preserve">iniciará surtiendo sus efectos a partir del día </w:t>
+      </w:r>
+      <w:r>
+        <w:rPr>
+          <w:rFonts w:ascii="Avenir Book" w:hAnsi="Avenir Book"/>
           <w:color w:val="FF0000"/>
           <w:sz w:val="21"/>
           <w:szCs w:val="21"/>
-          <w:lang w:eastAsia="en-US"/>
-        </w:rPr>
-        <w:t>{{V</w:t>
-      </w:r>
-      <w:r>
-        <w:rPr>
-          <w:rFonts w:ascii="Avenir Book" w:eastAsia="Times New Roman" w:hAnsi="Avenir Book" w:cs="Times New Roman"/>
+        </w:rPr>
+        <w:t>{{</w:t>
+      </w:r>
+      <w:r>
+        <w:rPr>
+          <w:rFonts w:ascii="Avenir Book" w:hAnsi="Avenir Book"/>
           <w:color w:val="FF0000"/>
           <w:sz w:val="21"/>
           <w:szCs w:val="21"/>
-          <w:lang w:eastAsia="en-US"/>
-        </w:rPr>
-        <w:t>ID}}</w:t>
-      </w:r>
-      <w:r>
-        <w:rPr>
-          <w:rFonts w:ascii="Avenir Book" w:eastAsia="Times New Roman" w:hAnsi="Avenir Book" w:cs="Times New Roman"/>
-          <w:sz w:val="21"/>
-          <w:szCs w:val="21"/>
-          <w:lang w:eastAsia="en-US"/>
-        </w:rPr>
-        <w:t xml:space="preserve"> de </w:t>
-      </w:r>
-      <w:r>
-        <w:rPr>
-          <w:rFonts w:ascii="Avenir Book" w:eastAsia="Times New Roman" w:hAnsi="Avenir Book" w:cs="Times New Roman"/>
+        </w:rPr>
+        <w:t>DIA_INICIO_VIGENCIA</w:t>
+      </w:r>
+      <w:r>
+        <w:rPr>
+          <w:rFonts w:ascii="Avenir Book" w:hAnsi="Avenir Book"/>
           <w:color w:val="FF0000"/>
           <w:sz w:val="21"/>
           <w:szCs w:val="21"/>
-          <w:lang w:eastAsia="en-US"/>
-        </w:rPr>
-        <w:t>{{VI</w:t>
-      </w:r>
-      <w:r>
-        <w:rPr>
-          <w:rFonts w:ascii="Avenir Book" w:eastAsia="Times New Roman" w:hAnsi="Avenir Book" w:cs="Times New Roman"/>
+        </w:rPr>
+        <w:t>}}</w:t>
+      </w:r>
+      <w:r>
+        <w:rPr>
+          <w:rFonts w:ascii="Avenir Book" w:hAnsi="Avenir Book"/>
           <w:color w:val="FF0000"/>
           <w:sz w:val="21"/>
           <w:szCs w:val="21"/>
-          <w:lang w:eastAsia="en-US"/>
-        </w:rPr>
-        <w:t>M</w:t>
-      </w:r>
-      <w:r>
-        <w:rPr>
-          <w:rFonts w:ascii="Avenir Book" w:eastAsia="Times New Roman" w:hAnsi="Avenir Book" w:cs="Times New Roman"/>
+        </w:rPr>
+        <w:t xml:space="preserve"> </w:t>
+      </w:r>
+      <w:r>
+        <w:rPr>
+          <w:rFonts w:ascii="Avenir Book" w:hAnsi="Avenir Book"/>
+          <w:sz w:val="21"/>
+          <w:szCs w:val="21"/>
+        </w:rPr>
+        <w:t xml:space="preserve">de </w:t>
+      </w:r>
+      <w:r>
+        <w:rPr>
+          <w:rFonts w:ascii="Avenir Book" w:hAnsi="Avenir Book"/>
           <w:color w:val="FF0000"/>
           <w:sz w:val="21"/>
           <w:szCs w:val="21"/>
-          <w:lang w:eastAsia="en-US"/>
+        </w:rPr>
+        <w:t>{{</w:t>
+      </w:r>
+      <w:r>
+        <w:rPr>
+          <w:rFonts w:ascii="Avenir Book" w:hAnsi="Avenir Book"/>
+          <w:color w:val="FF0000"/>
+          <w:sz w:val="21"/>
+          <w:szCs w:val="21"/>
+        </w:rPr>
+        <w:t>MES_INICIO_VIGENCIA</w:t>
+      </w:r>
+      <w:r>
+        <w:rPr>
+          <w:rFonts w:ascii="Avenir Book" w:hAnsi="Avenir Book"/>
+          <w:color w:val="FF0000"/>
+          <w:sz w:val="21"/>
+          <w:szCs w:val="21"/>
         </w:rPr>
         <w:t>}}</w:t>
       </w:r>
       <w:r>
         <w:rPr>
-          <w:rFonts w:ascii="Avenir Book" w:eastAsia="Times New Roman" w:hAnsi="Avenir Book" w:cs="Times New Roman"/>
-          <w:sz w:val="21"/>
-          <w:szCs w:val="21"/>
-          <w:lang w:eastAsia="en-US"/>
+          <w:rFonts w:ascii="Avenir Book" w:hAnsi="Avenir Book"/>
+          <w:color w:val="FF0000"/>
+          <w:sz w:val="21"/>
+          <w:szCs w:val="21"/>
+        </w:rPr>
+        <w:t xml:space="preserve"> </w:t>
+      </w:r>
+      <w:r>
+        <w:rPr>
+          <w:rFonts w:ascii="Avenir Book" w:hAnsi="Avenir Book"/>
+          <w:sz w:val="21"/>
+          <w:szCs w:val="21"/>
+        </w:rPr>
+        <w:t xml:space="preserve">del año </w:t>
+      </w:r>
+      <w:r>
+        <w:rPr>
+          <w:rFonts w:ascii="Avenir Book" w:hAnsi="Avenir Book"/>
+          <w:color w:val="FF0000"/>
+          <w:sz w:val="21"/>
+          <w:szCs w:val="21"/>
+        </w:rPr>
+        <w:t>{{</w:t>
+      </w:r>
+      <w:r>
+        <w:rPr>
+          <w:rFonts w:ascii="Avenir Book" w:hAnsi="Avenir Book"/>
+          <w:color w:val="FF0000"/>
+          <w:sz w:val="21"/>
+          <w:szCs w:val="21"/>
+        </w:rPr>
+        <w:t>AÑO_INICIO_VIGENCIA</w:t>
+      </w:r>
+      <w:r>
+        <w:rPr>
+          <w:rFonts w:ascii="Avenir Book" w:hAnsi="Avenir Book"/>
+          <w:color w:val="FF0000"/>
+          <w:sz w:val="21"/>
+          <w:szCs w:val="21"/>
+        </w:rPr>
+        <w:t>}}</w:t>
+      </w:r>
+      <w:r>
+        <w:rPr>
+          <w:rFonts w:ascii="Avenir Book" w:hAnsi="Avenir Book"/>
+          <w:sz w:val="21"/>
+          <w:szCs w:val="21"/>
+        </w:rPr>
+        <w:t xml:space="preserve"> y terminando precisamente el día </w:t>
+      </w:r>
+      <w:r>
+        <w:rPr>
+          <w:rFonts w:ascii="Avenir Book" w:hAnsi="Avenir Book"/>
+          <w:color w:val="FF0000"/>
+          <w:sz w:val="21"/>
+          <w:szCs w:val="21"/>
+        </w:rPr>
+        <w:t>{{</w:t>
+      </w:r>
+      <w:r>
+        <w:rPr>
+          <w:rFonts w:ascii="Avenir Book" w:hAnsi="Avenir Book"/>
+          <w:color w:val="FF0000"/>
+          <w:sz w:val="21"/>
+          <w:szCs w:val="21"/>
+        </w:rPr>
+        <w:t>DIA_TERMINO_VIGENCIA</w:t>
+      </w:r>
+      <w:r>
+        <w:rPr>
+          <w:rFonts w:ascii="Avenir Book" w:hAnsi="Avenir Book"/>
+          <w:color w:val="FF0000"/>
+          <w:sz w:val="21"/>
+          <w:szCs w:val="21"/>
+        </w:rPr>
+        <w:t>}}</w:t>
+      </w:r>
+      <w:r>
+        <w:rPr>
+          <w:rFonts w:ascii="Avenir Book" w:hAnsi="Avenir Book"/>
+          <w:color w:val="FF0000"/>
+          <w:sz w:val="21"/>
+          <w:szCs w:val="21"/>
+        </w:rPr>
+        <w:t xml:space="preserve"> </w:t>
+      </w:r>
+      <w:r>
+        <w:rPr>
+          <w:rFonts w:ascii="Avenir Book" w:hAnsi="Avenir Book"/>
+          <w:sz w:val="21"/>
+          <w:szCs w:val="21"/>
+        </w:rPr>
+        <w:t xml:space="preserve">de </w:t>
+      </w:r>
+      <w:r>
+        <w:rPr>
+          <w:rFonts w:ascii="Avenir Book" w:hAnsi="Avenir Book"/>
+          <w:color w:val="FF0000"/>
+          <w:sz w:val="21"/>
+          <w:szCs w:val="21"/>
+        </w:rPr>
+        <w:t>{{</w:t>
+      </w:r>
+      <w:r>
+        <w:rPr>
+          <w:rFonts w:ascii="Avenir Book" w:hAnsi="Avenir Book"/>
+          <w:color w:val="FF0000"/>
+          <w:sz w:val="21"/>
+          <w:szCs w:val="21"/>
+        </w:rPr>
+        <w:t>MES_TERMINO_VIGENCIA</w:t>
+      </w:r>
+      <w:r>
+        <w:rPr>
+          <w:rFonts w:ascii="Avenir Book" w:hAnsi="Avenir Book"/>
+          <w:color w:val="FF0000"/>
+          <w:sz w:val="21"/>
+          <w:szCs w:val="21"/>
+        </w:rPr>
+        <w:t>}}</w:t>
+      </w:r>
+      <w:r>
+        <w:rPr>
+          <w:rFonts w:ascii="Avenir Book" w:hAnsi="Avenir Book"/>
+          <w:sz w:val="21"/>
+          <w:szCs w:val="21"/>
         </w:rPr>
         <w:t xml:space="preserve"> del año </w:t>
       </w:r>
       <w:r>
         <w:rPr>
-          <w:rFonts w:ascii="Avenir Book" w:eastAsia="Times New Roman" w:hAnsi="Avenir Book" w:cs="Times New Roman"/>
+          <w:rFonts w:ascii="Avenir Book" w:hAnsi="Avenir Book"/>
           <w:color w:val="FF0000"/>
           <w:sz w:val="21"/>
           <w:szCs w:val="21"/>
-          <w:lang w:eastAsia="en-US"/>
-        </w:rPr>
-        <w:t>{{VI</w:t>
-      </w:r>
-      <w:r>
-        <w:rPr>
-          <w:rFonts w:ascii="Avenir Book" w:eastAsia="Times New Roman" w:hAnsi="Avenir Book" w:cs="Times New Roman"/>
+        </w:rPr>
+        <w:t>{{</w:t>
+      </w:r>
+      <w:r>
+        <w:rPr>
+          <w:rFonts w:ascii="Avenir Book" w:hAnsi="Avenir Book"/>
           <w:color w:val="FF0000"/>
           <w:sz w:val="21"/>
           <w:szCs w:val="21"/>
-          <w:lang w:eastAsia="en-US"/>
-        </w:rPr>
-        <w:t>A</w:t>
-      </w:r>
-      <w:r>
-        <w:rPr>
-          <w:rFonts w:ascii="Avenir Book" w:eastAsia="Times New Roman" w:hAnsi="Avenir Book" w:cs="Times New Roman"/>
+        </w:rPr>
+        <w:t>AÑO_TERMINO_VIGENCIA</w:t>
+      </w:r>
+      <w:r>
+        <w:rPr>
+          <w:rFonts w:ascii="Avenir Book" w:hAnsi="Avenir Book"/>
           <w:color w:val="FF0000"/>
           <w:sz w:val="21"/>
           <w:szCs w:val="21"/>
-          <w:lang w:eastAsia="en-US"/>
         </w:rPr>
         <w:t>}}</w:t>
       </w:r>
       <w:r>
         <w:rPr>
-          <w:rFonts w:ascii="Avenir Book" w:eastAsia="Times New Roman" w:hAnsi="Avenir Book" w:cs="Times New Roman"/>
-          <w:sz w:val="21"/>
-          <w:szCs w:val="21"/>
-          <w:lang w:eastAsia="en-US"/>
-        </w:rPr>
-        <w:t xml:space="preserve"> y terminando precisamente el día </w:t>
-      </w:r>
-      <w:r>
-        <w:rPr>
-          <w:rFonts w:ascii="Avenir Book" w:eastAsia="Times New Roman" w:hAnsi="Avenir Book" w:cs="Times New Roman"/>
-          <w:color w:val="FF0000"/>
-          <w:sz w:val="21"/>
-          <w:szCs w:val="21"/>
-          <w:lang w:eastAsia="en-US"/>
-        </w:rPr>
-        <w:t>{{V</w:t>
-      </w:r>
-      <w:r>
-        <w:rPr>
-          <w:rFonts w:ascii="Avenir Book" w:eastAsia="Times New Roman" w:hAnsi="Avenir Book" w:cs="Times New Roman"/>
-          <w:color w:val="FF0000"/>
-          <w:sz w:val="21"/>
-          <w:szCs w:val="21"/>
-          <w:lang w:eastAsia="en-US"/>
-        </w:rPr>
-        <w:t>T</w:t>
-      </w:r>
-      <w:r>
-        <w:rPr>
-          <w:rFonts w:ascii="Avenir Book" w:eastAsia="Times New Roman" w:hAnsi="Avenir Book" w:cs="Times New Roman"/>
-          <w:color w:val="FF0000"/>
-          <w:sz w:val="21"/>
-          <w:szCs w:val="21"/>
-          <w:lang w:eastAsia="en-US"/>
-        </w:rPr>
-        <w:t>D}}</w:t>
-      </w:r>
-      <w:r>
-        <w:rPr>
-          <w:rFonts w:ascii="Avenir Book" w:eastAsia="Times New Roman" w:hAnsi="Avenir Book" w:cs="Times New Roman"/>
-          <w:sz w:val="21"/>
-          <w:szCs w:val="21"/>
-          <w:lang w:eastAsia="en-US"/>
-        </w:rPr>
-        <w:t xml:space="preserve"> de </w:t>
-      </w:r>
-      <w:r>
-        <w:rPr>
-          <w:rFonts w:ascii="Avenir Book" w:eastAsia="Times New Roman" w:hAnsi="Avenir Book" w:cs="Times New Roman"/>
-          <w:color w:val="FF0000"/>
-          <w:sz w:val="21"/>
-          <w:szCs w:val="21"/>
-          <w:lang w:eastAsia="en-US"/>
-        </w:rPr>
-        <w:t>{{V</w:t>
-      </w:r>
-      <w:r>
-        <w:rPr>
-          <w:rFonts w:ascii="Avenir Book" w:eastAsia="Times New Roman" w:hAnsi="Avenir Book" w:cs="Times New Roman"/>
-          <w:color w:val="FF0000"/>
-          <w:sz w:val="21"/>
-          <w:szCs w:val="21"/>
-          <w:lang w:eastAsia="en-US"/>
-        </w:rPr>
-        <w:t>TM</w:t>
-      </w:r>
-      <w:r>
-        <w:rPr>
-          <w:rFonts w:ascii="Avenir Book" w:eastAsia="Times New Roman" w:hAnsi="Avenir Book" w:cs="Times New Roman"/>
-          <w:color w:val="FF0000"/>
-          <w:sz w:val="21"/>
-          <w:szCs w:val="21"/>
-          <w:lang w:eastAsia="en-US"/>
-        </w:rPr>
-        <w:t>}}</w:t>
-      </w:r>
-      <w:r>
-        <w:rPr>
-          <w:rFonts w:ascii="Avenir Book" w:eastAsia="Times New Roman" w:hAnsi="Avenir Book" w:cs="Times New Roman"/>
-          <w:sz w:val="21"/>
-          <w:szCs w:val="21"/>
-          <w:lang w:eastAsia="en-US"/>
-        </w:rPr>
-        <w:t xml:space="preserve"> del año </w:t>
-      </w:r>
-      <w:r>
-        <w:rPr>
-          <w:rFonts w:ascii="Avenir Book" w:eastAsia="Times New Roman" w:hAnsi="Avenir Book" w:cs="Times New Roman"/>
-          <w:color w:val="FF0000"/>
-          <w:sz w:val="21"/>
-          <w:szCs w:val="21"/>
-          <w:lang w:eastAsia="en-US"/>
-        </w:rPr>
-        <w:t>{{V</w:t>
-      </w:r>
-      <w:r>
-        <w:rPr>
-          <w:rFonts w:ascii="Avenir Book" w:eastAsia="Times New Roman" w:hAnsi="Avenir Book" w:cs="Times New Roman"/>
-          <w:color w:val="FF0000"/>
-          <w:sz w:val="21"/>
-          <w:szCs w:val="21"/>
-          <w:lang w:eastAsia="en-US"/>
-        </w:rPr>
-        <w:t>TA</w:t>
-      </w:r>
-      <w:r>
-        <w:rPr>
-          <w:rFonts w:ascii="Avenir Book" w:eastAsia="Times New Roman" w:hAnsi="Avenir Book" w:cs="Times New Roman"/>
-          <w:color w:val="FF0000"/>
-          <w:sz w:val="21"/>
-          <w:szCs w:val="21"/>
-          <w:lang w:eastAsia="en-US"/>
-        </w:rPr>
-        <w:t>}}</w:t>
-      </w:r>
-      <w:r>
-        <w:rPr>
-          <w:rFonts w:ascii="Avenir Book" w:eastAsia="Times New Roman" w:hAnsi="Avenir Book" w:cs="Times New Roman"/>
-          <w:sz w:val="21"/>
-          <w:szCs w:val="21"/>
-          <w:lang w:eastAsia="en-US"/>
+          <w:rFonts w:ascii="Avenir Book" w:hAnsi="Avenir Book"/>
+          <w:sz w:val="21"/>
+          <w:szCs w:val="21"/>
         </w:rPr>
         <w:t>.</w:t>
       </w:r>
@@ -6074,6 +6076,7 @@
           <w:szCs w:val="21"/>
           <w:lang w:eastAsia="en-US"/>
         </w:rPr>
+        <w:lastRenderedPageBreak/>
         <w:t>En caso de ser su deseo, deberá de solicitar el reporte de actividades al “</w:t>
       </w:r>
       <w:r>
@@ -7510,6 +7513,7 @@
           <w:szCs w:val="21"/>
           <w:lang w:eastAsia="en-US"/>
         </w:rPr>
+        <w:lastRenderedPageBreak/>
         <w:t>Cualquier cambio, adición o modificación de cualquier índole que "LAS PARTES" acuerden con respecto al presente contrato o sus anexos deberá constar por escrito.</w:t>
       </w:r>
     </w:p>
@@ -7543,7 +7547,6 @@
           <w:szCs w:val="21"/>
           <w:lang w:eastAsia="en-US"/>
         </w:rPr>
-        <w:lastRenderedPageBreak/>
         <w:t>Dichas modificaciones deben ser debidamente firmadas por los representantes legales de ambas partes para que sean consideradas válidas y vinculantes.</w:t>
       </w:r>
     </w:p>
@@ -8100,7 +8103,17 @@
           <w:szCs w:val="21"/>
           <w:lang w:eastAsia="en-US"/>
         </w:rPr>
-        <w:t>En el caso de que, por cualquier motivo o circunstancia, una parte del presente contrato sea declarada nula mediante sentencia firme, ambas partes acuerdan que dicha situación no invalidará de ninguna manera el resto del contrato. En tal caso, las disposiciones del derecho común serán aplicadas de manera supletoria respecto a la parte anulada, manteniendo la validez del texto contractual no afectado. Este acuerdo se establece en concordancia y sin menoscabo del contenido contractual que permanece vigente.</w:t>
+        <w:t xml:space="preserve">En el caso de que, por cualquier motivo o circunstancia, una parte del presente contrato sea declarada nula mediante sentencia firme, ambas partes acuerdan que dicha situación no invalidará de ninguna manera el resto del contrato. En tal caso, las disposiciones del derecho común serán aplicadas de manera supletoria respecto a la parte anulada, </w:t>
+      </w:r>
+      <w:r>
+        <w:rPr>
+          <w:rFonts w:ascii="Avenir Book" w:eastAsia="Times New Roman" w:hAnsi="Avenir Book" w:cs="Times New Roman"/>
+          <w:sz w:val="21"/>
+          <w:szCs w:val="21"/>
+          <w:lang w:eastAsia="en-US"/>
+        </w:rPr>
+        <w:lastRenderedPageBreak/>
+        <w:t>manteniendo la validez del texto contractual no afectado. Este acuerdo se establece en concordancia y sin menoscabo del contenido contractual que permanece vigente.</w:t>
       </w:r>
     </w:p>
     <w:p>
@@ -8735,6 +8748,7 @@
           <w:szCs w:val="21"/>
           <w:lang w:eastAsia="en-US"/>
         </w:rPr>
+        <w:lastRenderedPageBreak/>
         <w:t>Este acuerdo de jurisdicción se establece con el objetivo de brindar claridad y certeza a ambas partes, asegurando un marco legal y judicial adecuado para la resolución de cualquier disputa que pueda surgir en relación con el presente contrato.</w:t>
       </w:r>
     </w:p>
@@ -8770,7 +8784,6 @@
           <w:szCs w:val="21"/>
           <w:lang w:eastAsia="en-US"/>
         </w:rPr>
-        <w:lastRenderedPageBreak/>
         <w:t>VIGÉSIMA TERCERA. - AUSENCIA DE VICIOS.</w:t>
       </w:r>
     </w:p>
